--- a/R2_T03_05_Red_Kruzna_lista_Kolo_sesir.docx
+++ b/R2_T03_05_Red_Kruzna_lista_Kolo_sesir.docx
@@ -10513,6 +10513,70 @@
                 </wp:inline>
               </w:drawing>
             </w:r>
+            <w:r>
+              <w:rPr>
+                <w:rFonts w:ascii="Consolas" w:eastAsia="Times New Roman" w:hAnsi="Consolas" w:cstheme="minorHAnsi"/>
+                <w:sz w:val="16"/>
+                <w:szCs w:val="16"/>
+                <w:lang w:val="en-US" w:eastAsia="sr-Latn-RS"/>
+              </w:rPr>
+              <w:br/>
+            </w:r>
+            <w:r>
+              <w:rPr>
+                <w:rFonts w:eastAsia="Times New Roman" w:cstheme="minorHAnsi"/>
+                <w:noProof/>
+                <w:lang w:val="sr-Cyrl-RS" w:eastAsia="sr-Latn-RS"/>
+              </w:rPr>
+              <w:drawing>
+                <wp:inline distT="0" distB="0" distL="0" distR="0" wp14:anchorId="5483A5E7" wp14:editId="59807E69">
+                  <wp:extent cx="1010920" cy="248920"/>
+                  <wp:effectExtent l="0" t="0" r="0" b="0"/>
+                  <wp:docPr id="18" name="Picture 18"/>
+                  <wp:cNvGraphicFramePr>
+                    <a:graphicFrameLocks xmlns:a="http://schemas.openxmlformats.org/drawingml/2006/main" noChangeAspect="1"/>
+                  </wp:cNvGraphicFramePr>
+                  <a:graphic xmlns:a="http://schemas.openxmlformats.org/drawingml/2006/main">
+                    <a:graphicData uri="http://schemas.openxmlformats.org/drawingml/2006/picture">
+                      <pic:pic xmlns:pic="http://schemas.openxmlformats.org/drawingml/2006/picture">
+                        <pic:nvPicPr>
+                          <pic:cNvPr id="0" name="Picture 3"/>
+                          <pic:cNvPicPr>
+                            <a:picLocks noChangeAspect="1" noChangeArrowheads="1"/>
+                          </pic:cNvPicPr>
+                        </pic:nvPicPr>
+                        <pic:blipFill>
+                          <a:blip r:embed="rId18" cstate="print">
+                            <a:extLst>
+                              <a:ext uri="{28A0092B-C50C-407E-A947-70E740481C1C}">
+                                <a14:useLocalDpi xmlns:a14="http://schemas.microsoft.com/office/drawing/2010/main" val="0"/>
+                              </a:ext>
+                            </a:extLst>
+                          </a:blip>
+                          <a:srcRect/>
+                          <a:stretch>
+                            <a:fillRect/>
+                          </a:stretch>
+                        </pic:blipFill>
+                        <pic:spPr bwMode="auto">
+                          <a:xfrm>
+                            <a:off x="0" y="0"/>
+                            <a:ext cx="1010920" cy="248920"/>
+                          </a:xfrm>
+                          <a:prstGeom prst="rect">
+                            <a:avLst/>
+                          </a:prstGeom>
+                          <a:noFill/>
+                          <a:ln>
+                            <a:noFill/>
+                          </a:ln>
+                        </pic:spPr>
+                      </pic:pic>
+                    </a:graphicData>
+                  </a:graphic>
+                </wp:inline>
+              </w:drawing>
+            </w:r>
           </w:p>
         </w:tc>
         <w:tc>
@@ -11416,7 +11480,7 @@
                           </pic:cNvPicPr>
                         </pic:nvPicPr>
                         <pic:blipFill>
-                          <a:blip r:embed="rId18" cstate="print">
+                          <a:blip r:embed="rId19" cstate="print">
                             <a:extLst>
                               <a:ext uri="{28A0092B-C50C-407E-A947-70E740481C1C}">
                                 <a14:useLocalDpi xmlns:a14="http://schemas.microsoft.com/office/drawing/2010/main" val="0"/>
@@ -12330,7 +12394,7 @@
                           </pic:cNvPicPr>
                         </pic:nvPicPr>
                         <pic:blipFill>
-                          <a:blip r:embed="rId19" cstate="print">
+                          <a:blip r:embed="rId20" cstate="print">
                             <a:extLst>
                               <a:ext uri="{28A0092B-C50C-407E-A947-70E740481C1C}">
                                 <a14:useLocalDpi xmlns:a14="http://schemas.microsoft.com/office/drawing/2010/main" val="0"/>
@@ -12943,7 +13007,7 @@
                           </pic:cNvPicPr>
                         </pic:nvPicPr>
                         <pic:blipFill>
-                          <a:blip r:embed="rId20" cstate="print">
+                          <a:blip r:embed="rId21" cstate="print">
                             <a:extLst>
                               <a:ext uri="{28A0092B-C50C-407E-A947-70E740481C1C}">
                                 <a14:useLocalDpi xmlns:a14="http://schemas.microsoft.com/office/drawing/2010/main" val="0"/>
@@ -13684,7 +13748,7 @@
                           </pic:cNvPicPr>
                         </pic:nvPicPr>
                         <pic:blipFill>
-                          <a:blip r:embed="rId21" cstate="print">
+                          <a:blip r:embed="rId22" cstate="print">
                             <a:extLst>
                               <a:ext uri="{28A0092B-C50C-407E-A947-70E740481C1C}">
                                 <a14:useLocalDpi xmlns:a14="http://schemas.microsoft.com/office/drawing/2010/main" val="0"/>
@@ -15343,7 +15407,7 @@
             <wp:effectExtent l="0" t="0" r="6350" b="0"/>
             <wp:wrapSquare wrapText="bothSides"/>
             <wp:docPr id="2" name="Picture 2">
-              <a:hlinkClick xmlns:a="http://schemas.openxmlformats.org/drawingml/2006/main" r:id="rId22"/>
+              <a:hlinkClick xmlns:a="http://schemas.openxmlformats.org/drawingml/2006/main" r:id="rId23"/>
             </wp:docPr>
             <wp:cNvGraphicFramePr>
               <a:graphicFrameLocks xmlns:a="http://schemas.openxmlformats.org/drawingml/2006/main" noChangeAspect="1"/>
@@ -15353,12 +15417,12 @@
                 <pic:pic xmlns:pic="http://schemas.openxmlformats.org/drawingml/2006/picture">
                   <pic:nvPicPr>
                     <pic:cNvPr id="2" name="Picture 2">
-                      <a:hlinkClick r:id="rId22"/>
+                      <a:hlinkClick r:id="rId23"/>
                     </pic:cNvPr>
                     <pic:cNvPicPr/>
                   </pic:nvPicPr>
                   <pic:blipFill>
-                    <a:blip r:embed="rId23" cstate="print">
+                    <a:blip r:embed="rId24" cstate="print">
                       <a:extLst>
                         <a:ext uri="{28A0092B-C50C-407E-A947-70E740481C1C}">
                           <a14:useLocalDpi xmlns:a14="http://schemas.microsoft.com/office/drawing/2010/main" val="0"/>
@@ -15462,7 +15526,7 @@
         </w:rPr>
         <w:t xml:space="preserve">Дијаграм тока је припремљен у бесплатној верзији програма </w:t>
       </w:r>
-      <w:hyperlink r:id="rId24" w:history="1">
+      <w:hyperlink r:id="rId25" w:history="1">
         <w:r>
           <w:rPr>
             <w:rStyle w:val="Hyperlink"/>
@@ -15500,7 +15564,7 @@
         </w:rPr>
         <w:t xml:space="preserve">Због ограничења програма </w:t>
       </w:r>
-      <w:hyperlink r:id="rId25" w:history="1">
+      <w:hyperlink r:id="rId26" w:history="1">
         <w:r>
           <w:rPr>
             <w:rStyle w:val="Hyperlink"/>
@@ -18837,6 +18901,72 @@
             </w:pPr>
             <w:r>
               <w:rPr>
+                <w:rFonts w:eastAsia="Times New Roman" w:cstheme="minorHAnsi"/>
+                <w:noProof/>
+                <w:lang w:val="sr-Cyrl-RS" w:eastAsia="sr-Latn-RS"/>
+              </w:rPr>
+              <w:drawing>
+                <wp:inline distT="0" distB="0" distL="0" distR="0" wp14:anchorId="74B919FB" wp14:editId="4C1D20F6">
+                  <wp:extent cx="1815530" cy="447040"/>
+                  <wp:effectExtent l="0" t="0" r="0" b="0"/>
+                  <wp:docPr id="19" name="Picture 19"/>
+                  <wp:cNvGraphicFramePr>
+                    <a:graphicFrameLocks xmlns:a="http://schemas.openxmlformats.org/drawingml/2006/main" noChangeAspect="1"/>
+                  </wp:cNvGraphicFramePr>
+                  <a:graphic xmlns:a="http://schemas.openxmlformats.org/drawingml/2006/main">
+                    <a:graphicData uri="http://schemas.openxmlformats.org/drawingml/2006/picture">
+                      <pic:pic xmlns:pic="http://schemas.openxmlformats.org/drawingml/2006/picture">
+                        <pic:nvPicPr>
+                          <pic:cNvPr id="0" name="Picture 3"/>
+                          <pic:cNvPicPr>
+                            <a:picLocks noChangeAspect="1" noChangeArrowheads="1"/>
+                          </pic:cNvPicPr>
+                        </pic:nvPicPr>
+                        <pic:blipFill>
+                          <a:blip r:embed="rId27" cstate="print">
+                            <a:extLst>
+                              <a:ext uri="{28A0092B-C50C-407E-A947-70E740481C1C}">
+                                <a14:useLocalDpi xmlns:a14="http://schemas.microsoft.com/office/drawing/2010/main" val="0"/>
+                              </a:ext>
+                            </a:extLst>
+                          </a:blip>
+                          <a:srcRect/>
+                          <a:stretch>
+                            <a:fillRect/>
+                          </a:stretch>
+                        </pic:blipFill>
+                        <pic:spPr bwMode="auto">
+                          <a:xfrm>
+                            <a:off x="0" y="0"/>
+                            <a:ext cx="1864667" cy="459139"/>
+                          </a:xfrm>
+                          <a:prstGeom prst="rect">
+                            <a:avLst/>
+                          </a:prstGeom>
+                          <a:noFill/>
+                          <a:ln>
+                            <a:noFill/>
+                          </a:ln>
+                        </pic:spPr>
+                      </pic:pic>
+                    </a:graphicData>
+                  </a:graphic>
+                </wp:inline>
+              </w:drawing>
+            </w:r>
+            <w:r>
+              <w:rPr>
+                <w:rFonts w:ascii="Consolas" w:eastAsia="Times New Roman" w:hAnsi="Consolas" w:cstheme="minorHAnsi"/>
+                <w:b/>
+                <w:bCs/>
+                <w:sz w:val="24"/>
+                <w:szCs w:val="24"/>
+                <w:lang w:val="en-US" w:eastAsia="sr-Latn-RS"/>
+              </w:rPr>
+              <w:br/>
+            </w:r>
+            <w:r>
+              <w:rPr>
                 <w:rFonts w:ascii="Consolas" w:eastAsia="Times New Roman" w:hAnsi="Consolas" w:cstheme="minorHAnsi"/>
                 <w:b/>
                 <w:bCs/>
@@ -19094,7 +19224,7 @@
                           </pic:cNvPicPr>
                         </pic:nvPicPr>
                         <pic:blipFill>
-                          <a:blip r:embed="rId18" cstate="print">
+                          <a:blip r:embed="rId19" cstate="print">
                             <a:extLst>
                               <a:ext uri="{28A0092B-C50C-407E-A947-70E740481C1C}">
                                 <a14:useLocalDpi xmlns:a14="http://schemas.microsoft.com/office/drawing/2010/main" val="0"/>
@@ -19394,7 +19524,7 @@
                           </pic:cNvPicPr>
                         </pic:nvPicPr>
                         <pic:blipFill>
-                          <a:blip r:embed="rId19" cstate="print">
+                          <a:blip r:embed="rId20" cstate="print">
                             <a:extLst>
                               <a:ext uri="{28A0092B-C50C-407E-A947-70E740481C1C}">
                                 <a14:useLocalDpi xmlns:a14="http://schemas.microsoft.com/office/drawing/2010/main" val="0"/>
@@ -19693,7 +19823,7 @@
                           </pic:cNvPicPr>
                         </pic:nvPicPr>
                         <pic:blipFill>
-                          <a:blip r:embed="rId20" cstate="print">
+                          <a:blip r:embed="rId21" cstate="print">
                             <a:extLst>
                               <a:ext uri="{28A0092B-C50C-407E-A947-70E740481C1C}">
                                 <a14:useLocalDpi xmlns:a14="http://schemas.microsoft.com/office/drawing/2010/main" val="0"/>
@@ -19992,7 +20122,7 @@
                           </pic:cNvPicPr>
                         </pic:nvPicPr>
                         <pic:blipFill>
-                          <a:blip r:embed="rId21" cstate="print">
+                          <a:blip r:embed="rId22" cstate="print">
                             <a:extLst>
                               <a:ext uri="{28A0092B-C50C-407E-A947-70E740481C1C}">
                                 <a14:useLocalDpi xmlns:a14="http://schemas.microsoft.com/office/drawing/2010/main" val="0"/>
@@ -23286,7 +23416,7 @@
         </w:rPr>
         <w:t xml:space="preserve">Алгоритам је припремљен (и прилагођен ограничењима програма за цртање дијаграма тока) у бесплатној верзији програма </w:t>
       </w:r>
-      <w:hyperlink r:id="rId26" w:history="1">
+      <w:hyperlink r:id="rId28" w:history="1">
         <w:r>
           <w:rPr>
             <w:rStyle w:val="Hyperlink"/>
@@ -23303,7 +23433,7 @@
         </w:rPr>
         <w:t xml:space="preserve">. На слици је приказан доњи део алгоритма. Цео дијаграм тока (алгоритам) можете преузети са следећег линка: </w:t>
       </w:r>
-      <w:hyperlink r:id="rId27" w:history="1">
+      <w:hyperlink r:id="rId29" w:history="1">
         <w:r>
           <w:rPr>
             <w:rStyle w:val="Hyperlink"/>
@@ -23341,7 +23471,7 @@
             <wp:extent cx="5705324" cy="7665006"/>
             <wp:effectExtent l="0" t="0" r="0" b="0"/>
             <wp:docPr id="16" name="Picture 16">
-              <a:hlinkClick xmlns:a="http://schemas.openxmlformats.org/drawingml/2006/main" r:id="rId27"/>
+              <a:hlinkClick xmlns:a="http://schemas.openxmlformats.org/drawingml/2006/main" r:id="rId29"/>
             </wp:docPr>
             <wp:cNvGraphicFramePr>
               <a:graphicFrameLocks xmlns:a="http://schemas.openxmlformats.org/drawingml/2006/main" noChangeAspect="1"/>
@@ -23351,12 +23481,12 @@
                 <pic:pic xmlns:pic="http://schemas.openxmlformats.org/drawingml/2006/picture">
                   <pic:nvPicPr>
                     <pic:cNvPr id="16" name="Picture 16">
-                      <a:hlinkClick r:id="rId27"/>
+                      <a:hlinkClick r:id="rId29"/>
                     </pic:cNvPr>
                     <pic:cNvPicPr/>
                   </pic:nvPicPr>
                   <pic:blipFill>
-                    <a:blip r:embed="rId28">
+                    <a:blip r:embed="rId30">
                       <a:extLst>
                         <a:ext uri="{28A0092B-C50C-407E-A947-70E740481C1C}">
                           <a14:useLocalDpi xmlns:a14="http://schemas.microsoft.com/office/drawing/2010/main" val="0"/>
@@ -23398,7 +23528,7 @@
         </w:rPr>
         <w:t xml:space="preserve">Пожељно је да се овај дијаграм тока (алгоритам) тестира корак по корак и посматра како се мењају подаци променљивих, а нарочито низа у меморији. Један пример тестирања забележен је као </w:t>
       </w:r>
-      <w:hyperlink r:id="rId29" w:history="1">
+      <w:hyperlink r:id="rId31" w:history="1">
         <w:r>
           <w:rPr>
             <w:rStyle w:val="Hyperlink"/>
@@ -23410,6 +23540,20 @@
           <w:t>видео</w:t>
         </w:r>
       </w:hyperlink>
+      <w:r>
+        <w:rPr>
+          <w:rFonts w:eastAsia="Times New Roman" w:cstheme="minorHAnsi"/>
+          <w:lang w:val="sr-Cyrl-RS" w:eastAsia="sr-Latn-RS"/>
+        </w:rPr>
+        <w:t xml:space="preserve"> </w:t>
+      </w:r>
+      <w:r>
+        <w:rPr>
+          <w:rFonts w:eastAsia="Times New Roman" w:cstheme="minorHAnsi"/>
+          <w:lang w:val="sr-Cyrl-RS" w:eastAsia="sr-Latn-RS"/>
+        </w:rPr>
+        <w:t>(напомена: видео је без звука)</w:t>
+      </w:r>
       <w:r>
         <w:rPr>
           <w:rFonts w:eastAsia="Times New Roman" w:cstheme="minorHAnsi"/>
@@ -25309,7 +25453,7 @@
         </w:rPr>
         <w:t xml:space="preserve">Програмски код се може преузети са следећег линка: </w:t>
       </w:r>
-      <w:hyperlink r:id="rId30" w:history="1">
+      <w:hyperlink r:id="rId32" w:history="1">
         <w:r>
           <w:rPr>
             <w:rStyle w:val="Hyperlink"/>
@@ -25363,6 +25507,21 @@
     </w:p>
     <w:p>
       <w:pPr>
+        <w:pStyle w:val="Heading2"/>
+        <w:rPr>
+          <w:lang w:val="sr-Cyrl-RS"/>
+        </w:rPr>
+      </w:pPr>
+      <w:r>
+        <w:rPr>
+          <w:lang w:val="sr-Cyrl-RS"/>
+        </w:rPr>
+        <w:lastRenderedPageBreak/>
+        <w:t>Решење задатка коришћењем листе</w:t>
+      </w:r>
+    </w:p>
+    <w:p>
+      <w:pPr>
         <w:pStyle w:val="Heading4"/>
         <w:rPr>
           <w:lang w:val="sr-Cyrl-RS"/>
@@ -25372,7 +25531,6 @@
         <w:rPr>
           <w:lang w:val="sr-Cyrl-RS"/>
         </w:rPr>
-        <w:lastRenderedPageBreak/>
         <w:t xml:space="preserve">Програмски код у </w:t>
       </w:r>
       <w:r>
@@ -25401,7 +25559,7 @@
           <w:rFonts w:eastAsia="Times New Roman" w:cstheme="minorHAnsi"/>
           <w:lang w:val="sr-Cyrl-RS" w:eastAsia="sr-Latn-RS"/>
         </w:rPr>
-        <w:t xml:space="preserve">Имајући у виду све до сада наведено пригодније је да за колекцију уместо низа користимо листу. </w:t>
+        <w:t>Имајући у виду све до сада наведено пригодније је да за колекцију уместо низа користимо листу.</w:t>
       </w:r>
     </w:p>
     <w:p>
@@ -25417,33 +25575,7 @@
           <w:rFonts w:eastAsia="Times New Roman" w:cstheme="minorHAnsi"/>
           <w:lang w:val="sr-Cyrl-RS" w:eastAsia="sr-Latn-RS"/>
         </w:rPr>
-        <w:t>Није обавезно, али ко жели може да модифукује претходни програмски код, тако што ће уместо низа користити листу.</w:t>
-      </w:r>
-    </w:p>
-    <w:p>
-      <w:pPr>
-        <w:pStyle w:val="Heading4"/>
-        <w:rPr>
-          <w:lang w:val="sr-Cyrl-RS"/>
-        </w:rPr>
-      </w:pPr>
-      <w:r>
-        <w:rPr>
-          <w:lang w:val="sr-Cyrl-RS"/>
-        </w:rPr>
-        <w:t xml:space="preserve">Програмски код у </w:t>
-      </w:r>
-      <w:r>
-        <w:rPr>
-          <w:lang w:val="en-US"/>
-        </w:rPr>
-        <w:t xml:space="preserve">C# </w:t>
-      </w:r>
-      <w:r>
-        <w:rPr>
-          <w:lang w:val="sr-Cyrl-RS"/>
-        </w:rPr>
-        <w:t>коришћењем стека</w:t>
+        <w:t>Листе су детаљније објашњене у оквиру теме 7.4 у оквиру курса за 1. разред.</w:t>
       </w:r>
     </w:p>
     <w:p>
@@ -25459,147 +25591,7 @@
           <w:rFonts w:eastAsia="Times New Roman" w:cstheme="minorHAnsi"/>
           <w:lang w:val="sr-Cyrl-RS" w:eastAsia="sr-Latn-RS"/>
         </w:rPr>
-        <w:t xml:space="preserve">Није обавезно, али ко жели може да модифукује претходни програмски код, тако што ће уместо низа користити </w:t>
-      </w:r>
-      <w:r>
-        <w:rPr>
-          <w:rFonts w:eastAsia="Times New Roman" w:cstheme="minorHAnsi"/>
-          <w:lang w:val="sr-Cyrl-RS" w:eastAsia="sr-Latn-RS"/>
-        </w:rPr>
-        <w:t>стек. Вероватно ће бити потребна два стека у програму, од којих ће један бити помоћни.</w:t>
-      </w:r>
-    </w:p>
-    <w:p>
-      <w:pPr>
-        <w:pStyle w:val="Heading4"/>
-        <w:rPr>
-          <w:lang w:val="sr-Cyrl-RS"/>
-        </w:rPr>
-      </w:pPr>
-      <w:r>
-        <w:rPr>
-          <w:lang w:val="sr-Cyrl-RS"/>
-        </w:rPr>
-        <w:t xml:space="preserve">Програмски код у </w:t>
-      </w:r>
-      <w:r>
-        <w:rPr>
-          <w:lang w:val="en-US"/>
-        </w:rPr>
-        <w:t xml:space="preserve">C# </w:t>
-      </w:r>
-      <w:r>
-        <w:rPr>
-          <w:lang w:val="sr-Cyrl-RS"/>
-        </w:rPr>
-        <w:t>коришћењем реда</w:t>
-      </w:r>
-    </w:p>
-    <w:p>
-      <w:pPr>
-        <w:spacing w:after="0" w:line="240" w:lineRule="auto"/>
-        <w:rPr>
-          <w:rFonts w:eastAsia="Times New Roman" w:cstheme="minorHAnsi"/>
-          <w:lang w:val="sr-Cyrl-RS" w:eastAsia="sr-Latn-RS"/>
-        </w:rPr>
-      </w:pPr>
-      <w:r>
-        <w:rPr>
-          <w:rFonts w:eastAsia="Times New Roman" w:cstheme="minorHAnsi"/>
-          <w:lang w:val="sr-Cyrl-RS" w:eastAsia="sr-Latn-RS"/>
-        </w:rPr>
-        <w:t xml:space="preserve">Није обавезно, али ко жели може да модифукује претходни програмски код, тако што ће уместо низа користити </w:t>
-      </w:r>
-      <w:r>
-        <w:rPr>
-          <w:rFonts w:eastAsia="Times New Roman" w:cstheme="minorHAnsi"/>
-          <w:lang w:val="sr-Cyrl-RS" w:eastAsia="sr-Latn-RS"/>
-        </w:rPr>
-        <w:t>ред</w:t>
-      </w:r>
-      <w:r>
-        <w:rPr>
-          <w:rFonts w:eastAsia="Times New Roman" w:cstheme="minorHAnsi"/>
-          <w:lang w:val="sr-Cyrl-RS" w:eastAsia="sr-Latn-RS"/>
-        </w:rPr>
-        <w:t xml:space="preserve">. </w:t>
-      </w:r>
-      <w:r>
-        <w:rPr>
-          <w:rFonts w:eastAsia="Times New Roman" w:cstheme="minorHAnsi"/>
-          <w:lang w:val="sr-Cyrl-RS" w:eastAsia="sr-Latn-RS"/>
-        </w:rPr>
-        <w:t>Можда</w:t>
-      </w:r>
-      <w:r>
-        <w:rPr>
-          <w:rFonts w:eastAsia="Times New Roman" w:cstheme="minorHAnsi"/>
-          <w:lang w:val="sr-Cyrl-RS" w:eastAsia="sr-Latn-RS"/>
-        </w:rPr>
-        <w:t xml:space="preserve"> ће бити потребна два </w:t>
-      </w:r>
-      <w:r>
-        <w:rPr>
-          <w:rFonts w:eastAsia="Times New Roman" w:cstheme="minorHAnsi"/>
-          <w:lang w:val="sr-Cyrl-RS" w:eastAsia="sr-Latn-RS"/>
-        </w:rPr>
-        <w:t>реда</w:t>
-      </w:r>
-      <w:r>
-        <w:rPr>
-          <w:rFonts w:eastAsia="Times New Roman" w:cstheme="minorHAnsi"/>
-          <w:lang w:val="sr-Cyrl-RS" w:eastAsia="sr-Latn-RS"/>
-        </w:rPr>
-        <w:t xml:space="preserve"> у програму, од којих ће један бити помоћни</w:t>
-      </w:r>
-      <w:r>
-        <w:rPr>
-          <w:rFonts w:eastAsia="Times New Roman" w:cstheme="minorHAnsi"/>
-          <w:lang w:val="sr-Cyrl-RS" w:eastAsia="sr-Latn-RS"/>
-        </w:rPr>
-        <w:t>.</w:t>
-      </w:r>
-    </w:p>
-    <w:p>
-      <w:pPr>
-        <w:pStyle w:val="Heading4"/>
-        <w:rPr>
-          <w:lang w:val="sr-Cyrl-RS"/>
-        </w:rPr>
-      </w:pPr>
-      <w:r>
-        <w:rPr>
-          <w:lang w:val="sr-Cyrl-RS"/>
-        </w:rPr>
-        <w:t xml:space="preserve">Програмски код у </w:t>
-      </w:r>
-      <w:r>
-        <w:rPr>
-          <w:lang w:val="en-US"/>
-        </w:rPr>
-        <w:t xml:space="preserve">C# </w:t>
-      </w:r>
-      <w:r>
-        <w:rPr>
-          <w:lang w:val="sr-Cyrl-RS"/>
-        </w:rPr>
-        <w:t>коришћењем линковане листе</w:t>
-      </w:r>
-    </w:p>
-    <w:p>
-      <w:pPr>
-        <w:spacing w:after="0" w:line="240" w:lineRule="auto"/>
-        <w:rPr>
-          <w:rFonts w:eastAsia="Times New Roman" w:cstheme="minorHAnsi"/>
-          <w:lang w:val="sr-Cyrl-RS" w:eastAsia="sr-Latn-RS"/>
-        </w:rPr>
-      </w:pPr>
-      <w:r>
-        <w:rPr>
-          <w:rFonts w:eastAsia="Times New Roman" w:cstheme="minorHAnsi"/>
-          <w:lang w:val="sr-Cyrl-RS" w:eastAsia="sr-Latn-RS"/>
-        </w:rPr>
-        <w:t>На крају, када имамо кружне листе некако је најприродније да користимо линковане листе:</w:t>
+        <w:t>Није обавезно, али ко жели може да модифукује претходни програмски код, тако што ће уместо низа користити листу.</w:t>
       </w:r>
     </w:p>
     <w:tbl>
@@ -25684,7 +25676,7 @@
                 <w:sz w:val="16"/>
                 <w:szCs w:val="16"/>
               </w:rPr>
-              <w:t>// Zbog LinkedList</w:t>
+              <w:t>// Zbog Liste</w:t>
             </w:r>
           </w:p>
           <w:p>
@@ -25724,7 +25716,7 @@
                 <w:sz w:val="16"/>
                 <w:szCs w:val="16"/>
               </w:rPr>
-              <w:t>R2_T03_05_Red_Kruzna_lista</w:t>
+              <w:t>R2_T03_05_Red_Kruzna_lista_Lista</w:t>
             </w:r>
           </w:p>
           <w:p>
@@ -25906,42 +25898,6 @@
                 <w:sz w:val="16"/>
                 <w:szCs w:val="16"/>
               </w:rPr>
-              <w:t>var</w:t>
-            </w:r>
-            <w:r>
-              <w:rPr>
-                <w:rFonts w:ascii="Consolas" w:hAnsi="Consolas" w:cs="Consolas"/>
-                <w:color w:val="000000"/>
-                <w:sz w:val="16"/>
-                <w:szCs w:val="16"/>
-              </w:rPr>
-              <w:t xml:space="preserve"> a = </w:t>
-            </w:r>
-            <w:r>
-              <w:rPr>
-                <w:rFonts w:ascii="Consolas" w:hAnsi="Consolas" w:cs="Consolas"/>
-                <w:color w:val="0000FF"/>
-                <w:sz w:val="16"/>
-                <w:szCs w:val="16"/>
-              </w:rPr>
-              <w:t>new</w:t>
-            </w:r>
-            <w:r>
-              <w:rPr>
-                <w:rFonts w:ascii="Consolas" w:hAnsi="Consolas" w:cs="Consolas"/>
-                <w:color w:val="000000"/>
-                <w:sz w:val="16"/>
-                <w:szCs w:val="16"/>
-              </w:rPr>
-              <w:t xml:space="preserve"> LinkedList&lt;</w:t>
-            </w:r>
-            <w:r>
-              <w:rPr>
-                <w:rFonts w:ascii="Consolas" w:hAnsi="Consolas" w:cs="Consolas"/>
-                <w:color w:val="0000FF"/>
-                <w:sz w:val="16"/>
-                <w:szCs w:val="16"/>
-              </w:rPr>
               <w:t>int</w:t>
             </w:r>
             <w:r>
@@ -25951,7 +25907,7 @@
                 <w:sz w:val="16"/>
                 <w:szCs w:val="16"/>
               </w:rPr>
-              <w:t xml:space="preserve">&gt;();                  </w:t>
+              <w:t xml:space="preserve"> n = s.Length;                               </w:t>
             </w:r>
             <w:r>
               <w:rPr>
@@ -25960,7 +25916,7 @@
                 <w:sz w:val="16"/>
                 <w:szCs w:val="16"/>
               </w:rPr>
-              <w:t>// LinkedList</w:t>
+              <w:t>// n: Duzina ulaznog stringa: 10</w:t>
             </w:r>
           </w:p>
           <w:p>
@@ -25982,7 +25938,7 @@
                 <w:sz w:val="16"/>
                 <w:szCs w:val="16"/>
               </w:rPr>
-              <w:t xml:space="preserve">        </w:t>
+              <w:t xml:space="preserve">        List&lt;</w:t>
             </w:r>
             <w:r>
               <w:rPr>
@@ -26000,7 +25956,43 @@
                 <w:sz w:val="16"/>
                 <w:szCs w:val="16"/>
               </w:rPr>
-              <w:t xml:space="preserve"> b = 1;                                      </w:t>
+              <w:t xml:space="preserve">&gt; a = </w:t>
+            </w:r>
+            <w:r>
+              <w:rPr>
+                <w:rFonts w:ascii="Consolas" w:hAnsi="Consolas" w:cs="Consolas"/>
+                <w:color w:val="0000FF"/>
+                <w:sz w:val="16"/>
+                <w:szCs w:val="16"/>
+              </w:rPr>
+              <w:t>new</w:t>
+            </w:r>
+            <w:r>
+              <w:rPr>
+                <w:rFonts w:ascii="Consolas" w:hAnsi="Consolas" w:cs="Consolas"/>
+                <w:color w:val="000000"/>
+                <w:sz w:val="16"/>
+                <w:szCs w:val="16"/>
+              </w:rPr>
+              <w:t xml:space="preserve"> List&lt;</w:t>
+            </w:r>
+            <w:r>
+              <w:rPr>
+                <w:rFonts w:ascii="Consolas" w:hAnsi="Consolas" w:cs="Consolas"/>
+                <w:color w:val="0000FF"/>
+                <w:sz w:val="16"/>
+                <w:szCs w:val="16"/>
+              </w:rPr>
+              <w:t>int</w:t>
+            </w:r>
+            <w:r>
+              <w:rPr>
+                <w:rFonts w:ascii="Consolas" w:hAnsi="Consolas" w:cs="Consolas"/>
+                <w:color w:val="000000"/>
+                <w:sz w:val="16"/>
+                <w:szCs w:val="16"/>
+              </w:rPr>
+              <w:t xml:space="preserve">&gt;();                  </w:t>
             </w:r>
             <w:r>
               <w:rPr>
@@ -26009,7 +26001,7 @@
                 <w:sz w:val="16"/>
                 <w:szCs w:val="16"/>
               </w:rPr>
-              <w:t>// Broj (prvog slececeg) igraca u kolu: b = a.Count + 1;</w:t>
+              <w:t>// a: Lista (Kolo)</w:t>
             </w:r>
           </w:p>
           <w:p>
@@ -26040,24 +26032,6 @@
                 <w:sz w:val="16"/>
                 <w:szCs w:val="16"/>
               </w:rPr>
-              <w:t>for</w:t>
-            </w:r>
-            <w:r>
-              <w:rPr>
-                <w:rFonts w:ascii="Consolas" w:hAnsi="Consolas" w:cs="Consolas"/>
-                <w:color w:val="000000"/>
-                <w:sz w:val="16"/>
-                <w:szCs w:val="16"/>
-              </w:rPr>
-              <w:t xml:space="preserve"> (</w:t>
-            </w:r>
-            <w:r>
-              <w:rPr>
-                <w:rFonts w:ascii="Consolas" w:hAnsi="Consolas" w:cs="Consolas"/>
-                <w:color w:val="0000FF"/>
-                <w:sz w:val="16"/>
-                <w:szCs w:val="16"/>
-              </w:rPr>
               <w:t>int</w:t>
             </w:r>
             <w:r>
@@ -26067,7 +26041,16 @@
                 <w:sz w:val="16"/>
                 <w:szCs w:val="16"/>
               </w:rPr>
-              <w:t xml:space="preserve"> i = 0; i &lt; s.Length; i++)</w:t>
+              <w:t xml:space="preserve"> b = 0;                                      </w:t>
+            </w:r>
+            <w:r>
+              <w:rPr>
+                <w:rFonts w:ascii="Consolas" w:hAnsi="Consolas" w:cs="Consolas"/>
+                <w:color w:val="008000"/>
+                <w:sz w:val="16"/>
+                <w:szCs w:val="16"/>
+              </w:rPr>
+              <w:t>// b: Broj igraca u kolu: b = a.Count;</w:t>
             </w:r>
           </w:p>
           <w:p>
@@ -26089,7 +26072,34 @@
                 <w:sz w:val="16"/>
                 <w:szCs w:val="16"/>
               </w:rPr>
-              <w:t xml:space="preserve">        {</w:t>
+              <w:t xml:space="preserve">        </w:t>
+            </w:r>
+            <w:r>
+              <w:rPr>
+                <w:rFonts w:ascii="Consolas" w:hAnsi="Consolas" w:cs="Consolas"/>
+                <w:color w:val="0000FF"/>
+                <w:sz w:val="16"/>
+                <w:szCs w:val="16"/>
+              </w:rPr>
+              <w:t>int</w:t>
+            </w:r>
+            <w:r>
+              <w:rPr>
+                <w:rFonts w:ascii="Consolas" w:hAnsi="Consolas" w:cs="Consolas"/>
+                <w:color w:val="000000"/>
+                <w:sz w:val="16"/>
+                <w:szCs w:val="16"/>
+              </w:rPr>
+              <w:t xml:space="preserve"> v = 0;                                      </w:t>
+            </w:r>
+            <w:r>
+              <w:rPr>
+                <w:rFonts w:ascii="Consolas" w:hAnsi="Consolas" w:cs="Consolas"/>
+                <w:color w:val="008000"/>
+                <w:sz w:val="16"/>
+                <w:szCs w:val="16"/>
+              </w:rPr>
+              <w:t>// p: Pozicija vodje (sesira) u kolu</w:t>
             </w:r>
           </w:p>
           <w:p>
@@ -26111,7 +26121,7 @@
                 <w:sz w:val="16"/>
                 <w:szCs w:val="16"/>
               </w:rPr>
-              <w:t xml:space="preserve">            </w:t>
+              <w:t xml:space="preserve">        </w:t>
             </w:r>
             <w:r>
               <w:rPr>
@@ -26120,16 +26130,34 @@
                 <w:sz w:val="16"/>
                 <w:szCs w:val="16"/>
               </w:rPr>
-              <w:t>char</w:t>
-            </w:r>
-            <w:r>
-              <w:rPr>
-                <w:rFonts w:ascii="Consolas" w:hAnsi="Consolas" w:cs="Consolas"/>
-                <w:color w:val="000000"/>
-                <w:sz w:val="16"/>
-                <w:szCs w:val="16"/>
-              </w:rPr>
-              <w:t xml:space="preserve"> c = s[i];</w:t>
+              <w:t>for</w:t>
+            </w:r>
+            <w:r>
+              <w:rPr>
+                <w:rFonts w:ascii="Consolas" w:hAnsi="Consolas" w:cs="Consolas"/>
+                <w:color w:val="000000"/>
+                <w:sz w:val="16"/>
+                <w:szCs w:val="16"/>
+              </w:rPr>
+              <w:t xml:space="preserve"> (</w:t>
+            </w:r>
+            <w:r>
+              <w:rPr>
+                <w:rFonts w:ascii="Consolas" w:hAnsi="Consolas" w:cs="Consolas"/>
+                <w:color w:val="0000FF"/>
+                <w:sz w:val="16"/>
+                <w:szCs w:val="16"/>
+              </w:rPr>
+              <w:t>int</w:t>
+            </w:r>
+            <w:r>
+              <w:rPr>
+                <w:rFonts w:ascii="Consolas" w:hAnsi="Consolas" w:cs="Consolas"/>
+                <w:color w:val="000000"/>
+                <w:sz w:val="16"/>
+                <w:szCs w:val="16"/>
+              </w:rPr>
+              <w:t xml:space="preserve"> i = 0; i &lt; n; i++)</w:t>
             </w:r>
           </w:p>
           <w:p>
@@ -26151,52 +26179,7 @@
                 <w:sz w:val="16"/>
                 <w:szCs w:val="16"/>
               </w:rPr>
-              <w:t xml:space="preserve">            </w:t>
-            </w:r>
-            <w:r>
-              <w:rPr>
-                <w:rFonts w:ascii="Consolas" w:hAnsi="Consolas" w:cs="Consolas"/>
-                <w:color w:val="0000FF"/>
-                <w:sz w:val="16"/>
-                <w:szCs w:val="16"/>
-              </w:rPr>
-              <w:t>if</w:t>
-            </w:r>
-            <w:r>
-              <w:rPr>
-                <w:rFonts w:ascii="Consolas" w:hAnsi="Consolas" w:cs="Consolas"/>
-                <w:color w:val="000000"/>
-                <w:sz w:val="16"/>
-                <w:szCs w:val="16"/>
-              </w:rPr>
-              <w:t xml:space="preserve"> (c == </w:t>
-            </w:r>
-            <w:r>
-              <w:rPr>
-                <w:rFonts w:ascii="Consolas" w:hAnsi="Consolas" w:cs="Consolas"/>
-                <w:color w:val="A31515"/>
-                <w:sz w:val="16"/>
-                <w:szCs w:val="16"/>
-              </w:rPr>
-              <w:t>'u'</w:t>
-            </w:r>
-            <w:r>
-              <w:rPr>
-                <w:rFonts w:ascii="Consolas" w:hAnsi="Consolas" w:cs="Consolas"/>
-                <w:color w:val="000000"/>
-                <w:sz w:val="16"/>
-                <w:szCs w:val="16"/>
-              </w:rPr>
-              <w:t xml:space="preserve">)                               </w:t>
-            </w:r>
-            <w:r>
-              <w:rPr>
-                <w:rFonts w:ascii="Consolas" w:hAnsi="Consolas" w:cs="Consolas"/>
-                <w:color w:val="008000"/>
-                <w:sz w:val="16"/>
-                <w:szCs w:val="16"/>
-              </w:rPr>
-              <w:t>// Dodavanje novog igraca u kolo koji odmah postaje vodja</w:t>
+              <w:t xml:space="preserve">        {</w:t>
             </w:r>
           </w:p>
           <w:p>
@@ -26218,7 +26201,25 @@
                 <w:sz w:val="16"/>
                 <w:szCs w:val="16"/>
               </w:rPr>
-              <w:t xml:space="preserve">            {</w:t>
+              <w:t xml:space="preserve">            </w:t>
+            </w:r>
+            <w:r>
+              <w:rPr>
+                <w:rFonts w:ascii="Consolas" w:hAnsi="Consolas" w:cs="Consolas"/>
+                <w:color w:val="0000FF"/>
+                <w:sz w:val="16"/>
+                <w:szCs w:val="16"/>
+              </w:rPr>
+              <w:t>char</w:t>
+            </w:r>
+            <w:r>
+              <w:rPr>
+                <w:rFonts w:ascii="Consolas" w:hAnsi="Consolas" w:cs="Consolas"/>
+                <w:color w:val="000000"/>
+                <w:sz w:val="16"/>
+                <w:szCs w:val="16"/>
+              </w:rPr>
+              <w:t xml:space="preserve"> c = s[i];</w:t>
             </w:r>
           </w:p>
           <w:p>
@@ -26228,47 +26229,64 @@
               <w:adjustRightInd w:val="0"/>
               <w:rPr>
                 <w:rFonts w:ascii="Consolas" w:hAnsi="Consolas" w:cs="Consolas"/>
+                <w:color w:val="000000"/>
+                <w:sz w:val="16"/>
+                <w:szCs w:val="16"/>
+              </w:rPr>
+            </w:pPr>
+            <w:r>
+              <w:rPr>
+                <w:rFonts w:ascii="Consolas" w:hAnsi="Consolas" w:cs="Consolas"/>
+                <w:color w:val="000000"/>
+                <w:sz w:val="16"/>
+                <w:szCs w:val="16"/>
+              </w:rPr>
+              <w:t xml:space="preserve">            </w:t>
+            </w:r>
+            <w:r>
+              <w:rPr>
+                <w:rFonts w:ascii="Consolas" w:hAnsi="Consolas" w:cs="Consolas"/>
+                <w:color w:val="0000FF"/>
+                <w:sz w:val="16"/>
+                <w:szCs w:val="16"/>
+              </w:rPr>
+              <w:t>if</w:t>
+            </w:r>
+            <w:r>
+              <w:rPr>
+                <w:rFonts w:ascii="Consolas" w:hAnsi="Consolas" w:cs="Consolas"/>
+                <w:color w:val="000000"/>
+                <w:sz w:val="16"/>
+                <w:szCs w:val="16"/>
+              </w:rPr>
+              <w:t xml:space="preserve"> (c == </w:t>
+            </w:r>
+            <w:r>
+              <w:rPr>
+                <w:rFonts w:ascii="Consolas" w:hAnsi="Consolas" w:cs="Consolas"/>
+                <w:color w:val="A31515"/>
+                <w:sz w:val="16"/>
+                <w:szCs w:val="16"/>
+              </w:rPr>
+              <w:t>'u'</w:t>
+            </w:r>
+            <w:r>
+              <w:rPr>
+                <w:rFonts w:ascii="Consolas" w:hAnsi="Consolas" w:cs="Consolas"/>
+                <w:color w:val="000000"/>
+                <w:sz w:val="16"/>
+                <w:szCs w:val="16"/>
+              </w:rPr>
+              <w:t xml:space="preserve">)                               </w:t>
+            </w:r>
+            <w:r>
+              <w:rPr>
+                <w:rFonts w:ascii="Consolas" w:hAnsi="Consolas" w:cs="Consolas"/>
                 <w:color w:val="008000"/>
                 <w:sz w:val="16"/>
                 <w:szCs w:val="16"/>
               </w:rPr>
-            </w:pPr>
-            <w:r>
-              <w:rPr>
-                <w:rFonts w:ascii="Consolas" w:hAnsi="Consolas" w:cs="Consolas"/>
-                <w:color w:val="000000"/>
-                <w:sz w:val="16"/>
-                <w:szCs w:val="16"/>
-              </w:rPr>
-              <w:t xml:space="preserve">                a.AddFirst(b);  </w:t>
-            </w:r>
-            <w:r>
-              <w:rPr>
-                <w:rFonts w:ascii="Consolas" w:hAnsi="Consolas" w:cs="Consolas"/>
-                <w:color w:val="008000"/>
-                <w:sz w:val="16"/>
-                <w:szCs w:val="16"/>
-              </w:rPr>
-              <w:t>// Nov igrac se dodaje na prvo mesto u kolo ispred onog koji</w:t>
-            </w:r>
-            <w:r>
-              <w:rPr>
-                <w:rFonts w:ascii="Consolas" w:hAnsi="Consolas" w:cs="Consolas"/>
-                <w:color w:val="008000"/>
-                <w:sz w:val="16"/>
-                <w:szCs w:val="16"/>
-                <w:lang w:val="sr-Cyrl-RS"/>
-              </w:rPr>
-              <w:t xml:space="preserve"> </w:t>
-            </w:r>
-            <w:r>
-              <w:rPr>
-                <w:rFonts w:ascii="Consolas" w:hAnsi="Consolas" w:cs="Consolas"/>
-                <w:color w:val="008000"/>
-                <w:sz w:val="16"/>
-                <w:szCs w:val="16"/>
-              </w:rPr>
-              <w:t>ima sesir i uzima sesir od</w:t>
+              <w:t>// Dodavanje novog igraca u kolo koji odmah postaje vodja</w:t>
             </w:r>
           </w:p>
           <w:p>
@@ -26286,21 +26304,11 @@
             <w:r>
               <w:rPr>
                 <w:rFonts w:ascii="Consolas" w:hAnsi="Consolas" w:cs="Consolas"/>
-                <w:color w:val="008000"/>
-                <w:sz w:val="16"/>
-                <w:szCs w:val="16"/>
-                <w:lang w:val="sr-Cyrl-RS"/>
-              </w:rPr>
-              <w:t xml:space="preserve">                                </w:t>
-            </w:r>
-            <w:r>
-              <w:rPr>
-                <w:rFonts w:ascii="Consolas" w:hAnsi="Consolas" w:cs="Consolas"/>
-                <w:color w:val="008000"/>
-                <w:sz w:val="16"/>
-                <w:szCs w:val="16"/>
-              </w:rPr>
-              <w:t>// njega (postaje vodja i uzima sesir)</w:t>
+                <w:color w:val="000000"/>
+                <w:sz w:val="16"/>
+                <w:szCs w:val="16"/>
+              </w:rPr>
+              <w:t xml:space="preserve">            {</w:t>
             </w:r>
           </w:p>
           <w:p>
@@ -26322,26 +26330,7 @@
                 <w:sz w:val="16"/>
                 <w:szCs w:val="16"/>
               </w:rPr>
-              <w:t xml:space="preserve">                b++;    </w:t>
-            </w:r>
-            <w:r>
-              <w:rPr>
-                <w:rFonts w:ascii="Consolas" w:hAnsi="Consolas" w:cs="Consolas"/>
-                <w:color w:val="000000"/>
-                <w:sz w:val="16"/>
-                <w:szCs w:val="16"/>
-                <w:lang w:val="sr-Cyrl-RS"/>
-              </w:rPr>
-              <w:t xml:space="preserve"> </w:t>
-            </w:r>
-            <w:r>
-              <w:rPr>
-                <w:rFonts w:ascii="Consolas" w:hAnsi="Consolas" w:cs="Consolas"/>
-                <w:color w:val="000000"/>
-                <w:sz w:val="16"/>
-                <w:szCs w:val="16"/>
-              </w:rPr>
-              <w:t xml:space="preserve">       </w:t>
+              <w:t xml:space="preserve">                b++;                                    </w:t>
             </w:r>
             <w:r>
               <w:rPr>
@@ -26350,7 +26339,7 @@
                 <w:sz w:val="16"/>
                 <w:szCs w:val="16"/>
               </w:rPr>
-              <w:t>// Inkrementiramo ukupan broj igraca u kolu (za potencijalno sledeceg novog igraca)</w:t>
+              <w:t>// Inkrementiramo ukupan broj igraca u kolu</w:t>
             </w:r>
           </w:p>
           <w:p>
@@ -26372,7 +26361,16 @@
                 <w:sz w:val="16"/>
                 <w:szCs w:val="16"/>
               </w:rPr>
-              <w:t xml:space="preserve">            }</w:t>
+              <w:t xml:space="preserve">                a.Insert(v, b);                         </w:t>
+            </w:r>
+            <w:r>
+              <w:rPr>
+                <w:rFonts w:ascii="Consolas" w:hAnsi="Consolas" w:cs="Consolas"/>
+                <w:color w:val="008000"/>
+                <w:sz w:val="16"/>
+                <w:szCs w:val="16"/>
+              </w:rPr>
+              <w:t>// Nov igrac/vodja se dodaje u kolo (na poziciji b)</w:t>
             </w:r>
           </w:p>
           <w:p>
@@ -26394,70 +26392,7 @@
                 <w:sz w:val="16"/>
                 <w:szCs w:val="16"/>
               </w:rPr>
-              <w:t xml:space="preserve">            </w:t>
-            </w:r>
-            <w:r>
-              <w:rPr>
-                <w:rFonts w:ascii="Consolas" w:hAnsi="Consolas" w:cs="Consolas"/>
-                <w:color w:val="0000FF"/>
-                <w:sz w:val="16"/>
-                <w:szCs w:val="16"/>
-              </w:rPr>
-              <w:t>else</w:t>
-            </w:r>
-            <w:r>
-              <w:rPr>
-                <w:rFonts w:ascii="Consolas" w:hAnsi="Consolas" w:cs="Consolas"/>
-                <w:color w:val="000000"/>
-                <w:sz w:val="16"/>
-                <w:szCs w:val="16"/>
-              </w:rPr>
-              <w:t xml:space="preserve"> </w:t>
-            </w:r>
-            <w:r>
-              <w:rPr>
-                <w:rFonts w:ascii="Consolas" w:hAnsi="Consolas" w:cs="Consolas"/>
-                <w:color w:val="0000FF"/>
-                <w:sz w:val="16"/>
-                <w:szCs w:val="16"/>
-              </w:rPr>
-              <w:t>if</w:t>
-            </w:r>
-            <w:r>
-              <w:rPr>
-                <w:rFonts w:ascii="Consolas" w:hAnsi="Consolas" w:cs="Consolas"/>
-                <w:color w:val="000000"/>
-                <w:sz w:val="16"/>
-                <w:szCs w:val="16"/>
-              </w:rPr>
-              <w:t xml:space="preserve"> (c == </w:t>
-            </w:r>
-            <w:r>
-              <w:rPr>
-                <w:rFonts w:ascii="Consolas" w:hAnsi="Consolas" w:cs="Consolas"/>
-                <w:color w:val="A31515"/>
-                <w:sz w:val="16"/>
-                <w:szCs w:val="16"/>
-              </w:rPr>
-              <w:t>'s'</w:t>
-            </w:r>
-            <w:r>
-              <w:rPr>
-                <w:rFonts w:ascii="Consolas" w:hAnsi="Consolas" w:cs="Consolas"/>
-                <w:color w:val="000000"/>
-                <w:sz w:val="16"/>
-                <w:szCs w:val="16"/>
-              </w:rPr>
-              <w:t xml:space="preserve">)            </w:t>
-            </w:r>
-            <w:r>
-              <w:rPr>
-                <w:rFonts w:ascii="Consolas" w:hAnsi="Consolas" w:cs="Consolas"/>
-                <w:color w:val="008000"/>
-                <w:sz w:val="16"/>
-                <w:szCs w:val="16"/>
-              </w:rPr>
-              <w:t>// Predavanje sesira narednom igracu (ispred sebe, odnosno poslednjem u kolu)</w:t>
+              <w:t xml:space="preserve">            }</w:t>
             </w:r>
           </w:p>
           <w:p>
@@ -26479,7 +26414,70 @@
                 <w:sz w:val="16"/>
                 <w:szCs w:val="16"/>
               </w:rPr>
-              <w:t xml:space="preserve">            {</w:t>
+              <w:t xml:space="preserve">            </w:t>
+            </w:r>
+            <w:r>
+              <w:rPr>
+                <w:rFonts w:ascii="Consolas" w:hAnsi="Consolas" w:cs="Consolas"/>
+                <w:color w:val="0000FF"/>
+                <w:sz w:val="16"/>
+                <w:szCs w:val="16"/>
+              </w:rPr>
+              <w:t>else</w:t>
+            </w:r>
+            <w:r>
+              <w:rPr>
+                <w:rFonts w:ascii="Consolas" w:hAnsi="Consolas" w:cs="Consolas"/>
+                <w:color w:val="000000"/>
+                <w:sz w:val="16"/>
+                <w:szCs w:val="16"/>
+              </w:rPr>
+              <w:t xml:space="preserve"> </w:t>
+            </w:r>
+            <w:r>
+              <w:rPr>
+                <w:rFonts w:ascii="Consolas" w:hAnsi="Consolas" w:cs="Consolas"/>
+                <w:color w:val="0000FF"/>
+                <w:sz w:val="16"/>
+                <w:szCs w:val="16"/>
+              </w:rPr>
+              <w:t>if</w:t>
+            </w:r>
+            <w:r>
+              <w:rPr>
+                <w:rFonts w:ascii="Consolas" w:hAnsi="Consolas" w:cs="Consolas"/>
+                <w:color w:val="000000"/>
+                <w:sz w:val="16"/>
+                <w:szCs w:val="16"/>
+              </w:rPr>
+              <w:t xml:space="preserve"> (c == </w:t>
+            </w:r>
+            <w:r>
+              <w:rPr>
+                <w:rFonts w:ascii="Consolas" w:hAnsi="Consolas" w:cs="Consolas"/>
+                <w:color w:val="A31515"/>
+                <w:sz w:val="16"/>
+                <w:szCs w:val="16"/>
+              </w:rPr>
+              <w:t>'s'</w:t>
+            </w:r>
+            <w:r>
+              <w:rPr>
+                <w:rFonts w:ascii="Consolas" w:hAnsi="Consolas" w:cs="Consolas"/>
+                <w:color w:val="000000"/>
+                <w:sz w:val="16"/>
+                <w:szCs w:val="16"/>
+              </w:rPr>
+              <w:t xml:space="preserve">)                          </w:t>
+            </w:r>
+            <w:r>
+              <w:rPr>
+                <w:rFonts w:ascii="Consolas" w:hAnsi="Consolas" w:cs="Consolas"/>
+                <w:color w:val="008000"/>
+                <w:sz w:val="16"/>
+                <w:szCs w:val="16"/>
+              </w:rPr>
+              <w:t>// Predavanje sesira narednom igracu (ispred sebe)</w:t>
             </w:r>
           </w:p>
           <w:p>
@@ -26501,25 +26499,7 @@
                 <w:sz w:val="16"/>
                 <w:szCs w:val="16"/>
               </w:rPr>
-              <w:t xml:space="preserve">                </w:t>
-            </w:r>
-            <w:r>
-              <w:rPr>
-                <w:rFonts w:ascii="Consolas" w:hAnsi="Consolas" w:cs="Consolas"/>
-                <w:color w:val="0000FF"/>
-                <w:sz w:val="16"/>
-                <w:szCs w:val="16"/>
-              </w:rPr>
-              <w:t>if</w:t>
-            </w:r>
-            <w:r>
-              <w:rPr>
-                <w:rFonts w:ascii="Consolas" w:hAnsi="Consolas" w:cs="Consolas"/>
-                <w:color w:val="000000"/>
-                <w:sz w:val="16"/>
-                <w:szCs w:val="16"/>
-              </w:rPr>
-              <w:t xml:space="preserve"> (a.Count &gt; 0)</w:t>
+              <w:t xml:space="preserve">            {</w:t>
             </w:r>
           </w:p>
           <w:p>
@@ -26541,7 +26521,16 @@
                 <w:sz w:val="16"/>
                 <w:szCs w:val="16"/>
               </w:rPr>
-              <w:t xml:space="preserve">                {</w:t>
+              <w:t xml:space="preserve">                v = (v == 0) ? b - 1 : v - 1;           </w:t>
+            </w:r>
+            <w:r>
+              <w:rPr>
+                <w:rFonts w:ascii="Consolas" w:hAnsi="Consolas" w:cs="Consolas"/>
+                <w:color w:val="008000"/>
+                <w:sz w:val="16"/>
+                <w:szCs w:val="16"/>
+              </w:rPr>
+              <w:t>// Pomeramo poziciju vodje za 1 mesto ispred (ulevo)</w:t>
             </w:r>
           </w:p>
           <w:p>
@@ -26563,34 +26552,7 @@
                 <w:sz w:val="16"/>
                 <w:szCs w:val="16"/>
               </w:rPr>
-              <w:t xml:space="preserve">                    </w:t>
-            </w:r>
-            <w:r>
-              <w:rPr>
-                <w:rFonts w:ascii="Consolas" w:hAnsi="Consolas" w:cs="Consolas"/>
-                <w:color w:val="0000FF"/>
-                <w:sz w:val="16"/>
-                <w:szCs w:val="16"/>
-              </w:rPr>
-              <w:t>int</w:t>
-            </w:r>
-            <w:r>
-              <w:rPr>
-                <w:rFonts w:ascii="Consolas" w:hAnsi="Consolas" w:cs="Consolas"/>
-                <w:color w:val="000000"/>
-                <w:sz w:val="16"/>
-                <w:szCs w:val="16"/>
-              </w:rPr>
-              <w:t xml:space="preserve"> poslednji = a.Last.Value;       </w:t>
-            </w:r>
-            <w:r>
-              <w:rPr>
-                <w:rFonts w:ascii="Consolas" w:hAnsi="Consolas" w:cs="Consolas"/>
-                <w:color w:val="008000"/>
-                <w:sz w:val="16"/>
-                <w:szCs w:val="16"/>
-              </w:rPr>
-              <w:t>// Uzimamo vrednost poslednjeg igraca u kolu</w:t>
+              <w:t xml:space="preserve">            }</w:t>
             </w:r>
           </w:p>
           <w:p>
@@ -26612,7 +26574,61 @@
                 <w:sz w:val="16"/>
                 <w:szCs w:val="16"/>
               </w:rPr>
-              <w:t xml:space="preserve">                    a.RemoveLast();                     </w:t>
+              <w:t xml:space="preserve">            </w:t>
+            </w:r>
+            <w:r>
+              <w:rPr>
+                <w:rFonts w:ascii="Consolas" w:hAnsi="Consolas" w:cs="Consolas"/>
+                <w:color w:val="0000FF"/>
+                <w:sz w:val="16"/>
+                <w:szCs w:val="16"/>
+              </w:rPr>
+              <w:t>else</w:t>
+            </w:r>
+            <w:r>
+              <w:rPr>
+                <w:rFonts w:ascii="Consolas" w:hAnsi="Consolas" w:cs="Consolas"/>
+                <w:color w:val="000000"/>
+                <w:sz w:val="16"/>
+                <w:szCs w:val="16"/>
+              </w:rPr>
+              <w:t xml:space="preserve"> </w:t>
+            </w:r>
+            <w:r>
+              <w:rPr>
+                <w:rFonts w:ascii="Consolas" w:hAnsi="Consolas" w:cs="Consolas"/>
+                <w:color w:val="0000FF"/>
+                <w:sz w:val="16"/>
+                <w:szCs w:val="16"/>
+              </w:rPr>
+              <w:t>if</w:t>
+            </w:r>
+            <w:r>
+              <w:rPr>
+                <w:rFonts w:ascii="Consolas" w:hAnsi="Consolas" w:cs="Consolas"/>
+                <w:color w:val="000000"/>
+                <w:sz w:val="16"/>
+                <w:szCs w:val="16"/>
+              </w:rPr>
+              <w:t xml:space="preserve"> (c == </w:t>
+            </w:r>
+            <w:r>
+              <w:rPr>
+                <w:rFonts w:ascii="Consolas" w:hAnsi="Consolas" w:cs="Consolas"/>
+                <w:color w:val="A31515"/>
+                <w:sz w:val="16"/>
+                <w:szCs w:val="16"/>
+              </w:rPr>
+              <w:t>'i'</w:t>
+            </w:r>
+            <w:r>
+              <w:rPr>
+                <w:rFonts w:ascii="Consolas" w:hAnsi="Consolas" w:cs="Consolas"/>
+                <w:color w:val="000000"/>
+                <w:sz w:val="16"/>
+                <w:szCs w:val="16"/>
+              </w:rPr>
+              <w:t xml:space="preserve">)                          </w:t>
             </w:r>
             <w:r>
               <w:rPr>
@@ -26621,7 +26637,7 @@
                 <w:sz w:val="16"/>
                 <w:szCs w:val="16"/>
               </w:rPr>
-              <w:t>// Izbacujemo poslednji element iz kola</w:t>
+              <w:t>// Izbacicanje vodje iz kola</w:t>
             </w:r>
           </w:p>
           <w:p>
@@ -26643,16 +26659,7 @@
                 <w:sz w:val="16"/>
                 <w:szCs w:val="16"/>
               </w:rPr>
-              <w:t xml:space="preserve">                    a.AddFirst(poslednji);    </w:t>
-            </w:r>
-            <w:r>
-              <w:rPr>
-                <w:rFonts w:ascii="Consolas" w:hAnsi="Consolas" w:cs="Consolas"/>
-                <w:color w:val="008000"/>
-                <w:sz w:val="16"/>
-                <w:szCs w:val="16"/>
-              </w:rPr>
-              <w:t>// Dodajemo na prvo mesto (kao vodju) igraca koji je bio poslednji u kolu</w:t>
+              <w:t xml:space="preserve">            {</w:t>
             </w:r>
           </w:p>
           <w:p>
@@ -26674,7 +26681,34 @@
                 <w:sz w:val="16"/>
                 <w:szCs w:val="16"/>
               </w:rPr>
-              <w:t xml:space="preserve">                }</w:t>
+              <w:t xml:space="preserve">                </w:t>
+            </w:r>
+            <w:r>
+              <w:rPr>
+                <w:rFonts w:ascii="Consolas" w:hAnsi="Consolas" w:cs="Consolas"/>
+                <w:color w:val="0000FF"/>
+                <w:sz w:val="16"/>
+                <w:szCs w:val="16"/>
+              </w:rPr>
+              <w:t>if</w:t>
+            </w:r>
+            <w:r>
+              <w:rPr>
+                <w:rFonts w:ascii="Consolas" w:hAnsi="Consolas" w:cs="Consolas"/>
+                <w:color w:val="000000"/>
+                <w:sz w:val="16"/>
+                <w:szCs w:val="16"/>
+              </w:rPr>
+              <w:t xml:space="preserve"> (b &gt; 0) b--;                         </w:t>
+            </w:r>
+            <w:r>
+              <w:rPr>
+                <w:rFonts w:ascii="Consolas" w:hAnsi="Consolas" w:cs="Consolas"/>
+                <w:color w:val="008000"/>
+                <w:sz w:val="16"/>
+                <w:szCs w:val="16"/>
+              </w:rPr>
+              <w:t>// Dekrementiramo ukupan broj igraca u kolu</w:t>
             </w:r>
           </w:p>
           <w:p>
@@ -26696,7 +26730,7 @@
                 <w:sz w:val="16"/>
                 <w:szCs w:val="16"/>
               </w:rPr>
-              <w:t xml:space="preserve">            }</w:t>
+              <w:t xml:space="preserve">                a.RemoveAt(v);</w:t>
             </w:r>
           </w:p>
           <w:p>
@@ -26718,7 +26752,7 @@
                 <w:sz w:val="16"/>
                 <w:szCs w:val="16"/>
               </w:rPr>
-              <w:t xml:space="preserve">            </w:t>
+              <w:t xml:space="preserve">                </w:t>
             </w:r>
             <w:r>
               <w:rPr>
@@ -26727,24 +26761,6 @@
                 <w:sz w:val="16"/>
                 <w:szCs w:val="16"/>
               </w:rPr>
-              <w:t>else</w:t>
-            </w:r>
-            <w:r>
-              <w:rPr>
-                <w:rFonts w:ascii="Consolas" w:hAnsi="Consolas" w:cs="Consolas"/>
-                <w:color w:val="000000"/>
-                <w:sz w:val="16"/>
-                <w:szCs w:val="16"/>
-              </w:rPr>
-              <w:t xml:space="preserve"> </w:t>
-            </w:r>
-            <w:r>
-              <w:rPr>
-                <w:rFonts w:ascii="Consolas" w:hAnsi="Consolas" w:cs="Consolas"/>
-                <w:color w:val="0000FF"/>
-                <w:sz w:val="16"/>
-                <w:szCs w:val="16"/>
-              </w:rPr>
               <w:t>if</w:t>
             </w:r>
             <w:r>
@@ -26754,34 +26770,7 @@
                 <w:sz w:val="16"/>
                 <w:szCs w:val="16"/>
               </w:rPr>
-              <w:t xml:space="preserve"> (c == </w:t>
-            </w:r>
-            <w:r>
-              <w:rPr>
-                <w:rFonts w:ascii="Consolas" w:hAnsi="Consolas" w:cs="Consolas"/>
-                <w:color w:val="A31515"/>
-                <w:sz w:val="16"/>
-                <w:szCs w:val="16"/>
-              </w:rPr>
-              <w:t>'i'</w:t>
-            </w:r>
-            <w:r>
-              <w:rPr>
-                <w:rFonts w:ascii="Consolas" w:hAnsi="Consolas" w:cs="Consolas"/>
-                <w:color w:val="000000"/>
-                <w:sz w:val="16"/>
-                <w:szCs w:val="16"/>
-              </w:rPr>
-              <w:t xml:space="preserve">)                          </w:t>
-            </w:r>
-            <w:r>
-              <w:rPr>
-                <w:rFonts w:ascii="Consolas" w:hAnsi="Consolas" w:cs="Consolas"/>
-                <w:color w:val="008000"/>
-                <w:sz w:val="16"/>
-                <w:szCs w:val="16"/>
-              </w:rPr>
-              <w:t>// Izbacicanje vodje iz kola</w:t>
+              <w:t xml:space="preserve"> (v == b) v = 0;</w:t>
             </w:r>
           </w:p>
           <w:p>
@@ -26803,7 +26792,7 @@
                 <w:sz w:val="16"/>
                 <w:szCs w:val="16"/>
               </w:rPr>
-              <w:t xml:space="preserve">            {</w:t>
+              <w:t xml:space="preserve">            }</w:t>
             </w:r>
           </w:p>
           <w:p>
@@ -26825,25 +26814,7 @@
                 <w:sz w:val="16"/>
                 <w:szCs w:val="16"/>
               </w:rPr>
-              <w:t xml:space="preserve">                </w:t>
-            </w:r>
-            <w:r>
-              <w:rPr>
-                <w:rFonts w:ascii="Consolas" w:hAnsi="Consolas" w:cs="Consolas"/>
-                <w:color w:val="0000FF"/>
-                <w:sz w:val="16"/>
-                <w:szCs w:val="16"/>
-              </w:rPr>
-              <w:t>if</w:t>
-            </w:r>
-            <w:r>
-              <w:rPr>
-                <w:rFonts w:ascii="Consolas" w:hAnsi="Consolas" w:cs="Consolas"/>
-                <w:color w:val="000000"/>
-                <w:sz w:val="16"/>
-                <w:szCs w:val="16"/>
-              </w:rPr>
-              <w:t xml:space="preserve"> (a.Count &gt; 0)</w:t>
+              <w:t xml:space="preserve">        }</w:t>
             </w:r>
           </w:p>
           <w:p>
@@ -26865,7 +26836,16 @@
                 <w:sz w:val="16"/>
                 <w:szCs w:val="16"/>
               </w:rPr>
-              <w:t xml:space="preserve">                {</w:t>
+              <w:t xml:space="preserve">        </w:t>
+            </w:r>
+            <w:r>
+              <w:rPr>
+                <w:rFonts w:ascii="Consolas" w:hAnsi="Consolas" w:cs="Consolas"/>
+                <w:color w:val="008000"/>
+                <w:sz w:val="16"/>
+                <w:szCs w:val="16"/>
+              </w:rPr>
+              <w:t>// IZLAZ:                                       // 1 2 4 5</w:t>
             </w:r>
           </w:p>
           <w:p>
@@ -26887,7 +26867,25 @@
                 <w:sz w:val="16"/>
                 <w:szCs w:val="16"/>
               </w:rPr>
-              <w:t xml:space="preserve">                    a.RemoveFirst();    </w:t>
+              <w:t xml:space="preserve">        </w:t>
+            </w:r>
+            <w:r>
+              <w:rPr>
+                <w:rFonts w:ascii="Consolas" w:hAnsi="Consolas" w:cs="Consolas"/>
+                <w:color w:val="0000FF"/>
+                <w:sz w:val="16"/>
+                <w:szCs w:val="16"/>
+              </w:rPr>
+              <w:t>if</w:t>
+            </w:r>
+            <w:r>
+              <w:rPr>
+                <w:rFonts w:ascii="Consolas" w:hAnsi="Consolas" w:cs="Consolas"/>
+                <w:color w:val="000000"/>
+                <w:sz w:val="16"/>
+                <w:szCs w:val="16"/>
+              </w:rPr>
+              <w:t xml:space="preserve"> (b &gt; 0)                                      </w:t>
             </w:r>
             <w:r>
               <w:rPr>
@@ -26896,7 +26894,7 @@
                 <w:sz w:val="16"/>
                 <w:szCs w:val="16"/>
               </w:rPr>
-              <w:t>// Izbacujemo prvi element (vodju iz kola). Sesir predaje igracu iza sebe</w:t>
+              <w:t>// Ako ima igraca u kolu</w:t>
             </w:r>
           </w:p>
           <w:p>
@@ -26918,35 +26916,7 @@
                 <w:sz w:val="16"/>
                 <w:szCs w:val="16"/>
               </w:rPr>
-              <w:t xml:space="preserve">                    b--;        </w:t>
-            </w:r>
-            <w:r>
-              <w:rPr>
-                <w:rFonts w:ascii="Consolas" w:hAnsi="Consolas" w:cs="Consolas"/>
-                <w:color w:val="000000"/>
-                <w:sz w:val="16"/>
-                <w:szCs w:val="16"/>
-                <w:lang w:val="sr-Cyrl-RS"/>
-              </w:rPr>
-              <w:t xml:space="preserve"> </w:t>
-            </w:r>
-            <w:r>
-              <w:rPr>
-                <w:rFonts w:ascii="Consolas" w:hAnsi="Consolas" w:cs="Consolas"/>
-                <w:color w:val="000000"/>
-                <w:sz w:val="16"/>
-                <w:szCs w:val="16"/>
-              </w:rPr>
-              <w:t xml:space="preserve">       </w:t>
-            </w:r>
-            <w:r>
-              <w:rPr>
-                <w:rFonts w:ascii="Consolas" w:hAnsi="Consolas" w:cs="Consolas"/>
-                <w:color w:val="008000"/>
-                <w:sz w:val="16"/>
-                <w:szCs w:val="16"/>
-              </w:rPr>
-              <w:t>// Dekrementiramo ukupan broj igraca u kolu (za potencijalno sledeceg novog)</w:t>
+              <w:t xml:space="preserve">        {</w:t>
             </w:r>
           </w:p>
           <w:p>
@@ -26968,7 +26938,52 @@
                 <w:sz w:val="16"/>
                 <w:szCs w:val="16"/>
               </w:rPr>
-              <w:t xml:space="preserve">                }</w:t>
+              <w:t xml:space="preserve">            </w:t>
+            </w:r>
+            <w:r>
+              <w:rPr>
+                <w:rFonts w:ascii="Consolas" w:hAnsi="Consolas" w:cs="Consolas"/>
+                <w:color w:val="0000FF"/>
+                <w:sz w:val="16"/>
+                <w:szCs w:val="16"/>
+              </w:rPr>
+              <w:t>for</w:t>
+            </w:r>
+            <w:r>
+              <w:rPr>
+                <w:rFonts w:ascii="Consolas" w:hAnsi="Consolas" w:cs="Consolas"/>
+                <w:color w:val="000000"/>
+                <w:sz w:val="16"/>
+                <w:szCs w:val="16"/>
+              </w:rPr>
+              <w:t xml:space="preserve"> (</w:t>
+            </w:r>
+            <w:r>
+              <w:rPr>
+                <w:rFonts w:ascii="Consolas" w:hAnsi="Consolas" w:cs="Consolas"/>
+                <w:color w:val="0000FF"/>
+                <w:sz w:val="16"/>
+                <w:szCs w:val="16"/>
+              </w:rPr>
+              <w:t>int</w:t>
+            </w:r>
+            <w:r>
+              <w:rPr>
+                <w:rFonts w:ascii="Consolas" w:hAnsi="Consolas" w:cs="Consolas"/>
+                <w:color w:val="000000"/>
+                <w:sz w:val="16"/>
+                <w:szCs w:val="16"/>
+              </w:rPr>
+              <w:t xml:space="preserve"> i = v; i &gt;= 0; i--)                </w:t>
+            </w:r>
+            <w:r>
+              <w:rPr>
+                <w:rFonts w:ascii="Consolas" w:hAnsi="Consolas" w:cs="Consolas"/>
+                <w:color w:val="008000"/>
+                <w:sz w:val="16"/>
+                <w:szCs w:val="16"/>
+              </w:rPr>
+              <w:t>// Ispisujemo brojeve svih igraca od vodje i ispred vodje ulevo</w:t>
             </w:r>
           </w:p>
           <w:p>
@@ -26990,7 +27005,25 @@
                 <w:sz w:val="16"/>
                 <w:szCs w:val="16"/>
               </w:rPr>
-              <w:t xml:space="preserve">            }</w:t>
+              <w:t xml:space="preserve">                Console.Write(a[i] + </w:t>
+            </w:r>
+            <w:r>
+              <w:rPr>
+                <w:rFonts w:ascii="Consolas" w:hAnsi="Consolas" w:cs="Consolas"/>
+                <w:color w:val="A31515"/>
+                <w:sz w:val="16"/>
+                <w:szCs w:val="16"/>
+              </w:rPr>
+              <w:t>" "</w:t>
+            </w:r>
+            <w:r>
+              <w:rPr>
+                <w:rFonts w:ascii="Consolas" w:hAnsi="Consolas" w:cs="Consolas"/>
+                <w:color w:val="000000"/>
+                <w:sz w:val="16"/>
+                <w:szCs w:val="16"/>
+              </w:rPr>
+              <w:t>);</w:t>
             </w:r>
           </w:p>
           <w:p>
@@ -27012,7 +27045,52 @@
                 <w:sz w:val="16"/>
                 <w:szCs w:val="16"/>
               </w:rPr>
-              <w:t xml:space="preserve">        }</w:t>
+              <w:t xml:space="preserve">            </w:t>
+            </w:r>
+            <w:r>
+              <w:rPr>
+                <w:rFonts w:ascii="Consolas" w:hAnsi="Consolas" w:cs="Consolas"/>
+                <w:color w:val="0000FF"/>
+                <w:sz w:val="16"/>
+                <w:szCs w:val="16"/>
+              </w:rPr>
+              <w:t>for</w:t>
+            </w:r>
+            <w:r>
+              <w:rPr>
+                <w:rFonts w:ascii="Consolas" w:hAnsi="Consolas" w:cs="Consolas"/>
+                <w:color w:val="000000"/>
+                <w:sz w:val="16"/>
+                <w:szCs w:val="16"/>
+              </w:rPr>
+              <w:t xml:space="preserve"> (</w:t>
+            </w:r>
+            <w:r>
+              <w:rPr>
+                <w:rFonts w:ascii="Consolas" w:hAnsi="Consolas" w:cs="Consolas"/>
+                <w:color w:val="0000FF"/>
+                <w:sz w:val="16"/>
+                <w:szCs w:val="16"/>
+              </w:rPr>
+              <w:t>int</w:t>
+            </w:r>
+            <w:r>
+              <w:rPr>
+                <w:rFonts w:ascii="Consolas" w:hAnsi="Consolas" w:cs="Consolas"/>
+                <w:color w:val="000000"/>
+                <w:sz w:val="16"/>
+                <w:szCs w:val="16"/>
+              </w:rPr>
+              <w:t xml:space="preserve"> i = b - 1; i &gt; v; i--)             </w:t>
+            </w:r>
+            <w:r>
+              <w:rPr>
+                <w:rFonts w:ascii="Consolas" w:hAnsi="Consolas" w:cs="Consolas"/>
+                <w:color w:val="008000"/>
+                <w:sz w:val="16"/>
+                <w:szCs w:val="16"/>
+              </w:rPr>
+              <w:t>// Ispisujemo brojeve svih igraca iza vodje pocev od kraja niza</w:t>
             </w:r>
           </w:p>
           <w:p>
@@ -27027,6 +27105,33 @@
                 <w:szCs w:val="16"/>
               </w:rPr>
             </w:pPr>
+            <w:r>
+              <w:rPr>
+                <w:rFonts w:ascii="Consolas" w:hAnsi="Consolas" w:cs="Consolas"/>
+                <w:color w:val="000000"/>
+                <w:sz w:val="16"/>
+                <w:szCs w:val="16"/>
+              </w:rPr>
+              <w:t xml:space="preserve">                Console.Write(a[i] + </w:t>
+            </w:r>
+            <w:r>
+              <w:rPr>
+                <w:rFonts w:ascii="Consolas" w:hAnsi="Consolas" w:cs="Consolas"/>
+                <w:color w:val="A31515"/>
+                <w:sz w:val="16"/>
+                <w:szCs w:val="16"/>
+              </w:rPr>
+              <w:t>" "</w:t>
+            </w:r>
+            <w:r>
+              <w:rPr>
+                <w:rFonts w:ascii="Consolas" w:hAnsi="Consolas" w:cs="Consolas"/>
+                <w:color w:val="000000"/>
+                <w:sz w:val="16"/>
+                <w:szCs w:val="16"/>
+              </w:rPr>
+              <w:t>);</w:t>
+            </w:r>
           </w:p>
           <w:p>
             <w:pPr>
@@ -27047,34 +27152,7 @@
                 <w:sz w:val="16"/>
                 <w:szCs w:val="16"/>
               </w:rPr>
-              <w:t xml:space="preserve">        </w:t>
-            </w:r>
-            <w:r>
-              <w:rPr>
-                <w:rFonts w:ascii="Consolas" w:hAnsi="Consolas" w:cs="Consolas"/>
-                <w:color w:val="0000FF"/>
-                <w:sz w:val="16"/>
-                <w:szCs w:val="16"/>
-              </w:rPr>
-              <w:t>int</w:t>
-            </w:r>
-            <w:r>
-              <w:rPr>
-                <w:rFonts w:ascii="Consolas" w:hAnsi="Consolas" w:cs="Consolas"/>
-                <w:color w:val="000000"/>
-                <w:sz w:val="16"/>
-                <w:szCs w:val="16"/>
-              </w:rPr>
-              <w:t xml:space="preserve"> vodja = a.First.Value;             </w:t>
-            </w:r>
-            <w:r>
-              <w:rPr>
-                <w:rFonts w:ascii="Consolas" w:hAnsi="Consolas" w:cs="Consolas"/>
-                <w:color w:val="008000"/>
-                <w:sz w:val="16"/>
-                <w:szCs w:val="16"/>
-              </w:rPr>
-              <w:t>// Prebacujemo vodju na kraj linkovane liste: Uzimamo vrednost vodje</w:t>
+              <w:t xml:space="preserve">        }</w:t>
             </w:r>
           </w:p>
           <w:p>
@@ -27096,16 +27174,7 @@
                 <w:sz w:val="16"/>
                 <w:szCs w:val="16"/>
               </w:rPr>
-              <w:t xml:space="preserve">        a.RemoveFirst();                                </w:t>
-            </w:r>
-            <w:r>
-              <w:rPr>
-                <w:rFonts w:ascii="Consolas" w:hAnsi="Consolas" w:cs="Consolas"/>
-                <w:color w:val="008000"/>
-                <w:sz w:val="16"/>
-                <w:szCs w:val="16"/>
-              </w:rPr>
-              <w:t>// Izbacujemo vodju sa pocetka linkovane liste</w:t>
+              <w:t xml:space="preserve">        Console.WriteLine();</w:t>
             </w:r>
           </w:p>
           <w:p>
@@ -27127,16 +27196,7 @@
                 <w:sz w:val="16"/>
                 <w:szCs w:val="16"/>
               </w:rPr>
-              <w:t xml:space="preserve">        a.AddLast(vodja);                               </w:t>
-            </w:r>
-            <w:r>
-              <w:rPr>
-                <w:rFonts w:ascii="Consolas" w:hAnsi="Consolas" w:cs="Consolas"/>
-                <w:color w:val="008000"/>
-                <w:sz w:val="16"/>
-                <w:szCs w:val="16"/>
-              </w:rPr>
-              <w:t>// Dodajemo vodju na kraj linkovane liste</w:t>
+              <w:t xml:space="preserve">    }</w:t>
             </w:r>
           </w:p>
           <w:p>
@@ -27147,224 +27207,8 @@
               <w:rPr>
                 <w:rFonts w:ascii="Consolas" w:hAnsi="Consolas" w:cs="Consolas"/>
                 <w:color w:val="000000"/>
-                <w:sz w:val="16"/>
-                <w:szCs w:val="16"/>
-              </w:rPr>
-            </w:pPr>
-          </w:p>
-          <w:p>
-            <w:pPr>
-              <w:autoSpaceDE w:val="0"/>
-              <w:autoSpaceDN w:val="0"/>
-              <w:adjustRightInd w:val="0"/>
-              <w:rPr>
-                <w:rFonts w:ascii="Consolas" w:hAnsi="Consolas" w:cs="Consolas"/>
-                <w:color w:val="000000"/>
-                <w:sz w:val="16"/>
-                <w:szCs w:val="16"/>
-              </w:rPr>
-            </w:pPr>
-            <w:r>
-              <w:rPr>
-                <w:rFonts w:ascii="Consolas" w:hAnsi="Consolas" w:cs="Consolas"/>
-                <w:color w:val="000000"/>
-                <w:sz w:val="16"/>
-                <w:szCs w:val="16"/>
-              </w:rPr>
-              <w:t xml:space="preserve">        </w:t>
-            </w:r>
-            <w:r>
-              <w:rPr>
-                <w:rFonts w:ascii="Consolas" w:hAnsi="Consolas" w:cs="Consolas"/>
-                <w:color w:val="0000FF"/>
-                <w:sz w:val="16"/>
-                <w:szCs w:val="16"/>
-              </w:rPr>
-              <w:t>while</w:t>
-            </w:r>
-            <w:r>
-              <w:rPr>
-                <w:rFonts w:ascii="Consolas" w:hAnsi="Consolas" w:cs="Consolas"/>
-                <w:color w:val="000000"/>
-                <w:sz w:val="16"/>
-                <w:szCs w:val="16"/>
-              </w:rPr>
-              <w:t xml:space="preserve"> (a.Count &gt; 0)                             </w:t>
-            </w:r>
-            <w:r>
-              <w:rPr>
-                <w:rFonts w:ascii="Consolas" w:hAnsi="Consolas" w:cs="Consolas"/>
-                <w:color w:val="008000"/>
-                <w:sz w:val="16"/>
-                <w:szCs w:val="16"/>
-              </w:rPr>
-              <w:t>// Sve dok ima elemenata u linkovanoj listi (igraca u kolu)</w:t>
-            </w:r>
-          </w:p>
-          <w:p>
-            <w:pPr>
-              <w:autoSpaceDE w:val="0"/>
-              <w:autoSpaceDN w:val="0"/>
-              <w:adjustRightInd w:val="0"/>
-              <w:rPr>
-                <w:rFonts w:ascii="Consolas" w:hAnsi="Consolas" w:cs="Consolas"/>
-                <w:color w:val="000000"/>
-                <w:sz w:val="16"/>
-                <w:szCs w:val="16"/>
-              </w:rPr>
-            </w:pPr>
-            <w:r>
-              <w:rPr>
-                <w:rFonts w:ascii="Consolas" w:hAnsi="Consolas" w:cs="Consolas"/>
-                <w:color w:val="000000"/>
-                <w:sz w:val="16"/>
-                <w:szCs w:val="16"/>
-              </w:rPr>
-              <w:t xml:space="preserve">        {</w:t>
-            </w:r>
-          </w:p>
-          <w:p>
-            <w:pPr>
-              <w:autoSpaceDE w:val="0"/>
-              <w:autoSpaceDN w:val="0"/>
-              <w:adjustRightInd w:val="0"/>
-              <w:rPr>
-                <w:rFonts w:ascii="Consolas" w:hAnsi="Consolas" w:cs="Consolas"/>
-                <w:color w:val="000000"/>
-                <w:sz w:val="16"/>
-                <w:szCs w:val="16"/>
-              </w:rPr>
-            </w:pPr>
-            <w:r>
-              <w:rPr>
-                <w:rFonts w:ascii="Consolas" w:hAnsi="Consolas" w:cs="Consolas"/>
-                <w:color w:val="000000"/>
-                <w:sz w:val="16"/>
-                <w:szCs w:val="16"/>
-              </w:rPr>
-              <w:t xml:space="preserve">            Console.Write(a.Last.Value + </w:t>
-            </w:r>
-            <w:r>
-              <w:rPr>
-                <w:rFonts w:ascii="Consolas" w:hAnsi="Consolas" w:cs="Consolas"/>
-                <w:color w:val="A31515"/>
-                <w:sz w:val="16"/>
-                <w:szCs w:val="16"/>
-              </w:rPr>
-              <w:t>" "</w:t>
-            </w:r>
-            <w:r>
-              <w:rPr>
-                <w:rFonts w:ascii="Consolas" w:hAnsi="Consolas" w:cs="Consolas"/>
-                <w:color w:val="000000"/>
-                <w:sz w:val="16"/>
-                <w:szCs w:val="16"/>
-              </w:rPr>
-              <w:t xml:space="preserve">);  </w:t>
-            </w:r>
-            <w:r>
-              <w:rPr>
-                <w:rFonts w:ascii="Consolas" w:hAnsi="Consolas" w:cs="Consolas"/>
-                <w:color w:val="000000"/>
-                <w:sz w:val="16"/>
-                <w:szCs w:val="16"/>
-                <w:lang w:val="sr-Cyrl-RS"/>
-              </w:rPr>
-              <w:t xml:space="preserve">    </w:t>
-            </w:r>
-            <w:r>
-              <w:rPr>
-                <w:rFonts w:ascii="Consolas" w:hAnsi="Consolas" w:cs="Consolas"/>
-                <w:color w:val="008000"/>
-                <w:sz w:val="16"/>
-                <w:szCs w:val="16"/>
-              </w:rPr>
-              <w:t>// Stampamo vrednost poslednjeg elementa iz linkovane liste (FIFO)</w:t>
-            </w:r>
-          </w:p>
-          <w:p>
-            <w:pPr>
-              <w:autoSpaceDE w:val="0"/>
-              <w:autoSpaceDN w:val="0"/>
-              <w:adjustRightInd w:val="0"/>
-              <w:rPr>
-                <w:rFonts w:ascii="Consolas" w:hAnsi="Consolas" w:cs="Consolas"/>
-                <w:color w:val="000000"/>
-                <w:sz w:val="16"/>
-                <w:szCs w:val="16"/>
-              </w:rPr>
-            </w:pPr>
-            <w:r>
-              <w:rPr>
-                <w:rFonts w:ascii="Consolas" w:hAnsi="Consolas" w:cs="Consolas"/>
-                <w:color w:val="000000"/>
-                <w:sz w:val="16"/>
-                <w:szCs w:val="16"/>
-              </w:rPr>
-              <w:t xml:space="preserve">            a.RemoveLast();                             </w:t>
-            </w:r>
-            <w:r>
-              <w:rPr>
-                <w:rFonts w:ascii="Consolas" w:hAnsi="Consolas" w:cs="Consolas"/>
-                <w:color w:val="008000"/>
-                <w:sz w:val="16"/>
-                <w:szCs w:val="16"/>
-              </w:rPr>
-              <w:t>// Izbacujemo poslednji element iz linkovane liste</w:t>
-            </w:r>
-          </w:p>
-          <w:p>
-            <w:pPr>
-              <w:autoSpaceDE w:val="0"/>
-              <w:autoSpaceDN w:val="0"/>
-              <w:adjustRightInd w:val="0"/>
-              <w:rPr>
-                <w:rFonts w:ascii="Consolas" w:hAnsi="Consolas" w:cs="Consolas"/>
-                <w:color w:val="000000"/>
-                <w:sz w:val="16"/>
-                <w:szCs w:val="16"/>
-              </w:rPr>
-            </w:pPr>
-            <w:r>
-              <w:rPr>
-                <w:rFonts w:ascii="Consolas" w:hAnsi="Consolas" w:cs="Consolas"/>
-                <w:color w:val="000000"/>
-                <w:sz w:val="16"/>
-                <w:szCs w:val="16"/>
-              </w:rPr>
-              <w:t xml:space="preserve">        }</w:t>
-            </w:r>
-          </w:p>
-          <w:p>
-            <w:pPr>
-              <w:autoSpaceDE w:val="0"/>
-              <w:autoSpaceDN w:val="0"/>
-              <w:adjustRightInd w:val="0"/>
-              <w:rPr>
-                <w:rFonts w:ascii="Consolas" w:hAnsi="Consolas" w:cs="Consolas"/>
-                <w:color w:val="000000"/>
-                <w:sz w:val="16"/>
-                <w:szCs w:val="16"/>
-              </w:rPr>
-            </w:pPr>
-            <w:r>
-              <w:rPr>
-                <w:rFonts w:ascii="Consolas" w:hAnsi="Consolas" w:cs="Consolas"/>
-                <w:color w:val="000000"/>
-                <w:sz w:val="16"/>
-                <w:szCs w:val="16"/>
-              </w:rPr>
-              <w:t xml:space="preserve">    }</w:t>
-            </w:r>
-          </w:p>
-          <w:p>
-            <w:pPr>
-              <w:autoSpaceDE w:val="0"/>
-              <w:autoSpaceDN w:val="0"/>
-              <w:adjustRightInd w:val="0"/>
-              <w:rPr>
-                <w:rFonts w:eastAsia="Times New Roman" w:cstheme="minorHAnsi"/>
-                <w:lang w:val="sr-Cyrl-RS" w:eastAsia="sr-Latn-RS"/>
+                <w:sz w:val="19"/>
+                <w:szCs w:val="19"/>
               </w:rPr>
             </w:pPr>
             <w:r>
@@ -27395,14 +27239,6821 @@
         </w:rPr>
         <w:t xml:space="preserve">Програмски код се може преузети са следећег линка: </w:t>
       </w:r>
-      <w:hyperlink r:id="rId31" w:history="1">
+      <w:hyperlink r:id="rId33" w:history="1">
         <w:r>
           <w:rPr>
             <w:rStyle w:val="Hyperlink"/>
             <w:rFonts w:eastAsia="Times New Roman" w:cstheme="minorHAnsi"/>
             <w:lang w:val="sr-Cyrl-RS" w:eastAsia="sr-Latn-RS"/>
           </w:rPr>
-          <w:t>Кружна листа (</w:t>
+          <w:t>Кружна листа (листа)</w:t>
+        </w:r>
+      </w:hyperlink>
+      <w:r>
+        <w:rPr>
+          <w:rFonts w:eastAsia="Times New Roman" w:cstheme="minorHAnsi"/>
+          <w:lang w:val="sr-Cyrl-RS" w:eastAsia="sr-Latn-RS"/>
+        </w:rPr>
+        <w:t>.</w:t>
+      </w:r>
+    </w:p>
+    <w:p>
+      <w:pPr>
+        <w:pStyle w:val="Heading2"/>
+        <w:rPr>
+          <w:lang w:val="sr-Cyrl-RS"/>
+        </w:rPr>
+      </w:pPr>
+      <w:r>
+        <w:rPr>
+          <w:lang w:val="sr-Cyrl-RS"/>
+        </w:rPr>
+        <w:t xml:space="preserve">Решење задатка </w:t>
+      </w:r>
+      <w:r>
+        <w:rPr>
+          <w:lang w:val="sr-Cyrl-RS"/>
+        </w:rPr>
+        <w:t>коришћењем стека</w:t>
+      </w:r>
+    </w:p>
+    <w:p>
+      <w:pPr>
+        <w:spacing w:after="0" w:line="240" w:lineRule="auto"/>
+        <w:rPr>
+          <w:rFonts w:eastAsia="Times New Roman" w:cstheme="minorHAnsi"/>
+          <w:lang w:val="sr-Cyrl-RS" w:eastAsia="sr-Latn-RS"/>
+        </w:rPr>
+      </w:pPr>
+      <w:r>
+        <w:rPr>
+          <w:rFonts w:eastAsia="Times New Roman" w:cstheme="minorHAnsi"/>
+          <w:lang w:val="sr-Cyrl-RS" w:eastAsia="sr-Latn-RS"/>
+        </w:rPr>
+        <w:t>Није обавезно, али ко жели може да модифукује претходни програмски код, тако што ће уместо низа користити стек. Вероватно ће бити потребна два стека у програму, од којих ће један бити помоћни.</w:t>
+      </w:r>
+    </w:p>
+    <w:p>
+      <w:pPr>
+        <w:pStyle w:val="Heading2"/>
+        <w:rPr>
+          <w:lang w:val="sr-Cyrl-RS"/>
+        </w:rPr>
+      </w:pPr>
+      <w:r>
+        <w:rPr>
+          <w:lang w:val="sr-Cyrl-RS"/>
+        </w:rPr>
+        <w:t>Решење задатка</w:t>
+      </w:r>
+      <w:r>
+        <w:rPr>
+          <w:lang w:val="en-US"/>
+        </w:rPr>
+        <w:t xml:space="preserve"> </w:t>
+      </w:r>
+      <w:r>
+        <w:rPr>
+          <w:lang w:val="sr-Cyrl-RS"/>
+        </w:rPr>
+        <w:t>коришћењем реда</w:t>
+      </w:r>
+    </w:p>
+    <w:p>
+      <w:pPr>
+        <w:spacing w:after="0" w:line="240" w:lineRule="auto"/>
+        <w:rPr>
+          <w:rFonts w:eastAsia="Times New Roman" w:cstheme="minorHAnsi"/>
+          <w:lang w:val="sr-Cyrl-RS" w:eastAsia="sr-Latn-RS"/>
+        </w:rPr>
+      </w:pPr>
+      <w:r>
+        <w:rPr>
+          <w:rFonts w:eastAsia="Times New Roman" w:cstheme="minorHAnsi"/>
+          <w:lang w:val="sr-Cyrl-RS" w:eastAsia="sr-Latn-RS"/>
+        </w:rPr>
+        <w:t>Није обавезно, али ко жели може да модифукује претходни програмски код, тако што ће уместо низа користити ред. Можда ће бити потребна два реда у програму, од којих ће један бити помоћни.</w:t>
+      </w:r>
+    </w:p>
+    <w:p>
+      <w:pPr>
+        <w:rPr>
+          <w:rFonts w:ascii="Calibri" w:eastAsia="Times New Roman" w:hAnsi="Calibri" w:cs="Times New Roman"/>
+          <w:b/>
+          <w:bCs/>
+          <w:sz w:val="24"/>
+          <w:szCs w:val="24"/>
+          <w:lang w:val="sr-Cyrl-RS" w:eastAsia="sr-Latn-RS"/>
+        </w:rPr>
+      </w:pPr>
+      <w:r>
+        <w:rPr>
+          <w:lang w:val="sr-Cyrl-RS"/>
+        </w:rPr>
+        <w:br w:type="page"/>
+      </w:r>
+    </w:p>
+    <w:p>
+      <w:pPr>
+        <w:pStyle w:val="Heading2"/>
+        <w:rPr>
+          <w:lang w:val="sr-Cyrl-RS"/>
+        </w:rPr>
+      </w:pPr>
+      <w:r>
+        <w:rPr>
+          <w:lang w:val="sr-Cyrl-RS"/>
+        </w:rPr>
+        <w:lastRenderedPageBreak/>
+        <w:t>Решење задатка</w:t>
+      </w:r>
+      <w:r>
+        <w:rPr>
+          <w:lang w:val="en-US"/>
+        </w:rPr>
+        <w:t xml:space="preserve"> </w:t>
+      </w:r>
+      <w:r>
+        <w:rPr>
+          <w:lang w:val="sr-Cyrl-RS"/>
+        </w:rPr>
+        <w:t xml:space="preserve">коришћењем </w:t>
+      </w:r>
+      <w:r>
+        <w:rPr>
+          <w:lang w:val="sr-Cyrl-RS"/>
+        </w:rPr>
+        <w:t>повезане (</w:t>
+      </w:r>
+      <w:r>
+        <w:rPr>
+          <w:lang w:val="sr-Cyrl-RS"/>
+        </w:rPr>
+        <w:t>линковане</w:t>
+      </w:r>
+      <w:r>
+        <w:rPr>
+          <w:lang w:val="sr-Cyrl-RS"/>
+        </w:rPr>
+        <w:t>)</w:t>
+      </w:r>
+      <w:r>
+        <w:rPr>
+          <w:lang w:val="sr-Cyrl-RS"/>
+        </w:rPr>
+        <w:t xml:space="preserve"> листе</w:t>
+      </w:r>
+    </w:p>
+    <w:p>
+      <w:pPr>
+        <w:spacing w:after="0" w:line="240" w:lineRule="auto"/>
+        <w:rPr>
+          <w:rFonts w:eastAsia="Times New Roman" w:cstheme="minorHAnsi"/>
+          <w:lang w:val="sr-Cyrl-RS" w:eastAsia="sr-Latn-RS"/>
+        </w:rPr>
+      </w:pPr>
+      <w:r>
+        <w:rPr>
+          <w:rFonts w:eastAsia="Times New Roman" w:cstheme="minorHAnsi"/>
+          <w:lang w:val="sr-Cyrl-RS" w:eastAsia="sr-Latn-RS"/>
+        </w:rPr>
+        <w:t>На крају, када имамо кружне листе некако је најприродније да користимо</w:t>
+      </w:r>
+      <w:r>
+        <w:rPr>
+          <w:rFonts w:eastAsia="Times New Roman" w:cstheme="minorHAnsi"/>
+          <w:lang w:val="sr-Cyrl-RS" w:eastAsia="sr-Latn-RS"/>
+        </w:rPr>
+        <w:t>:</w:t>
+      </w:r>
+    </w:p>
+    <w:p>
+      <w:pPr>
+        <w:pStyle w:val="ListParagraph"/>
+        <w:numPr>
+          <w:ilvl w:val="0"/>
+          <w:numId w:val="9"/>
+        </w:numPr>
+        <w:spacing w:after="0" w:line="240" w:lineRule="auto"/>
+        <w:rPr>
+          <w:rFonts w:eastAsia="Times New Roman" w:cstheme="minorHAnsi"/>
+          <w:lang w:val="sr-Cyrl-RS" w:eastAsia="sr-Latn-RS"/>
+        </w:rPr>
+      </w:pPr>
+      <w:r>
+        <w:rPr>
+          <w:rFonts w:eastAsia="Times New Roman" w:cstheme="minorHAnsi"/>
+          <w:b/>
+          <w:bCs/>
+          <w:lang w:val="sr-Cyrl-RS" w:eastAsia="sr-Latn-RS"/>
+        </w:rPr>
+        <w:t>повезане (</w:t>
+      </w:r>
+      <w:r>
+        <w:rPr>
+          <w:rFonts w:eastAsia="Times New Roman" w:cstheme="minorHAnsi"/>
+          <w:b/>
+          <w:bCs/>
+          <w:lang w:val="sr-Cyrl-RS" w:eastAsia="sr-Latn-RS"/>
+        </w:rPr>
+        <w:t>линковане</w:t>
+      </w:r>
+      <w:r>
+        <w:rPr>
+          <w:rFonts w:eastAsia="Times New Roman" w:cstheme="minorHAnsi"/>
+          <w:b/>
+          <w:bCs/>
+          <w:lang w:val="sr-Cyrl-RS" w:eastAsia="sr-Latn-RS"/>
+        </w:rPr>
+        <w:t xml:space="preserve">) </w:t>
+      </w:r>
+      <w:r>
+        <w:rPr>
+          <w:rFonts w:eastAsia="Times New Roman" w:cstheme="minorHAnsi"/>
+          <w:b/>
+          <w:bCs/>
+          <w:lang w:val="sr-Cyrl-RS" w:eastAsia="sr-Latn-RS"/>
+        </w:rPr>
+        <w:t>листе</w:t>
+      </w:r>
+      <w:r>
+        <w:rPr>
+          <w:rFonts w:eastAsia="Times New Roman" w:cstheme="minorHAnsi"/>
+          <w:lang w:val="sr-Cyrl-RS" w:eastAsia="sr-Latn-RS"/>
+        </w:rPr>
+        <w:t xml:space="preserve"> или </w:t>
+      </w:r>
+    </w:p>
+    <w:p>
+      <w:pPr>
+        <w:pStyle w:val="ListParagraph"/>
+        <w:numPr>
+          <w:ilvl w:val="0"/>
+          <w:numId w:val="9"/>
+        </w:numPr>
+        <w:spacing w:after="0" w:line="240" w:lineRule="auto"/>
+        <w:rPr>
+          <w:rFonts w:eastAsia="Times New Roman" w:cstheme="minorHAnsi"/>
+          <w:lang w:val="sr-Cyrl-RS" w:eastAsia="sr-Latn-RS"/>
+        </w:rPr>
+      </w:pPr>
+      <w:r>
+        <w:rPr>
+          <w:rFonts w:eastAsia="Times New Roman" w:cstheme="minorHAnsi"/>
+          <w:b/>
+          <w:bCs/>
+          <w:lang w:val="sr-Cyrl-RS" w:eastAsia="sr-Latn-RS"/>
+        </w:rPr>
+        <w:t>ред са два краја</w:t>
+      </w:r>
+      <w:r>
+        <w:rPr>
+          <w:rFonts w:eastAsia="Times New Roman" w:cstheme="minorHAnsi"/>
+          <w:lang w:val="sr-Cyrl-RS" w:eastAsia="sr-Latn-RS"/>
+        </w:rPr>
+        <w:t>.</w:t>
+      </w:r>
+    </w:p>
+    <w:p>
+      <w:pPr>
+        <w:pStyle w:val="Heading4"/>
+        <w:rPr>
+          <w:lang w:val="sr-Cyrl-RS"/>
+        </w:rPr>
+      </w:pPr>
+      <w:r>
+        <w:rPr>
+          <w:lang w:val="sr-Cyrl-RS"/>
+        </w:rPr>
+        <w:t xml:space="preserve">Програмски код у </w:t>
+      </w:r>
+      <w:r>
+        <w:rPr>
+          <w:lang w:val="en-US"/>
+        </w:rPr>
+        <w:t xml:space="preserve">C# </w:t>
+      </w:r>
+      <w:r>
+        <w:rPr>
+          <w:lang w:val="sr-Cyrl-RS"/>
+        </w:rPr>
+        <w:t xml:space="preserve">коришћењем </w:t>
+      </w:r>
+      <w:r>
+        <w:rPr>
+          <w:lang w:val="sr-Cyrl-RS"/>
+        </w:rPr>
+        <w:t xml:space="preserve">повезане (линковане) </w:t>
+      </w:r>
+      <w:r>
+        <w:rPr>
+          <w:lang w:val="sr-Cyrl-RS"/>
+        </w:rPr>
+        <w:t>листе</w:t>
+      </w:r>
+    </w:p>
+    <w:tbl>
+      <w:tblPr>
+        <w:tblStyle w:val="TableGrid"/>
+        <w:tblW w:w="0" w:type="auto"/>
+        <w:tblLook w:val="04A0" w:firstRow="1" w:lastRow="0" w:firstColumn="1" w:lastColumn="0" w:noHBand="0" w:noVBand="1"/>
+      </w:tblPr>
+      <w:tblGrid>
+        <w:gridCol w:w="10762"/>
+      </w:tblGrid>
+      <w:tr>
+        <w:tc>
+          <w:tcPr>
+            <w:tcW w:w="10762" w:type="dxa"/>
+          </w:tcPr>
+          <w:p>
+            <w:pPr>
+              <w:autoSpaceDE w:val="0"/>
+              <w:autoSpaceDN w:val="0"/>
+              <w:adjustRightInd w:val="0"/>
+              <w:rPr>
+                <w:rFonts w:ascii="Consolas" w:hAnsi="Consolas" w:cs="Consolas"/>
+                <w:color w:val="000000"/>
+                <w:sz w:val="16"/>
+                <w:szCs w:val="16"/>
+              </w:rPr>
+            </w:pPr>
+            <w:r>
+              <w:rPr>
+                <w:rFonts w:ascii="Consolas" w:hAnsi="Consolas" w:cs="Consolas"/>
+                <w:color w:val="0000FF"/>
+                <w:sz w:val="16"/>
+                <w:szCs w:val="16"/>
+              </w:rPr>
+              <w:t>using</w:t>
+            </w:r>
+            <w:r>
+              <w:rPr>
+                <w:rFonts w:ascii="Consolas" w:hAnsi="Consolas" w:cs="Consolas"/>
+                <w:color w:val="000000"/>
+                <w:sz w:val="16"/>
+                <w:szCs w:val="16"/>
+              </w:rPr>
+              <w:t xml:space="preserve"> System;</w:t>
+            </w:r>
+          </w:p>
+          <w:p>
+            <w:pPr>
+              <w:autoSpaceDE w:val="0"/>
+              <w:autoSpaceDN w:val="0"/>
+              <w:adjustRightInd w:val="0"/>
+              <w:rPr>
+                <w:rFonts w:ascii="Consolas" w:hAnsi="Consolas" w:cs="Consolas"/>
+                <w:color w:val="000000"/>
+                <w:sz w:val="16"/>
+                <w:szCs w:val="16"/>
+              </w:rPr>
+            </w:pPr>
+            <w:r>
+              <w:rPr>
+                <w:rFonts w:ascii="Consolas" w:hAnsi="Consolas" w:cs="Consolas"/>
+                <w:color w:val="0000FF"/>
+                <w:sz w:val="16"/>
+                <w:szCs w:val="16"/>
+              </w:rPr>
+              <w:t>using</w:t>
+            </w:r>
+            <w:r>
+              <w:rPr>
+                <w:rFonts w:ascii="Consolas" w:hAnsi="Consolas" w:cs="Consolas"/>
+                <w:color w:val="000000"/>
+                <w:sz w:val="16"/>
+                <w:szCs w:val="16"/>
+              </w:rPr>
+              <w:t xml:space="preserve"> System.Collections.Generic;                       </w:t>
+            </w:r>
+            <w:r>
+              <w:rPr>
+                <w:rFonts w:ascii="Consolas" w:hAnsi="Consolas" w:cs="Consolas"/>
+                <w:color w:val="008000"/>
+                <w:sz w:val="16"/>
+                <w:szCs w:val="16"/>
+              </w:rPr>
+              <w:t>// Zbog LinkedList</w:t>
+            </w:r>
+          </w:p>
+          <w:p>
+            <w:pPr>
+              <w:autoSpaceDE w:val="0"/>
+              <w:autoSpaceDN w:val="0"/>
+              <w:adjustRightInd w:val="0"/>
+              <w:rPr>
+                <w:rFonts w:ascii="Consolas" w:hAnsi="Consolas" w:cs="Consolas"/>
+                <w:color w:val="000000"/>
+                <w:sz w:val="16"/>
+                <w:szCs w:val="16"/>
+              </w:rPr>
+            </w:pPr>
+            <w:r>
+              <w:rPr>
+                <w:rFonts w:ascii="Consolas" w:hAnsi="Consolas" w:cs="Consolas"/>
+                <w:color w:val="0000FF"/>
+                <w:sz w:val="16"/>
+                <w:szCs w:val="16"/>
+              </w:rPr>
+              <w:t>class</w:t>
+            </w:r>
+            <w:r>
+              <w:rPr>
+                <w:rFonts w:ascii="Consolas" w:hAnsi="Consolas" w:cs="Consolas"/>
+                <w:color w:val="000000"/>
+                <w:sz w:val="16"/>
+                <w:szCs w:val="16"/>
+              </w:rPr>
+              <w:t xml:space="preserve"> </w:t>
+            </w:r>
+            <w:r>
+              <w:rPr>
+                <w:rFonts w:ascii="Consolas" w:hAnsi="Consolas" w:cs="Consolas"/>
+                <w:color w:val="2B91AF"/>
+                <w:sz w:val="16"/>
+                <w:szCs w:val="16"/>
+              </w:rPr>
+              <w:t>R2_T03_05_Red_Kruzna_lista</w:t>
+            </w:r>
+          </w:p>
+          <w:p>
+            <w:pPr>
+              <w:autoSpaceDE w:val="0"/>
+              <w:autoSpaceDN w:val="0"/>
+              <w:adjustRightInd w:val="0"/>
+              <w:rPr>
+                <w:rFonts w:ascii="Consolas" w:hAnsi="Consolas" w:cs="Consolas"/>
+                <w:color w:val="000000"/>
+                <w:sz w:val="16"/>
+                <w:szCs w:val="16"/>
+              </w:rPr>
+            </w:pPr>
+            <w:r>
+              <w:rPr>
+                <w:rFonts w:ascii="Consolas" w:hAnsi="Consolas" w:cs="Consolas"/>
+                <w:color w:val="000000"/>
+                <w:sz w:val="16"/>
+                <w:szCs w:val="16"/>
+              </w:rPr>
+              <w:t>{</w:t>
+            </w:r>
+          </w:p>
+          <w:p>
+            <w:pPr>
+              <w:autoSpaceDE w:val="0"/>
+              <w:autoSpaceDN w:val="0"/>
+              <w:adjustRightInd w:val="0"/>
+              <w:rPr>
+                <w:rFonts w:ascii="Consolas" w:hAnsi="Consolas" w:cs="Consolas"/>
+                <w:color w:val="000000"/>
+                <w:sz w:val="16"/>
+                <w:szCs w:val="16"/>
+              </w:rPr>
+            </w:pPr>
+            <w:r>
+              <w:rPr>
+                <w:rFonts w:ascii="Consolas" w:hAnsi="Consolas" w:cs="Consolas"/>
+                <w:color w:val="000000"/>
+                <w:sz w:val="16"/>
+                <w:szCs w:val="16"/>
+              </w:rPr>
+              <w:t xml:space="preserve">    </w:t>
+            </w:r>
+            <w:r>
+              <w:rPr>
+                <w:rFonts w:ascii="Consolas" w:hAnsi="Consolas" w:cs="Consolas"/>
+                <w:color w:val="0000FF"/>
+                <w:sz w:val="16"/>
+                <w:szCs w:val="16"/>
+              </w:rPr>
+              <w:t>static</w:t>
+            </w:r>
+            <w:r>
+              <w:rPr>
+                <w:rFonts w:ascii="Consolas" w:hAnsi="Consolas" w:cs="Consolas"/>
+                <w:color w:val="000000"/>
+                <w:sz w:val="16"/>
+                <w:szCs w:val="16"/>
+              </w:rPr>
+              <w:t xml:space="preserve"> </w:t>
+            </w:r>
+            <w:r>
+              <w:rPr>
+                <w:rFonts w:ascii="Consolas" w:hAnsi="Consolas" w:cs="Consolas"/>
+                <w:color w:val="0000FF"/>
+                <w:sz w:val="16"/>
+                <w:szCs w:val="16"/>
+              </w:rPr>
+              <w:t>void</w:t>
+            </w:r>
+            <w:r>
+              <w:rPr>
+                <w:rFonts w:ascii="Consolas" w:hAnsi="Consolas" w:cs="Consolas"/>
+                <w:color w:val="000000"/>
+                <w:sz w:val="16"/>
+                <w:szCs w:val="16"/>
+              </w:rPr>
+              <w:t xml:space="preserve"> Main()</w:t>
+            </w:r>
+          </w:p>
+          <w:p>
+            <w:pPr>
+              <w:autoSpaceDE w:val="0"/>
+              <w:autoSpaceDN w:val="0"/>
+              <w:adjustRightInd w:val="0"/>
+              <w:rPr>
+                <w:rFonts w:ascii="Consolas" w:hAnsi="Consolas" w:cs="Consolas"/>
+                <w:color w:val="000000"/>
+                <w:sz w:val="16"/>
+                <w:szCs w:val="16"/>
+              </w:rPr>
+            </w:pPr>
+            <w:r>
+              <w:rPr>
+                <w:rFonts w:ascii="Consolas" w:hAnsi="Consolas" w:cs="Consolas"/>
+                <w:color w:val="000000"/>
+                <w:sz w:val="16"/>
+                <w:szCs w:val="16"/>
+              </w:rPr>
+              <w:t xml:space="preserve">    {</w:t>
+            </w:r>
+          </w:p>
+          <w:p>
+            <w:pPr>
+              <w:autoSpaceDE w:val="0"/>
+              <w:autoSpaceDN w:val="0"/>
+              <w:adjustRightInd w:val="0"/>
+              <w:rPr>
+                <w:rFonts w:ascii="Consolas" w:hAnsi="Consolas" w:cs="Consolas"/>
+                <w:color w:val="000000"/>
+                <w:sz w:val="16"/>
+                <w:szCs w:val="16"/>
+              </w:rPr>
+            </w:pPr>
+            <w:r>
+              <w:rPr>
+                <w:rFonts w:ascii="Consolas" w:hAnsi="Consolas" w:cs="Consolas"/>
+                <w:color w:val="000000"/>
+                <w:sz w:val="16"/>
+                <w:szCs w:val="16"/>
+              </w:rPr>
+              <w:t xml:space="preserve">        </w:t>
+            </w:r>
+            <w:r>
+              <w:rPr>
+                <w:rFonts w:ascii="Consolas" w:hAnsi="Consolas" w:cs="Consolas"/>
+                <w:color w:val="0000FF"/>
+                <w:sz w:val="16"/>
+                <w:szCs w:val="16"/>
+              </w:rPr>
+              <w:t>string</w:t>
+            </w:r>
+            <w:r>
+              <w:rPr>
+                <w:rFonts w:ascii="Consolas" w:hAnsi="Consolas" w:cs="Consolas"/>
+                <w:color w:val="000000"/>
+                <w:sz w:val="16"/>
+                <w:szCs w:val="16"/>
+              </w:rPr>
+              <w:t xml:space="preserve"> s = Console.ReadLine();                  </w:t>
+            </w:r>
+            <w:r>
+              <w:rPr>
+                <w:rFonts w:ascii="Consolas" w:hAnsi="Consolas" w:cs="Consolas"/>
+                <w:color w:val="008000"/>
+                <w:sz w:val="16"/>
+                <w:szCs w:val="16"/>
+              </w:rPr>
+              <w:t>// ULAZ: uuussuusis</w:t>
+            </w:r>
+          </w:p>
+          <w:p>
+            <w:pPr>
+              <w:autoSpaceDE w:val="0"/>
+              <w:autoSpaceDN w:val="0"/>
+              <w:adjustRightInd w:val="0"/>
+              <w:rPr>
+                <w:rFonts w:ascii="Consolas" w:hAnsi="Consolas" w:cs="Consolas"/>
+                <w:b/>
+                <w:bCs/>
+                <w:color w:val="000000"/>
+                <w:sz w:val="16"/>
+                <w:szCs w:val="16"/>
+              </w:rPr>
+            </w:pPr>
+            <w:r>
+              <w:rPr>
+                <w:rFonts w:ascii="Consolas" w:hAnsi="Consolas" w:cs="Consolas"/>
+                <w:color w:val="000000"/>
+                <w:sz w:val="16"/>
+                <w:szCs w:val="16"/>
+              </w:rPr>
+              <w:t xml:space="preserve">        </w:t>
+            </w:r>
+            <w:r>
+              <w:rPr>
+                <w:rFonts w:ascii="Consolas" w:hAnsi="Consolas" w:cs="Consolas"/>
+                <w:b/>
+                <w:bCs/>
+                <w:color w:val="0000FF"/>
+                <w:sz w:val="16"/>
+                <w:szCs w:val="16"/>
+              </w:rPr>
+              <w:t>var</w:t>
+            </w:r>
+            <w:r>
+              <w:rPr>
+                <w:rFonts w:ascii="Consolas" w:hAnsi="Consolas" w:cs="Consolas"/>
+                <w:b/>
+                <w:bCs/>
+                <w:color w:val="000000"/>
+                <w:sz w:val="16"/>
+                <w:szCs w:val="16"/>
+              </w:rPr>
+              <w:t xml:space="preserve"> a = </w:t>
+            </w:r>
+            <w:r>
+              <w:rPr>
+                <w:rFonts w:ascii="Consolas" w:hAnsi="Consolas" w:cs="Consolas"/>
+                <w:b/>
+                <w:bCs/>
+                <w:color w:val="0000FF"/>
+                <w:sz w:val="16"/>
+                <w:szCs w:val="16"/>
+              </w:rPr>
+              <w:t>new</w:t>
+            </w:r>
+            <w:r>
+              <w:rPr>
+                <w:rFonts w:ascii="Consolas" w:hAnsi="Consolas" w:cs="Consolas"/>
+                <w:b/>
+                <w:bCs/>
+                <w:color w:val="000000"/>
+                <w:sz w:val="16"/>
+                <w:szCs w:val="16"/>
+              </w:rPr>
+              <w:t xml:space="preserve"> LinkedList&lt;</w:t>
+            </w:r>
+            <w:r>
+              <w:rPr>
+                <w:rFonts w:ascii="Consolas" w:hAnsi="Consolas" w:cs="Consolas"/>
+                <w:b/>
+                <w:bCs/>
+                <w:color w:val="0000FF"/>
+                <w:sz w:val="16"/>
+                <w:szCs w:val="16"/>
+              </w:rPr>
+              <w:t>int</w:t>
+            </w:r>
+            <w:r>
+              <w:rPr>
+                <w:rFonts w:ascii="Consolas" w:hAnsi="Consolas" w:cs="Consolas"/>
+                <w:b/>
+                <w:bCs/>
+                <w:color w:val="000000"/>
+                <w:sz w:val="16"/>
+                <w:szCs w:val="16"/>
+              </w:rPr>
+              <w:t xml:space="preserve">&gt;();                  </w:t>
+            </w:r>
+            <w:r>
+              <w:rPr>
+                <w:rFonts w:ascii="Consolas" w:hAnsi="Consolas" w:cs="Consolas"/>
+                <w:b/>
+                <w:bCs/>
+                <w:color w:val="008000"/>
+                <w:sz w:val="16"/>
+                <w:szCs w:val="16"/>
+              </w:rPr>
+              <w:t>// LinkedList</w:t>
+            </w:r>
+          </w:p>
+          <w:p>
+            <w:pPr>
+              <w:autoSpaceDE w:val="0"/>
+              <w:autoSpaceDN w:val="0"/>
+              <w:adjustRightInd w:val="0"/>
+              <w:rPr>
+                <w:rFonts w:ascii="Consolas" w:hAnsi="Consolas" w:cs="Consolas"/>
+                <w:color w:val="000000"/>
+                <w:sz w:val="16"/>
+                <w:szCs w:val="16"/>
+              </w:rPr>
+            </w:pPr>
+            <w:r>
+              <w:rPr>
+                <w:rFonts w:ascii="Consolas" w:hAnsi="Consolas" w:cs="Consolas"/>
+                <w:color w:val="000000"/>
+                <w:sz w:val="16"/>
+                <w:szCs w:val="16"/>
+              </w:rPr>
+              <w:t xml:space="preserve">        </w:t>
+            </w:r>
+            <w:r>
+              <w:rPr>
+                <w:rFonts w:ascii="Consolas" w:hAnsi="Consolas" w:cs="Consolas"/>
+                <w:color w:val="0000FF"/>
+                <w:sz w:val="16"/>
+                <w:szCs w:val="16"/>
+              </w:rPr>
+              <w:t>int</w:t>
+            </w:r>
+            <w:r>
+              <w:rPr>
+                <w:rFonts w:ascii="Consolas" w:hAnsi="Consolas" w:cs="Consolas"/>
+                <w:color w:val="000000"/>
+                <w:sz w:val="16"/>
+                <w:szCs w:val="16"/>
+              </w:rPr>
+              <w:t xml:space="preserve"> b = 1;                                      </w:t>
+            </w:r>
+            <w:r>
+              <w:rPr>
+                <w:rFonts w:ascii="Consolas" w:hAnsi="Consolas" w:cs="Consolas"/>
+                <w:color w:val="008000"/>
+                <w:sz w:val="16"/>
+                <w:szCs w:val="16"/>
+              </w:rPr>
+              <w:t>// Broj (prvog slececeg) igraca u kolu: b = a.Count + 1;</w:t>
+            </w:r>
+          </w:p>
+          <w:p>
+            <w:pPr>
+              <w:autoSpaceDE w:val="0"/>
+              <w:autoSpaceDN w:val="0"/>
+              <w:adjustRightInd w:val="0"/>
+              <w:rPr>
+                <w:rFonts w:ascii="Consolas" w:hAnsi="Consolas" w:cs="Consolas"/>
+                <w:color w:val="000000"/>
+                <w:sz w:val="16"/>
+                <w:szCs w:val="16"/>
+              </w:rPr>
+            </w:pPr>
+            <w:r>
+              <w:rPr>
+                <w:rFonts w:ascii="Consolas" w:hAnsi="Consolas" w:cs="Consolas"/>
+                <w:color w:val="000000"/>
+                <w:sz w:val="16"/>
+                <w:szCs w:val="16"/>
+              </w:rPr>
+              <w:t xml:space="preserve">        </w:t>
+            </w:r>
+            <w:r>
+              <w:rPr>
+                <w:rFonts w:ascii="Consolas" w:hAnsi="Consolas" w:cs="Consolas"/>
+                <w:color w:val="0000FF"/>
+                <w:sz w:val="16"/>
+                <w:szCs w:val="16"/>
+              </w:rPr>
+              <w:t>for</w:t>
+            </w:r>
+            <w:r>
+              <w:rPr>
+                <w:rFonts w:ascii="Consolas" w:hAnsi="Consolas" w:cs="Consolas"/>
+                <w:color w:val="000000"/>
+                <w:sz w:val="16"/>
+                <w:szCs w:val="16"/>
+              </w:rPr>
+              <w:t xml:space="preserve"> (</w:t>
+            </w:r>
+            <w:r>
+              <w:rPr>
+                <w:rFonts w:ascii="Consolas" w:hAnsi="Consolas" w:cs="Consolas"/>
+                <w:color w:val="0000FF"/>
+                <w:sz w:val="16"/>
+                <w:szCs w:val="16"/>
+              </w:rPr>
+              <w:t>int</w:t>
+            </w:r>
+            <w:r>
+              <w:rPr>
+                <w:rFonts w:ascii="Consolas" w:hAnsi="Consolas" w:cs="Consolas"/>
+                <w:color w:val="000000"/>
+                <w:sz w:val="16"/>
+                <w:szCs w:val="16"/>
+              </w:rPr>
+              <w:t xml:space="preserve"> i = 0; i &lt; s.Length; i++)</w:t>
+            </w:r>
+          </w:p>
+          <w:p>
+            <w:pPr>
+              <w:autoSpaceDE w:val="0"/>
+              <w:autoSpaceDN w:val="0"/>
+              <w:adjustRightInd w:val="0"/>
+              <w:rPr>
+                <w:rFonts w:ascii="Consolas" w:hAnsi="Consolas" w:cs="Consolas"/>
+                <w:color w:val="000000"/>
+                <w:sz w:val="16"/>
+                <w:szCs w:val="16"/>
+              </w:rPr>
+            </w:pPr>
+            <w:r>
+              <w:rPr>
+                <w:rFonts w:ascii="Consolas" w:hAnsi="Consolas" w:cs="Consolas"/>
+                <w:color w:val="000000"/>
+                <w:sz w:val="16"/>
+                <w:szCs w:val="16"/>
+              </w:rPr>
+              <w:t xml:space="preserve">        {</w:t>
+            </w:r>
+          </w:p>
+          <w:p>
+            <w:pPr>
+              <w:autoSpaceDE w:val="0"/>
+              <w:autoSpaceDN w:val="0"/>
+              <w:adjustRightInd w:val="0"/>
+              <w:rPr>
+                <w:rFonts w:ascii="Consolas" w:hAnsi="Consolas" w:cs="Consolas"/>
+                <w:color w:val="000000"/>
+                <w:sz w:val="16"/>
+                <w:szCs w:val="16"/>
+              </w:rPr>
+            </w:pPr>
+            <w:r>
+              <w:rPr>
+                <w:rFonts w:ascii="Consolas" w:hAnsi="Consolas" w:cs="Consolas"/>
+                <w:color w:val="000000"/>
+                <w:sz w:val="16"/>
+                <w:szCs w:val="16"/>
+              </w:rPr>
+              <w:t xml:space="preserve">            </w:t>
+            </w:r>
+            <w:r>
+              <w:rPr>
+                <w:rFonts w:ascii="Consolas" w:hAnsi="Consolas" w:cs="Consolas"/>
+                <w:color w:val="0000FF"/>
+                <w:sz w:val="16"/>
+                <w:szCs w:val="16"/>
+              </w:rPr>
+              <w:t>char</w:t>
+            </w:r>
+            <w:r>
+              <w:rPr>
+                <w:rFonts w:ascii="Consolas" w:hAnsi="Consolas" w:cs="Consolas"/>
+                <w:color w:val="000000"/>
+                <w:sz w:val="16"/>
+                <w:szCs w:val="16"/>
+              </w:rPr>
+              <w:t xml:space="preserve"> c = s[i];</w:t>
+            </w:r>
+          </w:p>
+          <w:p>
+            <w:pPr>
+              <w:autoSpaceDE w:val="0"/>
+              <w:autoSpaceDN w:val="0"/>
+              <w:adjustRightInd w:val="0"/>
+              <w:rPr>
+                <w:rFonts w:ascii="Consolas" w:hAnsi="Consolas" w:cs="Consolas"/>
+                <w:color w:val="000000"/>
+                <w:sz w:val="16"/>
+                <w:szCs w:val="16"/>
+              </w:rPr>
+            </w:pPr>
+            <w:r>
+              <w:rPr>
+                <w:rFonts w:ascii="Consolas" w:hAnsi="Consolas" w:cs="Consolas"/>
+                <w:color w:val="000000"/>
+                <w:sz w:val="16"/>
+                <w:szCs w:val="16"/>
+              </w:rPr>
+              <w:t xml:space="preserve">            </w:t>
+            </w:r>
+            <w:r>
+              <w:rPr>
+                <w:rFonts w:ascii="Consolas" w:hAnsi="Consolas" w:cs="Consolas"/>
+                <w:color w:val="0000FF"/>
+                <w:sz w:val="16"/>
+                <w:szCs w:val="16"/>
+              </w:rPr>
+              <w:t>if</w:t>
+            </w:r>
+            <w:r>
+              <w:rPr>
+                <w:rFonts w:ascii="Consolas" w:hAnsi="Consolas" w:cs="Consolas"/>
+                <w:color w:val="000000"/>
+                <w:sz w:val="16"/>
+                <w:szCs w:val="16"/>
+              </w:rPr>
+              <w:t xml:space="preserve"> (c == </w:t>
+            </w:r>
+            <w:r>
+              <w:rPr>
+                <w:rFonts w:ascii="Consolas" w:hAnsi="Consolas" w:cs="Consolas"/>
+                <w:color w:val="A31515"/>
+                <w:sz w:val="16"/>
+                <w:szCs w:val="16"/>
+              </w:rPr>
+              <w:t>'u'</w:t>
+            </w:r>
+            <w:r>
+              <w:rPr>
+                <w:rFonts w:ascii="Consolas" w:hAnsi="Consolas" w:cs="Consolas"/>
+                <w:color w:val="000000"/>
+                <w:sz w:val="16"/>
+                <w:szCs w:val="16"/>
+              </w:rPr>
+              <w:t xml:space="preserve">)                               </w:t>
+            </w:r>
+            <w:r>
+              <w:rPr>
+                <w:rFonts w:ascii="Consolas" w:hAnsi="Consolas" w:cs="Consolas"/>
+                <w:color w:val="008000"/>
+                <w:sz w:val="16"/>
+                <w:szCs w:val="16"/>
+              </w:rPr>
+              <w:t>// Dodavanje novog igraca u kolo koji odmah postaje vodja</w:t>
+            </w:r>
+          </w:p>
+          <w:p>
+            <w:pPr>
+              <w:autoSpaceDE w:val="0"/>
+              <w:autoSpaceDN w:val="0"/>
+              <w:adjustRightInd w:val="0"/>
+              <w:rPr>
+                <w:rFonts w:ascii="Consolas" w:hAnsi="Consolas" w:cs="Consolas"/>
+                <w:color w:val="000000"/>
+                <w:sz w:val="16"/>
+                <w:szCs w:val="16"/>
+              </w:rPr>
+            </w:pPr>
+            <w:r>
+              <w:rPr>
+                <w:rFonts w:ascii="Consolas" w:hAnsi="Consolas" w:cs="Consolas"/>
+                <w:color w:val="000000"/>
+                <w:sz w:val="16"/>
+                <w:szCs w:val="16"/>
+              </w:rPr>
+              <w:t xml:space="preserve">            {</w:t>
+            </w:r>
+          </w:p>
+          <w:p>
+            <w:pPr>
+              <w:autoSpaceDE w:val="0"/>
+              <w:autoSpaceDN w:val="0"/>
+              <w:adjustRightInd w:val="0"/>
+              <w:rPr>
+                <w:rFonts w:ascii="Consolas" w:hAnsi="Consolas" w:cs="Consolas"/>
+                <w:color w:val="008000"/>
+                <w:sz w:val="16"/>
+                <w:szCs w:val="16"/>
+              </w:rPr>
+            </w:pPr>
+            <w:r>
+              <w:rPr>
+                <w:rFonts w:ascii="Consolas" w:hAnsi="Consolas" w:cs="Consolas"/>
+                <w:color w:val="000000"/>
+                <w:sz w:val="16"/>
+                <w:szCs w:val="16"/>
+              </w:rPr>
+              <w:t xml:space="preserve">                a.AddFirst(b);  </w:t>
+            </w:r>
+            <w:r>
+              <w:rPr>
+                <w:rFonts w:ascii="Consolas" w:hAnsi="Consolas" w:cs="Consolas"/>
+                <w:color w:val="008000"/>
+                <w:sz w:val="16"/>
+                <w:szCs w:val="16"/>
+              </w:rPr>
+              <w:t xml:space="preserve">// Nov igrac se dodaje na prvo mesto u kolo ispred </w:t>
+            </w:r>
+            <w:r>
+              <w:rPr>
+                <w:rFonts w:ascii="Consolas" w:hAnsi="Consolas" w:cs="Consolas"/>
+                <w:color w:val="008000"/>
+                <w:sz w:val="16"/>
+                <w:szCs w:val="16"/>
+              </w:rPr>
+              <w:t>vodje</w:t>
+            </w:r>
+          </w:p>
+          <w:p>
+            <w:pPr>
+              <w:autoSpaceDE w:val="0"/>
+              <w:autoSpaceDN w:val="0"/>
+              <w:adjustRightInd w:val="0"/>
+              <w:rPr>
+                <w:rFonts w:ascii="Consolas" w:hAnsi="Consolas" w:cs="Consolas"/>
+                <w:color w:val="000000"/>
+                <w:sz w:val="16"/>
+                <w:szCs w:val="16"/>
+              </w:rPr>
+            </w:pPr>
+            <w:r>
+              <w:rPr>
+                <w:rFonts w:ascii="Consolas" w:hAnsi="Consolas" w:cs="Consolas"/>
+                <w:color w:val="000000"/>
+                <w:sz w:val="16"/>
+                <w:szCs w:val="16"/>
+              </w:rPr>
+              <w:t xml:space="preserve">                b++;    </w:t>
+            </w:r>
+            <w:r>
+              <w:rPr>
+                <w:rFonts w:ascii="Consolas" w:hAnsi="Consolas" w:cs="Consolas"/>
+                <w:color w:val="000000"/>
+                <w:sz w:val="16"/>
+                <w:szCs w:val="16"/>
+                <w:lang w:val="sr-Cyrl-RS"/>
+              </w:rPr>
+              <w:t xml:space="preserve"> </w:t>
+            </w:r>
+            <w:r>
+              <w:rPr>
+                <w:rFonts w:ascii="Consolas" w:hAnsi="Consolas" w:cs="Consolas"/>
+                <w:color w:val="000000"/>
+                <w:sz w:val="16"/>
+                <w:szCs w:val="16"/>
+              </w:rPr>
+              <w:t xml:space="preserve">       </w:t>
+            </w:r>
+            <w:r>
+              <w:rPr>
+                <w:rFonts w:ascii="Consolas" w:hAnsi="Consolas" w:cs="Consolas"/>
+                <w:color w:val="008000"/>
+                <w:sz w:val="16"/>
+                <w:szCs w:val="16"/>
+              </w:rPr>
+              <w:t>// Inkrementiramo ukupan broj igraca u kolu (za potencijalno sledeceg novog igraca)</w:t>
+            </w:r>
+          </w:p>
+          <w:p>
+            <w:pPr>
+              <w:autoSpaceDE w:val="0"/>
+              <w:autoSpaceDN w:val="0"/>
+              <w:adjustRightInd w:val="0"/>
+              <w:rPr>
+                <w:rFonts w:ascii="Consolas" w:hAnsi="Consolas" w:cs="Consolas"/>
+                <w:color w:val="000000"/>
+                <w:sz w:val="16"/>
+                <w:szCs w:val="16"/>
+              </w:rPr>
+            </w:pPr>
+            <w:r>
+              <w:rPr>
+                <w:rFonts w:ascii="Consolas" w:hAnsi="Consolas" w:cs="Consolas"/>
+                <w:color w:val="000000"/>
+                <w:sz w:val="16"/>
+                <w:szCs w:val="16"/>
+              </w:rPr>
+              <w:t xml:space="preserve">            }</w:t>
+            </w:r>
+          </w:p>
+          <w:p>
+            <w:pPr>
+              <w:autoSpaceDE w:val="0"/>
+              <w:autoSpaceDN w:val="0"/>
+              <w:adjustRightInd w:val="0"/>
+              <w:rPr>
+                <w:rFonts w:ascii="Consolas" w:hAnsi="Consolas" w:cs="Consolas"/>
+                <w:color w:val="000000"/>
+                <w:sz w:val="16"/>
+                <w:szCs w:val="16"/>
+              </w:rPr>
+            </w:pPr>
+            <w:r>
+              <w:rPr>
+                <w:rFonts w:ascii="Consolas" w:hAnsi="Consolas" w:cs="Consolas"/>
+                <w:color w:val="000000"/>
+                <w:sz w:val="16"/>
+                <w:szCs w:val="16"/>
+              </w:rPr>
+              <w:t xml:space="preserve">            </w:t>
+            </w:r>
+            <w:r>
+              <w:rPr>
+                <w:rFonts w:ascii="Consolas" w:hAnsi="Consolas" w:cs="Consolas"/>
+                <w:color w:val="0000FF"/>
+                <w:sz w:val="16"/>
+                <w:szCs w:val="16"/>
+              </w:rPr>
+              <w:t>else</w:t>
+            </w:r>
+            <w:r>
+              <w:rPr>
+                <w:rFonts w:ascii="Consolas" w:hAnsi="Consolas" w:cs="Consolas"/>
+                <w:color w:val="000000"/>
+                <w:sz w:val="16"/>
+                <w:szCs w:val="16"/>
+              </w:rPr>
+              <w:t xml:space="preserve"> </w:t>
+            </w:r>
+            <w:r>
+              <w:rPr>
+                <w:rFonts w:ascii="Consolas" w:hAnsi="Consolas" w:cs="Consolas"/>
+                <w:color w:val="0000FF"/>
+                <w:sz w:val="16"/>
+                <w:szCs w:val="16"/>
+              </w:rPr>
+              <w:t>if</w:t>
+            </w:r>
+            <w:r>
+              <w:rPr>
+                <w:rFonts w:ascii="Consolas" w:hAnsi="Consolas" w:cs="Consolas"/>
+                <w:color w:val="000000"/>
+                <w:sz w:val="16"/>
+                <w:szCs w:val="16"/>
+              </w:rPr>
+              <w:t xml:space="preserve"> (c == </w:t>
+            </w:r>
+            <w:r>
+              <w:rPr>
+                <w:rFonts w:ascii="Consolas" w:hAnsi="Consolas" w:cs="Consolas"/>
+                <w:color w:val="A31515"/>
+                <w:sz w:val="16"/>
+                <w:szCs w:val="16"/>
+              </w:rPr>
+              <w:t>'s'</w:t>
+            </w:r>
+            <w:r>
+              <w:rPr>
+                <w:rFonts w:ascii="Consolas" w:hAnsi="Consolas" w:cs="Consolas"/>
+                <w:color w:val="000000"/>
+                <w:sz w:val="16"/>
+                <w:szCs w:val="16"/>
+              </w:rPr>
+              <w:t xml:space="preserve">)            </w:t>
+            </w:r>
+            <w:r>
+              <w:rPr>
+                <w:rFonts w:ascii="Consolas" w:hAnsi="Consolas" w:cs="Consolas"/>
+                <w:color w:val="008000"/>
+                <w:sz w:val="16"/>
+                <w:szCs w:val="16"/>
+              </w:rPr>
+              <w:t>// Predavanje sesira narednom igracu (ispred sebe, odnosno poslednjem u kolu)</w:t>
+            </w:r>
+          </w:p>
+          <w:p>
+            <w:pPr>
+              <w:autoSpaceDE w:val="0"/>
+              <w:autoSpaceDN w:val="0"/>
+              <w:adjustRightInd w:val="0"/>
+              <w:rPr>
+                <w:rFonts w:ascii="Consolas" w:hAnsi="Consolas" w:cs="Consolas"/>
+                <w:color w:val="000000"/>
+                <w:sz w:val="16"/>
+                <w:szCs w:val="16"/>
+              </w:rPr>
+            </w:pPr>
+            <w:r>
+              <w:rPr>
+                <w:rFonts w:ascii="Consolas" w:hAnsi="Consolas" w:cs="Consolas"/>
+                <w:color w:val="000000"/>
+                <w:sz w:val="16"/>
+                <w:szCs w:val="16"/>
+              </w:rPr>
+              <w:t xml:space="preserve">            {</w:t>
+            </w:r>
+          </w:p>
+          <w:p>
+            <w:pPr>
+              <w:autoSpaceDE w:val="0"/>
+              <w:autoSpaceDN w:val="0"/>
+              <w:adjustRightInd w:val="0"/>
+              <w:rPr>
+                <w:rFonts w:ascii="Consolas" w:hAnsi="Consolas" w:cs="Consolas"/>
+                <w:color w:val="000000"/>
+                <w:sz w:val="16"/>
+                <w:szCs w:val="16"/>
+              </w:rPr>
+            </w:pPr>
+            <w:r>
+              <w:rPr>
+                <w:rFonts w:ascii="Consolas" w:hAnsi="Consolas" w:cs="Consolas"/>
+                <w:color w:val="000000"/>
+                <w:sz w:val="16"/>
+                <w:szCs w:val="16"/>
+              </w:rPr>
+              <w:t xml:space="preserve">                </w:t>
+            </w:r>
+            <w:r>
+              <w:rPr>
+                <w:rFonts w:ascii="Consolas" w:hAnsi="Consolas" w:cs="Consolas"/>
+                <w:color w:val="0000FF"/>
+                <w:sz w:val="16"/>
+                <w:szCs w:val="16"/>
+              </w:rPr>
+              <w:t>if</w:t>
+            </w:r>
+            <w:r>
+              <w:rPr>
+                <w:rFonts w:ascii="Consolas" w:hAnsi="Consolas" w:cs="Consolas"/>
+                <w:color w:val="000000"/>
+                <w:sz w:val="16"/>
+                <w:szCs w:val="16"/>
+              </w:rPr>
+              <w:t xml:space="preserve"> (a.Count &gt; 0)</w:t>
+            </w:r>
+          </w:p>
+          <w:p>
+            <w:pPr>
+              <w:autoSpaceDE w:val="0"/>
+              <w:autoSpaceDN w:val="0"/>
+              <w:adjustRightInd w:val="0"/>
+              <w:rPr>
+                <w:rFonts w:ascii="Consolas" w:hAnsi="Consolas" w:cs="Consolas"/>
+                <w:color w:val="000000"/>
+                <w:sz w:val="16"/>
+                <w:szCs w:val="16"/>
+              </w:rPr>
+            </w:pPr>
+            <w:r>
+              <w:rPr>
+                <w:rFonts w:ascii="Consolas" w:hAnsi="Consolas" w:cs="Consolas"/>
+                <w:color w:val="000000"/>
+                <w:sz w:val="16"/>
+                <w:szCs w:val="16"/>
+              </w:rPr>
+              <w:t xml:space="preserve">                {</w:t>
+            </w:r>
+          </w:p>
+          <w:p>
+            <w:pPr>
+              <w:autoSpaceDE w:val="0"/>
+              <w:autoSpaceDN w:val="0"/>
+              <w:adjustRightInd w:val="0"/>
+              <w:rPr>
+                <w:rFonts w:ascii="Consolas" w:hAnsi="Consolas" w:cs="Consolas"/>
+                <w:color w:val="000000"/>
+                <w:sz w:val="16"/>
+                <w:szCs w:val="16"/>
+              </w:rPr>
+            </w:pPr>
+            <w:r>
+              <w:rPr>
+                <w:rFonts w:ascii="Consolas" w:hAnsi="Consolas" w:cs="Consolas"/>
+                <w:color w:val="000000"/>
+                <w:sz w:val="16"/>
+                <w:szCs w:val="16"/>
+              </w:rPr>
+              <w:t xml:space="preserve">                    </w:t>
+            </w:r>
+            <w:r>
+              <w:rPr>
+                <w:rFonts w:ascii="Consolas" w:hAnsi="Consolas" w:cs="Consolas"/>
+                <w:color w:val="0000FF"/>
+                <w:sz w:val="16"/>
+                <w:szCs w:val="16"/>
+              </w:rPr>
+              <w:t>int</w:t>
+            </w:r>
+            <w:r>
+              <w:rPr>
+                <w:rFonts w:ascii="Consolas" w:hAnsi="Consolas" w:cs="Consolas"/>
+                <w:color w:val="000000"/>
+                <w:sz w:val="16"/>
+                <w:szCs w:val="16"/>
+              </w:rPr>
+              <w:t xml:space="preserve"> poslednji = a.Last.Value;       </w:t>
+            </w:r>
+            <w:r>
+              <w:rPr>
+                <w:rFonts w:ascii="Consolas" w:hAnsi="Consolas" w:cs="Consolas"/>
+                <w:color w:val="008000"/>
+                <w:sz w:val="16"/>
+                <w:szCs w:val="16"/>
+              </w:rPr>
+              <w:t>// Uzimamo vrednost poslednjeg igraca u kolu</w:t>
+            </w:r>
+          </w:p>
+          <w:p>
+            <w:pPr>
+              <w:autoSpaceDE w:val="0"/>
+              <w:autoSpaceDN w:val="0"/>
+              <w:adjustRightInd w:val="0"/>
+              <w:rPr>
+                <w:rFonts w:ascii="Consolas" w:hAnsi="Consolas" w:cs="Consolas"/>
+                <w:color w:val="000000"/>
+                <w:sz w:val="16"/>
+                <w:szCs w:val="16"/>
+              </w:rPr>
+            </w:pPr>
+            <w:r>
+              <w:rPr>
+                <w:rFonts w:ascii="Consolas" w:hAnsi="Consolas" w:cs="Consolas"/>
+                <w:color w:val="000000"/>
+                <w:sz w:val="16"/>
+                <w:szCs w:val="16"/>
+              </w:rPr>
+              <w:t xml:space="preserve">                    a.RemoveLast();                     </w:t>
+            </w:r>
+            <w:r>
+              <w:rPr>
+                <w:rFonts w:ascii="Consolas" w:hAnsi="Consolas" w:cs="Consolas"/>
+                <w:color w:val="008000"/>
+                <w:sz w:val="16"/>
+                <w:szCs w:val="16"/>
+              </w:rPr>
+              <w:t>// Izbacujemo poslednji element iz kola</w:t>
+            </w:r>
+          </w:p>
+          <w:p>
+            <w:pPr>
+              <w:autoSpaceDE w:val="0"/>
+              <w:autoSpaceDN w:val="0"/>
+              <w:adjustRightInd w:val="0"/>
+              <w:rPr>
+                <w:rFonts w:ascii="Consolas" w:hAnsi="Consolas" w:cs="Consolas"/>
+                <w:color w:val="000000"/>
+                <w:sz w:val="16"/>
+                <w:szCs w:val="16"/>
+              </w:rPr>
+            </w:pPr>
+            <w:r>
+              <w:rPr>
+                <w:rFonts w:ascii="Consolas" w:hAnsi="Consolas" w:cs="Consolas"/>
+                <w:color w:val="000000"/>
+                <w:sz w:val="16"/>
+                <w:szCs w:val="16"/>
+              </w:rPr>
+              <w:t xml:space="preserve">                    a.AddFirst(poslednji);    </w:t>
+            </w:r>
+            <w:r>
+              <w:rPr>
+                <w:rFonts w:ascii="Consolas" w:hAnsi="Consolas" w:cs="Consolas"/>
+                <w:color w:val="008000"/>
+                <w:sz w:val="16"/>
+                <w:szCs w:val="16"/>
+              </w:rPr>
+              <w:t>// Dodajemo na prvo mesto (kao vodju) igraca koji je bio poslednji u kolu</w:t>
+            </w:r>
+          </w:p>
+          <w:p>
+            <w:pPr>
+              <w:autoSpaceDE w:val="0"/>
+              <w:autoSpaceDN w:val="0"/>
+              <w:adjustRightInd w:val="0"/>
+              <w:rPr>
+                <w:rFonts w:ascii="Consolas" w:hAnsi="Consolas" w:cs="Consolas"/>
+                <w:color w:val="000000"/>
+                <w:sz w:val="16"/>
+                <w:szCs w:val="16"/>
+              </w:rPr>
+            </w:pPr>
+            <w:r>
+              <w:rPr>
+                <w:rFonts w:ascii="Consolas" w:hAnsi="Consolas" w:cs="Consolas"/>
+                <w:color w:val="000000"/>
+                <w:sz w:val="16"/>
+                <w:szCs w:val="16"/>
+              </w:rPr>
+              <w:t xml:space="preserve">                }</w:t>
+            </w:r>
+          </w:p>
+          <w:p>
+            <w:pPr>
+              <w:autoSpaceDE w:val="0"/>
+              <w:autoSpaceDN w:val="0"/>
+              <w:adjustRightInd w:val="0"/>
+              <w:rPr>
+                <w:rFonts w:ascii="Consolas" w:hAnsi="Consolas" w:cs="Consolas"/>
+                <w:color w:val="000000"/>
+                <w:sz w:val="16"/>
+                <w:szCs w:val="16"/>
+              </w:rPr>
+            </w:pPr>
+            <w:r>
+              <w:rPr>
+                <w:rFonts w:ascii="Consolas" w:hAnsi="Consolas" w:cs="Consolas"/>
+                <w:color w:val="000000"/>
+                <w:sz w:val="16"/>
+                <w:szCs w:val="16"/>
+              </w:rPr>
+              <w:t xml:space="preserve">            }</w:t>
+            </w:r>
+          </w:p>
+          <w:p>
+            <w:pPr>
+              <w:autoSpaceDE w:val="0"/>
+              <w:autoSpaceDN w:val="0"/>
+              <w:adjustRightInd w:val="0"/>
+              <w:rPr>
+                <w:rFonts w:ascii="Consolas" w:hAnsi="Consolas" w:cs="Consolas"/>
+                <w:color w:val="000000"/>
+                <w:sz w:val="16"/>
+                <w:szCs w:val="16"/>
+              </w:rPr>
+            </w:pPr>
+            <w:r>
+              <w:rPr>
+                <w:rFonts w:ascii="Consolas" w:hAnsi="Consolas" w:cs="Consolas"/>
+                <w:color w:val="000000"/>
+                <w:sz w:val="16"/>
+                <w:szCs w:val="16"/>
+              </w:rPr>
+              <w:t xml:space="preserve">            </w:t>
+            </w:r>
+            <w:r>
+              <w:rPr>
+                <w:rFonts w:ascii="Consolas" w:hAnsi="Consolas" w:cs="Consolas"/>
+                <w:color w:val="0000FF"/>
+                <w:sz w:val="16"/>
+                <w:szCs w:val="16"/>
+              </w:rPr>
+              <w:t>else</w:t>
+            </w:r>
+            <w:r>
+              <w:rPr>
+                <w:rFonts w:ascii="Consolas" w:hAnsi="Consolas" w:cs="Consolas"/>
+                <w:color w:val="000000"/>
+                <w:sz w:val="16"/>
+                <w:szCs w:val="16"/>
+              </w:rPr>
+              <w:t xml:space="preserve"> </w:t>
+            </w:r>
+            <w:r>
+              <w:rPr>
+                <w:rFonts w:ascii="Consolas" w:hAnsi="Consolas" w:cs="Consolas"/>
+                <w:color w:val="0000FF"/>
+                <w:sz w:val="16"/>
+                <w:szCs w:val="16"/>
+              </w:rPr>
+              <w:t>if</w:t>
+            </w:r>
+            <w:r>
+              <w:rPr>
+                <w:rFonts w:ascii="Consolas" w:hAnsi="Consolas" w:cs="Consolas"/>
+                <w:color w:val="000000"/>
+                <w:sz w:val="16"/>
+                <w:szCs w:val="16"/>
+              </w:rPr>
+              <w:t xml:space="preserve"> (c == </w:t>
+            </w:r>
+            <w:r>
+              <w:rPr>
+                <w:rFonts w:ascii="Consolas" w:hAnsi="Consolas" w:cs="Consolas"/>
+                <w:color w:val="A31515"/>
+                <w:sz w:val="16"/>
+                <w:szCs w:val="16"/>
+              </w:rPr>
+              <w:t>'i'</w:t>
+            </w:r>
+            <w:r>
+              <w:rPr>
+                <w:rFonts w:ascii="Consolas" w:hAnsi="Consolas" w:cs="Consolas"/>
+                <w:color w:val="000000"/>
+                <w:sz w:val="16"/>
+                <w:szCs w:val="16"/>
+              </w:rPr>
+              <w:t xml:space="preserve">)                          </w:t>
+            </w:r>
+            <w:r>
+              <w:rPr>
+                <w:rFonts w:ascii="Consolas" w:hAnsi="Consolas" w:cs="Consolas"/>
+                <w:color w:val="008000"/>
+                <w:sz w:val="16"/>
+                <w:szCs w:val="16"/>
+              </w:rPr>
+              <w:t>// Izbacicanje vodje iz kola</w:t>
+            </w:r>
+          </w:p>
+          <w:p>
+            <w:pPr>
+              <w:autoSpaceDE w:val="0"/>
+              <w:autoSpaceDN w:val="0"/>
+              <w:adjustRightInd w:val="0"/>
+              <w:rPr>
+                <w:rFonts w:ascii="Consolas" w:hAnsi="Consolas" w:cs="Consolas"/>
+                <w:color w:val="000000"/>
+                <w:sz w:val="16"/>
+                <w:szCs w:val="16"/>
+              </w:rPr>
+            </w:pPr>
+            <w:r>
+              <w:rPr>
+                <w:rFonts w:ascii="Consolas" w:hAnsi="Consolas" w:cs="Consolas"/>
+                <w:color w:val="000000"/>
+                <w:sz w:val="16"/>
+                <w:szCs w:val="16"/>
+              </w:rPr>
+              <w:t xml:space="preserve">            {</w:t>
+            </w:r>
+          </w:p>
+          <w:p>
+            <w:pPr>
+              <w:autoSpaceDE w:val="0"/>
+              <w:autoSpaceDN w:val="0"/>
+              <w:adjustRightInd w:val="0"/>
+              <w:rPr>
+                <w:rFonts w:ascii="Consolas" w:hAnsi="Consolas" w:cs="Consolas"/>
+                <w:color w:val="000000"/>
+                <w:sz w:val="16"/>
+                <w:szCs w:val="16"/>
+              </w:rPr>
+            </w:pPr>
+            <w:r>
+              <w:rPr>
+                <w:rFonts w:ascii="Consolas" w:hAnsi="Consolas" w:cs="Consolas"/>
+                <w:color w:val="000000"/>
+                <w:sz w:val="16"/>
+                <w:szCs w:val="16"/>
+              </w:rPr>
+              <w:t xml:space="preserve">                </w:t>
+            </w:r>
+            <w:r>
+              <w:rPr>
+                <w:rFonts w:ascii="Consolas" w:hAnsi="Consolas" w:cs="Consolas"/>
+                <w:color w:val="0000FF"/>
+                <w:sz w:val="16"/>
+                <w:szCs w:val="16"/>
+              </w:rPr>
+              <w:t>if</w:t>
+            </w:r>
+            <w:r>
+              <w:rPr>
+                <w:rFonts w:ascii="Consolas" w:hAnsi="Consolas" w:cs="Consolas"/>
+                <w:color w:val="000000"/>
+                <w:sz w:val="16"/>
+                <w:szCs w:val="16"/>
+              </w:rPr>
+              <w:t xml:space="preserve"> (a.Count &gt; 0)</w:t>
+            </w:r>
+          </w:p>
+          <w:p>
+            <w:pPr>
+              <w:autoSpaceDE w:val="0"/>
+              <w:autoSpaceDN w:val="0"/>
+              <w:adjustRightInd w:val="0"/>
+              <w:rPr>
+                <w:rFonts w:ascii="Consolas" w:hAnsi="Consolas" w:cs="Consolas"/>
+                <w:color w:val="000000"/>
+                <w:sz w:val="16"/>
+                <w:szCs w:val="16"/>
+              </w:rPr>
+            </w:pPr>
+            <w:r>
+              <w:rPr>
+                <w:rFonts w:ascii="Consolas" w:hAnsi="Consolas" w:cs="Consolas"/>
+                <w:color w:val="000000"/>
+                <w:sz w:val="16"/>
+                <w:szCs w:val="16"/>
+              </w:rPr>
+              <w:t xml:space="preserve">                {</w:t>
+            </w:r>
+          </w:p>
+          <w:p>
+            <w:pPr>
+              <w:autoSpaceDE w:val="0"/>
+              <w:autoSpaceDN w:val="0"/>
+              <w:adjustRightInd w:val="0"/>
+              <w:rPr>
+                <w:rFonts w:ascii="Consolas" w:hAnsi="Consolas" w:cs="Consolas"/>
+                <w:color w:val="000000"/>
+                <w:sz w:val="16"/>
+                <w:szCs w:val="16"/>
+              </w:rPr>
+            </w:pPr>
+            <w:r>
+              <w:rPr>
+                <w:rFonts w:ascii="Consolas" w:hAnsi="Consolas" w:cs="Consolas"/>
+                <w:color w:val="000000"/>
+                <w:sz w:val="16"/>
+                <w:szCs w:val="16"/>
+              </w:rPr>
+              <w:t xml:space="preserve">                    a.RemoveFirst();    </w:t>
+            </w:r>
+            <w:r>
+              <w:rPr>
+                <w:rFonts w:ascii="Consolas" w:hAnsi="Consolas" w:cs="Consolas"/>
+                <w:color w:val="008000"/>
+                <w:sz w:val="16"/>
+                <w:szCs w:val="16"/>
+              </w:rPr>
+              <w:t>// Izbacujemo prvi element (vodju iz kola). Sesir predaje igracu iza sebe</w:t>
+            </w:r>
+          </w:p>
+          <w:p>
+            <w:pPr>
+              <w:autoSpaceDE w:val="0"/>
+              <w:autoSpaceDN w:val="0"/>
+              <w:adjustRightInd w:val="0"/>
+              <w:rPr>
+                <w:rFonts w:ascii="Consolas" w:hAnsi="Consolas" w:cs="Consolas"/>
+                <w:color w:val="000000"/>
+                <w:sz w:val="16"/>
+                <w:szCs w:val="16"/>
+              </w:rPr>
+            </w:pPr>
+            <w:r>
+              <w:rPr>
+                <w:rFonts w:ascii="Consolas" w:hAnsi="Consolas" w:cs="Consolas"/>
+                <w:color w:val="000000"/>
+                <w:sz w:val="16"/>
+                <w:szCs w:val="16"/>
+              </w:rPr>
+              <w:t xml:space="preserve">                    b--;        </w:t>
+            </w:r>
+            <w:r>
+              <w:rPr>
+                <w:rFonts w:ascii="Consolas" w:hAnsi="Consolas" w:cs="Consolas"/>
+                <w:color w:val="000000"/>
+                <w:sz w:val="16"/>
+                <w:szCs w:val="16"/>
+                <w:lang w:val="sr-Cyrl-RS"/>
+              </w:rPr>
+              <w:t xml:space="preserve"> </w:t>
+            </w:r>
+            <w:r>
+              <w:rPr>
+                <w:rFonts w:ascii="Consolas" w:hAnsi="Consolas" w:cs="Consolas"/>
+                <w:color w:val="000000"/>
+                <w:sz w:val="16"/>
+                <w:szCs w:val="16"/>
+              </w:rPr>
+              <w:t xml:space="preserve">       </w:t>
+            </w:r>
+            <w:r>
+              <w:rPr>
+                <w:rFonts w:ascii="Consolas" w:hAnsi="Consolas" w:cs="Consolas"/>
+                <w:color w:val="008000"/>
+                <w:sz w:val="16"/>
+                <w:szCs w:val="16"/>
+              </w:rPr>
+              <w:t>// Dekrementiramo ukupan broj igraca u kolu (za potencijalno sledeceg novog)</w:t>
+            </w:r>
+          </w:p>
+          <w:p>
+            <w:pPr>
+              <w:autoSpaceDE w:val="0"/>
+              <w:autoSpaceDN w:val="0"/>
+              <w:adjustRightInd w:val="0"/>
+              <w:rPr>
+                <w:rFonts w:ascii="Consolas" w:hAnsi="Consolas" w:cs="Consolas"/>
+                <w:color w:val="000000"/>
+                <w:sz w:val="16"/>
+                <w:szCs w:val="16"/>
+              </w:rPr>
+            </w:pPr>
+            <w:r>
+              <w:rPr>
+                <w:rFonts w:ascii="Consolas" w:hAnsi="Consolas" w:cs="Consolas"/>
+                <w:color w:val="000000"/>
+                <w:sz w:val="16"/>
+                <w:szCs w:val="16"/>
+              </w:rPr>
+              <w:t xml:space="preserve">                }</w:t>
+            </w:r>
+          </w:p>
+          <w:p>
+            <w:pPr>
+              <w:autoSpaceDE w:val="0"/>
+              <w:autoSpaceDN w:val="0"/>
+              <w:adjustRightInd w:val="0"/>
+              <w:rPr>
+                <w:rFonts w:ascii="Consolas" w:hAnsi="Consolas" w:cs="Consolas"/>
+                <w:color w:val="000000"/>
+                <w:sz w:val="16"/>
+                <w:szCs w:val="16"/>
+              </w:rPr>
+            </w:pPr>
+            <w:r>
+              <w:rPr>
+                <w:rFonts w:ascii="Consolas" w:hAnsi="Consolas" w:cs="Consolas"/>
+                <w:color w:val="000000"/>
+                <w:sz w:val="16"/>
+                <w:szCs w:val="16"/>
+              </w:rPr>
+              <w:t xml:space="preserve">            }</w:t>
+            </w:r>
+          </w:p>
+          <w:p>
+            <w:pPr>
+              <w:autoSpaceDE w:val="0"/>
+              <w:autoSpaceDN w:val="0"/>
+              <w:adjustRightInd w:val="0"/>
+              <w:rPr>
+                <w:rFonts w:ascii="Consolas" w:hAnsi="Consolas" w:cs="Consolas"/>
+                <w:color w:val="000000"/>
+                <w:sz w:val="16"/>
+                <w:szCs w:val="16"/>
+              </w:rPr>
+            </w:pPr>
+            <w:r>
+              <w:rPr>
+                <w:rFonts w:ascii="Consolas" w:hAnsi="Consolas" w:cs="Consolas"/>
+                <w:color w:val="000000"/>
+                <w:sz w:val="16"/>
+                <w:szCs w:val="16"/>
+              </w:rPr>
+              <w:t xml:space="preserve">        }</w:t>
+            </w:r>
+          </w:p>
+          <w:p>
+            <w:pPr>
+              <w:autoSpaceDE w:val="0"/>
+              <w:autoSpaceDN w:val="0"/>
+              <w:adjustRightInd w:val="0"/>
+              <w:rPr>
+                <w:rFonts w:ascii="Consolas" w:hAnsi="Consolas" w:cs="Consolas"/>
+                <w:color w:val="000000"/>
+                <w:sz w:val="16"/>
+                <w:szCs w:val="16"/>
+                <w:lang w:val="en-US"/>
+              </w:rPr>
+            </w:pPr>
+            <w:r>
+              <w:rPr>
+                <w:rFonts w:ascii="Consolas" w:hAnsi="Consolas" w:cs="Consolas"/>
+                <w:color w:val="000000"/>
+                <w:sz w:val="16"/>
+                <w:szCs w:val="16"/>
+              </w:rPr>
+              <w:t xml:space="preserve">        </w:t>
+            </w:r>
+            <w:r>
+              <w:rPr>
+                <w:rFonts w:ascii="Consolas" w:hAnsi="Consolas" w:cs="Consolas"/>
+                <w:color w:val="0000FF"/>
+                <w:sz w:val="16"/>
+                <w:szCs w:val="16"/>
+              </w:rPr>
+              <w:t>int</w:t>
+            </w:r>
+            <w:r>
+              <w:rPr>
+                <w:rFonts w:ascii="Consolas" w:hAnsi="Consolas" w:cs="Consolas"/>
+                <w:color w:val="000000"/>
+                <w:sz w:val="16"/>
+                <w:szCs w:val="16"/>
+              </w:rPr>
+              <w:t xml:space="preserve"> vodja = a.First.Value;             </w:t>
+            </w:r>
+            <w:r>
+              <w:rPr>
+                <w:rFonts w:ascii="Consolas" w:hAnsi="Consolas" w:cs="Consolas"/>
+                <w:color w:val="000000"/>
+                <w:sz w:val="16"/>
+                <w:szCs w:val="16"/>
+              </w:rPr>
+              <w:t xml:space="preserve">         </w:t>
+            </w:r>
+            <w:r>
+              <w:rPr>
+                <w:rFonts w:ascii="Consolas" w:hAnsi="Consolas" w:cs="Consolas"/>
+                <w:color w:val="008000"/>
+                <w:sz w:val="16"/>
+                <w:szCs w:val="16"/>
+              </w:rPr>
+              <w:t>// Uzimamo vrednost vodje</w:t>
+            </w:r>
+            <w:r>
+              <w:rPr>
+                <w:rFonts w:ascii="Consolas" w:hAnsi="Consolas" w:cs="Consolas"/>
+                <w:color w:val="008000"/>
+                <w:sz w:val="16"/>
+                <w:szCs w:val="16"/>
+                <w:lang w:val="sr-Cyrl-RS"/>
+              </w:rPr>
+              <w:t xml:space="preserve"> </w:t>
+            </w:r>
+            <w:r>
+              <w:rPr>
+                <w:rFonts w:ascii="Consolas" w:hAnsi="Consolas" w:cs="Consolas"/>
+                <w:color w:val="008000"/>
+                <w:sz w:val="16"/>
+                <w:szCs w:val="16"/>
+                <w:lang w:val="en-US"/>
+              </w:rPr>
+              <w:t>(da bi ga prebacili na kraj liste)</w:t>
+            </w:r>
+          </w:p>
+          <w:p>
+            <w:pPr>
+              <w:autoSpaceDE w:val="0"/>
+              <w:autoSpaceDN w:val="0"/>
+              <w:adjustRightInd w:val="0"/>
+              <w:rPr>
+                <w:rFonts w:ascii="Consolas" w:hAnsi="Consolas" w:cs="Consolas"/>
+                <w:color w:val="000000"/>
+                <w:sz w:val="16"/>
+                <w:szCs w:val="16"/>
+              </w:rPr>
+            </w:pPr>
+            <w:r>
+              <w:rPr>
+                <w:rFonts w:ascii="Consolas" w:hAnsi="Consolas" w:cs="Consolas"/>
+                <w:color w:val="000000"/>
+                <w:sz w:val="16"/>
+                <w:szCs w:val="16"/>
+              </w:rPr>
+              <w:t xml:space="preserve">        a.RemoveFirst();                                </w:t>
+            </w:r>
+            <w:r>
+              <w:rPr>
+                <w:rFonts w:ascii="Consolas" w:hAnsi="Consolas" w:cs="Consolas"/>
+                <w:color w:val="008000"/>
+                <w:sz w:val="16"/>
+                <w:szCs w:val="16"/>
+              </w:rPr>
+              <w:t>// Izbacujemo vodju sa pocetka linkovane liste</w:t>
+            </w:r>
+          </w:p>
+          <w:p>
+            <w:pPr>
+              <w:autoSpaceDE w:val="0"/>
+              <w:autoSpaceDN w:val="0"/>
+              <w:adjustRightInd w:val="0"/>
+              <w:rPr>
+                <w:rFonts w:ascii="Consolas" w:hAnsi="Consolas" w:cs="Consolas"/>
+                <w:color w:val="000000"/>
+                <w:sz w:val="16"/>
+                <w:szCs w:val="16"/>
+              </w:rPr>
+            </w:pPr>
+            <w:r>
+              <w:rPr>
+                <w:rFonts w:ascii="Consolas" w:hAnsi="Consolas" w:cs="Consolas"/>
+                <w:color w:val="000000"/>
+                <w:sz w:val="16"/>
+                <w:szCs w:val="16"/>
+              </w:rPr>
+              <w:t xml:space="preserve">        a.AddLast(vodja);                               </w:t>
+            </w:r>
+            <w:r>
+              <w:rPr>
+                <w:rFonts w:ascii="Consolas" w:hAnsi="Consolas" w:cs="Consolas"/>
+                <w:color w:val="008000"/>
+                <w:sz w:val="16"/>
+                <w:szCs w:val="16"/>
+              </w:rPr>
+              <w:t>// Dodajemo vodju na kraj linkovane liste</w:t>
+            </w:r>
+          </w:p>
+          <w:p>
+            <w:pPr>
+              <w:autoSpaceDE w:val="0"/>
+              <w:autoSpaceDN w:val="0"/>
+              <w:adjustRightInd w:val="0"/>
+              <w:rPr>
+                <w:rFonts w:ascii="Consolas" w:hAnsi="Consolas" w:cs="Consolas"/>
+                <w:color w:val="000000"/>
+                <w:sz w:val="16"/>
+                <w:szCs w:val="16"/>
+              </w:rPr>
+            </w:pPr>
+            <w:r>
+              <w:rPr>
+                <w:rFonts w:ascii="Consolas" w:hAnsi="Consolas" w:cs="Consolas"/>
+                <w:color w:val="000000"/>
+                <w:sz w:val="16"/>
+                <w:szCs w:val="16"/>
+              </w:rPr>
+              <w:t xml:space="preserve">        </w:t>
+            </w:r>
+            <w:r>
+              <w:rPr>
+                <w:rFonts w:ascii="Consolas" w:hAnsi="Consolas" w:cs="Consolas"/>
+                <w:color w:val="0000FF"/>
+                <w:sz w:val="16"/>
+                <w:szCs w:val="16"/>
+              </w:rPr>
+              <w:t>while</w:t>
+            </w:r>
+            <w:r>
+              <w:rPr>
+                <w:rFonts w:ascii="Consolas" w:hAnsi="Consolas" w:cs="Consolas"/>
+                <w:color w:val="000000"/>
+                <w:sz w:val="16"/>
+                <w:szCs w:val="16"/>
+              </w:rPr>
+              <w:t xml:space="preserve"> (a.Count &gt; 0)                             </w:t>
+            </w:r>
+            <w:r>
+              <w:rPr>
+                <w:rFonts w:ascii="Consolas" w:hAnsi="Consolas" w:cs="Consolas"/>
+                <w:color w:val="008000"/>
+                <w:sz w:val="16"/>
+                <w:szCs w:val="16"/>
+              </w:rPr>
+              <w:t>// Sve dok ima elemenata u linkovanoj listi (igraca u kolu)</w:t>
+            </w:r>
+          </w:p>
+          <w:p>
+            <w:pPr>
+              <w:autoSpaceDE w:val="0"/>
+              <w:autoSpaceDN w:val="0"/>
+              <w:adjustRightInd w:val="0"/>
+              <w:rPr>
+                <w:rFonts w:ascii="Consolas" w:hAnsi="Consolas" w:cs="Consolas"/>
+                <w:color w:val="000000"/>
+                <w:sz w:val="16"/>
+                <w:szCs w:val="16"/>
+              </w:rPr>
+            </w:pPr>
+            <w:r>
+              <w:rPr>
+                <w:rFonts w:ascii="Consolas" w:hAnsi="Consolas" w:cs="Consolas"/>
+                <w:color w:val="000000"/>
+                <w:sz w:val="16"/>
+                <w:szCs w:val="16"/>
+              </w:rPr>
+              <w:t xml:space="preserve">        {</w:t>
+            </w:r>
+          </w:p>
+          <w:p>
+            <w:pPr>
+              <w:autoSpaceDE w:val="0"/>
+              <w:autoSpaceDN w:val="0"/>
+              <w:adjustRightInd w:val="0"/>
+              <w:rPr>
+                <w:rFonts w:ascii="Consolas" w:hAnsi="Consolas" w:cs="Consolas"/>
+                <w:color w:val="000000"/>
+                <w:sz w:val="16"/>
+                <w:szCs w:val="16"/>
+              </w:rPr>
+            </w:pPr>
+            <w:r>
+              <w:rPr>
+                <w:rFonts w:ascii="Consolas" w:hAnsi="Consolas" w:cs="Consolas"/>
+                <w:color w:val="000000"/>
+                <w:sz w:val="16"/>
+                <w:szCs w:val="16"/>
+              </w:rPr>
+              <w:t xml:space="preserve">            Console.Write(a.Last.Value + </w:t>
+            </w:r>
+            <w:r>
+              <w:rPr>
+                <w:rFonts w:ascii="Consolas" w:hAnsi="Consolas" w:cs="Consolas"/>
+                <w:color w:val="A31515"/>
+                <w:sz w:val="16"/>
+                <w:szCs w:val="16"/>
+              </w:rPr>
+              <w:t>" "</w:t>
+            </w:r>
+            <w:r>
+              <w:rPr>
+                <w:rFonts w:ascii="Consolas" w:hAnsi="Consolas" w:cs="Consolas"/>
+                <w:color w:val="000000"/>
+                <w:sz w:val="16"/>
+                <w:szCs w:val="16"/>
+              </w:rPr>
+              <w:t xml:space="preserve">);  </w:t>
+            </w:r>
+            <w:r>
+              <w:rPr>
+                <w:rFonts w:ascii="Consolas" w:hAnsi="Consolas" w:cs="Consolas"/>
+                <w:color w:val="000000"/>
+                <w:sz w:val="16"/>
+                <w:szCs w:val="16"/>
+                <w:lang w:val="sr-Cyrl-RS"/>
+              </w:rPr>
+              <w:t xml:space="preserve">    </w:t>
+            </w:r>
+            <w:r>
+              <w:rPr>
+                <w:rFonts w:ascii="Consolas" w:hAnsi="Consolas" w:cs="Consolas"/>
+                <w:color w:val="008000"/>
+                <w:sz w:val="16"/>
+                <w:szCs w:val="16"/>
+              </w:rPr>
+              <w:t>// Stampamo vrednost poslednjeg elementa iz linkovane liste (FIFO)</w:t>
+            </w:r>
+          </w:p>
+          <w:p>
+            <w:pPr>
+              <w:autoSpaceDE w:val="0"/>
+              <w:autoSpaceDN w:val="0"/>
+              <w:adjustRightInd w:val="0"/>
+              <w:rPr>
+                <w:rFonts w:ascii="Consolas" w:hAnsi="Consolas" w:cs="Consolas"/>
+                <w:color w:val="000000"/>
+                <w:sz w:val="16"/>
+                <w:szCs w:val="16"/>
+              </w:rPr>
+            </w:pPr>
+            <w:r>
+              <w:rPr>
+                <w:rFonts w:ascii="Consolas" w:hAnsi="Consolas" w:cs="Consolas"/>
+                <w:color w:val="000000"/>
+                <w:sz w:val="16"/>
+                <w:szCs w:val="16"/>
+              </w:rPr>
+              <w:t xml:space="preserve">            a.RemoveLast();                             </w:t>
+            </w:r>
+            <w:r>
+              <w:rPr>
+                <w:rFonts w:ascii="Consolas" w:hAnsi="Consolas" w:cs="Consolas"/>
+                <w:color w:val="008000"/>
+                <w:sz w:val="16"/>
+                <w:szCs w:val="16"/>
+              </w:rPr>
+              <w:t>// Izbacujemo poslednji element iz linkovane liste</w:t>
+            </w:r>
+          </w:p>
+          <w:p>
+            <w:pPr>
+              <w:autoSpaceDE w:val="0"/>
+              <w:autoSpaceDN w:val="0"/>
+              <w:adjustRightInd w:val="0"/>
+              <w:rPr>
+                <w:rFonts w:ascii="Consolas" w:hAnsi="Consolas" w:cs="Consolas"/>
+                <w:color w:val="000000"/>
+                <w:sz w:val="16"/>
+                <w:szCs w:val="16"/>
+              </w:rPr>
+            </w:pPr>
+            <w:r>
+              <w:rPr>
+                <w:rFonts w:ascii="Consolas" w:hAnsi="Consolas" w:cs="Consolas"/>
+                <w:color w:val="000000"/>
+                <w:sz w:val="16"/>
+                <w:szCs w:val="16"/>
+              </w:rPr>
+              <w:t xml:space="preserve">        }</w:t>
+            </w:r>
+          </w:p>
+          <w:p>
+            <w:pPr>
+              <w:autoSpaceDE w:val="0"/>
+              <w:autoSpaceDN w:val="0"/>
+              <w:adjustRightInd w:val="0"/>
+              <w:rPr>
+                <w:rFonts w:ascii="Consolas" w:hAnsi="Consolas" w:cs="Consolas"/>
+                <w:color w:val="000000"/>
+                <w:sz w:val="16"/>
+                <w:szCs w:val="16"/>
+              </w:rPr>
+            </w:pPr>
+            <w:r>
+              <w:rPr>
+                <w:rFonts w:ascii="Consolas" w:hAnsi="Consolas" w:cs="Consolas"/>
+                <w:color w:val="000000"/>
+                <w:sz w:val="16"/>
+                <w:szCs w:val="16"/>
+              </w:rPr>
+              <w:t xml:space="preserve">    }</w:t>
+            </w:r>
+          </w:p>
+          <w:p>
+            <w:pPr>
+              <w:autoSpaceDE w:val="0"/>
+              <w:autoSpaceDN w:val="0"/>
+              <w:adjustRightInd w:val="0"/>
+              <w:rPr>
+                <w:rFonts w:eastAsia="Times New Roman" w:cstheme="minorHAnsi"/>
+                <w:lang w:val="sr-Cyrl-RS" w:eastAsia="sr-Latn-RS"/>
+              </w:rPr>
+            </w:pPr>
+            <w:r>
+              <w:rPr>
+                <w:rFonts w:ascii="Consolas" w:hAnsi="Consolas" w:cs="Consolas"/>
+                <w:color w:val="000000"/>
+                <w:sz w:val="16"/>
+                <w:szCs w:val="16"/>
+              </w:rPr>
+              <w:t>}</w:t>
+            </w:r>
+          </w:p>
+        </w:tc>
+      </w:tr>
+    </w:tbl>
+    <w:p>
+      <w:pPr>
+        <w:spacing w:before="120" w:after="120" w:line="240" w:lineRule="auto"/>
+        <w:rPr>
+          <w:rFonts w:eastAsia="Times New Roman" w:cstheme="minorHAnsi"/>
+          <w:lang w:val="sr-Cyrl-RS" w:eastAsia="sr-Latn-RS"/>
+        </w:rPr>
+      </w:pPr>
+      <w:r>
+        <w:rPr>
+          <w:rFonts w:eastAsia="Times New Roman" w:cstheme="minorHAnsi"/>
+          <w:lang w:val="sr-Cyrl-RS" w:eastAsia="sr-Latn-RS"/>
+        </w:rPr>
+        <w:t xml:space="preserve">Сада можемо да још мало поправимо програмски код (како би био „читљивији“), тако што ћемо, на пример, смањити број линија у коду и уклонити непотребне помоћне променљиве. На пример, уместо променљиве </w:t>
+      </w:r>
+      <w:r>
+        <w:rPr>
+          <w:rFonts w:eastAsia="Times New Roman" w:cstheme="minorHAnsi"/>
+          <w:lang w:val="en-US" w:eastAsia="sr-Latn-RS"/>
+        </w:rPr>
+        <w:t>b</w:t>
+      </w:r>
+      <w:r>
+        <w:rPr>
+          <w:rFonts w:eastAsia="Times New Roman" w:cstheme="minorHAnsi"/>
+          <w:lang w:val="sr-Cyrl-RS" w:eastAsia="sr-Latn-RS"/>
+        </w:rPr>
+        <w:t xml:space="preserve">, можемо да користимо уграђену методу </w:t>
+      </w:r>
+      <w:r>
+        <w:rPr>
+          <w:rFonts w:eastAsia="Times New Roman" w:cstheme="minorHAnsi"/>
+          <w:lang w:val="en-US" w:eastAsia="sr-Latn-RS"/>
+        </w:rPr>
+        <w:t>Count</w:t>
+      </w:r>
+      <w:r>
+        <w:rPr>
+          <w:rFonts w:eastAsia="Times New Roman" w:cstheme="minorHAnsi"/>
+          <w:lang w:eastAsia="sr-Latn-RS"/>
+        </w:rPr>
+        <w:t xml:space="preserve"> </w:t>
+      </w:r>
+      <w:r>
+        <w:rPr>
+          <w:rFonts w:eastAsia="Times New Roman" w:cstheme="minorHAnsi"/>
+          <w:lang w:val="sr-Cyrl-RS" w:eastAsia="sr-Latn-RS"/>
+        </w:rPr>
+        <w:t>колекције коју користимо, па би програмски код изгледао:</w:t>
+      </w:r>
+    </w:p>
+    <w:tbl>
+      <w:tblPr>
+        <w:tblStyle w:val="TableGrid"/>
+        <w:tblW w:w="0" w:type="auto"/>
+        <w:tblLook w:val="04A0" w:firstRow="1" w:lastRow="0" w:firstColumn="1" w:lastColumn="0" w:noHBand="0" w:noVBand="1"/>
+      </w:tblPr>
+      <w:tblGrid>
+        <w:gridCol w:w="10762"/>
+      </w:tblGrid>
+      <w:tr>
+        <w:tc>
+          <w:tcPr>
+            <w:tcW w:w="10762" w:type="dxa"/>
+          </w:tcPr>
+          <w:p>
+            <w:pPr>
+              <w:autoSpaceDE w:val="0"/>
+              <w:autoSpaceDN w:val="0"/>
+              <w:adjustRightInd w:val="0"/>
+              <w:rPr>
+                <w:rFonts w:ascii="Consolas" w:hAnsi="Consolas" w:cs="Consolas"/>
+                <w:color w:val="000000"/>
+                <w:sz w:val="16"/>
+                <w:szCs w:val="16"/>
+              </w:rPr>
+            </w:pPr>
+            <w:r>
+              <w:rPr>
+                <w:rFonts w:ascii="Consolas" w:hAnsi="Consolas" w:cs="Consolas"/>
+                <w:color w:val="0000FF"/>
+                <w:sz w:val="16"/>
+                <w:szCs w:val="16"/>
+              </w:rPr>
+              <w:t>using</w:t>
+            </w:r>
+            <w:r>
+              <w:rPr>
+                <w:rFonts w:ascii="Consolas" w:hAnsi="Consolas" w:cs="Consolas"/>
+                <w:color w:val="000000"/>
+                <w:sz w:val="16"/>
+                <w:szCs w:val="16"/>
+              </w:rPr>
+              <w:t xml:space="preserve"> System;</w:t>
+            </w:r>
+          </w:p>
+          <w:p>
+            <w:pPr>
+              <w:autoSpaceDE w:val="0"/>
+              <w:autoSpaceDN w:val="0"/>
+              <w:adjustRightInd w:val="0"/>
+              <w:rPr>
+                <w:rFonts w:ascii="Consolas" w:hAnsi="Consolas" w:cs="Consolas"/>
+                <w:color w:val="000000"/>
+                <w:sz w:val="16"/>
+                <w:szCs w:val="16"/>
+              </w:rPr>
+            </w:pPr>
+            <w:r>
+              <w:rPr>
+                <w:rFonts w:ascii="Consolas" w:hAnsi="Consolas" w:cs="Consolas"/>
+                <w:color w:val="0000FF"/>
+                <w:sz w:val="16"/>
+                <w:szCs w:val="16"/>
+              </w:rPr>
+              <w:t>using</w:t>
+            </w:r>
+            <w:r>
+              <w:rPr>
+                <w:rFonts w:ascii="Consolas" w:hAnsi="Consolas" w:cs="Consolas"/>
+                <w:color w:val="000000"/>
+                <w:sz w:val="16"/>
+                <w:szCs w:val="16"/>
+              </w:rPr>
+              <w:t xml:space="preserve"> System.Collections.Generic;               </w:t>
+            </w:r>
+            <w:r>
+              <w:rPr>
+                <w:rFonts w:ascii="Consolas" w:hAnsi="Consolas" w:cs="Consolas"/>
+                <w:color w:val="008000"/>
+                <w:sz w:val="16"/>
+                <w:szCs w:val="16"/>
+              </w:rPr>
+              <w:t>// Zbog LinkedList</w:t>
+            </w:r>
+          </w:p>
+          <w:p>
+            <w:pPr>
+              <w:autoSpaceDE w:val="0"/>
+              <w:autoSpaceDN w:val="0"/>
+              <w:adjustRightInd w:val="0"/>
+              <w:rPr>
+                <w:rFonts w:ascii="Consolas" w:hAnsi="Consolas" w:cs="Consolas"/>
+                <w:color w:val="000000"/>
+                <w:sz w:val="16"/>
+                <w:szCs w:val="16"/>
+              </w:rPr>
+            </w:pPr>
+            <w:r>
+              <w:rPr>
+                <w:rFonts w:ascii="Consolas" w:hAnsi="Consolas" w:cs="Consolas"/>
+                <w:color w:val="0000FF"/>
+                <w:sz w:val="16"/>
+                <w:szCs w:val="16"/>
+              </w:rPr>
+              <w:t>class</w:t>
+            </w:r>
+            <w:r>
+              <w:rPr>
+                <w:rFonts w:ascii="Consolas" w:hAnsi="Consolas" w:cs="Consolas"/>
+                <w:color w:val="000000"/>
+                <w:sz w:val="16"/>
+                <w:szCs w:val="16"/>
+              </w:rPr>
+              <w:t xml:space="preserve"> </w:t>
+            </w:r>
+            <w:r>
+              <w:rPr>
+                <w:rFonts w:ascii="Consolas" w:hAnsi="Consolas" w:cs="Consolas"/>
+                <w:color w:val="2B91AF"/>
+                <w:sz w:val="16"/>
+                <w:szCs w:val="16"/>
+              </w:rPr>
+              <w:t>R2_T03_05_Red_Kruzna_lista</w:t>
+            </w:r>
+          </w:p>
+          <w:p>
+            <w:pPr>
+              <w:autoSpaceDE w:val="0"/>
+              <w:autoSpaceDN w:val="0"/>
+              <w:adjustRightInd w:val="0"/>
+              <w:rPr>
+                <w:rFonts w:ascii="Consolas" w:hAnsi="Consolas" w:cs="Consolas"/>
+                <w:color w:val="000000"/>
+                <w:sz w:val="16"/>
+                <w:szCs w:val="16"/>
+              </w:rPr>
+            </w:pPr>
+            <w:r>
+              <w:rPr>
+                <w:rFonts w:ascii="Consolas" w:hAnsi="Consolas" w:cs="Consolas"/>
+                <w:color w:val="000000"/>
+                <w:sz w:val="16"/>
+                <w:szCs w:val="16"/>
+              </w:rPr>
+              <w:t>{</w:t>
+            </w:r>
+          </w:p>
+          <w:p>
+            <w:pPr>
+              <w:autoSpaceDE w:val="0"/>
+              <w:autoSpaceDN w:val="0"/>
+              <w:adjustRightInd w:val="0"/>
+              <w:rPr>
+                <w:rFonts w:ascii="Consolas" w:hAnsi="Consolas" w:cs="Consolas"/>
+                <w:color w:val="000000"/>
+                <w:sz w:val="16"/>
+                <w:szCs w:val="16"/>
+              </w:rPr>
+            </w:pPr>
+            <w:r>
+              <w:rPr>
+                <w:rFonts w:ascii="Consolas" w:hAnsi="Consolas" w:cs="Consolas"/>
+                <w:color w:val="000000"/>
+                <w:sz w:val="16"/>
+                <w:szCs w:val="16"/>
+              </w:rPr>
+              <w:t xml:space="preserve">    </w:t>
+            </w:r>
+            <w:r>
+              <w:rPr>
+                <w:rFonts w:ascii="Consolas" w:hAnsi="Consolas" w:cs="Consolas"/>
+                <w:color w:val="0000FF"/>
+                <w:sz w:val="16"/>
+                <w:szCs w:val="16"/>
+              </w:rPr>
+              <w:t>static</w:t>
+            </w:r>
+            <w:r>
+              <w:rPr>
+                <w:rFonts w:ascii="Consolas" w:hAnsi="Consolas" w:cs="Consolas"/>
+                <w:color w:val="000000"/>
+                <w:sz w:val="16"/>
+                <w:szCs w:val="16"/>
+              </w:rPr>
+              <w:t xml:space="preserve"> </w:t>
+            </w:r>
+            <w:r>
+              <w:rPr>
+                <w:rFonts w:ascii="Consolas" w:hAnsi="Consolas" w:cs="Consolas"/>
+                <w:color w:val="0000FF"/>
+                <w:sz w:val="16"/>
+                <w:szCs w:val="16"/>
+              </w:rPr>
+              <w:t>void</w:t>
+            </w:r>
+            <w:r>
+              <w:rPr>
+                <w:rFonts w:ascii="Consolas" w:hAnsi="Consolas" w:cs="Consolas"/>
+                <w:color w:val="000000"/>
+                <w:sz w:val="16"/>
+                <w:szCs w:val="16"/>
+              </w:rPr>
+              <w:t xml:space="preserve"> Main()</w:t>
+            </w:r>
+          </w:p>
+          <w:p>
+            <w:pPr>
+              <w:autoSpaceDE w:val="0"/>
+              <w:autoSpaceDN w:val="0"/>
+              <w:adjustRightInd w:val="0"/>
+              <w:rPr>
+                <w:rFonts w:ascii="Consolas" w:hAnsi="Consolas" w:cs="Consolas"/>
+                <w:color w:val="000000"/>
+                <w:sz w:val="16"/>
+                <w:szCs w:val="16"/>
+              </w:rPr>
+            </w:pPr>
+            <w:r>
+              <w:rPr>
+                <w:rFonts w:ascii="Consolas" w:hAnsi="Consolas" w:cs="Consolas"/>
+                <w:color w:val="000000"/>
+                <w:sz w:val="16"/>
+                <w:szCs w:val="16"/>
+              </w:rPr>
+              <w:t xml:space="preserve">    {</w:t>
+            </w:r>
+          </w:p>
+          <w:p>
+            <w:pPr>
+              <w:autoSpaceDE w:val="0"/>
+              <w:autoSpaceDN w:val="0"/>
+              <w:adjustRightInd w:val="0"/>
+              <w:rPr>
+                <w:rFonts w:ascii="Consolas" w:hAnsi="Consolas" w:cs="Consolas"/>
+                <w:color w:val="000000"/>
+                <w:sz w:val="16"/>
+                <w:szCs w:val="16"/>
+              </w:rPr>
+            </w:pPr>
+            <w:r>
+              <w:rPr>
+                <w:rFonts w:ascii="Consolas" w:hAnsi="Consolas" w:cs="Consolas"/>
+                <w:color w:val="000000"/>
+                <w:sz w:val="16"/>
+                <w:szCs w:val="16"/>
+              </w:rPr>
+              <w:t xml:space="preserve">        </w:t>
+            </w:r>
+            <w:r>
+              <w:rPr>
+                <w:rFonts w:ascii="Consolas" w:hAnsi="Consolas" w:cs="Consolas"/>
+                <w:color w:val="0000FF"/>
+                <w:sz w:val="16"/>
+                <w:szCs w:val="16"/>
+              </w:rPr>
+              <w:t>string</w:t>
+            </w:r>
+            <w:r>
+              <w:rPr>
+                <w:rFonts w:ascii="Consolas" w:hAnsi="Consolas" w:cs="Consolas"/>
+                <w:color w:val="000000"/>
+                <w:sz w:val="16"/>
+                <w:szCs w:val="16"/>
+              </w:rPr>
+              <w:t xml:space="preserve"> s = Console.ReadLine();          </w:t>
+            </w:r>
+            <w:r>
+              <w:rPr>
+                <w:rFonts w:ascii="Consolas" w:hAnsi="Consolas" w:cs="Consolas"/>
+                <w:color w:val="008000"/>
+                <w:sz w:val="16"/>
+                <w:szCs w:val="16"/>
+              </w:rPr>
+              <w:t>// ULAZ: uuussuusis</w:t>
+            </w:r>
+          </w:p>
+          <w:p>
+            <w:pPr>
+              <w:autoSpaceDE w:val="0"/>
+              <w:autoSpaceDN w:val="0"/>
+              <w:adjustRightInd w:val="0"/>
+              <w:rPr>
+                <w:rFonts w:ascii="Consolas" w:hAnsi="Consolas" w:cs="Consolas"/>
+                <w:color w:val="000000"/>
+                <w:sz w:val="16"/>
+                <w:szCs w:val="16"/>
+              </w:rPr>
+            </w:pPr>
+            <w:r>
+              <w:rPr>
+                <w:rFonts w:ascii="Consolas" w:hAnsi="Consolas" w:cs="Consolas"/>
+                <w:color w:val="000000"/>
+                <w:sz w:val="16"/>
+                <w:szCs w:val="16"/>
+              </w:rPr>
+              <w:t xml:space="preserve">        </w:t>
+            </w:r>
+            <w:r>
+              <w:rPr>
+                <w:rFonts w:ascii="Consolas" w:hAnsi="Consolas" w:cs="Consolas"/>
+                <w:color w:val="0000FF"/>
+                <w:sz w:val="16"/>
+                <w:szCs w:val="16"/>
+              </w:rPr>
+              <w:t>var</w:t>
+            </w:r>
+            <w:r>
+              <w:rPr>
+                <w:rFonts w:ascii="Consolas" w:hAnsi="Consolas" w:cs="Consolas"/>
+                <w:color w:val="000000"/>
+                <w:sz w:val="16"/>
+                <w:szCs w:val="16"/>
+              </w:rPr>
+              <w:t xml:space="preserve"> a = </w:t>
+            </w:r>
+            <w:r>
+              <w:rPr>
+                <w:rFonts w:ascii="Consolas" w:hAnsi="Consolas" w:cs="Consolas"/>
+                <w:color w:val="0000FF"/>
+                <w:sz w:val="16"/>
+                <w:szCs w:val="16"/>
+              </w:rPr>
+              <w:t>new</w:t>
+            </w:r>
+            <w:r>
+              <w:rPr>
+                <w:rFonts w:ascii="Consolas" w:hAnsi="Consolas" w:cs="Consolas"/>
+                <w:color w:val="000000"/>
+                <w:sz w:val="16"/>
+                <w:szCs w:val="16"/>
+              </w:rPr>
+              <w:t xml:space="preserve"> LinkedList&lt;</w:t>
+            </w:r>
+            <w:r>
+              <w:rPr>
+                <w:rFonts w:ascii="Consolas" w:hAnsi="Consolas" w:cs="Consolas"/>
+                <w:color w:val="0000FF"/>
+                <w:sz w:val="16"/>
+                <w:szCs w:val="16"/>
+              </w:rPr>
+              <w:t>int</w:t>
+            </w:r>
+            <w:r>
+              <w:rPr>
+                <w:rFonts w:ascii="Consolas" w:hAnsi="Consolas" w:cs="Consolas"/>
+                <w:color w:val="000000"/>
+                <w:sz w:val="16"/>
+                <w:szCs w:val="16"/>
+              </w:rPr>
+              <w:t xml:space="preserve">&gt;();          </w:t>
+            </w:r>
+            <w:r>
+              <w:rPr>
+                <w:rFonts w:ascii="Consolas" w:hAnsi="Consolas" w:cs="Consolas"/>
+                <w:color w:val="008000"/>
+                <w:sz w:val="16"/>
+                <w:szCs w:val="16"/>
+              </w:rPr>
+              <w:t>// LinkedList</w:t>
+            </w:r>
+          </w:p>
+          <w:p>
+            <w:pPr>
+              <w:autoSpaceDE w:val="0"/>
+              <w:autoSpaceDN w:val="0"/>
+              <w:adjustRightInd w:val="0"/>
+              <w:rPr>
+                <w:rFonts w:ascii="Consolas" w:hAnsi="Consolas" w:cs="Consolas"/>
+                <w:color w:val="000000"/>
+                <w:sz w:val="16"/>
+                <w:szCs w:val="16"/>
+              </w:rPr>
+            </w:pPr>
+            <w:r>
+              <w:rPr>
+                <w:rFonts w:ascii="Consolas" w:hAnsi="Consolas" w:cs="Consolas"/>
+                <w:color w:val="000000"/>
+                <w:sz w:val="16"/>
+                <w:szCs w:val="16"/>
+              </w:rPr>
+              <w:t xml:space="preserve">        </w:t>
+            </w:r>
+            <w:r>
+              <w:rPr>
+                <w:rFonts w:ascii="Consolas" w:hAnsi="Consolas" w:cs="Consolas"/>
+                <w:color w:val="0000FF"/>
+                <w:sz w:val="16"/>
+                <w:szCs w:val="16"/>
+              </w:rPr>
+              <w:t>for</w:t>
+            </w:r>
+            <w:r>
+              <w:rPr>
+                <w:rFonts w:ascii="Consolas" w:hAnsi="Consolas" w:cs="Consolas"/>
+                <w:color w:val="000000"/>
+                <w:sz w:val="16"/>
+                <w:szCs w:val="16"/>
+              </w:rPr>
+              <w:t xml:space="preserve"> (</w:t>
+            </w:r>
+            <w:r>
+              <w:rPr>
+                <w:rFonts w:ascii="Consolas" w:hAnsi="Consolas" w:cs="Consolas"/>
+                <w:color w:val="0000FF"/>
+                <w:sz w:val="16"/>
+                <w:szCs w:val="16"/>
+              </w:rPr>
+              <w:t>int</w:t>
+            </w:r>
+            <w:r>
+              <w:rPr>
+                <w:rFonts w:ascii="Consolas" w:hAnsi="Consolas" w:cs="Consolas"/>
+                <w:color w:val="000000"/>
+                <w:sz w:val="16"/>
+                <w:szCs w:val="16"/>
+              </w:rPr>
+              <w:t xml:space="preserve"> i = 0; i &lt; s.Length; i++)</w:t>
+            </w:r>
+          </w:p>
+          <w:p>
+            <w:pPr>
+              <w:autoSpaceDE w:val="0"/>
+              <w:autoSpaceDN w:val="0"/>
+              <w:adjustRightInd w:val="0"/>
+              <w:rPr>
+                <w:rFonts w:ascii="Consolas" w:hAnsi="Consolas" w:cs="Consolas"/>
+                <w:color w:val="000000"/>
+                <w:sz w:val="16"/>
+                <w:szCs w:val="16"/>
+              </w:rPr>
+            </w:pPr>
+            <w:r>
+              <w:rPr>
+                <w:rFonts w:ascii="Consolas" w:hAnsi="Consolas" w:cs="Consolas"/>
+                <w:color w:val="000000"/>
+                <w:sz w:val="16"/>
+                <w:szCs w:val="16"/>
+              </w:rPr>
+              <w:t xml:space="preserve">        {</w:t>
+            </w:r>
+          </w:p>
+          <w:p>
+            <w:pPr>
+              <w:autoSpaceDE w:val="0"/>
+              <w:autoSpaceDN w:val="0"/>
+              <w:adjustRightInd w:val="0"/>
+              <w:rPr>
+                <w:rFonts w:ascii="Consolas" w:hAnsi="Consolas" w:cs="Consolas"/>
+                <w:color w:val="000000"/>
+                <w:sz w:val="16"/>
+                <w:szCs w:val="16"/>
+              </w:rPr>
+            </w:pPr>
+            <w:r>
+              <w:rPr>
+                <w:rFonts w:ascii="Consolas" w:hAnsi="Consolas" w:cs="Consolas"/>
+                <w:color w:val="000000"/>
+                <w:sz w:val="16"/>
+                <w:szCs w:val="16"/>
+              </w:rPr>
+              <w:t xml:space="preserve">            </w:t>
+            </w:r>
+            <w:r>
+              <w:rPr>
+                <w:rFonts w:ascii="Consolas" w:hAnsi="Consolas" w:cs="Consolas"/>
+                <w:color w:val="0000FF"/>
+                <w:sz w:val="16"/>
+                <w:szCs w:val="16"/>
+              </w:rPr>
+              <w:t>char</w:t>
+            </w:r>
+            <w:r>
+              <w:rPr>
+                <w:rFonts w:ascii="Consolas" w:hAnsi="Consolas" w:cs="Consolas"/>
+                <w:color w:val="000000"/>
+                <w:sz w:val="16"/>
+                <w:szCs w:val="16"/>
+              </w:rPr>
+              <w:t xml:space="preserve"> c = s[i];  </w:t>
+            </w:r>
+          </w:p>
+          <w:p>
+            <w:pPr>
+              <w:autoSpaceDE w:val="0"/>
+              <w:autoSpaceDN w:val="0"/>
+              <w:adjustRightInd w:val="0"/>
+              <w:rPr>
+                <w:rFonts w:ascii="Consolas" w:hAnsi="Consolas" w:cs="Consolas"/>
+                <w:color w:val="000000"/>
+                <w:sz w:val="16"/>
+                <w:szCs w:val="16"/>
+              </w:rPr>
+            </w:pPr>
+            <w:r>
+              <w:rPr>
+                <w:rFonts w:ascii="Consolas" w:hAnsi="Consolas" w:cs="Consolas"/>
+                <w:color w:val="000000"/>
+                <w:sz w:val="16"/>
+                <w:szCs w:val="16"/>
+              </w:rPr>
+              <w:t xml:space="preserve">            </w:t>
+            </w:r>
+            <w:r>
+              <w:rPr>
+                <w:rFonts w:ascii="Consolas" w:hAnsi="Consolas" w:cs="Consolas"/>
+                <w:color w:val="0000FF"/>
+                <w:sz w:val="16"/>
+                <w:szCs w:val="16"/>
+              </w:rPr>
+              <w:t>if</w:t>
+            </w:r>
+            <w:r>
+              <w:rPr>
+                <w:rFonts w:ascii="Consolas" w:hAnsi="Consolas" w:cs="Consolas"/>
+                <w:color w:val="000000"/>
+                <w:sz w:val="16"/>
+                <w:szCs w:val="16"/>
+              </w:rPr>
+              <w:t xml:space="preserve"> (c == </w:t>
+            </w:r>
+            <w:r>
+              <w:rPr>
+                <w:rFonts w:ascii="Consolas" w:hAnsi="Consolas" w:cs="Consolas"/>
+                <w:color w:val="A31515"/>
+                <w:sz w:val="16"/>
+                <w:szCs w:val="16"/>
+              </w:rPr>
+              <w:t>'u'</w:t>
+            </w:r>
+            <w:r>
+              <w:rPr>
+                <w:rFonts w:ascii="Consolas" w:hAnsi="Consolas" w:cs="Consolas"/>
+                <w:color w:val="000000"/>
+                <w:sz w:val="16"/>
+                <w:szCs w:val="16"/>
+              </w:rPr>
+              <w:t xml:space="preserve">)                       </w:t>
+            </w:r>
+            <w:r>
+              <w:rPr>
+                <w:rFonts w:ascii="Consolas" w:hAnsi="Consolas" w:cs="Consolas"/>
+                <w:color w:val="008000"/>
+                <w:sz w:val="16"/>
+                <w:szCs w:val="16"/>
+              </w:rPr>
+              <w:t>// Dodavanje novog igraca: Nov igrac se dodaje na prvo mesto</w:t>
+            </w:r>
+          </w:p>
+          <w:p>
+            <w:pPr>
+              <w:autoSpaceDE w:val="0"/>
+              <w:autoSpaceDN w:val="0"/>
+              <w:adjustRightInd w:val="0"/>
+              <w:rPr>
+                <w:rFonts w:ascii="Consolas" w:hAnsi="Consolas" w:cs="Consolas"/>
+                <w:color w:val="000000"/>
+                <w:sz w:val="16"/>
+                <w:szCs w:val="16"/>
+              </w:rPr>
+            </w:pPr>
+            <w:r>
+              <w:rPr>
+                <w:rFonts w:ascii="Consolas" w:hAnsi="Consolas" w:cs="Consolas"/>
+                <w:color w:val="000000"/>
+                <w:sz w:val="16"/>
+                <w:szCs w:val="16"/>
+              </w:rPr>
+              <w:t xml:space="preserve">                a.AddFirst(a.Count + 1);                </w:t>
+            </w:r>
+          </w:p>
+          <w:p>
+            <w:pPr>
+              <w:autoSpaceDE w:val="0"/>
+              <w:autoSpaceDN w:val="0"/>
+              <w:adjustRightInd w:val="0"/>
+              <w:rPr>
+                <w:rFonts w:ascii="Consolas" w:hAnsi="Consolas" w:cs="Consolas"/>
+                <w:color w:val="000000"/>
+                <w:sz w:val="16"/>
+                <w:szCs w:val="16"/>
+              </w:rPr>
+            </w:pPr>
+            <w:r>
+              <w:rPr>
+                <w:rFonts w:ascii="Consolas" w:hAnsi="Consolas" w:cs="Consolas"/>
+                <w:color w:val="000000"/>
+                <w:sz w:val="16"/>
+                <w:szCs w:val="16"/>
+              </w:rPr>
+              <w:t xml:space="preserve">            </w:t>
+            </w:r>
+            <w:r>
+              <w:rPr>
+                <w:rFonts w:ascii="Consolas" w:hAnsi="Consolas" w:cs="Consolas"/>
+                <w:color w:val="0000FF"/>
+                <w:sz w:val="16"/>
+                <w:szCs w:val="16"/>
+              </w:rPr>
+              <w:t>else</w:t>
+            </w:r>
+            <w:r>
+              <w:rPr>
+                <w:rFonts w:ascii="Consolas" w:hAnsi="Consolas" w:cs="Consolas"/>
+                <w:color w:val="000000"/>
+                <w:sz w:val="16"/>
+                <w:szCs w:val="16"/>
+              </w:rPr>
+              <w:t xml:space="preserve"> </w:t>
+            </w:r>
+            <w:r>
+              <w:rPr>
+                <w:rFonts w:ascii="Consolas" w:hAnsi="Consolas" w:cs="Consolas"/>
+                <w:color w:val="0000FF"/>
+                <w:sz w:val="16"/>
+                <w:szCs w:val="16"/>
+              </w:rPr>
+              <w:t>if</w:t>
+            </w:r>
+            <w:r>
+              <w:rPr>
+                <w:rFonts w:ascii="Consolas" w:hAnsi="Consolas" w:cs="Consolas"/>
+                <w:color w:val="000000"/>
+                <w:sz w:val="16"/>
+                <w:szCs w:val="16"/>
+              </w:rPr>
+              <w:t xml:space="preserve"> (c == </w:t>
+            </w:r>
+            <w:r>
+              <w:rPr>
+                <w:rFonts w:ascii="Consolas" w:hAnsi="Consolas" w:cs="Consolas"/>
+                <w:color w:val="A31515"/>
+                <w:sz w:val="16"/>
+                <w:szCs w:val="16"/>
+              </w:rPr>
+              <w:t>'i'</w:t>
+            </w:r>
+            <w:r>
+              <w:rPr>
+                <w:rFonts w:ascii="Consolas" w:hAnsi="Consolas" w:cs="Consolas"/>
+                <w:color w:val="000000"/>
+                <w:sz w:val="16"/>
+                <w:szCs w:val="16"/>
+              </w:rPr>
+              <w:t xml:space="preserve"> &amp;&amp; a.Count &gt; 0)   </w:t>
+            </w:r>
+            <w:r>
+              <w:rPr>
+                <w:rFonts w:ascii="Consolas" w:hAnsi="Consolas" w:cs="Consolas"/>
+                <w:color w:val="008000"/>
+                <w:sz w:val="16"/>
+                <w:szCs w:val="16"/>
+              </w:rPr>
+              <w:t>// Izbacivanje vodje iz kola (prvog elementa).</w:t>
+            </w:r>
+          </w:p>
+          <w:p>
+            <w:pPr>
+              <w:autoSpaceDE w:val="0"/>
+              <w:autoSpaceDN w:val="0"/>
+              <w:adjustRightInd w:val="0"/>
+              <w:rPr>
+                <w:rFonts w:ascii="Consolas" w:hAnsi="Consolas" w:cs="Consolas"/>
+                <w:color w:val="000000"/>
+                <w:sz w:val="16"/>
+                <w:szCs w:val="16"/>
+              </w:rPr>
+            </w:pPr>
+            <w:r>
+              <w:rPr>
+                <w:rFonts w:ascii="Consolas" w:hAnsi="Consolas" w:cs="Consolas"/>
+                <w:color w:val="000000"/>
+                <w:sz w:val="16"/>
+                <w:szCs w:val="16"/>
+              </w:rPr>
+              <w:t xml:space="preserve">                a.RemoveFirst();                    </w:t>
+            </w:r>
+          </w:p>
+          <w:p>
+            <w:pPr>
+              <w:autoSpaceDE w:val="0"/>
+              <w:autoSpaceDN w:val="0"/>
+              <w:adjustRightInd w:val="0"/>
+              <w:rPr>
+                <w:rFonts w:ascii="Consolas" w:hAnsi="Consolas" w:cs="Consolas"/>
+                <w:color w:val="000000"/>
+                <w:sz w:val="16"/>
+                <w:szCs w:val="16"/>
+              </w:rPr>
+            </w:pPr>
+            <w:r>
+              <w:rPr>
+                <w:rFonts w:ascii="Consolas" w:hAnsi="Consolas" w:cs="Consolas"/>
+                <w:color w:val="000000"/>
+                <w:sz w:val="16"/>
+                <w:szCs w:val="16"/>
+              </w:rPr>
+              <w:t xml:space="preserve">            </w:t>
+            </w:r>
+            <w:r>
+              <w:rPr>
+                <w:rFonts w:ascii="Consolas" w:hAnsi="Consolas" w:cs="Consolas"/>
+                <w:color w:val="0000FF"/>
+                <w:sz w:val="16"/>
+                <w:szCs w:val="16"/>
+              </w:rPr>
+              <w:t>else</w:t>
+            </w:r>
+            <w:r>
+              <w:rPr>
+                <w:rFonts w:ascii="Consolas" w:hAnsi="Consolas" w:cs="Consolas"/>
+                <w:color w:val="000000"/>
+                <w:sz w:val="16"/>
+                <w:szCs w:val="16"/>
+              </w:rPr>
+              <w:t xml:space="preserve"> </w:t>
+            </w:r>
+            <w:r>
+              <w:rPr>
+                <w:rFonts w:ascii="Consolas" w:hAnsi="Consolas" w:cs="Consolas"/>
+                <w:color w:val="0000FF"/>
+                <w:sz w:val="16"/>
+                <w:szCs w:val="16"/>
+              </w:rPr>
+              <w:t>if</w:t>
+            </w:r>
+            <w:r>
+              <w:rPr>
+                <w:rFonts w:ascii="Consolas" w:hAnsi="Consolas" w:cs="Consolas"/>
+                <w:color w:val="000000"/>
+                <w:sz w:val="16"/>
+                <w:szCs w:val="16"/>
+              </w:rPr>
+              <w:t xml:space="preserve"> (c == </w:t>
+            </w:r>
+            <w:r>
+              <w:rPr>
+                <w:rFonts w:ascii="Consolas" w:hAnsi="Consolas" w:cs="Consolas"/>
+                <w:color w:val="A31515"/>
+                <w:sz w:val="16"/>
+                <w:szCs w:val="16"/>
+              </w:rPr>
+              <w:t>'s'</w:t>
+            </w:r>
+            <w:r>
+              <w:rPr>
+                <w:rFonts w:ascii="Consolas" w:hAnsi="Consolas" w:cs="Consolas"/>
+                <w:color w:val="000000"/>
+                <w:sz w:val="16"/>
+                <w:szCs w:val="16"/>
+              </w:rPr>
+              <w:t xml:space="preserve"> &amp;&amp; a.Count &gt; 0)   </w:t>
+            </w:r>
+            <w:r>
+              <w:rPr>
+                <w:rFonts w:ascii="Consolas" w:hAnsi="Consolas" w:cs="Consolas"/>
+                <w:color w:val="008000"/>
+                <w:sz w:val="16"/>
+                <w:szCs w:val="16"/>
+              </w:rPr>
+              <w:t xml:space="preserve">// Predavanje sesira narednom igracu (ispred sebe, </w:t>
+            </w:r>
+            <w:r>
+              <w:rPr>
+                <w:rFonts w:ascii="Consolas" w:hAnsi="Consolas" w:cs="Consolas"/>
+                <w:color w:val="008000"/>
+                <w:sz w:val="16"/>
+                <w:szCs w:val="16"/>
+              </w:rPr>
+              <w:t>tj</w:t>
+            </w:r>
+            <w:r>
+              <w:rPr>
+                <w:rFonts w:ascii="Consolas" w:hAnsi="Consolas" w:cs="Consolas"/>
+                <w:color w:val="008000"/>
+                <w:sz w:val="16"/>
+                <w:szCs w:val="16"/>
+              </w:rPr>
+              <w:t xml:space="preserve"> poslednjem)</w:t>
+            </w:r>
+          </w:p>
+          <w:p>
+            <w:pPr>
+              <w:autoSpaceDE w:val="0"/>
+              <w:autoSpaceDN w:val="0"/>
+              <w:adjustRightInd w:val="0"/>
+              <w:rPr>
+                <w:rFonts w:ascii="Consolas" w:hAnsi="Consolas" w:cs="Consolas"/>
+                <w:color w:val="000000"/>
+                <w:sz w:val="16"/>
+                <w:szCs w:val="16"/>
+              </w:rPr>
+            </w:pPr>
+            <w:r>
+              <w:rPr>
+                <w:rFonts w:ascii="Consolas" w:hAnsi="Consolas" w:cs="Consolas"/>
+                <w:color w:val="000000"/>
+                <w:sz w:val="16"/>
+                <w:szCs w:val="16"/>
+              </w:rPr>
+              <w:t xml:space="preserve">            {</w:t>
+            </w:r>
+          </w:p>
+          <w:p>
+            <w:pPr>
+              <w:autoSpaceDE w:val="0"/>
+              <w:autoSpaceDN w:val="0"/>
+              <w:adjustRightInd w:val="0"/>
+              <w:rPr>
+                <w:rFonts w:ascii="Consolas" w:hAnsi="Consolas" w:cs="Consolas"/>
+                <w:color w:val="000000"/>
+                <w:sz w:val="16"/>
+                <w:szCs w:val="16"/>
+              </w:rPr>
+            </w:pPr>
+            <w:r>
+              <w:rPr>
+                <w:rFonts w:ascii="Consolas" w:hAnsi="Consolas" w:cs="Consolas"/>
+                <w:color w:val="000000"/>
+                <w:sz w:val="16"/>
+                <w:szCs w:val="16"/>
+              </w:rPr>
+              <w:t xml:space="preserve">                </w:t>
+            </w:r>
+            <w:r>
+              <w:rPr>
+                <w:rFonts w:ascii="Consolas" w:hAnsi="Consolas" w:cs="Consolas"/>
+                <w:color w:val="0000FF"/>
+                <w:sz w:val="16"/>
+                <w:szCs w:val="16"/>
+              </w:rPr>
+              <w:t>int</w:t>
+            </w:r>
+            <w:r>
+              <w:rPr>
+                <w:rFonts w:ascii="Consolas" w:hAnsi="Consolas" w:cs="Consolas"/>
+                <w:color w:val="000000"/>
+                <w:sz w:val="16"/>
+                <w:szCs w:val="16"/>
+              </w:rPr>
+              <w:t xml:space="preserve"> ispred_v = a.Last.Value;    </w:t>
+            </w:r>
+            <w:r>
+              <w:rPr>
+                <w:rFonts w:ascii="Consolas" w:hAnsi="Consolas" w:cs="Consolas"/>
+                <w:color w:val="008000"/>
+                <w:sz w:val="16"/>
+                <w:szCs w:val="16"/>
+              </w:rPr>
+              <w:t>// Uzimamo vrednost igraca koji je ispred vodje (posledenjeg u listi)</w:t>
+            </w:r>
+          </w:p>
+          <w:p>
+            <w:pPr>
+              <w:autoSpaceDE w:val="0"/>
+              <w:autoSpaceDN w:val="0"/>
+              <w:adjustRightInd w:val="0"/>
+              <w:rPr>
+                <w:rFonts w:ascii="Consolas" w:hAnsi="Consolas" w:cs="Consolas"/>
+                <w:color w:val="000000"/>
+                <w:sz w:val="16"/>
+                <w:szCs w:val="16"/>
+              </w:rPr>
+            </w:pPr>
+            <w:r>
+              <w:rPr>
+                <w:rFonts w:ascii="Consolas" w:hAnsi="Consolas" w:cs="Consolas"/>
+                <w:color w:val="000000"/>
+                <w:sz w:val="16"/>
+                <w:szCs w:val="16"/>
+              </w:rPr>
+              <w:t xml:space="preserve">                a.RemoveLast();                 </w:t>
+            </w:r>
+            <w:r>
+              <w:rPr>
+                <w:rFonts w:ascii="Consolas" w:hAnsi="Consolas" w:cs="Consolas"/>
+                <w:color w:val="008000"/>
+                <w:sz w:val="16"/>
+                <w:szCs w:val="16"/>
+              </w:rPr>
+              <w:t>// Izbacujemo poslednji element iz kola</w:t>
+            </w:r>
+          </w:p>
+          <w:p>
+            <w:pPr>
+              <w:autoSpaceDE w:val="0"/>
+              <w:autoSpaceDN w:val="0"/>
+              <w:adjustRightInd w:val="0"/>
+              <w:rPr>
+                <w:rFonts w:ascii="Consolas" w:hAnsi="Consolas" w:cs="Consolas"/>
+                <w:color w:val="000000"/>
+                <w:sz w:val="16"/>
+                <w:szCs w:val="16"/>
+              </w:rPr>
+            </w:pPr>
+            <w:r>
+              <w:rPr>
+                <w:rFonts w:ascii="Consolas" w:hAnsi="Consolas" w:cs="Consolas"/>
+                <w:color w:val="000000"/>
+                <w:sz w:val="16"/>
+                <w:szCs w:val="16"/>
+              </w:rPr>
+              <w:lastRenderedPageBreak/>
+              <w:t xml:space="preserve">                a.AddFirst(ispred_v);           </w:t>
+            </w:r>
+            <w:r>
+              <w:rPr>
+                <w:rFonts w:ascii="Consolas" w:hAnsi="Consolas" w:cs="Consolas"/>
+                <w:color w:val="008000"/>
+                <w:sz w:val="16"/>
+                <w:szCs w:val="16"/>
+              </w:rPr>
+              <w:t>// Dodajemo na prvo mesto (kao vodju) igraca koji je bio poslednji</w:t>
+            </w:r>
+          </w:p>
+          <w:p>
+            <w:pPr>
+              <w:autoSpaceDE w:val="0"/>
+              <w:autoSpaceDN w:val="0"/>
+              <w:adjustRightInd w:val="0"/>
+              <w:rPr>
+                <w:rFonts w:ascii="Consolas" w:hAnsi="Consolas" w:cs="Consolas"/>
+                <w:color w:val="000000"/>
+                <w:sz w:val="16"/>
+                <w:szCs w:val="16"/>
+              </w:rPr>
+            </w:pPr>
+            <w:r>
+              <w:rPr>
+                <w:rFonts w:ascii="Consolas" w:hAnsi="Consolas" w:cs="Consolas"/>
+                <w:color w:val="000000"/>
+                <w:sz w:val="16"/>
+                <w:szCs w:val="16"/>
+              </w:rPr>
+              <w:t xml:space="preserve">            }</w:t>
+            </w:r>
+          </w:p>
+          <w:p>
+            <w:pPr>
+              <w:autoSpaceDE w:val="0"/>
+              <w:autoSpaceDN w:val="0"/>
+              <w:adjustRightInd w:val="0"/>
+              <w:rPr>
+                <w:rFonts w:ascii="Consolas" w:hAnsi="Consolas" w:cs="Consolas"/>
+                <w:color w:val="000000"/>
+                <w:sz w:val="16"/>
+                <w:szCs w:val="16"/>
+              </w:rPr>
+            </w:pPr>
+            <w:r>
+              <w:rPr>
+                <w:rFonts w:ascii="Consolas" w:hAnsi="Consolas" w:cs="Consolas"/>
+                <w:color w:val="000000"/>
+                <w:sz w:val="16"/>
+                <w:szCs w:val="16"/>
+              </w:rPr>
+              <w:t xml:space="preserve">        }</w:t>
+            </w:r>
+          </w:p>
+          <w:p>
+            <w:pPr>
+              <w:autoSpaceDE w:val="0"/>
+              <w:autoSpaceDN w:val="0"/>
+              <w:adjustRightInd w:val="0"/>
+              <w:rPr>
+                <w:rFonts w:ascii="Consolas" w:hAnsi="Consolas" w:cs="Consolas"/>
+                <w:color w:val="000000"/>
+                <w:sz w:val="16"/>
+                <w:szCs w:val="16"/>
+              </w:rPr>
+            </w:pPr>
+            <w:r>
+              <w:rPr>
+                <w:rFonts w:ascii="Consolas" w:hAnsi="Consolas" w:cs="Consolas"/>
+                <w:color w:val="000000"/>
+                <w:sz w:val="16"/>
+                <w:szCs w:val="16"/>
+              </w:rPr>
+              <w:t xml:space="preserve">        </w:t>
+            </w:r>
+            <w:r>
+              <w:rPr>
+                <w:rFonts w:ascii="Consolas" w:hAnsi="Consolas" w:cs="Consolas"/>
+                <w:color w:val="008000"/>
+                <w:sz w:val="16"/>
+                <w:szCs w:val="16"/>
+              </w:rPr>
+              <w:t>// Pri</w:t>
+            </w:r>
+            <w:r>
+              <w:rPr>
+                <w:rFonts w:ascii="Consolas" w:hAnsi="Consolas" w:cs="Consolas"/>
+                <w:color w:val="008000"/>
+                <w:sz w:val="16"/>
+                <w:szCs w:val="16"/>
+                <w:lang w:val="en-US"/>
+              </w:rPr>
+              <w:t>p</w:t>
+            </w:r>
+            <w:r>
+              <w:rPr>
+                <w:rFonts w:ascii="Consolas" w:hAnsi="Consolas" w:cs="Consolas"/>
+                <w:color w:val="008000"/>
+                <w:sz w:val="16"/>
+                <w:szCs w:val="16"/>
+              </w:rPr>
+              <w:t>rema za stampanje podataka</w:t>
+            </w:r>
+          </w:p>
+          <w:p>
+            <w:pPr>
+              <w:autoSpaceDE w:val="0"/>
+              <w:autoSpaceDN w:val="0"/>
+              <w:adjustRightInd w:val="0"/>
+              <w:rPr>
+                <w:rFonts w:ascii="Consolas" w:hAnsi="Consolas" w:cs="Consolas"/>
+                <w:color w:val="000000"/>
+                <w:sz w:val="16"/>
+                <w:szCs w:val="16"/>
+              </w:rPr>
+            </w:pPr>
+            <w:r>
+              <w:rPr>
+                <w:rFonts w:ascii="Consolas" w:hAnsi="Consolas" w:cs="Consolas"/>
+                <w:color w:val="000000"/>
+                <w:sz w:val="16"/>
+                <w:szCs w:val="16"/>
+              </w:rPr>
+              <w:t xml:space="preserve">        </w:t>
+            </w:r>
+            <w:r>
+              <w:rPr>
+                <w:rFonts w:ascii="Consolas" w:hAnsi="Consolas" w:cs="Consolas"/>
+                <w:color w:val="0000FF"/>
+                <w:sz w:val="16"/>
+                <w:szCs w:val="16"/>
+              </w:rPr>
+              <w:t>int</w:t>
+            </w:r>
+            <w:r>
+              <w:rPr>
+                <w:rFonts w:ascii="Consolas" w:hAnsi="Consolas" w:cs="Consolas"/>
+                <w:color w:val="000000"/>
+                <w:sz w:val="16"/>
+                <w:szCs w:val="16"/>
+              </w:rPr>
+              <w:t xml:space="preserve"> v = a.First.Value;                  </w:t>
+            </w:r>
+            <w:r>
+              <w:rPr>
+                <w:rFonts w:ascii="Consolas" w:hAnsi="Consolas" w:cs="Consolas"/>
+                <w:color w:val="008000"/>
+                <w:sz w:val="16"/>
+                <w:szCs w:val="16"/>
+              </w:rPr>
+              <w:t>// Uzimamo vrednost vodje (da bi ga prebacili na kraj liste)</w:t>
+            </w:r>
+          </w:p>
+          <w:p>
+            <w:pPr>
+              <w:autoSpaceDE w:val="0"/>
+              <w:autoSpaceDN w:val="0"/>
+              <w:adjustRightInd w:val="0"/>
+              <w:rPr>
+                <w:rFonts w:ascii="Consolas" w:hAnsi="Consolas" w:cs="Consolas"/>
+                <w:color w:val="000000"/>
+                <w:sz w:val="16"/>
+                <w:szCs w:val="16"/>
+              </w:rPr>
+            </w:pPr>
+            <w:r>
+              <w:rPr>
+                <w:rFonts w:ascii="Consolas" w:hAnsi="Consolas" w:cs="Consolas"/>
+                <w:color w:val="000000"/>
+                <w:sz w:val="16"/>
+                <w:szCs w:val="16"/>
+              </w:rPr>
+              <w:t xml:space="preserve">        a.RemoveFirst();                        </w:t>
+            </w:r>
+            <w:r>
+              <w:rPr>
+                <w:rFonts w:ascii="Consolas" w:hAnsi="Consolas" w:cs="Consolas"/>
+                <w:color w:val="008000"/>
+                <w:sz w:val="16"/>
+                <w:szCs w:val="16"/>
+              </w:rPr>
+              <w:t>// Izbacujemo vodju sa pocetka linkovane liste</w:t>
+            </w:r>
+          </w:p>
+          <w:p>
+            <w:pPr>
+              <w:autoSpaceDE w:val="0"/>
+              <w:autoSpaceDN w:val="0"/>
+              <w:adjustRightInd w:val="0"/>
+              <w:rPr>
+                <w:rFonts w:ascii="Consolas" w:hAnsi="Consolas" w:cs="Consolas"/>
+                <w:color w:val="000000"/>
+                <w:sz w:val="16"/>
+                <w:szCs w:val="16"/>
+              </w:rPr>
+            </w:pPr>
+            <w:r>
+              <w:rPr>
+                <w:rFonts w:ascii="Consolas" w:hAnsi="Consolas" w:cs="Consolas"/>
+                <w:color w:val="000000"/>
+                <w:sz w:val="16"/>
+                <w:szCs w:val="16"/>
+              </w:rPr>
+              <w:t xml:space="preserve">        a.AddLast(v);                           </w:t>
+            </w:r>
+            <w:r>
+              <w:rPr>
+                <w:rFonts w:ascii="Consolas" w:hAnsi="Consolas" w:cs="Consolas"/>
+                <w:color w:val="008000"/>
+                <w:sz w:val="16"/>
+                <w:szCs w:val="16"/>
+              </w:rPr>
+              <w:t>// Dodajemo vodju na kraj linkovane liste</w:t>
+            </w:r>
+          </w:p>
+          <w:p>
+            <w:pPr>
+              <w:autoSpaceDE w:val="0"/>
+              <w:autoSpaceDN w:val="0"/>
+              <w:adjustRightInd w:val="0"/>
+              <w:rPr>
+                <w:rFonts w:ascii="Consolas" w:hAnsi="Consolas" w:cs="Consolas"/>
+                <w:color w:val="000000"/>
+                <w:sz w:val="16"/>
+                <w:szCs w:val="16"/>
+              </w:rPr>
+            </w:pPr>
+            <w:r>
+              <w:rPr>
+                <w:rFonts w:ascii="Consolas" w:hAnsi="Consolas" w:cs="Consolas"/>
+                <w:color w:val="000000"/>
+                <w:sz w:val="16"/>
+                <w:szCs w:val="16"/>
+              </w:rPr>
+              <w:t xml:space="preserve">        </w:t>
+            </w:r>
+            <w:r>
+              <w:rPr>
+                <w:rFonts w:ascii="Consolas" w:hAnsi="Consolas" w:cs="Consolas"/>
+                <w:color w:val="008000"/>
+                <w:sz w:val="16"/>
+                <w:szCs w:val="16"/>
+              </w:rPr>
+              <w:t>// IZLAZ: 1 2 4 5</w:t>
+            </w:r>
+          </w:p>
+          <w:p>
+            <w:pPr>
+              <w:autoSpaceDE w:val="0"/>
+              <w:autoSpaceDN w:val="0"/>
+              <w:adjustRightInd w:val="0"/>
+              <w:rPr>
+                <w:rFonts w:ascii="Consolas" w:hAnsi="Consolas" w:cs="Consolas"/>
+                <w:color w:val="000000"/>
+                <w:sz w:val="16"/>
+                <w:szCs w:val="16"/>
+              </w:rPr>
+            </w:pPr>
+            <w:r>
+              <w:rPr>
+                <w:rFonts w:ascii="Consolas" w:hAnsi="Consolas" w:cs="Consolas"/>
+                <w:color w:val="000000"/>
+                <w:sz w:val="16"/>
+                <w:szCs w:val="16"/>
+              </w:rPr>
+              <w:t xml:space="preserve">        </w:t>
+            </w:r>
+            <w:r>
+              <w:rPr>
+                <w:rFonts w:ascii="Consolas" w:hAnsi="Consolas" w:cs="Consolas"/>
+                <w:color w:val="0000FF"/>
+                <w:sz w:val="16"/>
+                <w:szCs w:val="16"/>
+              </w:rPr>
+              <w:t>while</w:t>
+            </w:r>
+            <w:r>
+              <w:rPr>
+                <w:rFonts w:ascii="Consolas" w:hAnsi="Consolas" w:cs="Consolas"/>
+                <w:color w:val="000000"/>
+                <w:sz w:val="16"/>
+                <w:szCs w:val="16"/>
+              </w:rPr>
+              <w:t xml:space="preserve"> (a.Count &gt; 0)                     </w:t>
+            </w:r>
+            <w:r>
+              <w:rPr>
+                <w:rFonts w:ascii="Consolas" w:hAnsi="Consolas" w:cs="Consolas"/>
+                <w:color w:val="008000"/>
+                <w:sz w:val="16"/>
+                <w:szCs w:val="16"/>
+              </w:rPr>
+              <w:t>// Sve dok ima elemenata u linkovanoj listi (igraca u kolu)</w:t>
+            </w:r>
+          </w:p>
+          <w:p>
+            <w:pPr>
+              <w:autoSpaceDE w:val="0"/>
+              <w:autoSpaceDN w:val="0"/>
+              <w:adjustRightInd w:val="0"/>
+              <w:rPr>
+                <w:rFonts w:ascii="Consolas" w:hAnsi="Consolas" w:cs="Consolas"/>
+                <w:color w:val="000000"/>
+                <w:sz w:val="16"/>
+                <w:szCs w:val="16"/>
+              </w:rPr>
+            </w:pPr>
+            <w:r>
+              <w:rPr>
+                <w:rFonts w:ascii="Consolas" w:hAnsi="Consolas" w:cs="Consolas"/>
+                <w:color w:val="000000"/>
+                <w:sz w:val="16"/>
+                <w:szCs w:val="16"/>
+              </w:rPr>
+              <w:t xml:space="preserve">        {</w:t>
+            </w:r>
+          </w:p>
+          <w:p>
+            <w:pPr>
+              <w:autoSpaceDE w:val="0"/>
+              <w:autoSpaceDN w:val="0"/>
+              <w:adjustRightInd w:val="0"/>
+              <w:rPr>
+                <w:rFonts w:ascii="Consolas" w:hAnsi="Consolas" w:cs="Consolas"/>
+                <w:color w:val="000000"/>
+                <w:sz w:val="16"/>
+                <w:szCs w:val="16"/>
+              </w:rPr>
+            </w:pPr>
+            <w:r>
+              <w:rPr>
+                <w:rFonts w:ascii="Consolas" w:hAnsi="Consolas" w:cs="Consolas"/>
+                <w:color w:val="000000"/>
+                <w:sz w:val="16"/>
+                <w:szCs w:val="16"/>
+              </w:rPr>
+              <w:t xml:space="preserve">            Console.Write(a.Last.Value + </w:t>
+            </w:r>
+            <w:r>
+              <w:rPr>
+                <w:rFonts w:ascii="Consolas" w:hAnsi="Consolas" w:cs="Consolas"/>
+                <w:color w:val="A31515"/>
+                <w:sz w:val="16"/>
+                <w:szCs w:val="16"/>
+              </w:rPr>
+              <w:t>" "</w:t>
+            </w:r>
+            <w:r>
+              <w:rPr>
+                <w:rFonts w:ascii="Consolas" w:hAnsi="Consolas" w:cs="Consolas"/>
+                <w:color w:val="000000"/>
+                <w:sz w:val="16"/>
+                <w:szCs w:val="16"/>
+              </w:rPr>
+              <w:t xml:space="preserve">);  </w:t>
+            </w:r>
+            <w:r>
+              <w:rPr>
+                <w:rFonts w:ascii="Consolas" w:hAnsi="Consolas" w:cs="Consolas"/>
+                <w:color w:val="008000"/>
+                <w:sz w:val="16"/>
+                <w:szCs w:val="16"/>
+              </w:rPr>
+              <w:t>// Stampamo vrednost poslednjeg elementa iz linkovane liste (FIFO)</w:t>
+            </w:r>
+          </w:p>
+          <w:p>
+            <w:pPr>
+              <w:autoSpaceDE w:val="0"/>
+              <w:autoSpaceDN w:val="0"/>
+              <w:adjustRightInd w:val="0"/>
+              <w:rPr>
+                <w:rFonts w:ascii="Consolas" w:hAnsi="Consolas" w:cs="Consolas"/>
+                <w:color w:val="000000"/>
+                <w:sz w:val="16"/>
+                <w:szCs w:val="16"/>
+              </w:rPr>
+            </w:pPr>
+            <w:r>
+              <w:rPr>
+                <w:rFonts w:ascii="Consolas" w:hAnsi="Consolas" w:cs="Consolas"/>
+                <w:color w:val="000000"/>
+                <w:sz w:val="16"/>
+                <w:szCs w:val="16"/>
+              </w:rPr>
+              <w:t xml:space="preserve">            a.RemoveLast();                     </w:t>
+            </w:r>
+            <w:r>
+              <w:rPr>
+                <w:rFonts w:ascii="Consolas" w:hAnsi="Consolas" w:cs="Consolas"/>
+                <w:color w:val="008000"/>
+                <w:sz w:val="16"/>
+                <w:szCs w:val="16"/>
+              </w:rPr>
+              <w:t>// Izbacujemo poslednji element iz linkovane liste</w:t>
+            </w:r>
+          </w:p>
+          <w:p>
+            <w:pPr>
+              <w:autoSpaceDE w:val="0"/>
+              <w:autoSpaceDN w:val="0"/>
+              <w:adjustRightInd w:val="0"/>
+              <w:rPr>
+                <w:rFonts w:ascii="Consolas" w:hAnsi="Consolas" w:cs="Consolas"/>
+                <w:color w:val="000000"/>
+                <w:sz w:val="16"/>
+                <w:szCs w:val="16"/>
+              </w:rPr>
+            </w:pPr>
+            <w:r>
+              <w:rPr>
+                <w:rFonts w:ascii="Consolas" w:hAnsi="Consolas" w:cs="Consolas"/>
+                <w:color w:val="000000"/>
+                <w:sz w:val="16"/>
+                <w:szCs w:val="16"/>
+              </w:rPr>
+              <w:t xml:space="preserve">        }</w:t>
+            </w:r>
+          </w:p>
+          <w:p>
+            <w:pPr>
+              <w:autoSpaceDE w:val="0"/>
+              <w:autoSpaceDN w:val="0"/>
+              <w:adjustRightInd w:val="0"/>
+              <w:rPr>
+                <w:rFonts w:ascii="Consolas" w:hAnsi="Consolas" w:cs="Consolas"/>
+                <w:color w:val="000000"/>
+                <w:sz w:val="16"/>
+                <w:szCs w:val="16"/>
+              </w:rPr>
+            </w:pPr>
+            <w:r>
+              <w:rPr>
+                <w:rFonts w:ascii="Consolas" w:hAnsi="Consolas" w:cs="Consolas"/>
+                <w:color w:val="000000"/>
+                <w:sz w:val="16"/>
+                <w:szCs w:val="16"/>
+              </w:rPr>
+              <w:t xml:space="preserve">    }</w:t>
+            </w:r>
+          </w:p>
+          <w:p>
+            <w:pPr>
+              <w:autoSpaceDE w:val="0"/>
+              <w:autoSpaceDN w:val="0"/>
+              <w:adjustRightInd w:val="0"/>
+              <w:rPr>
+                <w:rFonts w:eastAsia="Times New Roman" w:cstheme="minorHAnsi"/>
+                <w:sz w:val="16"/>
+                <w:szCs w:val="16"/>
+                <w:lang w:val="sr-Cyrl-RS" w:eastAsia="sr-Latn-RS"/>
+              </w:rPr>
+            </w:pPr>
+            <w:r>
+              <w:rPr>
+                <w:rFonts w:ascii="Consolas" w:hAnsi="Consolas" w:cs="Consolas"/>
+                <w:color w:val="000000"/>
+                <w:sz w:val="16"/>
+                <w:szCs w:val="16"/>
+              </w:rPr>
+              <w:t>}</w:t>
+            </w:r>
+          </w:p>
+        </w:tc>
+      </w:tr>
+    </w:tbl>
+    <w:p>
+      <w:pPr>
+        <w:spacing w:before="120" w:after="120" w:line="240" w:lineRule="auto"/>
+        <w:rPr>
+          <w:rFonts w:eastAsia="Times New Roman" w:cstheme="minorHAnsi"/>
+          <w:lang w:eastAsia="sr-Latn-RS"/>
+        </w:rPr>
+      </w:pPr>
+      <w:r>
+        <w:rPr>
+          <w:rFonts w:eastAsia="Times New Roman" w:cstheme="minorHAnsi"/>
+          <w:lang w:val="sr-Cyrl-RS" w:eastAsia="sr-Latn-RS"/>
+        </w:rPr>
+        <w:lastRenderedPageBreak/>
+        <w:t>Такође, уместо тростуко угњежденог гранања (</w:t>
+      </w:r>
+      <w:r>
+        <w:rPr>
+          <w:rFonts w:eastAsia="Times New Roman" w:cstheme="minorHAnsi"/>
+          <w:lang w:val="en-US" w:eastAsia="sr-Latn-RS"/>
+        </w:rPr>
+        <w:t>else if</w:t>
+      </w:r>
+      <w:r>
+        <w:rPr>
+          <w:rFonts w:eastAsia="Times New Roman" w:cstheme="minorHAnsi"/>
+          <w:lang w:eastAsia="sr-Latn-RS"/>
+        </w:rPr>
+        <w:t>)</w:t>
+      </w:r>
+      <w:r>
+        <w:rPr>
+          <w:rFonts w:eastAsia="Times New Roman" w:cstheme="minorHAnsi"/>
+          <w:lang w:val="sr-Cyrl-RS" w:eastAsia="sr-Latn-RS"/>
+        </w:rPr>
+        <w:t xml:space="preserve"> и када у условима проверавамо да ли је вредност променљиве једна од неколико (у овом случају од 3) конкретних вредности, можемо користити наредбу </w:t>
+      </w:r>
+      <w:r>
+        <w:rPr>
+          <w:rFonts w:eastAsia="Times New Roman" w:cstheme="minorHAnsi"/>
+          <w:lang w:val="en-US" w:eastAsia="sr-Latn-RS"/>
+        </w:rPr>
+        <w:t>switch</w:t>
+      </w:r>
+      <w:r>
+        <w:rPr>
+          <w:rFonts w:eastAsia="Times New Roman" w:cstheme="minorHAnsi"/>
+          <w:lang w:eastAsia="sr-Latn-RS"/>
+        </w:rPr>
+        <w:t>:</w:t>
+      </w:r>
+    </w:p>
+    <w:tbl>
+      <w:tblPr>
+        <w:tblStyle w:val="TableGrid"/>
+        <w:tblW w:w="0" w:type="auto"/>
+        <w:tblLook w:val="04A0" w:firstRow="1" w:lastRow="0" w:firstColumn="1" w:lastColumn="0" w:noHBand="0" w:noVBand="1"/>
+      </w:tblPr>
+      <w:tblGrid>
+        <w:gridCol w:w="10762"/>
+      </w:tblGrid>
+      <w:tr>
+        <w:tc>
+          <w:tcPr>
+            <w:tcW w:w="10762" w:type="dxa"/>
+          </w:tcPr>
+          <w:p>
+            <w:pPr>
+              <w:autoSpaceDE w:val="0"/>
+              <w:autoSpaceDN w:val="0"/>
+              <w:adjustRightInd w:val="0"/>
+              <w:rPr>
+                <w:rFonts w:ascii="Consolas" w:hAnsi="Consolas" w:cs="Consolas"/>
+                <w:color w:val="000000"/>
+                <w:sz w:val="16"/>
+                <w:szCs w:val="16"/>
+              </w:rPr>
+            </w:pPr>
+            <w:r>
+              <w:rPr>
+                <w:rFonts w:ascii="Consolas" w:hAnsi="Consolas" w:cs="Consolas"/>
+                <w:color w:val="0000FF"/>
+                <w:sz w:val="16"/>
+                <w:szCs w:val="16"/>
+              </w:rPr>
+              <w:t>using</w:t>
+            </w:r>
+            <w:r>
+              <w:rPr>
+                <w:rFonts w:ascii="Consolas" w:hAnsi="Consolas" w:cs="Consolas"/>
+                <w:color w:val="000000"/>
+                <w:sz w:val="16"/>
+                <w:szCs w:val="16"/>
+              </w:rPr>
+              <w:t xml:space="preserve"> System;</w:t>
+            </w:r>
+          </w:p>
+          <w:p>
+            <w:pPr>
+              <w:autoSpaceDE w:val="0"/>
+              <w:autoSpaceDN w:val="0"/>
+              <w:adjustRightInd w:val="0"/>
+              <w:rPr>
+                <w:rFonts w:ascii="Consolas" w:hAnsi="Consolas" w:cs="Consolas"/>
+                <w:color w:val="000000"/>
+                <w:sz w:val="16"/>
+                <w:szCs w:val="16"/>
+              </w:rPr>
+            </w:pPr>
+            <w:r>
+              <w:rPr>
+                <w:rFonts w:ascii="Consolas" w:hAnsi="Consolas" w:cs="Consolas"/>
+                <w:color w:val="0000FF"/>
+                <w:sz w:val="16"/>
+                <w:szCs w:val="16"/>
+              </w:rPr>
+              <w:t>using</w:t>
+            </w:r>
+            <w:r>
+              <w:rPr>
+                <w:rFonts w:ascii="Consolas" w:hAnsi="Consolas" w:cs="Consolas"/>
+                <w:color w:val="000000"/>
+                <w:sz w:val="16"/>
+                <w:szCs w:val="16"/>
+              </w:rPr>
+              <w:t xml:space="preserve"> System.Collections.Generic;               </w:t>
+            </w:r>
+            <w:r>
+              <w:rPr>
+                <w:rFonts w:ascii="Consolas" w:hAnsi="Consolas" w:cs="Consolas"/>
+                <w:color w:val="008000"/>
+                <w:sz w:val="16"/>
+                <w:szCs w:val="16"/>
+              </w:rPr>
+              <w:t>// Zbog LinkedList</w:t>
+            </w:r>
+          </w:p>
+          <w:p>
+            <w:pPr>
+              <w:autoSpaceDE w:val="0"/>
+              <w:autoSpaceDN w:val="0"/>
+              <w:adjustRightInd w:val="0"/>
+              <w:rPr>
+                <w:rFonts w:ascii="Consolas" w:hAnsi="Consolas" w:cs="Consolas"/>
+                <w:color w:val="000000"/>
+                <w:sz w:val="16"/>
+                <w:szCs w:val="16"/>
+              </w:rPr>
+            </w:pPr>
+            <w:r>
+              <w:rPr>
+                <w:rFonts w:ascii="Consolas" w:hAnsi="Consolas" w:cs="Consolas"/>
+                <w:color w:val="0000FF"/>
+                <w:sz w:val="16"/>
+                <w:szCs w:val="16"/>
+              </w:rPr>
+              <w:t>class</w:t>
+            </w:r>
+            <w:r>
+              <w:rPr>
+                <w:rFonts w:ascii="Consolas" w:hAnsi="Consolas" w:cs="Consolas"/>
+                <w:color w:val="000000"/>
+                <w:sz w:val="16"/>
+                <w:szCs w:val="16"/>
+              </w:rPr>
+              <w:t xml:space="preserve"> </w:t>
+            </w:r>
+            <w:r>
+              <w:rPr>
+                <w:rFonts w:ascii="Consolas" w:hAnsi="Consolas" w:cs="Consolas"/>
+                <w:color w:val="2B91AF"/>
+                <w:sz w:val="16"/>
+                <w:szCs w:val="16"/>
+              </w:rPr>
+              <w:t>R2_T03_05_Red_Kruzna_lista</w:t>
+            </w:r>
+          </w:p>
+          <w:p>
+            <w:pPr>
+              <w:autoSpaceDE w:val="0"/>
+              <w:autoSpaceDN w:val="0"/>
+              <w:adjustRightInd w:val="0"/>
+              <w:rPr>
+                <w:rFonts w:ascii="Consolas" w:hAnsi="Consolas" w:cs="Consolas"/>
+                <w:color w:val="000000"/>
+                <w:sz w:val="16"/>
+                <w:szCs w:val="16"/>
+              </w:rPr>
+            </w:pPr>
+            <w:r>
+              <w:rPr>
+                <w:rFonts w:ascii="Consolas" w:hAnsi="Consolas" w:cs="Consolas"/>
+                <w:color w:val="000000"/>
+                <w:sz w:val="16"/>
+                <w:szCs w:val="16"/>
+              </w:rPr>
+              <w:t>{</w:t>
+            </w:r>
+          </w:p>
+          <w:p>
+            <w:pPr>
+              <w:autoSpaceDE w:val="0"/>
+              <w:autoSpaceDN w:val="0"/>
+              <w:adjustRightInd w:val="0"/>
+              <w:rPr>
+                <w:rFonts w:ascii="Consolas" w:hAnsi="Consolas" w:cs="Consolas"/>
+                <w:color w:val="000000"/>
+                <w:sz w:val="16"/>
+                <w:szCs w:val="16"/>
+              </w:rPr>
+            </w:pPr>
+            <w:r>
+              <w:rPr>
+                <w:rFonts w:ascii="Consolas" w:hAnsi="Consolas" w:cs="Consolas"/>
+                <w:color w:val="000000"/>
+                <w:sz w:val="16"/>
+                <w:szCs w:val="16"/>
+              </w:rPr>
+              <w:t xml:space="preserve">    </w:t>
+            </w:r>
+            <w:r>
+              <w:rPr>
+                <w:rFonts w:ascii="Consolas" w:hAnsi="Consolas" w:cs="Consolas"/>
+                <w:color w:val="0000FF"/>
+                <w:sz w:val="16"/>
+                <w:szCs w:val="16"/>
+              </w:rPr>
+              <w:t>static</w:t>
+            </w:r>
+            <w:r>
+              <w:rPr>
+                <w:rFonts w:ascii="Consolas" w:hAnsi="Consolas" w:cs="Consolas"/>
+                <w:color w:val="000000"/>
+                <w:sz w:val="16"/>
+                <w:szCs w:val="16"/>
+              </w:rPr>
+              <w:t xml:space="preserve"> </w:t>
+            </w:r>
+            <w:r>
+              <w:rPr>
+                <w:rFonts w:ascii="Consolas" w:hAnsi="Consolas" w:cs="Consolas"/>
+                <w:color w:val="0000FF"/>
+                <w:sz w:val="16"/>
+                <w:szCs w:val="16"/>
+              </w:rPr>
+              <w:t>void</w:t>
+            </w:r>
+            <w:r>
+              <w:rPr>
+                <w:rFonts w:ascii="Consolas" w:hAnsi="Consolas" w:cs="Consolas"/>
+                <w:color w:val="000000"/>
+                <w:sz w:val="16"/>
+                <w:szCs w:val="16"/>
+              </w:rPr>
+              <w:t xml:space="preserve"> Main()</w:t>
+            </w:r>
+          </w:p>
+          <w:p>
+            <w:pPr>
+              <w:autoSpaceDE w:val="0"/>
+              <w:autoSpaceDN w:val="0"/>
+              <w:adjustRightInd w:val="0"/>
+              <w:rPr>
+                <w:rFonts w:ascii="Consolas" w:hAnsi="Consolas" w:cs="Consolas"/>
+                <w:color w:val="000000"/>
+                <w:sz w:val="16"/>
+                <w:szCs w:val="16"/>
+              </w:rPr>
+            </w:pPr>
+            <w:r>
+              <w:rPr>
+                <w:rFonts w:ascii="Consolas" w:hAnsi="Consolas" w:cs="Consolas"/>
+                <w:color w:val="000000"/>
+                <w:sz w:val="16"/>
+                <w:szCs w:val="16"/>
+              </w:rPr>
+              <w:t xml:space="preserve">    {</w:t>
+            </w:r>
+          </w:p>
+          <w:p>
+            <w:pPr>
+              <w:autoSpaceDE w:val="0"/>
+              <w:autoSpaceDN w:val="0"/>
+              <w:adjustRightInd w:val="0"/>
+              <w:rPr>
+                <w:rFonts w:ascii="Consolas" w:hAnsi="Consolas" w:cs="Consolas"/>
+                <w:color w:val="000000"/>
+                <w:sz w:val="16"/>
+                <w:szCs w:val="16"/>
+              </w:rPr>
+            </w:pPr>
+            <w:r>
+              <w:rPr>
+                <w:rFonts w:ascii="Consolas" w:hAnsi="Consolas" w:cs="Consolas"/>
+                <w:color w:val="000000"/>
+                <w:sz w:val="16"/>
+                <w:szCs w:val="16"/>
+              </w:rPr>
+              <w:t xml:space="preserve">        </w:t>
+            </w:r>
+            <w:r>
+              <w:rPr>
+                <w:rFonts w:ascii="Consolas" w:hAnsi="Consolas" w:cs="Consolas"/>
+                <w:color w:val="0000FF"/>
+                <w:sz w:val="16"/>
+                <w:szCs w:val="16"/>
+              </w:rPr>
+              <w:t>string</w:t>
+            </w:r>
+            <w:r>
+              <w:rPr>
+                <w:rFonts w:ascii="Consolas" w:hAnsi="Consolas" w:cs="Consolas"/>
+                <w:color w:val="000000"/>
+                <w:sz w:val="16"/>
+                <w:szCs w:val="16"/>
+              </w:rPr>
+              <w:t xml:space="preserve"> s = Console.ReadLine();          </w:t>
+            </w:r>
+            <w:r>
+              <w:rPr>
+                <w:rFonts w:ascii="Consolas" w:hAnsi="Consolas" w:cs="Consolas"/>
+                <w:color w:val="008000"/>
+                <w:sz w:val="16"/>
+                <w:szCs w:val="16"/>
+              </w:rPr>
+              <w:t>// ULAZ: uuussuusis</w:t>
+            </w:r>
+          </w:p>
+          <w:p>
+            <w:pPr>
+              <w:autoSpaceDE w:val="0"/>
+              <w:autoSpaceDN w:val="0"/>
+              <w:adjustRightInd w:val="0"/>
+              <w:rPr>
+                <w:rFonts w:ascii="Consolas" w:hAnsi="Consolas" w:cs="Consolas"/>
+                <w:color w:val="000000"/>
+                <w:sz w:val="16"/>
+                <w:szCs w:val="16"/>
+              </w:rPr>
+            </w:pPr>
+            <w:r>
+              <w:rPr>
+                <w:rFonts w:ascii="Consolas" w:hAnsi="Consolas" w:cs="Consolas"/>
+                <w:color w:val="000000"/>
+                <w:sz w:val="16"/>
+                <w:szCs w:val="16"/>
+              </w:rPr>
+              <w:t xml:space="preserve">        </w:t>
+            </w:r>
+            <w:r>
+              <w:rPr>
+                <w:rFonts w:ascii="Consolas" w:hAnsi="Consolas" w:cs="Consolas"/>
+                <w:color w:val="0000FF"/>
+                <w:sz w:val="16"/>
+                <w:szCs w:val="16"/>
+              </w:rPr>
+              <w:t>var</w:t>
+            </w:r>
+            <w:r>
+              <w:rPr>
+                <w:rFonts w:ascii="Consolas" w:hAnsi="Consolas" w:cs="Consolas"/>
+                <w:color w:val="000000"/>
+                <w:sz w:val="16"/>
+                <w:szCs w:val="16"/>
+              </w:rPr>
+              <w:t xml:space="preserve"> a = </w:t>
+            </w:r>
+            <w:r>
+              <w:rPr>
+                <w:rFonts w:ascii="Consolas" w:hAnsi="Consolas" w:cs="Consolas"/>
+                <w:color w:val="0000FF"/>
+                <w:sz w:val="16"/>
+                <w:szCs w:val="16"/>
+              </w:rPr>
+              <w:t>new</w:t>
+            </w:r>
+            <w:r>
+              <w:rPr>
+                <w:rFonts w:ascii="Consolas" w:hAnsi="Consolas" w:cs="Consolas"/>
+                <w:color w:val="000000"/>
+                <w:sz w:val="16"/>
+                <w:szCs w:val="16"/>
+              </w:rPr>
+              <w:t xml:space="preserve"> LinkedList&lt;</w:t>
+            </w:r>
+            <w:r>
+              <w:rPr>
+                <w:rFonts w:ascii="Consolas" w:hAnsi="Consolas" w:cs="Consolas"/>
+                <w:color w:val="0000FF"/>
+                <w:sz w:val="16"/>
+                <w:szCs w:val="16"/>
+              </w:rPr>
+              <w:t>int</w:t>
+            </w:r>
+            <w:r>
+              <w:rPr>
+                <w:rFonts w:ascii="Consolas" w:hAnsi="Consolas" w:cs="Consolas"/>
+                <w:color w:val="000000"/>
+                <w:sz w:val="16"/>
+                <w:szCs w:val="16"/>
+              </w:rPr>
+              <w:t xml:space="preserve">&gt;();          </w:t>
+            </w:r>
+            <w:r>
+              <w:rPr>
+                <w:rFonts w:ascii="Consolas" w:hAnsi="Consolas" w:cs="Consolas"/>
+                <w:color w:val="008000"/>
+                <w:sz w:val="16"/>
+                <w:szCs w:val="16"/>
+              </w:rPr>
+              <w:t>// LinkedList</w:t>
+            </w:r>
+          </w:p>
+          <w:p>
+            <w:pPr>
+              <w:autoSpaceDE w:val="0"/>
+              <w:autoSpaceDN w:val="0"/>
+              <w:adjustRightInd w:val="0"/>
+              <w:rPr>
+                <w:rFonts w:ascii="Consolas" w:hAnsi="Consolas" w:cs="Consolas"/>
+                <w:color w:val="000000"/>
+                <w:sz w:val="16"/>
+                <w:szCs w:val="16"/>
+              </w:rPr>
+            </w:pPr>
+            <w:r>
+              <w:rPr>
+                <w:rFonts w:ascii="Consolas" w:hAnsi="Consolas" w:cs="Consolas"/>
+                <w:color w:val="000000"/>
+                <w:sz w:val="16"/>
+                <w:szCs w:val="16"/>
+              </w:rPr>
+              <w:t xml:space="preserve">        </w:t>
+            </w:r>
+            <w:r>
+              <w:rPr>
+                <w:rFonts w:ascii="Consolas" w:hAnsi="Consolas" w:cs="Consolas"/>
+                <w:color w:val="0000FF"/>
+                <w:sz w:val="16"/>
+                <w:szCs w:val="16"/>
+              </w:rPr>
+              <w:t>for</w:t>
+            </w:r>
+            <w:r>
+              <w:rPr>
+                <w:rFonts w:ascii="Consolas" w:hAnsi="Consolas" w:cs="Consolas"/>
+                <w:color w:val="000000"/>
+                <w:sz w:val="16"/>
+                <w:szCs w:val="16"/>
+              </w:rPr>
+              <w:t xml:space="preserve"> (</w:t>
+            </w:r>
+            <w:r>
+              <w:rPr>
+                <w:rFonts w:ascii="Consolas" w:hAnsi="Consolas" w:cs="Consolas"/>
+                <w:color w:val="0000FF"/>
+                <w:sz w:val="16"/>
+                <w:szCs w:val="16"/>
+              </w:rPr>
+              <w:t>int</w:t>
+            </w:r>
+            <w:r>
+              <w:rPr>
+                <w:rFonts w:ascii="Consolas" w:hAnsi="Consolas" w:cs="Consolas"/>
+                <w:color w:val="000000"/>
+                <w:sz w:val="16"/>
+                <w:szCs w:val="16"/>
+              </w:rPr>
+              <w:t xml:space="preserve"> i = 0; i &lt; s.Length; i++)</w:t>
+            </w:r>
+          </w:p>
+          <w:p>
+            <w:pPr>
+              <w:autoSpaceDE w:val="0"/>
+              <w:autoSpaceDN w:val="0"/>
+              <w:adjustRightInd w:val="0"/>
+              <w:rPr>
+                <w:rFonts w:ascii="Consolas" w:hAnsi="Consolas" w:cs="Consolas"/>
+                <w:color w:val="000000"/>
+                <w:sz w:val="16"/>
+                <w:szCs w:val="16"/>
+              </w:rPr>
+            </w:pPr>
+            <w:r>
+              <w:rPr>
+                <w:rFonts w:ascii="Consolas" w:hAnsi="Consolas" w:cs="Consolas"/>
+                <w:color w:val="000000"/>
+                <w:sz w:val="16"/>
+                <w:szCs w:val="16"/>
+              </w:rPr>
+              <w:t xml:space="preserve">        {</w:t>
+            </w:r>
+          </w:p>
+          <w:p>
+            <w:pPr>
+              <w:autoSpaceDE w:val="0"/>
+              <w:autoSpaceDN w:val="0"/>
+              <w:adjustRightInd w:val="0"/>
+              <w:rPr>
+                <w:rFonts w:ascii="Consolas" w:hAnsi="Consolas" w:cs="Consolas"/>
+                <w:b/>
+                <w:bCs/>
+                <w:color w:val="000000"/>
+                <w:sz w:val="16"/>
+                <w:szCs w:val="16"/>
+              </w:rPr>
+            </w:pPr>
+            <w:r>
+              <w:rPr>
+                <w:rFonts w:ascii="Consolas" w:hAnsi="Consolas" w:cs="Consolas"/>
+                <w:color w:val="000000"/>
+                <w:sz w:val="16"/>
+                <w:szCs w:val="16"/>
+              </w:rPr>
+              <w:t xml:space="preserve">            </w:t>
+            </w:r>
+            <w:r>
+              <w:rPr>
+                <w:rFonts w:ascii="Consolas" w:hAnsi="Consolas" w:cs="Consolas"/>
+                <w:b/>
+                <w:bCs/>
+                <w:color w:val="0000FF"/>
+                <w:sz w:val="16"/>
+                <w:szCs w:val="16"/>
+                <w:highlight w:val="lightGray"/>
+              </w:rPr>
+              <w:t>switch</w:t>
+            </w:r>
+            <w:r>
+              <w:rPr>
+                <w:rFonts w:ascii="Consolas" w:hAnsi="Consolas" w:cs="Consolas"/>
+                <w:b/>
+                <w:bCs/>
+                <w:color w:val="000000"/>
+                <w:sz w:val="16"/>
+                <w:szCs w:val="16"/>
+                <w:highlight w:val="lightGray"/>
+              </w:rPr>
+              <w:t xml:space="preserve"> (s[i])</w:t>
+            </w:r>
+          </w:p>
+          <w:p>
+            <w:pPr>
+              <w:autoSpaceDE w:val="0"/>
+              <w:autoSpaceDN w:val="0"/>
+              <w:adjustRightInd w:val="0"/>
+              <w:rPr>
+                <w:rFonts w:ascii="Consolas" w:hAnsi="Consolas" w:cs="Consolas"/>
+                <w:color w:val="000000"/>
+                <w:sz w:val="16"/>
+                <w:szCs w:val="16"/>
+              </w:rPr>
+            </w:pPr>
+            <w:r>
+              <w:rPr>
+                <w:rFonts w:ascii="Consolas" w:hAnsi="Consolas" w:cs="Consolas"/>
+                <w:color w:val="000000"/>
+                <w:sz w:val="16"/>
+                <w:szCs w:val="16"/>
+              </w:rPr>
+              <w:t xml:space="preserve">            {</w:t>
+            </w:r>
+          </w:p>
+          <w:p>
+            <w:pPr>
+              <w:autoSpaceDE w:val="0"/>
+              <w:autoSpaceDN w:val="0"/>
+              <w:adjustRightInd w:val="0"/>
+              <w:rPr>
+                <w:rFonts w:ascii="Consolas" w:hAnsi="Consolas" w:cs="Consolas"/>
+                <w:color w:val="000000"/>
+                <w:sz w:val="16"/>
+                <w:szCs w:val="16"/>
+              </w:rPr>
+            </w:pPr>
+            <w:r>
+              <w:rPr>
+                <w:rFonts w:ascii="Consolas" w:hAnsi="Consolas" w:cs="Consolas"/>
+                <w:color w:val="000000"/>
+                <w:sz w:val="16"/>
+                <w:szCs w:val="16"/>
+              </w:rPr>
+              <w:t xml:space="preserve">                </w:t>
+            </w:r>
+            <w:r>
+              <w:rPr>
+                <w:rFonts w:ascii="Consolas" w:hAnsi="Consolas" w:cs="Consolas"/>
+                <w:color w:val="0000FF"/>
+                <w:sz w:val="16"/>
+                <w:szCs w:val="16"/>
+              </w:rPr>
+              <w:t>case</w:t>
+            </w:r>
+            <w:r>
+              <w:rPr>
+                <w:rFonts w:ascii="Consolas" w:hAnsi="Consolas" w:cs="Consolas"/>
+                <w:color w:val="000000"/>
+                <w:sz w:val="16"/>
+                <w:szCs w:val="16"/>
+              </w:rPr>
+              <w:t xml:space="preserve"> </w:t>
+            </w:r>
+            <w:r>
+              <w:rPr>
+                <w:rFonts w:ascii="Consolas" w:hAnsi="Consolas" w:cs="Consolas"/>
+                <w:color w:val="A31515"/>
+                <w:sz w:val="16"/>
+                <w:szCs w:val="16"/>
+              </w:rPr>
+              <w:t>'u'</w:t>
+            </w:r>
+            <w:r>
+              <w:rPr>
+                <w:rFonts w:ascii="Consolas" w:hAnsi="Consolas" w:cs="Consolas"/>
+                <w:color w:val="000000"/>
+                <w:sz w:val="16"/>
+                <w:szCs w:val="16"/>
+              </w:rPr>
+              <w:t xml:space="preserve">:                       </w:t>
+            </w:r>
+            <w:r>
+              <w:rPr>
+                <w:rFonts w:ascii="Consolas" w:hAnsi="Consolas" w:cs="Consolas"/>
+                <w:color w:val="008000"/>
+                <w:sz w:val="16"/>
+                <w:szCs w:val="16"/>
+              </w:rPr>
+              <w:t>// Dodavanje novog igraca:</w:t>
+            </w:r>
+          </w:p>
+          <w:p>
+            <w:pPr>
+              <w:autoSpaceDE w:val="0"/>
+              <w:autoSpaceDN w:val="0"/>
+              <w:adjustRightInd w:val="0"/>
+              <w:rPr>
+                <w:rFonts w:ascii="Consolas" w:hAnsi="Consolas" w:cs="Consolas"/>
+                <w:color w:val="000000"/>
+                <w:sz w:val="16"/>
+                <w:szCs w:val="16"/>
+              </w:rPr>
+            </w:pPr>
+            <w:r>
+              <w:rPr>
+                <w:rFonts w:ascii="Consolas" w:hAnsi="Consolas" w:cs="Consolas"/>
+                <w:color w:val="000000"/>
+                <w:sz w:val="16"/>
+                <w:szCs w:val="16"/>
+              </w:rPr>
+              <w:t xml:space="preserve">                    a.AddFirst(a.Count + 1); </w:t>
+            </w:r>
+          </w:p>
+          <w:p>
+            <w:pPr>
+              <w:autoSpaceDE w:val="0"/>
+              <w:autoSpaceDN w:val="0"/>
+              <w:adjustRightInd w:val="0"/>
+              <w:rPr>
+                <w:rFonts w:ascii="Consolas" w:hAnsi="Consolas" w:cs="Consolas"/>
+                <w:color w:val="000000"/>
+                <w:sz w:val="16"/>
+                <w:szCs w:val="16"/>
+              </w:rPr>
+            </w:pPr>
+            <w:r>
+              <w:rPr>
+                <w:rFonts w:ascii="Consolas" w:hAnsi="Consolas" w:cs="Consolas"/>
+                <w:color w:val="000000"/>
+                <w:sz w:val="16"/>
+                <w:szCs w:val="16"/>
+              </w:rPr>
+              <w:t xml:space="preserve">                    </w:t>
+            </w:r>
+            <w:r>
+              <w:rPr>
+                <w:rFonts w:ascii="Consolas" w:hAnsi="Consolas" w:cs="Consolas"/>
+                <w:color w:val="0000FF"/>
+                <w:sz w:val="16"/>
+                <w:szCs w:val="16"/>
+              </w:rPr>
+              <w:t>break</w:t>
+            </w:r>
+            <w:r>
+              <w:rPr>
+                <w:rFonts w:ascii="Consolas" w:hAnsi="Consolas" w:cs="Consolas"/>
+                <w:color w:val="000000"/>
+                <w:sz w:val="16"/>
+                <w:szCs w:val="16"/>
+              </w:rPr>
+              <w:t>;</w:t>
+            </w:r>
+          </w:p>
+          <w:p>
+            <w:pPr>
+              <w:autoSpaceDE w:val="0"/>
+              <w:autoSpaceDN w:val="0"/>
+              <w:adjustRightInd w:val="0"/>
+              <w:rPr>
+                <w:rFonts w:ascii="Consolas" w:hAnsi="Consolas" w:cs="Consolas"/>
+                <w:color w:val="000000"/>
+                <w:sz w:val="16"/>
+                <w:szCs w:val="16"/>
+              </w:rPr>
+            </w:pPr>
+            <w:r>
+              <w:rPr>
+                <w:rFonts w:ascii="Consolas" w:hAnsi="Consolas" w:cs="Consolas"/>
+                <w:color w:val="000000"/>
+                <w:sz w:val="16"/>
+                <w:szCs w:val="16"/>
+              </w:rPr>
+              <w:t xml:space="preserve">                </w:t>
+            </w:r>
+            <w:r>
+              <w:rPr>
+                <w:rFonts w:ascii="Consolas" w:hAnsi="Consolas" w:cs="Consolas"/>
+                <w:color w:val="0000FF"/>
+                <w:sz w:val="16"/>
+                <w:szCs w:val="16"/>
+              </w:rPr>
+              <w:t>case</w:t>
+            </w:r>
+            <w:r>
+              <w:rPr>
+                <w:rFonts w:ascii="Consolas" w:hAnsi="Consolas" w:cs="Consolas"/>
+                <w:color w:val="000000"/>
+                <w:sz w:val="16"/>
+                <w:szCs w:val="16"/>
+              </w:rPr>
+              <w:t xml:space="preserve"> </w:t>
+            </w:r>
+            <w:r>
+              <w:rPr>
+                <w:rFonts w:ascii="Consolas" w:hAnsi="Consolas" w:cs="Consolas"/>
+                <w:color w:val="A31515"/>
+                <w:sz w:val="16"/>
+                <w:szCs w:val="16"/>
+              </w:rPr>
+              <w:t>'i'</w:t>
+            </w:r>
+            <w:r>
+              <w:rPr>
+                <w:rFonts w:ascii="Consolas" w:hAnsi="Consolas" w:cs="Consolas"/>
+                <w:color w:val="000000"/>
+                <w:sz w:val="16"/>
+                <w:szCs w:val="16"/>
+              </w:rPr>
+              <w:t xml:space="preserve">:                       </w:t>
+            </w:r>
+            <w:r>
+              <w:rPr>
+                <w:rFonts w:ascii="Consolas" w:hAnsi="Consolas" w:cs="Consolas"/>
+                <w:color w:val="008000"/>
+                <w:sz w:val="16"/>
+                <w:szCs w:val="16"/>
+              </w:rPr>
+              <w:t>// Izbacivanje vodje iz kola (prvog elementa)</w:t>
+            </w:r>
+          </w:p>
+          <w:p>
+            <w:pPr>
+              <w:autoSpaceDE w:val="0"/>
+              <w:autoSpaceDN w:val="0"/>
+              <w:adjustRightInd w:val="0"/>
+              <w:rPr>
+                <w:rFonts w:ascii="Consolas" w:hAnsi="Consolas" w:cs="Consolas"/>
+                <w:color w:val="000000"/>
+                <w:sz w:val="16"/>
+                <w:szCs w:val="16"/>
+              </w:rPr>
+            </w:pPr>
+            <w:r>
+              <w:rPr>
+                <w:rFonts w:ascii="Consolas" w:hAnsi="Consolas" w:cs="Consolas"/>
+                <w:color w:val="000000"/>
+                <w:sz w:val="16"/>
+                <w:szCs w:val="16"/>
+              </w:rPr>
+              <w:t xml:space="preserve">                    </w:t>
+            </w:r>
+            <w:r>
+              <w:rPr>
+                <w:rFonts w:ascii="Consolas" w:hAnsi="Consolas" w:cs="Consolas"/>
+                <w:color w:val="0000FF"/>
+                <w:sz w:val="16"/>
+                <w:szCs w:val="16"/>
+              </w:rPr>
+              <w:t>if</w:t>
+            </w:r>
+            <w:r>
+              <w:rPr>
+                <w:rFonts w:ascii="Consolas" w:hAnsi="Consolas" w:cs="Consolas"/>
+                <w:color w:val="000000"/>
+                <w:sz w:val="16"/>
+                <w:szCs w:val="16"/>
+              </w:rPr>
+              <w:t xml:space="preserve"> (a.Count &gt; 0) a.RemoveFirst(); </w:t>
+            </w:r>
+          </w:p>
+          <w:p>
+            <w:pPr>
+              <w:autoSpaceDE w:val="0"/>
+              <w:autoSpaceDN w:val="0"/>
+              <w:adjustRightInd w:val="0"/>
+              <w:rPr>
+                <w:rFonts w:ascii="Consolas" w:hAnsi="Consolas" w:cs="Consolas"/>
+                <w:color w:val="000000"/>
+                <w:sz w:val="16"/>
+                <w:szCs w:val="16"/>
+              </w:rPr>
+            </w:pPr>
+            <w:r>
+              <w:rPr>
+                <w:rFonts w:ascii="Consolas" w:hAnsi="Consolas" w:cs="Consolas"/>
+                <w:color w:val="000000"/>
+                <w:sz w:val="16"/>
+                <w:szCs w:val="16"/>
+              </w:rPr>
+              <w:t xml:space="preserve">                    </w:t>
+            </w:r>
+            <w:r>
+              <w:rPr>
+                <w:rFonts w:ascii="Consolas" w:hAnsi="Consolas" w:cs="Consolas"/>
+                <w:color w:val="0000FF"/>
+                <w:sz w:val="16"/>
+                <w:szCs w:val="16"/>
+              </w:rPr>
+              <w:t>break</w:t>
+            </w:r>
+            <w:r>
+              <w:rPr>
+                <w:rFonts w:ascii="Consolas" w:hAnsi="Consolas" w:cs="Consolas"/>
+                <w:color w:val="000000"/>
+                <w:sz w:val="16"/>
+                <w:szCs w:val="16"/>
+              </w:rPr>
+              <w:t>;</w:t>
+            </w:r>
+          </w:p>
+          <w:p>
+            <w:pPr>
+              <w:autoSpaceDE w:val="0"/>
+              <w:autoSpaceDN w:val="0"/>
+              <w:adjustRightInd w:val="0"/>
+              <w:rPr>
+                <w:rFonts w:ascii="Consolas" w:hAnsi="Consolas" w:cs="Consolas"/>
+                <w:color w:val="000000"/>
+                <w:sz w:val="16"/>
+                <w:szCs w:val="16"/>
+              </w:rPr>
+            </w:pPr>
+            <w:r>
+              <w:rPr>
+                <w:rFonts w:ascii="Consolas" w:hAnsi="Consolas" w:cs="Consolas"/>
+                <w:color w:val="000000"/>
+                <w:sz w:val="16"/>
+                <w:szCs w:val="16"/>
+              </w:rPr>
+              <w:t xml:space="preserve">                </w:t>
+            </w:r>
+            <w:r>
+              <w:rPr>
+                <w:rFonts w:ascii="Consolas" w:hAnsi="Consolas" w:cs="Consolas"/>
+                <w:color w:val="0000FF"/>
+                <w:sz w:val="16"/>
+                <w:szCs w:val="16"/>
+              </w:rPr>
+              <w:t>case</w:t>
+            </w:r>
+            <w:r>
+              <w:rPr>
+                <w:rFonts w:ascii="Consolas" w:hAnsi="Consolas" w:cs="Consolas"/>
+                <w:color w:val="000000"/>
+                <w:sz w:val="16"/>
+                <w:szCs w:val="16"/>
+              </w:rPr>
+              <w:t xml:space="preserve"> </w:t>
+            </w:r>
+            <w:r>
+              <w:rPr>
+                <w:rFonts w:ascii="Consolas" w:hAnsi="Consolas" w:cs="Consolas"/>
+                <w:color w:val="A31515"/>
+                <w:sz w:val="16"/>
+                <w:szCs w:val="16"/>
+              </w:rPr>
+              <w:t>'s'</w:t>
+            </w:r>
+            <w:r>
+              <w:rPr>
+                <w:rFonts w:ascii="Consolas" w:hAnsi="Consolas" w:cs="Consolas"/>
+                <w:color w:val="000000"/>
+                <w:sz w:val="16"/>
+                <w:szCs w:val="16"/>
+              </w:rPr>
+              <w:t xml:space="preserve">:                       </w:t>
+            </w:r>
+            <w:r>
+              <w:rPr>
+                <w:rFonts w:ascii="Consolas" w:hAnsi="Consolas" w:cs="Consolas"/>
+                <w:color w:val="008000"/>
+                <w:sz w:val="16"/>
+                <w:szCs w:val="16"/>
+              </w:rPr>
+              <w:t xml:space="preserve">// Predavanje sesira narednom igracu (ispred sebe, poslednjem u </w:t>
+            </w:r>
+            <w:r>
+              <w:rPr>
+                <w:rFonts w:ascii="Consolas" w:hAnsi="Consolas" w:cs="Consolas"/>
+                <w:color w:val="008000"/>
+                <w:sz w:val="16"/>
+                <w:szCs w:val="16"/>
+              </w:rPr>
+              <w:t>listi</w:t>
+            </w:r>
+            <w:r>
+              <w:rPr>
+                <w:rFonts w:ascii="Consolas" w:hAnsi="Consolas" w:cs="Consolas"/>
+                <w:color w:val="008000"/>
+                <w:sz w:val="16"/>
+                <w:szCs w:val="16"/>
+              </w:rPr>
+              <w:t>)</w:t>
+            </w:r>
+          </w:p>
+          <w:p>
+            <w:pPr>
+              <w:autoSpaceDE w:val="0"/>
+              <w:autoSpaceDN w:val="0"/>
+              <w:adjustRightInd w:val="0"/>
+              <w:rPr>
+                <w:rFonts w:ascii="Consolas" w:hAnsi="Consolas" w:cs="Consolas"/>
+                <w:color w:val="000000"/>
+                <w:sz w:val="16"/>
+                <w:szCs w:val="16"/>
+              </w:rPr>
+            </w:pPr>
+            <w:r>
+              <w:rPr>
+                <w:rFonts w:ascii="Consolas" w:hAnsi="Consolas" w:cs="Consolas"/>
+                <w:color w:val="000000"/>
+                <w:sz w:val="16"/>
+                <w:szCs w:val="16"/>
+              </w:rPr>
+              <w:t xml:space="preserve">                    </w:t>
+            </w:r>
+            <w:r>
+              <w:rPr>
+                <w:rFonts w:ascii="Consolas" w:hAnsi="Consolas" w:cs="Consolas"/>
+                <w:color w:val="0000FF"/>
+                <w:sz w:val="16"/>
+                <w:szCs w:val="16"/>
+              </w:rPr>
+              <w:t>if</w:t>
+            </w:r>
+            <w:r>
+              <w:rPr>
+                <w:rFonts w:ascii="Consolas" w:hAnsi="Consolas" w:cs="Consolas"/>
+                <w:color w:val="000000"/>
+                <w:sz w:val="16"/>
+                <w:szCs w:val="16"/>
+              </w:rPr>
+              <w:t xml:space="preserve"> (a.Count &gt; 0)</w:t>
+            </w:r>
+          </w:p>
+          <w:p>
+            <w:pPr>
+              <w:autoSpaceDE w:val="0"/>
+              <w:autoSpaceDN w:val="0"/>
+              <w:adjustRightInd w:val="0"/>
+              <w:rPr>
+                <w:rFonts w:ascii="Consolas" w:hAnsi="Consolas" w:cs="Consolas"/>
+                <w:color w:val="000000"/>
+                <w:sz w:val="16"/>
+                <w:szCs w:val="16"/>
+              </w:rPr>
+            </w:pPr>
+            <w:r>
+              <w:rPr>
+                <w:rFonts w:ascii="Consolas" w:hAnsi="Consolas" w:cs="Consolas"/>
+                <w:color w:val="000000"/>
+                <w:sz w:val="16"/>
+                <w:szCs w:val="16"/>
+              </w:rPr>
+              <w:t xml:space="preserve">                    {</w:t>
+            </w:r>
+          </w:p>
+          <w:p>
+            <w:pPr>
+              <w:autoSpaceDE w:val="0"/>
+              <w:autoSpaceDN w:val="0"/>
+              <w:adjustRightInd w:val="0"/>
+              <w:rPr>
+                <w:rFonts w:ascii="Consolas" w:hAnsi="Consolas" w:cs="Consolas"/>
+                <w:color w:val="000000"/>
+                <w:sz w:val="16"/>
+                <w:szCs w:val="16"/>
+              </w:rPr>
+            </w:pPr>
+            <w:r>
+              <w:rPr>
+                <w:rFonts w:ascii="Consolas" w:hAnsi="Consolas" w:cs="Consolas"/>
+                <w:color w:val="000000"/>
+                <w:sz w:val="16"/>
+                <w:szCs w:val="16"/>
+              </w:rPr>
+              <w:t xml:space="preserve">                        </w:t>
+            </w:r>
+            <w:r>
+              <w:rPr>
+                <w:rFonts w:ascii="Consolas" w:hAnsi="Consolas" w:cs="Consolas"/>
+                <w:color w:val="0000FF"/>
+                <w:sz w:val="16"/>
+                <w:szCs w:val="16"/>
+              </w:rPr>
+              <w:t>int</w:t>
+            </w:r>
+            <w:r>
+              <w:rPr>
+                <w:rFonts w:ascii="Consolas" w:hAnsi="Consolas" w:cs="Consolas"/>
+                <w:color w:val="000000"/>
+                <w:sz w:val="16"/>
+                <w:szCs w:val="16"/>
+              </w:rPr>
+              <w:t xml:space="preserve"> ispred_v = a.Last.Value;    </w:t>
+            </w:r>
+            <w:r>
+              <w:rPr>
+                <w:rFonts w:ascii="Consolas" w:hAnsi="Consolas" w:cs="Consolas"/>
+                <w:color w:val="008000"/>
+                <w:sz w:val="16"/>
+                <w:szCs w:val="16"/>
+              </w:rPr>
+              <w:t>// Uzimamo vrednost igraca koji je ispred vodje</w:t>
+            </w:r>
+          </w:p>
+          <w:p>
+            <w:pPr>
+              <w:autoSpaceDE w:val="0"/>
+              <w:autoSpaceDN w:val="0"/>
+              <w:adjustRightInd w:val="0"/>
+              <w:rPr>
+                <w:rFonts w:ascii="Consolas" w:hAnsi="Consolas" w:cs="Consolas"/>
+                <w:color w:val="000000"/>
+                <w:sz w:val="16"/>
+                <w:szCs w:val="16"/>
+              </w:rPr>
+            </w:pPr>
+            <w:r>
+              <w:rPr>
+                <w:rFonts w:ascii="Consolas" w:hAnsi="Consolas" w:cs="Consolas"/>
+                <w:color w:val="000000"/>
+                <w:sz w:val="16"/>
+                <w:szCs w:val="16"/>
+              </w:rPr>
+              <w:t xml:space="preserve">                        a.RemoveLast();                 </w:t>
+            </w:r>
+            <w:r>
+              <w:rPr>
+                <w:rFonts w:ascii="Consolas" w:hAnsi="Consolas" w:cs="Consolas"/>
+                <w:color w:val="008000"/>
+                <w:sz w:val="16"/>
+                <w:szCs w:val="16"/>
+              </w:rPr>
+              <w:t>// Izbacujemo poslednji element iz kola</w:t>
+            </w:r>
+          </w:p>
+          <w:p>
+            <w:pPr>
+              <w:autoSpaceDE w:val="0"/>
+              <w:autoSpaceDN w:val="0"/>
+              <w:adjustRightInd w:val="0"/>
+              <w:rPr>
+                <w:rFonts w:ascii="Consolas" w:hAnsi="Consolas" w:cs="Consolas"/>
+                <w:color w:val="000000"/>
+                <w:sz w:val="16"/>
+                <w:szCs w:val="16"/>
+              </w:rPr>
+            </w:pPr>
+            <w:r>
+              <w:rPr>
+                <w:rFonts w:ascii="Consolas" w:hAnsi="Consolas" w:cs="Consolas"/>
+                <w:color w:val="000000"/>
+                <w:sz w:val="16"/>
+                <w:szCs w:val="16"/>
+              </w:rPr>
+              <w:t xml:space="preserve">                        a.AddFirst(ispred_v);           </w:t>
+            </w:r>
+            <w:r>
+              <w:rPr>
+                <w:rFonts w:ascii="Consolas" w:hAnsi="Consolas" w:cs="Consolas"/>
+                <w:color w:val="008000"/>
+                <w:sz w:val="16"/>
+                <w:szCs w:val="16"/>
+              </w:rPr>
+              <w:t>// Dodajemo na prvo mesto (kao vodju)</w:t>
+            </w:r>
+          </w:p>
+          <w:p>
+            <w:pPr>
+              <w:autoSpaceDE w:val="0"/>
+              <w:autoSpaceDN w:val="0"/>
+              <w:adjustRightInd w:val="0"/>
+              <w:rPr>
+                <w:rFonts w:ascii="Consolas" w:hAnsi="Consolas" w:cs="Consolas"/>
+                <w:color w:val="000000"/>
+                <w:sz w:val="16"/>
+                <w:szCs w:val="16"/>
+              </w:rPr>
+            </w:pPr>
+            <w:r>
+              <w:rPr>
+                <w:rFonts w:ascii="Consolas" w:hAnsi="Consolas" w:cs="Consolas"/>
+                <w:color w:val="000000"/>
+                <w:sz w:val="16"/>
+                <w:szCs w:val="16"/>
+              </w:rPr>
+              <w:t xml:space="preserve">                    }</w:t>
+            </w:r>
+          </w:p>
+          <w:p>
+            <w:pPr>
+              <w:autoSpaceDE w:val="0"/>
+              <w:autoSpaceDN w:val="0"/>
+              <w:adjustRightInd w:val="0"/>
+              <w:rPr>
+                <w:rFonts w:ascii="Consolas" w:hAnsi="Consolas" w:cs="Consolas"/>
+                <w:color w:val="000000"/>
+                <w:sz w:val="16"/>
+                <w:szCs w:val="16"/>
+              </w:rPr>
+            </w:pPr>
+            <w:r>
+              <w:rPr>
+                <w:rFonts w:ascii="Consolas" w:hAnsi="Consolas" w:cs="Consolas"/>
+                <w:color w:val="000000"/>
+                <w:sz w:val="16"/>
+                <w:szCs w:val="16"/>
+              </w:rPr>
+              <w:t xml:space="preserve">                    </w:t>
+            </w:r>
+            <w:r>
+              <w:rPr>
+                <w:rFonts w:ascii="Consolas" w:hAnsi="Consolas" w:cs="Consolas"/>
+                <w:color w:val="0000FF"/>
+                <w:sz w:val="16"/>
+                <w:szCs w:val="16"/>
+              </w:rPr>
+              <w:t>break</w:t>
+            </w:r>
+            <w:r>
+              <w:rPr>
+                <w:rFonts w:ascii="Consolas" w:hAnsi="Consolas" w:cs="Consolas"/>
+                <w:color w:val="000000"/>
+                <w:sz w:val="16"/>
+                <w:szCs w:val="16"/>
+              </w:rPr>
+              <w:t>;</w:t>
+            </w:r>
+          </w:p>
+          <w:p>
+            <w:pPr>
+              <w:autoSpaceDE w:val="0"/>
+              <w:autoSpaceDN w:val="0"/>
+              <w:adjustRightInd w:val="0"/>
+              <w:rPr>
+                <w:rFonts w:ascii="Consolas" w:hAnsi="Consolas" w:cs="Consolas"/>
+                <w:color w:val="000000"/>
+                <w:sz w:val="16"/>
+                <w:szCs w:val="16"/>
+              </w:rPr>
+            </w:pPr>
+            <w:r>
+              <w:rPr>
+                <w:rFonts w:ascii="Consolas" w:hAnsi="Consolas" w:cs="Consolas"/>
+                <w:color w:val="000000"/>
+                <w:sz w:val="16"/>
+                <w:szCs w:val="16"/>
+              </w:rPr>
+              <w:t xml:space="preserve">            }</w:t>
+            </w:r>
+          </w:p>
+          <w:p>
+            <w:pPr>
+              <w:autoSpaceDE w:val="0"/>
+              <w:autoSpaceDN w:val="0"/>
+              <w:adjustRightInd w:val="0"/>
+              <w:rPr>
+                <w:rFonts w:ascii="Consolas" w:hAnsi="Consolas" w:cs="Consolas"/>
+                <w:color w:val="000000"/>
+                <w:sz w:val="16"/>
+                <w:szCs w:val="16"/>
+              </w:rPr>
+            </w:pPr>
+            <w:r>
+              <w:rPr>
+                <w:rFonts w:ascii="Consolas" w:hAnsi="Consolas" w:cs="Consolas"/>
+                <w:color w:val="000000"/>
+                <w:sz w:val="16"/>
+                <w:szCs w:val="16"/>
+              </w:rPr>
+              <w:t xml:space="preserve">        }</w:t>
+            </w:r>
+          </w:p>
+          <w:p>
+            <w:pPr>
+              <w:autoSpaceDE w:val="0"/>
+              <w:autoSpaceDN w:val="0"/>
+              <w:adjustRightInd w:val="0"/>
+              <w:rPr>
+                <w:rFonts w:ascii="Consolas" w:hAnsi="Consolas" w:cs="Consolas"/>
+                <w:color w:val="000000"/>
+                <w:sz w:val="16"/>
+                <w:szCs w:val="16"/>
+              </w:rPr>
+            </w:pPr>
+            <w:r>
+              <w:rPr>
+                <w:rFonts w:ascii="Consolas" w:hAnsi="Consolas" w:cs="Consolas"/>
+                <w:color w:val="000000"/>
+                <w:sz w:val="16"/>
+                <w:szCs w:val="16"/>
+              </w:rPr>
+              <w:t xml:space="preserve">        </w:t>
+            </w:r>
+            <w:r>
+              <w:rPr>
+                <w:rFonts w:ascii="Consolas" w:hAnsi="Consolas" w:cs="Consolas"/>
+                <w:color w:val="008000"/>
+                <w:sz w:val="16"/>
+                <w:szCs w:val="16"/>
+              </w:rPr>
+              <w:t>// Priprema za stampanje podataka</w:t>
+            </w:r>
+          </w:p>
+          <w:p>
+            <w:pPr>
+              <w:autoSpaceDE w:val="0"/>
+              <w:autoSpaceDN w:val="0"/>
+              <w:adjustRightInd w:val="0"/>
+              <w:rPr>
+                <w:rFonts w:ascii="Consolas" w:hAnsi="Consolas" w:cs="Consolas"/>
+                <w:color w:val="000000"/>
+                <w:sz w:val="16"/>
+                <w:szCs w:val="16"/>
+              </w:rPr>
+            </w:pPr>
+            <w:r>
+              <w:rPr>
+                <w:rFonts w:ascii="Consolas" w:hAnsi="Consolas" w:cs="Consolas"/>
+                <w:color w:val="000000"/>
+                <w:sz w:val="16"/>
+                <w:szCs w:val="16"/>
+              </w:rPr>
+              <w:t xml:space="preserve">        </w:t>
+            </w:r>
+            <w:r>
+              <w:rPr>
+                <w:rFonts w:ascii="Consolas" w:hAnsi="Consolas" w:cs="Consolas"/>
+                <w:color w:val="0000FF"/>
+                <w:sz w:val="16"/>
+                <w:szCs w:val="16"/>
+              </w:rPr>
+              <w:t>int</w:t>
+            </w:r>
+            <w:r>
+              <w:rPr>
+                <w:rFonts w:ascii="Consolas" w:hAnsi="Consolas" w:cs="Consolas"/>
+                <w:color w:val="000000"/>
+                <w:sz w:val="16"/>
+                <w:szCs w:val="16"/>
+              </w:rPr>
+              <w:t xml:space="preserve"> v = a.First.Value;                  </w:t>
+            </w:r>
+            <w:r>
+              <w:rPr>
+                <w:rFonts w:ascii="Consolas" w:hAnsi="Consolas" w:cs="Consolas"/>
+                <w:color w:val="008000"/>
+                <w:sz w:val="16"/>
+                <w:szCs w:val="16"/>
+              </w:rPr>
+              <w:t>// Uzimamo vrednost vodje (da bi ga prebacili na kraj liste)</w:t>
+            </w:r>
+          </w:p>
+          <w:p>
+            <w:pPr>
+              <w:autoSpaceDE w:val="0"/>
+              <w:autoSpaceDN w:val="0"/>
+              <w:adjustRightInd w:val="0"/>
+              <w:rPr>
+                <w:rFonts w:ascii="Consolas" w:hAnsi="Consolas" w:cs="Consolas"/>
+                <w:color w:val="000000"/>
+                <w:sz w:val="16"/>
+                <w:szCs w:val="16"/>
+              </w:rPr>
+            </w:pPr>
+            <w:r>
+              <w:rPr>
+                <w:rFonts w:ascii="Consolas" w:hAnsi="Consolas" w:cs="Consolas"/>
+                <w:color w:val="000000"/>
+                <w:sz w:val="16"/>
+                <w:szCs w:val="16"/>
+              </w:rPr>
+              <w:t xml:space="preserve">        a.RemoveFirst();                        </w:t>
+            </w:r>
+            <w:r>
+              <w:rPr>
+                <w:rFonts w:ascii="Consolas" w:hAnsi="Consolas" w:cs="Consolas"/>
+                <w:color w:val="008000"/>
+                <w:sz w:val="16"/>
+                <w:szCs w:val="16"/>
+              </w:rPr>
+              <w:t>// Izbacujemo vodju sa pocetka linkovane liste</w:t>
+            </w:r>
+          </w:p>
+          <w:p>
+            <w:pPr>
+              <w:autoSpaceDE w:val="0"/>
+              <w:autoSpaceDN w:val="0"/>
+              <w:adjustRightInd w:val="0"/>
+              <w:rPr>
+                <w:rFonts w:ascii="Consolas" w:hAnsi="Consolas" w:cs="Consolas"/>
+                <w:color w:val="000000"/>
+                <w:sz w:val="16"/>
+                <w:szCs w:val="16"/>
+              </w:rPr>
+            </w:pPr>
+            <w:r>
+              <w:rPr>
+                <w:rFonts w:ascii="Consolas" w:hAnsi="Consolas" w:cs="Consolas"/>
+                <w:color w:val="000000"/>
+                <w:sz w:val="16"/>
+                <w:szCs w:val="16"/>
+              </w:rPr>
+              <w:t xml:space="preserve">        a.AddLast(v);                           </w:t>
+            </w:r>
+            <w:r>
+              <w:rPr>
+                <w:rFonts w:ascii="Consolas" w:hAnsi="Consolas" w:cs="Consolas"/>
+                <w:color w:val="008000"/>
+                <w:sz w:val="16"/>
+                <w:szCs w:val="16"/>
+              </w:rPr>
+              <w:t>// Dodajemo vodju na kraj linkovane liste</w:t>
+            </w:r>
+          </w:p>
+          <w:p>
+            <w:pPr>
+              <w:autoSpaceDE w:val="0"/>
+              <w:autoSpaceDN w:val="0"/>
+              <w:adjustRightInd w:val="0"/>
+              <w:rPr>
+                <w:rFonts w:ascii="Consolas" w:hAnsi="Consolas" w:cs="Consolas"/>
+                <w:color w:val="000000"/>
+                <w:sz w:val="16"/>
+                <w:szCs w:val="16"/>
+              </w:rPr>
+            </w:pPr>
+            <w:r>
+              <w:rPr>
+                <w:rFonts w:ascii="Consolas" w:hAnsi="Consolas" w:cs="Consolas"/>
+                <w:color w:val="000000"/>
+                <w:sz w:val="16"/>
+                <w:szCs w:val="16"/>
+              </w:rPr>
+              <w:t xml:space="preserve">        </w:t>
+            </w:r>
+            <w:r>
+              <w:rPr>
+                <w:rFonts w:ascii="Consolas" w:hAnsi="Consolas" w:cs="Consolas"/>
+                <w:color w:val="008000"/>
+                <w:sz w:val="16"/>
+                <w:szCs w:val="16"/>
+              </w:rPr>
+              <w:t>// IZLAZ: 1 2 4 5</w:t>
+            </w:r>
+          </w:p>
+          <w:p>
+            <w:pPr>
+              <w:autoSpaceDE w:val="0"/>
+              <w:autoSpaceDN w:val="0"/>
+              <w:adjustRightInd w:val="0"/>
+              <w:rPr>
+                <w:rFonts w:ascii="Consolas" w:hAnsi="Consolas" w:cs="Consolas"/>
+                <w:color w:val="000000"/>
+                <w:sz w:val="16"/>
+                <w:szCs w:val="16"/>
+              </w:rPr>
+            </w:pPr>
+            <w:r>
+              <w:rPr>
+                <w:rFonts w:ascii="Consolas" w:hAnsi="Consolas" w:cs="Consolas"/>
+                <w:color w:val="000000"/>
+                <w:sz w:val="16"/>
+                <w:szCs w:val="16"/>
+              </w:rPr>
+              <w:t xml:space="preserve">        </w:t>
+            </w:r>
+            <w:r>
+              <w:rPr>
+                <w:rFonts w:ascii="Consolas" w:hAnsi="Consolas" w:cs="Consolas"/>
+                <w:color w:val="0000FF"/>
+                <w:sz w:val="16"/>
+                <w:szCs w:val="16"/>
+              </w:rPr>
+              <w:t>while</w:t>
+            </w:r>
+            <w:r>
+              <w:rPr>
+                <w:rFonts w:ascii="Consolas" w:hAnsi="Consolas" w:cs="Consolas"/>
+                <w:color w:val="000000"/>
+                <w:sz w:val="16"/>
+                <w:szCs w:val="16"/>
+              </w:rPr>
+              <w:t xml:space="preserve"> (a.Count &gt; 0)                     </w:t>
+            </w:r>
+            <w:r>
+              <w:rPr>
+                <w:rFonts w:ascii="Consolas" w:hAnsi="Consolas" w:cs="Consolas"/>
+                <w:color w:val="008000"/>
+                <w:sz w:val="16"/>
+                <w:szCs w:val="16"/>
+              </w:rPr>
+              <w:t>// Sve dok ima elemenata u linkovanoj listi (igraca u kolu)</w:t>
+            </w:r>
+          </w:p>
+          <w:p>
+            <w:pPr>
+              <w:autoSpaceDE w:val="0"/>
+              <w:autoSpaceDN w:val="0"/>
+              <w:adjustRightInd w:val="0"/>
+              <w:rPr>
+                <w:rFonts w:ascii="Consolas" w:hAnsi="Consolas" w:cs="Consolas"/>
+                <w:color w:val="000000"/>
+                <w:sz w:val="16"/>
+                <w:szCs w:val="16"/>
+              </w:rPr>
+            </w:pPr>
+            <w:r>
+              <w:rPr>
+                <w:rFonts w:ascii="Consolas" w:hAnsi="Consolas" w:cs="Consolas"/>
+                <w:color w:val="000000"/>
+                <w:sz w:val="16"/>
+                <w:szCs w:val="16"/>
+              </w:rPr>
+              <w:t xml:space="preserve">        {</w:t>
+            </w:r>
+          </w:p>
+          <w:p>
+            <w:pPr>
+              <w:autoSpaceDE w:val="0"/>
+              <w:autoSpaceDN w:val="0"/>
+              <w:adjustRightInd w:val="0"/>
+              <w:rPr>
+                <w:rFonts w:ascii="Consolas" w:hAnsi="Consolas" w:cs="Consolas"/>
+                <w:color w:val="000000"/>
+                <w:sz w:val="16"/>
+                <w:szCs w:val="16"/>
+              </w:rPr>
+            </w:pPr>
+            <w:r>
+              <w:rPr>
+                <w:rFonts w:ascii="Consolas" w:hAnsi="Consolas" w:cs="Consolas"/>
+                <w:color w:val="000000"/>
+                <w:sz w:val="16"/>
+                <w:szCs w:val="16"/>
+              </w:rPr>
+              <w:t xml:space="preserve">            Console.Write(a.Last.Value + </w:t>
+            </w:r>
+            <w:r>
+              <w:rPr>
+                <w:rFonts w:ascii="Consolas" w:hAnsi="Consolas" w:cs="Consolas"/>
+                <w:color w:val="A31515"/>
+                <w:sz w:val="16"/>
+                <w:szCs w:val="16"/>
+              </w:rPr>
+              <w:t>" "</w:t>
+            </w:r>
+            <w:r>
+              <w:rPr>
+                <w:rFonts w:ascii="Consolas" w:hAnsi="Consolas" w:cs="Consolas"/>
+                <w:color w:val="000000"/>
+                <w:sz w:val="16"/>
+                <w:szCs w:val="16"/>
+              </w:rPr>
+              <w:t xml:space="preserve">);  </w:t>
+            </w:r>
+            <w:r>
+              <w:rPr>
+                <w:rFonts w:ascii="Consolas" w:hAnsi="Consolas" w:cs="Consolas"/>
+                <w:color w:val="008000"/>
+                <w:sz w:val="16"/>
+                <w:szCs w:val="16"/>
+              </w:rPr>
+              <w:t>// Stampamo vrednost poslednjeg elementa iz linkovane liste (FIFO)</w:t>
+            </w:r>
+          </w:p>
+          <w:p>
+            <w:pPr>
+              <w:autoSpaceDE w:val="0"/>
+              <w:autoSpaceDN w:val="0"/>
+              <w:adjustRightInd w:val="0"/>
+              <w:rPr>
+                <w:rFonts w:ascii="Consolas" w:hAnsi="Consolas" w:cs="Consolas"/>
+                <w:color w:val="000000"/>
+                <w:sz w:val="16"/>
+                <w:szCs w:val="16"/>
+              </w:rPr>
+            </w:pPr>
+            <w:r>
+              <w:rPr>
+                <w:rFonts w:ascii="Consolas" w:hAnsi="Consolas" w:cs="Consolas"/>
+                <w:color w:val="000000"/>
+                <w:sz w:val="16"/>
+                <w:szCs w:val="16"/>
+              </w:rPr>
+              <w:t xml:space="preserve">            a.RemoveLast();                     </w:t>
+            </w:r>
+            <w:r>
+              <w:rPr>
+                <w:rFonts w:ascii="Consolas" w:hAnsi="Consolas" w:cs="Consolas"/>
+                <w:color w:val="008000"/>
+                <w:sz w:val="16"/>
+                <w:szCs w:val="16"/>
+              </w:rPr>
+              <w:t>// Izbacujemo poslednji element iz linkovane liste</w:t>
+            </w:r>
+          </w:p>
+          <w:p>
+            <w:pPr>
+              <w:autoSpaceDE w:val="0"/>
+              <w:autoSpaceDN w:val="0"/>
+              <w:adjustRightInd w:val="0"/>
+              <w:rPr>
+                <w:rFonts w:ascii="Consolas" w:hAnsi="Consolas" w:cs="Consolas"/>
+                <w:color w:val="000000"/>
+                <w:sz w:val="16"/>
+                <w:szCs w:val="16"/>
+              </w:rPr>
+            </w:pPr>
+            <w:r>
+              <w:rPr>
+                <w:rFonts w:ascii="Consolas" w:hAnsi="Consolas" w:cs="Consolas"/>
+                <w:color w:val="000000"/>
+                <w:sz w:val="16"/>
+                <w:szCs w:val="16"/>
+              </w:rPr>
+              <w:t xml:space="preserve">        }</w:t>
+            </w:r>
+          </w:p>
+          <w:p>
+            <w:pPr>
+              <w:autoSpaceDE w:val="0"/>
+              <w:autoSpaceDN w:val="0"/>
+              <w:adjustRightInd w:val="0"/>
+              <w:rPr>
+                <w:rFonts w:ascii="Consolas" w:hAnsi="Consolas" w:cs="Consolas"/>
+                <w:color w:val="000000"/>
+                <w:sz w:val="16"/>
+                <w:szCs w:val="16"/>
+              </w:rPr>
+            </w:pPr>
+            <w:r>
+              <w:rPr>
+                <w:rFonts w:ascii="Consolas" w:hAnsi="Consolas" w:cs="Consolas"/>
+                <w:color w:val="000000"/>
+                <w:sz w:val="16"/>
+                <w:szCs w:val="16"/>
+              </w:rPr>
+              <w:t xml:space="preserve">    }</w:t>
+            </w:r>
+          </w:p>
+          <w:p>
+            <w:pPr>
+              <w:rPr>
+                <w:rFonts w:eastAsia="Times New Roman" w:cstheme="minorHAnsi"/>
+                <w:sz w:val="16"/>
+                <w:szCs w:val="16"/>
+                <w:lang w:eastAsia="sr-Latn-RS"/>
+              </w:rPr>
+            </w:pPr>
+            <w:r>
+              <w:rPr>
+                <w:rFonts w:ascii="Consolas" w:hAnsi="Consolas" w:cs="Consolas"/>
+                <w:color w:val="000000"/>
+                <w:sz w:val="16"/>
+                <w:szCs w:val="16"/>
+              </w:rPr>
+              <w:t>}</w:t>
+            </w:r>
+          </w:p>
+        </w:tc>
+      </w:tr>
+    </w:tbl>
+    <w:p>
+      <w:pPr>
+        <w:spacing w:before="120" w:after="120" w:line="240" w:lineRule="auto"/>
+        <w:rPr>
+          <w:rFonts w:eastAsia="Times New Roman" w:cstheme="minorHAnsi"/>
+          <w:lang w:val="sr-Cyrl-RS" w:eastAsia="sr-Latn-RS"/>
+        </w:rPr>
+      </w:pPr>
+      <w:r>
+        <w:rPr>
+          <w:rFonts w:eastAsia="Times New Roman" w:cstheme="minorHAnsi"/>
+          <w:lang w:val="sr-Cyrl-RS" w:eastAsia="sr-Latn-RS"/>
+        </w:rPr>
+        <w:t>Програмски код</w:t>
+      </w:r>
+      <w:r>
+        <w:rPr>
+          <w:rFonts w:eastAsia="Times New Roman" w:cstheme="minorHAnsi"/>
+          <w:lang w:val="en-US" w:eastAsia="sr-Latn-RS"/>
+        </w:rPr>
+        <w:t xml:space="preserve"> </w:t>
+      </w:r>
+      <w:r>
+        <w:rPr>
+          <w:rFonts w:eastAsia="Times New Roman" w:cstheme="minorHAnsi"/>
+          <w:lang w:val="sr-Cyrl-RS" w:eastAsia="sr-Latn-RS"/>
+        </w:rPr>
+        <w:t xml:space="preserve">у </w:t>
+      </w:r>
+      <w:r>
+        <w:rPr>
+          <w:rFonts w:eastAsia="Times New Roman" w:cstheme="minorHAnsi"/>
+          <w:lang w:val="en-US" w:eastAsia="sr-Latn-RS"/>
+        </w:rPr>
+        <w:t>C#</w:t>
+      </w:r>
+      <w:r>
+        <w:rPr>
+          <w:rFonts w:eastAsia="Times New Roman" w:cstheme="minorHAnsi"/>
+          <w:lang w:val="sr-Cyrl-RS" w:eastAsia="sr-Latn-RS"/>
+        </w:rPr>
+        <w:t xml:space="preserve"> се може преузети са следећег линка: </w:t>
+      </w:r>
+      <w:hyperlink r:id="rId34" w:history="1">
+        <w:r>
+          <w:rPr>
+            <w:rStyle w:val="Hyperlink"/>
+            <w:rFonts w:eastAsia="Times New Roman" w:cstheme="minorHAnsi"/>
+            <w:lang w:val="sr-Cyrl-RS" w:eastAsia="sr-Latn-RS"/>
+          </w:rPr>
+          <w:t>Кружна листа (повезана листа)</w:t>
+        </w:r>
+      </w:hyperlink>
+      <w:r>
+        <w:rPr>
+          <w:rFonts w:eastAsia="Times New Roman" w:cstheme="minorHAnsi"/>
+          <w:lang w:val="sr-Cyrl-RS" w:eastAsia="sr-Latn-RS"/>
+        </w:rPr>
+        <w:t>.</w:t>
+      </w:r>
+    </w:p>
+    <w:p>
+      <w:pPr>
+        <w:spacing w:before="120" w:after="120" w:line="240" w:lineRule="auto"/>
+        <w:rPr>
+          <w:rFonts w:eastAsia="Times New Roman" w:cstheme="minorHAnsi"/>
+          <w:lang w:val="en-US" w:eastAsia="sr-Latn-RS"/>
+        </w:rPr>
+      </w:pPr>
+      <w:r>
+        <w:rPr>
+          <w:rFonts w:eastAsia="Times New Roman" w:cstheme="minorHAnsi"/>
+          <w:lang w:val="sr-Cyrl-RS" w:eastAsia="sr-Latn-RS"/>
+        </w:rPr>
+        <w:t>Препорука је да се тестира програмски код, тако што ће се поставити прекидна тачка на првој наредби у циклусу (</w:t>
+      </w:r>
+      <w:r>
+        <w:rPr>
+          <w:rFonts w:eastAsia="Times New Roman" w:cstheme="minorHAnsi"/>
+          <w:lang w:val="en-US" w:eastAsia="sr-Latn-RS"/>
+        </w:rPr>
+        <w:t xml:space="preserve">for </w:t>
+      </w:r>
+      <w:r>
+        <w:rPr>
+          <w:rFonts w:eastAsia="Times New Roman" w:cstheme="minorHAnsi"/>
+          <w:lang w:val="sr-Cyrl-RS" w:eastAsia="sr-Latn-RS"/>
+        </w:rPr>
+        <w:t xml:space="preserve">петљи, </w:t>
+      </w:r>
+      <w:r>
+        <w:rPr>
+          <w:rFonts w:eastAsia="Times New Roman" w:cstheme="minorHAnsi"/>
+          <w:b/>
+          <w:bCs/>
+          <w:lang w:val="en-US" w:eastAsia="sr-Latn-RS"/>
+        </w:rPr>
+        <w:t>switch(s[i])</w:t>
+      </w:r>
+      <w:r>
+        <w:rPr>
+          <w:rFonts w:eastAsia="Times New Roman" w:cstheme="minorHAnsi"/>
+          <w:lang w:val="sr-Cyrl-RS" w:eastAsia="sr-Latn-RS"/>
+        </w:rPr>
+        <w:t>), а затим извршавати програм корак по корак и посма</w:t>
+      </w:r>
+      <w:r>
+        <w:rPr>
+          <w:rFonts w:eastAsia="Times New Roman" w:cstheme="minorHAnsi"/>
+          <w:lang w:val="sr-Cyrl-RS" w:eastAsia="sr-Latn-RS"/>
+        </w:rPr>
+        <w:t>трају промене тренутних вредности свих променљивљивих, а нарочито листе.</w:t>
+      </w:r>
+    </w:p>
+    <w:p>
+      <w:pPr>
+        <w:rPr>
+          <w:rFonts w:eastAsia="Times New Roman" w:cstheme="minorHAnsi"/>
+          <w:lang w:val="sr-Cyrl-RS" w:eastAsia="sr-Latn-RS"/>
+        </w:rPr>
+      </w:pPr>
+      <w:r>
+        <w:rPr>
+          <w:rFonts w:eastAsia="Times New Roman" w:cstheme="minorHAnsi"/>
+          <w:lang w:val="sr-Cyrl-RS" w:eastAsia="sr-Latn-RS"/>
+        </w:rPr>
+        <w:br w:type="page"/>
+      </w:r>
+    </w:p>
+    <w:p>
+      <w:pPr>
+        <w:pStyle w:val="Heading4"/>
+        <w:rPr>
+          <w:lang w:val="en-US"/>
+        </w:rPr>
+      </w:pPr>
+      <w:r>
+        <w:rPr>
+          <w:lang w:val="sr-Cyrl-RS"/>
+        </w:rPr>
+        <w:lastRenderedPageBreak/>
+        <w:t xml:space="preserve">Програмски код у </w:t>
+      </w:r>
+      <w:r>
+        <w:rPr>
+          <w:lang w:val="en-US"/>
+        </w:rPr>
+        <w:t>C</w:t>
+      </w:r>
+      <w:r>
+        <w:rPr>
+          <w:lang w:val="en-US"/>
+        </w:rPr>
+        <w:t>++</w:t>
+      </w:r>
+      <w:r>
+        <w:rPr>
+          <w:lang w:val="en-US"/>
+        </w:rPr>
+        <w:t xml:space="preserve"> </w:t>
+      </w:r>
+      <w:r>
+        <w:rPr>
+          <w:lang w:val="sr-Cyrl-RS"/>
+        </w:rPr>
+        <w:t xml:space="preserve">коришћењем </w:t>
+      </w:r>
+      <w:r>
+        <w:rPr>
+          <w:lang w:val="sr-Cyrl-RS"/>
+        </w:rPr>
+        <w:t>реда са два краја</w:t>
+      </w:r>
+    </w:p>
+    <w:tbl>
+      <w:tblPr>
+        <w:tblStyle w:val="TableGrid"/>
+        <w:tblW w:w="0" w:type="auto"/>
+        <w:tblLook w:val="04A0" w:firstRow="1" w:lastRow="0" w:firstColumn="1" w:lastColumn="0" w:noHBand="0" w:noVBand="1"/>
+      </w:tblPr>
+      <w:tblGrid>
+        <w:gridCol w:w="10762"/>
+      </w:tblGrid>
+      <w:tr>
+        <w:tc>
+          <w:tcPr>
+            <w:tcW w:w="10762" w:type="dxa"/>
+          </w:tcPr>
+          <w:p>
+            <w:pPr>
+              <w:rPr>
+                <w:rFonts w:ascii="Consolas" w:eastAsia="Times New Roman" w:hAnsi="Consolas" w:cstheme="minorHAnsi"/>
+                <w:sz w:val="16"/>
+                <w:szCs w:val="16"/>
+                <w:lang w:val="sr-Cyrl-RS" w:eastAsia="sr-Latn-RS"/>
+              </w:rPr>
+            </w:pPr>
+            <w:r>
+              <w:rPr>
+                <w:rFonts w:ascii="Consolas" w:eastAsia="Times New Roman" w:hAnsi="Consolas" w:cstheme="minorHAnsi"/>
+                <w:sz w:val="16"/>
+                <w:szCs w:val="16"/>
+                <w:lang w:val="sr-Cyrl-RS" w:eastAsia="sr-Latn-RS"/>
+              </w:rPr>
+              <w:t>#include &lt;iostream&gt;</w:t>
+            </w:r>
+          </w:p>
+          <w:p>
+            <w:pPr>
+              <w:rPr>
+                <w:rFonts w:ascii="Consolas" w:eastAsia="Times New Roman" w:hAnsi="Consolas" w:cstheme="minorHAnsi"/>
+                <w:sz w:val="16"/>
+                <w:szCs w:val="16"/>
+                <w:lang w:val="sr-Cyrl-RS" w:eastAsia="sr-Latn-RS"/>
+              </w:rPr>
+            </w:pPr>
+            <w:r>
+              <w:rPr>
+                <w:rFonts w:ascii="Consolas" w:eastAsia="Times New Roman" w:hAnsi="Consolas" w:cstheme="minorHAnsi"/>
+                <w:sz w:val="16"/>
+                <w:szCs w:val="16"/>
+                <w:lang w:val="sr-Cyrl-RS" w:eastAsia="sr-Latn-RS"/>
+              </w:rPr>
+              <w:t>#include &lt;list&gt;</w:t>
+            </w:r>
+          </w:p>
+          <w:p>
+            <w:pPr>
+              <w:rPr>
+                <w:rFonts w:ascii="Consolas" w:eastAsia="Times New Roman" w:hAnsi="Consolas" w:cstheme="minorHAnsi"/>
+                <w:sz w:val="16"/>
+                <w:szCs w:val="16"/>
+                <w:lang w:val="sr-Cyrl-RS" w:eastAsia="sr-Latn-RS"/>
+              </w:rPr>
+            </w:pPr>
+            <w:r>
+              <w:rPr>
+                <w:rFonts w:ascii="Consolas" w:eastAsia="Times New Roman" w:hAnsi="Consolas" w:cstheme="minorHAnsi"/>
+                <w:sz w:val="16"/>
+                <w:szCs w:val="16"/>
+                <w:lang w:val="sr-Cyrl-RS" w:eastAsia="sr-Latn-RS"/>
+              </w:rPr>
+              <w:t>#include &lt;string&gt;</w:t>
+            </w:r>
+          </w:p>
+          <w:p>
+            <w:pPr>
+              <w:rPr>
+                <w:rFonts w:ascii="Consolas" w:eastAsia="Times New Roman" w:hAnsi="Consolas" w:cstheme="minorHAnsi"/>
+                <w:sz w:val="16"/>
+                <w:szCs w:val="16"/>
+                <w:lang w:val="sr-Cyrl-RS" w:eastAsia="sr-Latn-RS"/>
+              </w:rPr>
+            </w:pPr>
+            <w:r>
+              <w:rPr>
+                <w:rFonts w:ascii="Consolas" w:eastAsia="Times New Roman" w:hAnsi="Consolas" w:cstheme="minorHAnsi"/>
+                <w:sz w:val="16"/>
+                <w:szCs w:val="16"/>
+                <w:lang w:val="sr-Cyrl-RS" w:eastAsia="sr-Latn-RS"/>
+              </w:rPr>
+              <w:t>using namespace std;</w:t>
+            </w:r>
+          </w:p>
+          <w:p>
+            <w:pPr>
+              <w:rPr>
+                <w:rFonts w:ascii="Consolas" w:eastAsia="Times New Roman" w:hAnsi="Consolas" w:cstheme="minorHAnsi"/>
+                <w:sz w:val="16"/>
+                <w:szCs w:val="16"/>
+                <w:lang w:val="sr-Cyrl-RS" w:eastAsia="sr-Latn-RS"/>
+              </w:rPr>
+            </w:pPr>
+            <w:r>
+              <w:rPr>
+                <w:rFonts w:ascii="Consolas" w:eastAsia="Times New Roman" w:hAnsi="Consolas" w:cstheme="minorHAnsi"/>
+                <w:sz w:val="16"/>
+                <w:szCs w:val="16"/>
+                <w:lang w:val="sr-Cyrl-RS" w:eastAsia="sr-Latn-RS"/>
+              </w:rPr>
+              <w:t>int main()</w:t>
+            </w:r>
+          </w:p>
+          <w:p>
+            <w:pPr>
+              <w:rPr>
+                <w:rFonts w:ascii="Consolas" w:eastAsia="Times New Roman" w:hAnsi="Consolas" w:cstheme="minorHAnsi"/>
+                <w:sz w:val="16"/>
+                <w:szCs w:val="16"/>
+                <w:lang w:val="sr-Cyrl-RS" w:eastAsia="sr-Latn-RS"/>
+              </w:rPr>
+            </w:pPr>
+            <w:r>
+              <w:rPr>
+                <w:rFonts w:ascii="Consolas" w:eastAsia="Times New Roman" w:hAnsi="Consolas" w:cstheme="minorHAnsi"/>
+                <w:sz w:val="16"/>
+                <w:szCs w:val="16"/>
+                <w:lang w:val="sr-Cyrl-RS" w:eastAsia="sr-Latn-RS"/>
+              </w:rPr>
+              <w:t>{</w:t>
+            </w:r>
+          </w:p>
+          <w:p>
+            <w:pPr>
+              <w:rPr>
+                <w:rFonts w:ascii="Consolas" w:eastAsia="Times New Roman" w:hAnsi="Consolas" w:cstheme="minorHAnsi"/>
+                <w:sz w:val="16"/>
+                <w:szCs w:val="16"/>
+                <w:lang w:val="sr-Cyrl-RS" w:eastAsia="sr-Latn-RS"/>
+              </w:rPr>
+            </w:pPr>
+            <w:r>
+              <w:rPr>
+                <w:rFonts w:ascii="Consolas" w:eastAsia="Times New Roman" w:hAnsi="Consolas" w:cstheme="minorHAnsi"/>
+                <w:sz w:val="16"/>
+                <w:szCs w:val="16"/>
+                <w:lang w:val="sr-Cyrl-RS" w:eastAsia="sr-Latn-RS"/>
+              </w:rPr>
+              <w:t xml:space="preserve">    string s;</w:t>
+            </w:r>
+          </w:p>
+          <w:p>
+            <w:pPr>
+              <w:rPr>
+                <w:rFonts w:ascii="Consolas" w:eastAsia="Times New Roman" w:hAnsi="Consolas" w:cstheme="minorHAnsi"/>
+                <w:sz w:val="16"/>
+                <w:szCs w:val="16"/>
+                <w:lang w:val="sr-Cyrl-RS" w:eastAsia="sr-Latn-RS"/>
+              </w:rPr>
+            </w:pPr>
+            <w:r>
+              <w:rPr>
+                <w:rFonts w:ascii="Consolas" w:eastAsia="Times New Roman" w:hAnsi="Consolas" w:cstheme="minorHAnsi"/>
+                <w:sz w:val="16"/>
+                <w:szCs w:val="16"/>
+                <w:lang w:val="sr-Cyrl-RS" w:eastAsia="sr-Latn-RS"/>
+              </w:rPr>
+              <w:t xml:space="preserve">    cin &gt;&gt; s;                      // ULAZ: uuussuusis</w:t>
+            </w:r>
+          </w:p>
+          <w:p>
+            <w:pPr>
+              <w:rPr>
+                <w:rFonts w:ascii="Consolas" w:eastAsia="Times New Roman" w:hAnsi="Consolas" w:cstheme="minorHAnsi"/>
+                <w:sz w:val="16"/>
+                <w:szCs w:val="16"/>
+                <w:lang w:val="sr-Cyrl-RS" w:eastAsia="sr-Latn-RS"/>
+              </w:rPr>
+            </w:pPr>
+            <w:r>
+              <w:rPr>
+                <w:rFonts w:ascii="Consolas" w:eastAsia="Times New Roman" w:hAnsi="Consolas" w:cstheme="minorHAnsi"/>
+                <w:sz w:val="16"/>
+                <w:szCs w:val="16"/>
+                <w:lang w:val="sr-Cyrl-RS" w:eastAsia="sr-Latn-RS"/>
+              </w:rPr>
+              <w:t xml:space="preserve">    list&lt;int&gt; a;                   // ekvivalent LinkedList&lt;int&gt;</w:t>
+            </w:r>
+          </w:p>
+          <w:p>
+            <w:pPr>
+              <w:rPr>
+                <w:rFonts w:ascii="Consolas" w:eastAsia="Times New Roman" w:hAnsi="Consolas" w:cstheme="minorHAnsi"/>
+                <w:sz w:val="16"/>
+                <w:szCs w:val="16"/>
+                <w:lang w:val="sr-Cyrl-RS" w:eastAsia="sr-Latn-RS"/>
+              </w:rPr>
+            </w:pPr>
+            <w:r>
+              <w:rPr>
+                <w:rFonts w:ascii="Consolas" w:eastAsia="Times New Roman" w:hAnsi="Consolas" w:cstheme="minorHAnsi"/>
+                <w:sz w:val="16"/>
+                <w:szCs w:val="16"/>
+                <w:lang w:val="sr-Cyrl-RS" w:eastAsia="sr-Latn-RS"/>
+              </w:rPr>
+              <w:t xml:space="preserve">    for (int i = 0; i &lt; s.length(); i++)</w:t>
+            </w:r>
+          </w:p>
+          <w:p>
+            <w:pPr>
+              <w:rPr>
+                <w:rFonts w:ascii="Consolas" w:eastAsia="Times New Roman" w:hAnsi="Consolas" w:cstheme="minorHAnsi"/>
+                <w:sz w:val="16"/>
+                <w:szCs w:val="16"/>
+                <w:lang w:val="sr-Cyrl-RS" w:eastAsia="sr-Latn-RS"/>
+              </w:rPr>
+            </w:pPr>
+            <w:r>
+              <w:rPr>
+                <w:rFonts w:ascii="Consolas" w:eastAsia="Times New Roman" w:hAnsi="Consolas" w:cstheme="minorHAnsi"/>
+                <w:sz w:val="16"/>
+                <w:szCs w:val="16"/>
+                <w:lang w:val="sr-Cyrl-RS" w:eastAsia="sr-Latn-RS"/>
+              </w:rPr>
+              <w:t xml:space="preserve">    {</w:t>
+            </w:r>
+          </w:p>
+          <w:p>
+            <w:pPr>
+              <w:rPr>
+                <w:rFonts w:ascii="Consolas" w:eastAsia="Times New Roman" w:hAnsi="Consolas" w:cstheme="minorHAnsi"/>
+                <w:sz w:val="16"/>
+                <w:szCs w:val="16"/>
+                <w:lang w:val="sr-Cyrl-RS" w:eastAsia="sr-Latn-RS"/>
+              </w:rPr>
+            </w:pPr>
+            <w:r>
+              <w:rPr>
+                <w:rFonts w:ascii="Consolas" w:eastAsia="Times New Roman" w:hAnsi="Consolas" w:cstheme="minorHAnsi"/>
+                <w:sz w:val="16"/>
+                <w:szCs w:val="16"/>
+                <w:lang w:val="sr-Cyrl-RS" w:eastAsia="sr-Latn-RS"/>
+              </w:rPr>
+              <w:t xml:space="preserve">        char c = s[i];</w:t>
+            </w:r>
+          </w:p>
+          <w:p>
+            <w:pPr>
+              <w:rPr>
+                <w:rFonts w:ascii="Consolas" w:eastAsia="Times New Roman" w:hAnsi="Consolas" w:cstheme="minorHAnsi"/>
+                <w:sz w:val="16"/>
+                <w:szCs w:val="16"/>
+                <w:lang w:val="sr-Cyrl-RS" w:eastAsia="sr-Latn-RS"/>
+              </w:rPr>
+            </w:pPr>
+            <w:r>
+              <w:rPr>
+                <w:rFonts w:ascii="Consolas" w:eastAsia="Times New Roman" w:hAnsi="Consolas" w:cstheme="minorHAnsi"/>
+                <w:sz w:val="16"/>
+                <w:szCs w:val="16"/>
+                <w:lang w:val="sr-Cyrl-RS" w:eastAsia="sr-Latn-RS"/>
+              </w:rPr>
+              <w:t xml:space="preserve">        if (c == 'u')</w:t>
+            </w:r>
+            <w:r>
+              <w:rPr>
+                <w:rFonts w:ascii="Consolas" w:eastAsia="Times New Roman" w:hAnsi="Consolas" w:cstheme="minorHAnsi"/>
+                <w:sz w:val="16"/>
+                <w:szCs w:val="16"/>
+                <w:lang w:val="en-US" w:eastAsia="sr-Latn-RS"/>
+              </w:rPr>
+              <w:t xml:space="preserve"> </w:t>
+            </w:r>
+            <w:r>
+              <w:rPr>
+                <w:rFonts w:ascii="Consolas" w:eastAsia="Times New Roman" w:hAnsi="Consolas" w:cstheme="minorHAnsi"/>
+                <w:sz w:val="16"/>
+                <w:szCs w:val="16"/>
+                <w:lang w:val="sr-Cyrl-RS" w:eastAsia="sr-Latn-RS"/>
+              </w:rPr>
+              <w:t>a.push_front(a.size() + 1);</w:t>
+            </w:r>
+            <w:r>
+              <w:rPr>
+                <w:rFonts w:ascii="Consolas" w:eastAsia="Times New Roman" w:hAnsi="Consolas" w:cstheme="minorHAnsi"/>
+                <w:sz w:val="16"/>
+                <w:szCs w:val="16"/>
+                <w:lang w:val="en-US" w:eastAsia="sr-Latn-RS"/>
+              </w:rPr>
+              <w:t xml:space="preserve"> </w:t>
+            </w:r>
+            <w:r>
+              <w:rPr>
+                <w:rFonts w:ascii="Consolas" w:eastAsia="Times New Roman" w:hAnsi="Consolas" w:cstheme="minorHAnsi"/>
+                <w:sz w:val="16"/>
+                <w:szCs w:val="16"/>
+                <w:lang w:val="sr-Cyrl-RS" w:eastAsia="sr-Latn-RS"/>
+              </w:rPr>
+              <w:t>// dodavanje novog igraca na pocetak</w:t>
+            </w:r>
+          </w:p>
+          <w:p>
+            <w:pPr>
+              <w:rPr>
+                <w:rFonts w:ascii="Consolas" w:eastAsia="Times New Roman" w:hAnsi="Consolas" w:cstheme="minorHAnsi"/>
+                <w:sz w:val="16"/>
+                <w:szCs w:val="16"/>
+                <w:lang w:val="en-US" w:eastAsia="sr-Latn-RS"/>
+              </w:rPr>
+            </w:pPr>
+            <w:r>
+              <w:rPr>
+                <w:rFonts w:ascii="Consolas" w:eastAsia="Times New Roman" w:hAnsi="Consolas" w:cstheme="minorHAnsi"/>
+                <w:sz w:val="16"/>
+                <w:szCs w:val="16"/>
+                <w:lang w:val="sr-Cyrl-RS" w:eastAsia="sr-Latn-RS"/>
+              </w:rPr>
+              <w:t xml:space="preserve">        else if (c == 'i' &amp;&amp; !a.empty()) a.pop_front();</w:t>
+            </w:r>
+            <w:r>
+              <w:rPr>
+                <w:rFonts w:ascii="Consolas" w:eastAsia="Times New Roman" w:hAnsi="Consolas" w:cstheme="minorHAnsi"/>
+                <w:sz w:val="16"/>
+                <w:szCs w:val="16"/>
+                <w:lang w:val="sr-Cyrl-RS" w:eastAsia="sr-Latn-RS"/>
+              </w:rPr>
+              <w:t>// izbacivanje prvog</w:t>
+            </w:r>
+          </w:p>
+          <w:p>
+            <w:pPr>
+              <w:rPr>
+                <w:rFonts w:ascii="Consolas" w:eastAsia="Times New Roman" w:hAnsi="Consolas" w:cstheme="minorHAnsi"/>
+                <w:sz w:val="16"/>
+                <w:szCs w:val="16"/>
+                <w:lang w:val="sr-Cyrl-RS" w:eastAsia="sr-Latn-RS"/>
+              </w:rPr>
+            </w:pPr>
+            <w:r>
+              <w:rPr>
+                <w:rFonts w:ascii="Consolas" w:eastAsia="Times New Roman" w:hAnsi="Consolas" w:cstheme="minorHAnsi"/>
+                <w:sz w:val="16"/>
+                <w:szCs w:val="16"/>
+                <w:lang w:val="sr-Cyrl-RS" w:eastAsia="sr-Latn-RS"/>
+              </w:rPr>
+              <w:t xml:space="preserve">        else if (c == 's' &amp;&amp; !a.empty())   // rotacija (poslednji ide na pocetak)</w:t>
+            </w:r>
+          </w:p>
+          <w:p>
+            <w:pPr>
+              <w:rPr>
+                <w:rFonts w:ascii="Consolas" w:eastAsia="Times New Roman" w:hAnsi="Consolas" w:cstheme="minorHAnsi"/>
+                <w:sz w:val="16"/>
+                <w:szCs w:val="16"/>
+                <w:lang w:val="sr-Cyrl-RS" w:eastAsia="sr-Latn-RS"/>
+              </w:rPr>
+            </w:pPr>
+            <w:r>
+              <w:rPr>
+                <w:rFonts w:ascii="Consolas" w:eastAsia="Times New Roman" w:hAnsi="Consolas" w:cstheme="minorHAnsi"/>
+                <w:sz w:val="16"/>
+                <w:szCs w:val="16"/>
+                <w:lang w:val="sr-Cyrl-RS" w:eastAsia="sr-Latn-RS"/>
+              </w:rPr>
+              <w:t xml:space="preserve">        {</w:t>
+            </w:r>
+          </w:p>
+          <w:p>
+            <w:pPr>
+              <w:rPr>
+                <w:rFonts w:ascii="Consolas" w:eastAsia="Times New Roman" w:hAnsi="Consolas" w:cstheme="minorHAnsi"/>
+                <w:sz w:val="16"/>
+                <w:szCs w:val="16"/>
+                <w:lang w:val="sr-Cyrl-RS" w:eastAsia="sr-Latn-RS"/>
+              </w:rPr>
+            </w:pPr>
+            <w:r>
+              <w:rPr>
+                <w:rFonts w:ascii="Consolas" w:eastAsia="Times New Roman" w:hAnsi="Consolas" w:cstheme="minorHAnsi"/>
+                <w:sz w:val="16"/>
+                <w:szCs w:val="16"/>
+                <w:lang w:val="sr-Cyrl-RS" w:eastAsia="sr-Latn-RS"/>
+              </w:rPr>
+              <w:t xml:space="preserve">            int ispred_v = a.back();  // poslednji</w:t>
+            </w:r>
+          </w:p>
+          <w:p>
+            <w:pPr>
+              <w:rPr>
+                <w:rFonts w:ascii="Consolas" w:eastAsia="Times New Roman" w:hAnsi="Consolas" w:cstheme="minorHAnsi"/>
+                <w:sz w:val="16"/>
+                <w:szCs w:val="16"/>
+                <w:lang w:val="sr-Cyrl-RS" w:eastAsia="sr-Latn-RS"/>
+              </w:rPr>
+            </w:pPr>
+            <w:r>
+              <w:rPr>
+                <w:rFonts w:ascii="Consolas" w:eastAsia="Times New Roman" w:hAnsi="Consolas" w:cstheme="minorHAnsi"/>
+                <w:sz w:val="16"/>
+                <w:szCs w:val="16"/>
+                <w:lang w:val="sr-Cyrl-RS" w:eastAsia="sr-Latn-RS"/>
+              </w:rPr>
+              <w:t xml:space="preserve">            a.pop_back();</w:t>
+            </w:r>
+          </w:p>
+          <w:p>
+            <w:pPr>
+              <w:rPr>
+                <w:rFonts w:ascii="Consolas" w:eastAsia="Times New Roman" w:hAnsi="Consolas" w:cstheme="minorHAnsi"/>
+                <w:sz w:val="16"/>
+                <w:szCs w:val="16"/>
+                <w:lang w:val="sr-Cyrl-RS" w:eastAsia="sr-Latn-RS"/>
+              </w:rPr>
+            </w:pPr>
+            <w:r>
+              <w:rPr>
+                <w:rFonts w:ascii="Consolas" w:eastAsia="Times New Roman" w:hAnsi="Consolas" w:cstheme="minorHAnsi"/>
+                <w:sz w:val="16"/>
+                <w:szCs w:val="16"/>
+                <w:lang w:val="sr-Cyrl-RS" w:eastAsia="sr-Latn-RS"/>
+              </w:rPr>
+              <w:t xml:space="preserve">            a.push_front(ispred_v);</w:t>
+            </w:r>
+          </w:p>
+          <w:p>
+            <w:pPr>
+              <w:rPr>
+                <w:rFonts w:ascii="Consolas" w:eastAsia="Times New Roman" w:hAnsi="Consolas" w:cstheme="minorHAnsi"/>
+                <w:sz w:val="16"/>
+                <w:szCs w:val="16"/>
+                <w:lang w:val="sr-Cyrl-RS" w:eastAsia="sr-Latn-RS"/>
+              </w:rPr>
+            </w:pPr>
+            <w:r>
+              <w:rPr>
+                <w:rFonts w:ascii="Consolas" w:eastAsia="Times New Roman" w:hAnsi="Consolas" w:cstheme="minorHAnsi"/>
+                <w:sz w:val="16"/>
+                <w:szCs w:val="16"/>
+                <w:lang w:val="sr-Cyrl-RS" w:eastAsia="sr-Latn-RS"/>
+              </w:rPr>
+              <w:t xml:space="preserve">        }</w:t>
+            </w:r>
+          </w:p>
+          <w:p>
+            <w:pPr>
+              <w:rPr>
+                <w:rFonts w:ascii="Consolas" w:eastAsia="Times New Roman" w:hAnsi="Consolas" w:cstheme="minorHAnsi"/>
+                <w:sz w:val="16"/>
+                <w:szCs w:val="16"/>
+                <w:lang w:val="sr-Cyrl-RS" w:eastAsia="sr-Latn-RS"/>
+              </w:rPr>
+            </w:pPr>
+            <w:r>
+              <w:rPr>
+                <w:rFonts w:ascii="Consolas" w:eastAsia="Times New Roman" w:hAnsi="Consolas" w:cstheme="minorHAnsi"/>
+                <w:sz w:val="16"/>
+                <w:szCs w:val="16"/>
+                <w:lang w:val="sr-Cyrl-RS" w:eastAsia="sr-Latn-RS"/>
+              </w:rPr>
+              <w:t xml:space="preserve">    }</w:t>
+            </w:r>
+          </w:p>
+          <w:p>
+            <w:pPr>
+              <w:rPr>
+                <w:rFonts w:ascii="Consolas" w:eastAsia="Times New Roman" w:hAnsi="Consolas" w:cstheme="minorHAnsi"/>
+                <w:sz w:val="16"/>
+                <w:szCs w:val="16"/>
+                <w:lang w:val="sr-Cyrl-RS" w:eastAsia="sr-Latn-RS"/>
+              </w:rPr>
+            </w:pPr>
+            <w:r>
+              <w:rPr>
+                <w:rFonts w:ascii="Consolas" w:eastAsia="Times New Roman" w:hAnsi="Consolas" w:cstheme="minorHAnsi"/>
+                <w:sz w:val="16"/>
+                <w:szCs w:val="16"/>
+                <w:lang w:val="sr-Cyrl-RS" w:eastAsia="sr-Latn-RS"/>
+              </w:rPr>
+              <w:t xml:space="preserve">    if (!a.empty())</w:t>
+            </w:r>
+          </w:p>
+          <w:p>
+            <w:pPr>
+              <w:rPr>
+                <w:rFonts w:ascii="Consolas" w:eastAsia="Times New Roman" w:hAnsi="Consolas" w:cstheme="minorHAnsi"/>
+                <w:sz w:val="16"/>
+                <w:szCs w:val="16"/>
+                <w:lang w:val="sr-Cyrl-RS" w:eastAsia="sr-Latn-RS"/>
+              </w:rPr>
+            </w:pPr>
+            <w:r>
+              <w:rPr>
+                <w:rFonts w:ascii="Consolas" w:eastAsia="Times New Roman" w:hAnsi="Consolas" w:cstheme="minorHAnsi"/>
+                <w:sz w:val="16"/>
+                <w:szCs w:val="16"/>
+                <w:lang w:val="sr-Cyrl-RS" w:eastAsia="sr-Latn-RS"/>
+              </w:rPr>
+              <w:t xml:space="preserve">    {</w:t>
+            </w:r>
+          </w:p>
+          <w:p>
+            <w:pPr>
+              <w:rPr>
+                <w:rFonts w:ascii="Consolas" w:eastAsia="Times New Roman" w:hAnsi="Consolas" w:cstheme="minorHAnsi"/>
+                <w:sz w:val="16"/>
+                <w:szCs w:val="16"/>
+                <w:lang w:val="sr-Cyrl-RS" w:eastAsia="sr-Latn-RS"/>
+              </w:rPr>
+            </w:pPr>
+            <w:r>
+              <w:rPr>
+                <w:rFonts w:ascii="Consolas" w:eastAsia="Times New Roman" w:hAnsi="Consolas" w:cstheme="minorHAnsi"/>
+                <w:sz w:val="16"/>
+                <w:szCs w:val="16"/>
+                <w:lang w:val="sr-Cyrl-RS" w:eastAsia="sr-Latn-RS"/>
+              </w:rPr>
+              <w:t xml:space="preserve">        int v = a.front();</w:t>
+            </w:r>
+          </w:p>
+          <w:p>
+            <w:pPr>
+              <w:rPr>
+                <w:rFonts w:ascii="Consolas" w:eastAsia="Times New Roman" w:hAnsi="Consolas" w:cstheme="minorHAnsi"/>
+                <w:sz w:val="16"/>
+                <w:szCs w:val="16"/>
+                <w:lang w:val="sr-Cyrl-RS" w:eastAsia="sr-Latn-RS"/>
+              </w:rPr>
+            </w:pPr>
+            <w:r>
+              <w:rPr>
+                <w:rFonts w:ascii="Consolas" w:eastAsia="Times New Roman" w:hAnsi="Consolas" w:cstheme="minorHAnsi"/>
+                <w:sz w:val="16"/>
+                <w:szCs w:val="16"/>
+                <w:lang w:val="sr-Cyrl-RS" w:eastAsia="sr-Latn-RS"/>
+              </w:rPr>
+              <w:t xml:space="preserve">        a.pop_front();</w:t>
+            </w:r>
+          </w:p>
+          <w:p>
+            <w:pPr>
+              <w:rPr>
+                <w:rFonts w:ascii="Consolas" w:eastAsia="Times New Roman" w:hAnsi="Consolas" w:cstheme="minorHAnsi"/>
+                <w:sz w:val="16"/>
+                <w:szCs w:val="16"/>
+                <w:lang w:val="sr-Cyrl-RS" w:eastAsia="sr-Latn-RS"/>
+              </w:rPr>
+            </w:pPr>
+            <w:r>
+              <w:rPr>
+                <w:rFonts w:ascii="Consolas" w:eastAsia="Times New Roman" w:hAnsi="Consolas" w:cstheme="minorHAnsi"/>
+                <w:sz w:val="16"/>
+                <w:szCs w:val="16"/>
+                <w:lang w:val="sr-Cyrl-RS" w:eastAsia="sr-Latn-RS"/>
+              </w:rPr>
+              <w:t xml:space="preserve">        a.push_back(v);</w:t>
+            </w:r>
+          </w:p>
+          <w:p>
+            <w:pPr>
+              <w:rPr>
+                <w:rFonts w:ascii="Consolas" w:eastAsia="Times New Roman" w:hAnsi="Consolas" w:cstheme="minorHAnsi"/>
+                <w:sz w:val="16"/>
+                <w:szCs w:val="16"/>
+                <w:lang w:val="sr-Cyrl-RS" w:eastAsia="sr-Latn-RS"/>
+              </w:rPr>
+            </w:pPr>
+            <w:r>
+              <w:rPr>
+                <w:rFonts w:ascii="Consolas" w:eastAsia="Times New Roman" w:hAnsi="Consolas" w:cstheme="minorHAnsi"/>
+                <w:sz w:val="16"/>
+                <w:szCs w:val="16"/>
+                <w:lang w:val="sr-Cyrl-RS" w:eastAsia="sr-Latn-RS"/>
+              </w:rPr>
+              <w:t xml:space="preserve">    }</w:t>
+            </w:r>
+          </w:p>
+          <w:p>
+            <w:pPr>
+              <w:rPr>
+                <w:rFonts w:ascii="Consolas" w:eastAsia="Times New Roman" w:hAnsi="Consolas" w:cstheme="minorHAnsi"/>
+                <w:sz w:val="16"/>
+                <w:szCs w:val="16"/>
+                <w:lang w:val="sr-Cyrl-RS" w:eastAsia="sr-Latn-RS"/>
+              </w:rPr>
+            </w:pPr>
+            <w:r>
+              <w:rPr>
+                <w:rFonts w:ascii="Consolas" w:eastAsia="Times New Roman" w:hAnsi="Consolas" w:cstheme="minorHAnsi"/>
+                <w:sz w:val="16"/>
+                <w:szCs w:val="16"/>
+                <w:lang w:val="sr-Cyrl-RS" w:eastAsia="sr-Latn-RS"/>
+              </w:rPr>
+              <w:t xml:space="preserve">    while (!a.empty())</w:t>
+            </w:r>
+          </w:p>
+          <w:p>
+            <w:pPr>
+              <w:rPr>
+                <w:rFonts w:ascii="Consolas" w:eastAsia="Times New Roman" w:hAnsi="Consolas" w:cstheme="minorHAnsi"/>
+                <w:sz w:val="16"/>
+                <w:szCs w:val="16"/>
+                <w:lang w:val="sr-Cyrl-RS" w:eastAsia="sr-Latn-RS"/>
+              </w:rPr>
+            </w:pPr>
+            <w:r>
+              <w:rPr>
+                <w:rFonts w:ascii="Consolas" w:eastAsia="Times New Roman" w:hAnsi="Consolas" w:cstheme="minorHAnsi"/>
+                <w:sz w:val="16"/>
+                <w:szCs w:val="16"/>
+                <w:lang w:val="sr-Cyrl-RS" w:eastAsia="sr-Latn-RS"/>
+              </w:rPr>
+              <w:t xml:space="preserve">    {</w:t>
+            </w:r>
+          </w:p>
+          <w:p>
+            <w:pPr>
+              <w:rPr>
+                <w:rFonts w:ascii="Consolas" w:eastAsia="Times New Roman" w:hAnsi="Consolas" w:cstheme="minorHAnsi"/>
+                <w:sz w:val="16"/>
+                <w:szCs w:val="16"/>
+                <w:lang w:val="sr-Cyrl-RS" w:eastAsia="sr-Latn-RS"/>
+              </w:rPr>
+            </w:pPr>
+            <w:r>
+              <w:rPr>
+                <w:rFonts w:ascii="Consolas" w:eastAsia="Times New Roman" w:hAnsi="Consolas" w:cstheme="minorHAnsi"/>
+                <w:sz w:val="16"/>
+                <w:szCs w:val="16"/>
+                <w:lang w:val="sr-Cyrl-RS" w:eastAsia="sr-Latn-RS"/>
+              </w:rPr>
+              <w:t xml:space="preserve">        cout &lt;&lt; a.back() &lt;&lt; " ";</w:t>
+            </w:r>
+          </w:p>
+          <w:p>
+            <w:pPr>
+              <w:rPr>
+                <w:rFonts w:ascii="Consolas" w:eastAsia="Times New Roman" w:hAnsi="Consolas" w:cstheme="minorHAnsi"/>
+                <w:sz w:val="16"/>
+                <w:szCs w:val="16"/>
+                <w:lang w:val="sr-Cyrl-RS" w:eastAsia="sr-Latn-RS"/>
+              </w:rPr>
+            </w:pPr>
+            <w:r>
+              <w:rPr>
+                <w:rFonts w:ascii="Consolas" w:eastAsia="Times New Roman" w:hAnsi="Consolas" w:cstheme="minorHAnsi"/>
+                <w:sz w:val="16"/>
+                <w:szCs w:val="16"/>
+                <w:lang w:val="sr-Cyrl-RS" w:eastAsia="sr-Latn-RS"/>
+              </w:rPr>
+              <w:t xml:space="preserve">        a.pop_back();</w:t>
+            </w:r>
+          </w:p>
+          <w:p>
+            <w:pPr>
+              <w:rPr>
+                <w:rFonts w:ascii="Consolas" w:eastAsia="Times New Roman" w:hAnsi="Consolas" w:cstheme="minorHAnsi"/>
+                <w:sz w:val="16"/>
+                <w:szCs w:val="16"/>
+                <w:lang w:val="sr-Cyrl-RS" w:eastAsia="sr-Latn-RS"/>
+              </w:rPr>
+            </w:pPr>
+            <w:r>
+              <w:rPr>
+                <w:rFonts w:ascii="Consolas" w:eastAsia="Times New Roman" w:hAnsi="Consolas" w:cstheme="minorHAnsi"/>
+                <w:sz w:val="16"/>
+                <w:szCs w:val="16"/>
+                <w:lang w:val="sr-Cyrl-RS" w:eastAsia="sr-Latn-RS"/>
+              </w:rPr>
+              <w:t xml:space="preserve">    }</w:t>
+            </w:r>
+          </w:p>
+          <w:p>
+            <w:pPr>
+              <w:rPr>
+                <w:rFonts w:ascii="Consolas" w:eastAsia="Times New Roman" w:hAnsi="Consolas" w:cstheme="minorHAnsi"/>
+                <w:sz w:val="16"/>
+                <w:szCs w:val="16"/>
+                <w:lang w:val="sr-Cyrl-RS" w:eastAsia="sr-Latn-RS"/>
+              </w:rPr>
+            </w:pPr>
+            <w:r>
+              <w:rPr>
+                <w:rFonts w:ascii="Consolas" w:eastAsia="Times New Roman" w:hAnsi="Consolas" w:cstheme="minorHAnsi"/>
+                <w:sz w:val="16"/>
+                <w:szCs w:val="16"/>
+                <w:lang w:val="sr-Cyrl-RS" w:eastAsia="sr-Latn-RS"/>
+              </w:rPr>
+              <w:t xml:space="preserve">    return 0;</w:t>
+            </w:r>
+          </w:p>
+          <w:p>
+            <w:pPr>
+              <w:rPr>
+                <w:rFonts w:ascii="Consolas" w:eastAsia="Times New Roman" w:hAnsi="Consolas" w:cstheme="minorHAnsi"/>
+                <w:sz w:val="16"/>
+                <w:szCs w:val="16"/>
+                <w:lang w:val="sr-Cyrl-RS" w:eastAsia="sr-Latn-RS"/>
+              </w:rPr>
+            </w:pPr>
+            <w:r>
+              <w:rPr>
+                <w:rFonts w:ascii="Consolas" w:eastAsia="Times New Roman" w:hAnsi="Consolas" w:cstheme="minorHAnsi"/>
+                <w:sz w:val="16"/>
+                <w:szCs w:val="16"/>
+                <w:lang w:val="sr-Cyrl-RS" w:eastAsia="sr-Latn-RS"/>
+              </w:rPr>
+              <w:t>}</w:t>
+            </w:r>
+          </w:p>
+        </w:tc>
+      </w:tr>
+    </w:tbl>
+    <w:p>
+      <w:pPr>
+        <w:spacing w:after="0" w:line="240" w:lineRule="auto"/>
+        <w:rPr>
+          <w:rFonts w:eastAsia="Times New Roman" w:cstheme="minorHAnsi"/>
+          <w:lang w:val="sr-Cyrl-RS" w:eastAsia="sr-Latn-RS"/>
+        </w:rPr>
+      </w:pPr>
+      <w:r>
+        <w:rPr>
+          <w:rFonts w:eastAsia="Times New Roman" w:cstheme="minorHAnsi"/>
+          <w:lang w:val="sr-Cyrl-RS" w:eastAsia="sr-Latn-RS"/>
+        </w:rPr>
+        <w:t>Програмски код</w:t>
+      </w:r>
+      <w:r>
+        <w:rPr>
+          <w:rFonts w:eastAsia="Times New Roman" w:cstheme="minorHAnsi"/>
+          <w:lang w:val="en-US" w:eastAsia="sr-Latn-RS"/>
+        </w:rPr>
+        <w:t xml:space="preserve"> </w:t>
+      </w:r>
+      <w:r>
+        <w:rPr>
+          <w:rFonts w:eastAsia="Times New Roman" w:cstheme="minorHAnsi"/>
+          <w:lang w:val="sr-Cyrl-RS" w:eastAsia="sr-Latn-RS"/>
+        </w:rPr>
+        <w:t xml:space="preserve">у </w:t>
+      </w:r>
+      <w:r>
+        <w:rPr>
+          <w:rFonts w:eastAsia="Times New Roman" w:cstheme="minorHAnsi"/>
+          <w:lang w:val="en-US" w:eastAsia="sr-Latn-RS"/>
+        </w:rPr>
+        <w:t>C</w:t>
+      </w:r>
+      <w:r>
+        <w:rPr>
+          <w:rFonts w:eastAsia="Times New Roman" w:cstheme="minorHAnsi"/>
+          <w:lang w:val="sr-Cyrl-RS" w:eastAsia="sr-Latn-RS"/>
+        </w:rPr>
+        <w:t>++</w:t>
+      </w:r>
+      <w:r>
+        <w:rPr>
+          <w:rFonts w:eastAsia="Times New Roman" w:cstheme="minorHAnsi"/>
+          <w:lang w:val="sr-Cyrl-RS" w:eastAsia="sr-Latn-RS"/>
+        </w:rPr>
+        <w:t xml:space="preserve"> се може преузети са следећег линка: </w:t>
+      </w:r>
+      <w:hyperlink r:id="rId35" w:history="1">
+        <w:r>
+          <w:rPr>
+            <w:rStyle w:val="Hyperlink"/>
+            <w:rFonts w:eastAsia="Times New Roman" w:cstheme="minorHAnsi"/>
+            <w:lang w:val="sr-Cyrl-RS" w:eastAsia="sr-Latn-RS"/>
+          </w:rPr>
+          <w:t>Ред са два краја</w:t>
+        </w:r>
+      </w:hyperlink>
+      <w:r>
+        <w:rPr>
+          <w:rFonts w:eastAsia="Times New Roman" w:cstheme="minorHAnsi"/>
+          <w:lang w:val="sr-Cyrl-RS" w:eastAsia="sr-Latn-RS"/>
+        </w:rPr>
+        <w:t>.</w:t>
+      </w:r>
+    </w:p>
+    <w:p>
+      <w:pPr>
+        <w:pStyle w:val="Heading4"/>
+        <w:rPr>
+          <w:lang w:val="en-US"/>
+        </w:rPr>
+      </w:pPr>
+      <w:r>
+        <w:rPr>
+          <w:lang w:val="sr-Cyrl-RS"/>
+        </w:rPr>
+        <w:t xml:space="preserve">Програмски код у </w:t>
+      </w:r>
+      <w:r>
+        <w:rPr>
+          <w:lang w:val="sr-Cyrl-RS"/>
+        </w:rPr>
+        <w:t>Јави</w:t>
+      </w:r>
+      <w:r>
+        <w:rPr>
+          <w:lang w:val="en-US"/>
+        </w:rPr>
+        <w:t xml:space="preserve"> </w:t>
+      </w:r>
+      <w:r>
+        <w:rPr>
+          <w:lang w:val="sr-Cyrl-RS"/>
+        </w:rPr>
+        <w:t>коришћењем реда са два краја</w:t>
+      </w:r>
+    </w:p>
+    <w:tbl>
+      <w:tblPr>
+        <w:tblStyle w:val="TableGrid"/>
+        <w:tblW w:w="0" w:type="auto"/>
+        <w:tblLook w:val="04A0" w:firstRow="1" w:lastRow="0" w:firstColumn="1" w:lastColumn="0" w:noHBand="0" w:noVBand="1"/>
+      </w:tblPr>
+      <w:tblGrid>
+        <w:gridCol w:w="10762"/>
+      </w:tblGrid>
+      <w:tr>
+        <w:tc>
+          <w:tcPr>
+            <w:tcW w:w="10762" w:type="dxa"/>
+          </w:tcPr>
+          <w:p>
+            <w:pPr>
+              <w:rPr>
+                <w:rFonts w:ascii="Consolas" w:eastAsia="Times New Roman" w:hAnsi="Consolas" w:cstheme="minorHAnsi"/>
+                <w:sz w:val="16"/>
+                <w:szCs w:val="16"/>
+                <w:lang w:val="sr-Cyrl-RS" w:eastAsia="sr-Latn-RS"/>
+              </w:rPr>
+            </w:pPr>
+            <w:r>
+              <w:rPr>
+                <w:rFonts w:ascii="Consolas" w:eastAsia="Times New Roman" w:hAnsi="Consolas" w:cstheme="minorHAnsi"/>
+                <w:sz w:val="16"/>
+                <w:szCs w:val="16"/>
+                <w:lang w:val="sr-Cyrl-RS" w:eastAsia="sr-Latn-RS"/>
+              </w:rPr>
+              <w:t>#include &lt;iostream&gt;</w:t>
+            </w:r>
+          </w:p>
+          <w:p>
+            <w:pPr>
+              <w:rPr>
+                <w:rFonts w:ascii="Consolas" w:eastAsia="Times New Roman" w:hAnsi="Consolas" w:cstheme="minorHAnsi"/>
+                <w:sz w:val="16"/>
+                <w:szCs w:val="16"/>
+                <w:lang w:val="sr-Cyrl-RS" w:eastAsia="sr-Latn-RS"/>
+              </w:rPr>
+            </w:pPr>
+            <w:r>
+              <w:rPr>
+                <w:rFonts w:ascii="Consolas" w:eastAsia="Times New Roman" w:hAnsi="Consolas" w:cstheme="minorHAnsi"/>
+                <w:sz w:val="16"/>
+                <w:szCs w:val="16"/>
+                <w:lang w:val="sr-Cyrl-RS" w:eastAsia="sr-Latn-RS"/>
+              </w:rPr>
+              <w:t>#include &lt;list&gt;</w:t>
+            </w:r>
+          </w:p>
+          <w:p>
+            <w:pPr>
+              <w:rPr>
+                <w:rFonts w:ascii="Consolas" w:eastAsia="Times New Roman" w:hAnsi="Consolas" w:cstheme="minorHAnsi"/>
+                <w:sz w:val="16"/>
+                <w:szCs w:val="16"/>
+                <w:lang w:val="sr-Cyrl-RS" w:eastAsia="sr-Latn-RS"/>
+              </w:rPr>
+            </w:pPr>
+            <w:r>
+              <w:rPr>
+                <w:rFonts w:ascii="Consolas" w:eastAsia="Times New Roman" w:hAnsi="Consolas" w:cstheme="minorHAnsi"/>
+                <w:sz w:val="16"/>
+                <w:szCs w:val="16"/>
+                <w:lang w:val="sr-Cyrl-RS" w:eastAsia="sr-Latn-RS"/>
+              </w:rPr>
+              <w:t>#include &lt;string&gt;</w:t>
+            </w:r>
+          </w:p>
+          <w:p>
+            <w:pPr>
+              <w:rPr>
+                <w:rFonts w:ascii="Consolas" w:eastAsia="Times New Roman" w:hAnsi="Consolas" w:cstheme="minorHAnsi"/>
+                <w:sz w:val="16"/>
+                <w:szCs w:val="16"/>
+                <w:lang w:val="sr-Cyrl-RS" w:eastAsia="sr-Latn-RS"/>
+              </w:rPr>
+            </w:pPr>
+            <w:r>
+              <w:rPr>
+                <w:rFonts w:ascii="Consolas" w:eastAsia="Times New Roman" w:hAnsi="Consolas" w:cstheme="minorHAnsi"/>
+                <w:sz w:val="16"/>
+                <w:szCs w:val="16"/>
+                <w:lang w:val="sr-Cyrl-RS" w:eastAsia="sr-Latn-RS"/>
+              </w:rPr>
+              <w:t>using namespace std;</w:t>
+            </w:r>
+          </w:p>
+          <w:p>
+            <w:pPr>
+              <w:rPr>
+                <w:rFonts w:ascii="Consolas" w:eastAsia="Times New Roman" w:hAnsi="Consolas" w:cstheme="minorHAnsi"/>
+                <w:sz w:val="16"/>
+                <w:szCs w:val="16"/>
+                <w:lang w:val="sr-Cyrl-RS" w:eastAsia="sr-Latn-RS"/>
+              </w:rPr>
+            </w:pPr>
+            <w:r>
+              <w:rPr>
+                <w:rFonts w:ascii="Consolas" w:eastAsia="Times New Roman" w:hAnsi="Consolas" w:cstheme="minorHAnsi"/>
+                <w:sz w:val="16"/>
+                <w:szCs w:val="16"/>
+                <w:lang w:val="sr-Cyrl-RS" w:eastAsia="sr-Latn-RS"/>
+              </w:rPr>
+              <w:t>int main()</w:t>
+            </w:r>
+          </w:p>
+          <w:p>
+            <w:pPr>
+              <w:rPr>
+                <w:rFonts w:ascii="Consolas" w:eastAsia="Times New Roman" w:hAnsi="Consolas" w:cstheme="minorHAnsi"/>
+                <w:sz w:val="16"/>
+                <w:szCs w:val="16"/>
+                <w:lang w:val="sr-Cyrl-RS" w:eastAsia="sr-Latn-RS"/>
+              </w:rPr>
+            </w:pPr>
+            <w:r>
+              <w:rPr>
+                <w:rFonts w:ascii="Consolas" w:eastAsia="Times New Roman" w:hAnsi="Consolas" w:cstheme="minorHAnsi"/>
+                <w:sz w:val="16"/>
+                <w:szCs w:val="16"/>
+                <w:lang w:val="sr-Cyrl-RS" w:eastAsia="sr-Latn-RS"/>
+              </w:rPr>
+              <w:t>{</w:t>
+            </w:r>
+          </w:p>
+          <w:p>
+            <w:pPr>
+              <w:rPr>
+                <w:rFonts w:ascii="Consolas" w:eastAsia="Times New Roman" w:hAnsi="Consolas" w:cstheme="minorHAnsi"/>
+                <w:sz w:val="16"/>
+                <w:szCs w:val="16"/>
+                <w:lang w:val="sr-Cyrl-RS" w:eastAsia="sr-Latn-RS"/>
+              </w:rPr>
+            </w:pPr>
+            <w:r>
+              <w:rPr>
+                <w:rFonts w:ascii="Consolas" w:eastAsia="Times New Roman" w:hAnsi="Consolas" w:cstheme="minorHAnsi"/>
+                <w:sz w:val="16"/>
+                <w:szCs w:val="16"/>
+                <w:lang w:val="sr-Cyrl-RS" w:eastAsia="sr-Latn-RS"/>
+              </w:rPr>
+              <w:t xml:space="preserve">    string s;</w:t>
+            </w:r>
+          </w:p>
+          <w:p>
+            <w:pPr>
+              <w:rPr>
+                <w:rFonts w:ascii="Consolas" w:eastAsia="Times New Roman" w:hAnsi="Consolas" w:cstheme="minorHAnsi"/>
+                <w:sz w:val="16"/>
+                <w:szCs w:val="16"/>
+                <w:lang w:val="sr-Cyrl-RS" w:eastAsia="sr-Latn-RS"/>
+              </w:rPr>
+            </w:pPr>
+            <w:r>
+              <w:rPr>
+                <w:rFonts w:ascii="Consolas" w:eastAsia="Times New Roman" w:hAnsi="Consolas" w:cstheme="minorHAnsi"/>
+                <w:sz w:val="16"/>
+                <w:szCs w:val="16"/>
+                <w:lang w:val="sr-Cyrl-RS" w:eastAsia="sr-Latn-RS"/>
+              </w:rPr>
+              <w:t xml:space="preserve">    cin &gt;&gt; s;                      // ULAZ: uuussuusis</w:t>
+            </w:r>
+          </w:p>
+          <w:p>
+            <w:pPr>
+              <w:rPr>
+                <w:rFonts w:ascii="Consolas" w:eastAsia="Times New Roman" w:hAnsi="Consolas" w:cstheme="minorHAnsi"/>
+                <w:sz w:val="16"/>
+                <w:szCs w:val="16"/>
+                <w:lang w:val="sr-Cyrl-RS" w:eastAsia="sr-Latn-RS"/>
+              </w:rPr>
+            </w:pPr>
+            <w:r>
+              <w:rPr>
+                <w:rFonts w:ascii="Consolas" w:eastAsia="Times New Roman" w:hAnsi="Consolas" w:cstheme="minorHAnsi"/>
+                <w:sz w:val="16"/>
+                <w:szCs w:val="16"/>
+                <w:lang w:val="sr-Cyrl-RS" w:eastAsia="sr-Latn-RS"/>
+              </w:rPr>
+              <w:t xml:space="preserve">    list&lt;int&gt; a;                   // ekvivalent LinkedList&lt;int&gt;</w:t>
+            </w:r>
+          </w:p>
+          <w:p>
+            <w:pPr>
+              <w:rPr>
+                <w:rFonts w:ascii="Consolas" w:eastAsia="Times New Roman" w:hAnsi="Consolas" w:cstheme="minorHAnsi"/>
+                <w:sz w:val="16"/>
+                <w:szCs w:val="16"/>
+                <w:lang w:val="sr-Cyrl-RS" w:eastAsia="sr-Latn-RS"/>
+              </w:rPr>
+            </w:pPr>
+            <w:r>
+              <w:rPr>
+                <w:rFonts w:ascii="Consolas" w:eastAsia="Times New Roman" w:hAnsi="Consolas" w:cstheme="minorHAnsi"/>
+                <w:sz w:val="16"/>
+                <w:szCs w:val="16"/>
+                <w:lang w:val="sr-Cyrl-RS" w:eastAsia="sr-Latn-RS"/>
+              </w:rPr>
+              <w:t xml:space="preserve">    for (int i = 0; i &lt; s.length(); i++)</w:t>
+            </w:r>
+          </w:p>
+          <w:p>
+            <w:pPr>
+              <w:rPr>
+                <w:rFonts w:ascii="Consolas" w:eastAsia="Times New Roman" w:hAnsi="Consolas" w:cstheme="minorHAnsi"/>
+                <w:sz w:val="16"/>
+                <w:szCs w:val="16"/>
+                <w:lang w:val="sr-Cyrl-RS" w:eastAsia="sr-Latn-RS"/>
+              </w:rPr>
+            </w:pPr>
+            <w:r>
+              <w:rPr>
+                <w:rFonts w:ascii="Consolas" w:eastAsia="Times New Roman" w:hAnsi="Consolas" w:cstheme="minorHAnsi"/>
+                <w:sz w:val="16"/>
+                <w:szCs w:val="16"/>
+                <w:lang w:val="sr-Cyrl-RS" w:eastAsia="sr-Latn-RS"/>
+              </w:rPr>
+              <w:t xml:space="preserve">    {</w:t>
+            </w:r>
+          </w:p>
+          <w:p>
+            <w:pPr>
+              <w:rPr>
+                <w:rFonts w:ascii="Consolas" w:eastAsia="Times New Roman" w:hAnsi="Consolas" w:cstheme="minorHAnsi"/>
+                <w:sz w:val="16"/>
+                <w:szCs w:val="16"/>
+                <w:lang w:val="sr-Cyrl-RS" w:eastAsia="sr-Latn-RS"/>
+              </w:rPr>
+            </w:pPr>
+            <w:r>
+              <w:rPr>
+                <w:rFonts w:ascii="Consolas" w:eastAsia="Times New Roman" w:hAnsi="Consolas" w:cstheme="minorHAnsi"/>
+                <w:sz w:val="16"/>
+                <w:szCs w:val="16"/>
+                <w:lang w:val="sr-Cyrl-RS" w:eastAsia="sr-Latn-RS"/>
+              </w:rPr>
+              <w:t xml:space="preserve">        char c = s[i];</w:t>
+            </w:r>
+          </w:p>
+          <w:p>
+            <w:pPr>
+              <w:rPr>
+                <w:rFonts w:ascii="Consolas" w:eastAsia="Times New Roman" w:hAnsi="Consolas" w:cstheme="minorHAnsi"/>
+                <w:sz w:val="16"/>
+                <w:szCs w:val="16"/>
+                <w:lang w:val="sr-Cyrl-RS" w:eastAsia="sr-Latn-RS"/>
+              </w:rPr>
+            </w:pPr>
+            <w:r>
+              <w:rPr>
+                <w:rFonts w:ascii="Consolas" w:eastAsia="Times New Roman" w:hAnsi="Consolas" w:cstheme="minorHAnsi"/>
+                <w:sz w:val="16"/>
+                <w:szCs w:val="16"/>
+                <w:lang w:val="sr-Cyrl-RS" w:eastAsia="sr-Latn-RS"/>
+              </w:rPr>
+              <w:t xml:space="preserve">        if (c == 'u')</w:t>
+            </w:r>
+            <w:r>
+              <w:rPr>
+                <w:rFonts w:ascii="Consolas" w:eastAsia="Times New Roman" w:hAnsi="Consolas" w:cstheme="minorHAnsi"/>
+                <w:sz w:val="16"/>
+                <w:szCs w:val="16"/>
+                <w:lang w:val="en-US" w:eastAsia="sr-Latn-RS"/>
+              </w:rPr>
+              <w:t xml:space="preserve"> </w:t>
+            </w:r>
+            <w:r>
+              <w:rPr>
+                <w:rFonts w:ascii="Consolas" w:eastAsia="Times New Roman" w:hAnsi="Consolas" w:cstheme="minorHAnsi"/>
+                <w:sz w:val="16"/>
+                <w:szCs w:val="16"/>
+                <w:lang w:val="sr-Cyrl-RS" w:eastAsia="sr-Latn-RS"/>
+              </w:rPr>
+              <w:t>a.push_front(a.size() + 1);</w:t>
+            </w:r>
+            <w:r>
+              <w:rPr>
+                <w:rFonts w:ascii="Consolas" w:eastAsia="Times New Roman" w:hAnsi="Consolas" w:cstheme="minorHAnsi"/>
+                <w:sz w:val="16"/>
+                <w:szCs w:val="16"/>
+                <w:lang w:val="en-US" w:eastAsia="sr-Latn-RS"/>
+              </w:rPr>
+              <w:t xml:space="preserve"> </w:t>
+            </w:r>
+            <w:r>
+              <w:rPr>
+                <w:rFonts w:ascii="Consolas" w:eastAsia="Times New Roman" w:hAnsi="Consolas" w:cstheme="minorHAnsi"/>
+                <w:sz w:val="16"/>
+                <w:szCs w:val="16"/>
+                <w:lang w:val="sr-Cyrl-RS" w:eastAsia="sr-Latn-RS"/>
+              </w:rPr>
+              <w:t>// dodavanje novog igraca na pocetak</w:t>
+            </w:r>
+          </w:p>
+          <w:p>
+            <w:pPr>
+              <w:rPr>
+                <w:rFonts w:ascii="Consolas" w:eastAsia="Times New Roman" w:hAnsi="Consolas" w:cstheme="minorHAnsi"/>
+                <w:sz w:val="16"/>
+                <w:szCs w:val="16"/>
+                <w:lang w:val="en-US" w:eastAsia="sr-Latn-RS"/>
+              </w:rPr>
+            </w:pPr>
+            <w:r>
+              <w:rPr>
+                <w:rFonts w:ascii="Consolas" w:eastAsia="Times New Roman" w:hAnsi="Consolas" w:cstheme="minorHAnsi"/>
+                <w:sz w:val="16"/>
+                <w:szCs w:val="16"/>
+                <w:lang w:val="sr-Cyrl-RS" w:eastAsia="sr-Latn-RS"/>
+              </w:rPr>
+              <w:t xml:space="preserve">        else if (c == 'i' &amp;&amp; !a.empty()) a.pop_front();// izbacivanje prvog</w:t>
+            </w:r>
+          </w:p>
+          <w:p>
+            <w:pPr>
+              <w:rPr>
+                <w:rFonts w:ascii="Consolas" w:eastAsia="Times New Roman" w:hAnsi="Consolas" w:cstheme="minorHAnsi"/>
+                <w:sz w:val="16"/>
+                <w:szCs w:val="16"/>
+                <w:lang w:val="sr-Cyrl-RS" w:eastAsia="sr-Latn-RS"/>
+              </w:rPr>
+            </w:pPr>
+            <w:r>
+              <w:rPr>
+                <w:rFonts w:ascii="Consolas" w:eastAsia="Times New Roman" w:hAnsi="Consolas" w:cstheme="minorHAnsi"/>
+                <w:sz w:val="16"/>
+                <w:szCs w:val="16"/>
+                <w:lang w:val="sr-Cyrl-RS" w:eastAsia="sr-Latn-RS"/>
+              </w:rPr>
+              <w:t xml:space="preserve">        else if (c == 's' &amp;&amp; !a.empty())   // rotacija (poslednji ide na pocetak)</w:t>
+            </w:r>
+          </w:p>
+          <w:p>
+            <w:pPr>
+              <w:rPr>
+                <w:rFonts w:ascii="Consolas" w:eastAsia="Times New Roman" w:hAnsi="Consolas" w:cstheme="minorHAnsi"/>
+                <w:sz w:val="16"/>
+                <w:szCs w:val="16"/>
+                <w:lang w:val="sr-Cyrl-RS" w:eastAsia="sr-Latn-RS"/>
+              </w:rPr>
+            </w:pPr>
+            <w:r>
+              <w:rPr>
+                <w:rFonts w:ascii="Consolas" w:eastAsia="Times New Roman" w:hAnsi="Consolas" w:cstheme="minorHAnsi"/>
+                <w:sz w:val="16"/>
+                <w:szCs w:val="16"/>
+                <w:lang w:val="sr-Cyrl-RS" w:eastAsia="sr-Latn-RS"/>
+              </w:rPr>
+              <w:t xml:space="preserve">        {</w:t>
+            </w:r>
+          </w:p>
+          <w:p>
+            <w:pPr>
+              <w:rPr>
+                <w:rFonts w:ascii="Consolas" w:eastAsia="Times New Roman" w:hAnsi="Consolas" w:cstheme="minorHAnsi"/>
+                <w:sz w:val="16"/>
+                <w:szCs w:val="16"/>
+                <w:lang w:val="sr-Cyrl-RS" w:eastAsia="sr-Latn-RS"/>
+              </w:rPr>
+            </w:pPr>
+            <w:r>
+              <w:rPr>
+                <w:rFonts w:ascii="Consolas" w:eastAsia="Times New Roman" w:hAnsi="Consolas" w:cstheme="minorHAnsi"/>
+                <w:sz w:val="16"/>
+                <w:szCs w:val="16"/>
+                <w:lang w:val="sr-Cyrl-RS" w:eastAsia="sr-Latn-RS"/>
+              </w:rPr>
+              <w:t xml:space="preserve">            int ispred_v = a.back();  // poslednji</w:t>
+            </w:r>
+          </w:p>
+          <w:p>
+            <w:pPr>
+              <w:rPr>
+                <w:rFonts w:ascii="Consolas" w:eastAsia="Times New Roman" w:hAnsi="Consolas" w:cstheme="minorHAnsi"/>
+                <w:sz w:val="16"/>
+                <w:szCs w:val="16"/>
+                <w:lang w:val="sr-Cyrl-RS" w:eastAsia="sr-Latn-RS"/>
+              </w:rPr>
+            </w:pPr>
+            <w:r>
+              <w:rPr>
+                <w:rFonts w:ascii="Consolas" w:eastAsia="Times New Roman" w:hAnsi="Consolas" w:cstheme="minorHAnsi"/>
+                <w:sz w:val="16"/>
+                <w:szCs w:val="16"/>
+                <w:lang w:val="sr-Cyrl-RS" w:eastAsia="sr-Latn-RS"/>
+              </w:rPr>
+              <w:t xml:space="preserve">            a.pop_back();</w:t>
+            </w:r>
+          </w:p>
+          <w:p>
+            <w:pPr>
+              <w:rPr>
+                <w:rFonts w:ascii="Consolas" w:eastAsia="Times New Roman" w:hAnsi="Consolas" w:cstheme="minorHAnsi"/>
+                <w:sz w:val="16"/>
+                <w:szCs w:val="16"/>
+                <w:lang w:val="sr-Cyrl-RS" w:eastAsia="sr-Latn-RS"/>
+              </w:rPr>
+            </w:pPr>
+            <w:r>
+              <w:rPr>
+                <w:rFonts w:ascii="Consolas" w:eastAsia="Times New Roman" w:hAnsi="Consolas" w:cstheme="minorHAnsi"/>
+                <w:sz w:val="16"/>
+                <w:szCs w:val="16"/>
+                <w:lang w:val="sr-Cyrl-RS" w:eastAsia="sr-Latn-RS"/>
+              </w:rPr>
+              <w:t xml:space="preserve">            a.push_front(ispred_v);</w:t>
+            </w:r>
+          </w:p>
+          <w:p>
+            <w:pPr>
+              <w:rPr>
+                <w:rFonts w:ascii="Consolas" w:eastAsia="Times New Roman" w:hAnsi="Consolas" w:cstheme="minorHAnsi"/>
+                <w:sz w:val="16"/>
+                <w:szCs w:val="16"/>
+                <w:lang w:val="sr-Cyrl-RS" w:eastAsia="sr-Latn-RS"/>
+              </w:rPr>
+            </w:pPr>
+            <w:r>
+              <w:rPr>
+                <w:rFonts w:ascii="Consolas" w:eastAsia="Times New Roman" w:hAnsi="Consolas" w:cstheme="minorHAnsi"/>
+                <w:sz w:val="16"/>
+                <w:szCs w:val="16"/>
+                <w:lang w:val="sr-Cyrl-RS" w:eastAsia="sr-Latn-RS"/>
+              </w:rPr>
+              <w:t xml:space="preserve">        }</w:t>
+            </w:r>
+          </w:p>
+          <w:p>
+            <w:pPr>
+              <w:rPr>
+                <w:rFonts w:ascii="Consolas" w:eastAsia="Times New Roman" w:hAnsi="Consolas" w:cstheme="minorHAnsi"/>
+                <w:sz w:val="16"/>
+                <w:szCs w:val="16"/>
+                <w:lang w:val="sr-Cyrl-RS" w:eastAsia="sr-Latn-RS"/>
+              </w:rPr>
+            </w:pPr>
+            <w:r>
+              <w:rPr>
+                <w:rFonts w:ascii="Consolas" w:eastAsia="Times New Roman" w:hAnsi="Consolas" w:cstheme="minorHAnsi"/>
+                <w:sz w:val="16"/>
+                <w:szCs w:val="16"/>
+                <w:lang w:val="sr-Cyrl-RS" w:eastAsia="sr-Latn-RS"/>
+              </w:rPr>
+              <w:t xml:space="preserve">    }</w:t>
+            </w:r>
+          </w:p>
+          <w:p>
+            <w:pPr>
+              <w:rPr>
+                <w:rFonts w:ascii="Consolas" w:eastAsia="Times New Roman" w:hAnsi="Consolas" w:cstheme="minorHAnsi"/>
+                <w:sz w:val="16"/>
+                <w:szCs w:val="16"/>
+                <w:lang w:val="sr-Cyrl-RS" w:eastAsia="sr-Latn-RS"/>
+              </w:rPr>
+            </w:pPr>
+            <w:r>
+              <w:rPr>
+                <w:rFonts w:ascii="Consolas" w:eastAsia="Times New Roman" w:hAnsi="Consolas" w:cstheme="minorHAnsi"/>
+                <w:sz w:val="16"/>
+                <w:szCs w:val="16"/>
+                <w:lang w:val="sr-Cyrl-RS" w:eastAsia="sr-Latn-RS"/>
+              </w:rPr>
+              <w:t xml:space="preserve">    if (!a.empty())</w:t>
+            </w:r>
+          </w:p>
+          <w:p>
+            <w:pPr>
+              <w:rPr>
+                <w:rFonts w:ascii="Consolas" w:eastAsia="Times New Roman" w:hAnsi="Consolas" w:cstheme="minorHAnsi"/>
+                <w:sz w:val="16"/>
+                <w:szCs w:val="16"/>
+                <w:lang w:val="sr-Cyrl-RS" w:eastAsia="sr-Latn-RS"/>
+              </w:rPr>
+            </w:pPr>
+            <w:r>
+              <w:rPr>
+                <w:rFonts w:ascii="Consolas" w:eastAsia="Times New Roman" w:hAnsi="Consolas" w:cstheme="minorHAnsi"/>
+                <w:sz w:val="16"/>
+                <w:szCs w:val="16"/>
+                <w:lang w:val="sr-Cyrl-RS" w:eastAsia="sr-Latn-RS"/>
+              </w:rPr>
+              <w:t xml:space="preserve">    {</w:t>
+            </w:r>
+          </w:p>
+          <w:p>
+            <w:pPr>
+              <w:rPr>
+                <w:rFonts w:ascii="Consolas" w:eastAsia="Times New Roman" w:hAnsi="Consolas" w:cstheme="minorHAnsi"/>
+                <w:sz w:val="16"/>
+                <w:szCs w:val="16"/>
+                <w:lang w:val="sr-Cyrl-RS" w:eastAsia="sr-Latn-RS"/>
+              </w:rPr>
+            </w:pPr>
+            <w:r>
+              <w:rPr>
+                <w:rFonts w:ascii="Consolas" w:eastAsia="Times New Roman" w:hAnsi="Consolas" w:cstheme="minorHAnsi"/>
+                <w:sz w:val="16"/>
+                <w:szCs w:val="16"/>
+                <w:lang w:val="sr-Cyrl-RS" w:eastAsia="sr-Latn-RS"/>
+              </w:rPr>
+              <w:t xml:space="preserve">        int v = a.front();</w:t>
+            </w:r>
+          </w:p>
+          <w:p>
+            <w:pPr>
+              <w:rPr>
+                <w:rFonts w:ascii="Consolas" w:eastAsia="Times New Roman" w:hAnsi="Consolas" w:cstheme="minorHAnsi"/>
+                <w:sz w:val="16"/>
+                <w:szCs w:val="16"/>
+                <w:lang w:val="sr-Cyrl-RS" w:eastAsia="sr-Latn-RS"/>
+              </w:rPr>
+            </w:pPr>
+            <w:r>
+              <w:rPr>
+                <w:rFonts w:ascii="Consolas" w:eastAsia="Times New Roman" w:hAnsi="Consolas" w:cstheme="minorHAnsi"/>
+                <w:sz w:val="16"/>
+                <w:szCs w:val="16"/>
+                <w:lang w:val="sr-Cyrl-RS" w:eastAsia="sr-Latn-RS"/>
+              </w:rPr>
+              <w:t xml:space="preserve">        a.pop_front();</w:t>
+            </w:r>
+          </w:p>
+          <w:p>
+            <w:pPr>
+              <w:rPr>
+                <w:rFonts w:ascii="Consolas" w:eastAsia="Times New Roman" w:hAnsi="Consolas" w:cstheme="minorHAnsi"/>
+                <w:sz w:val="16"/>
+                <w:szCs w:val="16"/>
+                <w:lang w:val="sr-Cyrl-RS" w:eastAsia="sr-Latn-RS"/>
+              </w:rPr>
+            </w:pPr>
+            <w:r>
+              <w:rPr>
+                <w:rFonts w:ascii="Consolas" w:eastAsia="Times New Roman" w:hAnsi="Consolas" w:cstheme="minorHAnsi"/>
+                <w:sz w:val="16"/>
+                <w:szCs w:val="16"/>
+                <w:lang w:val="sr-Cyrl-RS" w:eastAsia="sr-Latn-RS"/>
+              </w:rPr>
+              <w:t xml:space="preserve">        a.push_back(v);</w:t>
+            </w:r>
+          </w:p>
+          <w:p>
+            <w:pPr>
+              <w:rPr>
+                <w:rFonts w:ascii="Consolas" w:eastAsia="Times New Roman" w:hAnsi="Consolas" w:cstheme="minorHAnsi"/>
+                <w:sz w:val="16"/>
+                <w:szCs w:val="16"/>
+                <w:lang w:val="sr-Cyrl-RS" w:eastAsia="sr-Latn-RS"/>
+              </w:rPr>
+            </w:pPr>
+            <w:r>
+              <w:rPr>
+                <w:rFonts w:ascii="Consolas" w:eastAsia="Times New Roman" w:hAnsi="Consolas" w:cstheme="minorHAnsi"/>
+                <w:sz w:val="16"/>
+                <w:szCs w:val="16"/>
+                <w:lang w:val="sr-Cyrl-RS" w:eastAsia="sr-Latn-RS"/>
+              </w:rPr>
+              <w:t xml:space="preserve">    }</w:t>
+            </w:r>
+          </w:p>
+          <w:p>
+            <w:pPr>
+              <w:rPr>
+                <w:rFonts w:ascii="Consolas" w:eastAsia="Times New Roman" w:hAnsi="Consolas" w:cstheme="minorHAnsi"/>
+                <w:sz w:val="16"/>
+                <w:szCs w:val="16"/>
+                <w:lang w:val="sr-Cyrl-RS" w:eastAsia="sr-Latn-RS"/>
+              </w:rPr>
+            </w:pPr>
+            <w:r>
+              <w:rPr>
+                <w:rFonts w:ascii="Consolas" w:eastAsia="Times New Roman" w:hAnsi="Consolas" w:cstheme="minorHAnsi"/>
+                <w:sz w:val="16"/>
+                <w:szCs w:val="16"/>
+                <w:lang w:val="sr-Cyrl-RS" w:eastAsia="sr-Latn-RS"/>
+              </w:rPr>
+              <w:t xml:space="preserve">    while (!a.empty())</w:t>
+            </w:r>
+          </w:p>
+          <w:p>
+            <w:pPr>
+              <w:rPr>
+                <w:rFonts w:ascii="Consolas" w:eastAsia="Times New Roman" w:hAnsi="Consolas" w:cstheme="minorHAnsi"/>
+                <w:sz w:val="16"/>
+                <w:szCs w:val="16"/>
+                <w:lang w:val="sr-Cyrl-RS" w:eastAsia="sr-Latn-RS"/>
+              </w:rPr>
+            </w:pPr>
+            <w:r>
+              <w:rPr>
+                <w:rFonts w:ascii="Consolas" w:eastAsia="Times New Roman" w:hAnsi="Consolas" w:cstheme="minorHAnsi"/>
+                <w:sz w:val="16"/>
+                <w:szCs w:val="16"/>
+                <w:lang w:val="sr-Cyrl-RS" w:eastAsia="sr-Latn-RS"/>
+              </w:rPr>
+              <w:t xml:space="preserve">    {</w:t>
+            </w:r>
+          </w:p>
+          <w:p>
+            <w:pPr>
+              <w:rPr>
+                <w:rFonts w:ascii="Consolas" w:eastAsia="Times New Roman" w:hAnsi="Consolas" w:cstheme="minorHAnsi"/>
+                <w:sz w:val="16"/>
+                <w:szCs w:val="16"/>
+                <w:lang w:val="sr-Cyrl-RS" w:eastAsia="sr-Latn-RS"/>
+              </w:rPr>
+            </w:pPr>
+            <w:r>
+              <w:rPr>
+                <w:rFonts w:ascii="Consolas" w:eastAsia="Times New Roman" w:hAnsi="Consolas" w:cstheme="minorHAnsi"/>
+                <w:sz w:val="16"/>
+                <w:szCs w:val="16"/>
+                <w:lang w:val="sr-Cyrl-RS" w:eastAsia="sr-Latn-RS"/>
+              </w:rPr>
+              <w:t xml:space="preserve">        cout &lt;&lt; a.back() &lt;&lt; " ";</w:t>
+            </w:r>
+          </w:p>
+          <w:p>
+            <w:pPr>
+              <w:rPr>
+                <w:rFonts w:ascii="Consolas" w:eastAsia="Times New Roman" w:hAnsi="Consolas" w:cstheme="minorHAnsi"/>
+                <w:sz w:val="16"/>
+                <w:szCs w:val="16"/>
+                <w:lang w:val="sr-Cyrl-RS" w:eastAsia="sr-Latn-RS"/>
+              </w:rPr>
+            </w:pPr>
+            <w:r>
+              <w:rPr>
+                <w:rFonts w:ascii="Consolas" w:eastAsia="Times New Roman" w:hAnsi="Consolas" w:cstheme="minorHAnsi"/>
+                <w:sz w:val="16"/>
+                <w:szCs w:val="16"/>
+                <w:lang w:val="sr-Cyrl-RS" w:eastAsia="sr-Latn-RS"/>
+              </w:rPr>
+              <w:t xml:space="preserve">        a.pop_back();</w:t>
+            </w:r>
+          </w:p>
+          <w:p>
+            <w:pPr>
+              <w:rPr>
+                <w:rFonts w:ascii="Consolas" w:eastAsia="Times New Roman" w:hAnsi="Consolas" w:cstheme="minorHAnsi"/>
+                <w:sz w:val="16"/>
+                <w:szCs w:val="16"/>
+                <w:lang w:val="sr-Cyrl-RS" w:eastAsia="sr-Latn-RS"/>
+              </w:rPr>
+            </w:pPr>
+            <w:r>
+              <w:rPr>
+                <w:rFonts w:ascii="Consolas" w:eastAsia="Times New Roman" w:hAnsi="Consolas" w:cstheme="minorHAnsi"/>
+                <w:sz w:val="16"/>
+                <w:szCs w:val="16"/>
+                <w:lang w:val="sr-Cyrl-RS" w:eastAsia="sr-Latn-RS"/>
+              </w:rPr>
+              <w:t xml:space="preserve">    }</w:t>
+            </w:r>
+          </w:p>
+          <w:p>
+            <w:pPr>
+              <w:rPr>
+                <w:rFonts w:ascii="Consolas" w:eastAsia="Times New Roman" w:hAnsi="Consolas" w:cstheme="minorHAnsi"/>
+                <w:sz w:val="16"/>
+                <w:szCs w:val="16"/>
+                <w:lang w:val="sr-Cyrl-RS" w:eastAsia="sr-Latn-RS"/>
+              </w:rPr>
+            </w:pPr>
+            <w:r>
+              <w:rPr>
+                <w:rFonts w:ascii="Consolas" w:eastAsia="Times New Roman" w:hAnsi="Consolas" w:cstheme="minorHAnsi"/>
+                <w:sz w:val="16"/>
+                <w:szCs w:val="16"/>
+                <w:lang w:val="sr-Cyrl-RS" w:eastAsia="sr-Latn-RS"/>
+              </w:rPr>
+              <w:t xml:space="preserve">    return 0;</w:t>
+            </w:r>
+          </w:p>
+          <w:p>
+            <w:pPr>
+              <w:rPr>
+                <w:rFonts w:ascii="Consolas" w:eastAsia="Times New Roman" w:hAnsi="Consolas" w:cstheme="minorHAnsi"/>
+                <w:sz w:val="16"/>
+                <w:szCs w:val="16"/>
+                <w:lang w:val="sr-Cyrl-RS" w:eastAsia="sr-Latn-RS"/>
+              </w:rPr>
+            </w:pPr>
+            <w:r>
+              <w:rPr>
+                <w:rFonts w:ascii="Consolas" w:eastAsia="Times New Roman" w:hAnsi="Consolas" w:cstheme="minorHAnsi"/>
+                <w:sz w:val="16"/>
+                <w:szCs w:val="16"/>
+                <w:lang w:val="sr-Cyrl-RS" w:eastAsia="sr-Latn-RS"/>
+              </w:rPr>
+              <w:t>}</w:t>
+            </w:r>
+          </w:p>
+        </w:tc>
+      </w:tr>
+    </w:tbl>
+    <w:p>
+      <w:pPr>
+        <w:spacing w:after="0" w:line="240" w:lineRule="auto"/>
+        <w:rPr>
+          <w:rFonts w:eastAsia="Times New Roman" w:cstheme="minorHAnsi"/>
+          <w:lang w:val="sr-Cyrl-RS" w:eastAsia="sr-Latn-RS"/>
+        </w:rPr>
+      </w:pPr>
+      <w:r>
+        <w:rPr>
+          <w:rFonts w:eastAsia="Times New Roman" w:cstheme="minorHAnsi"/>
+          <w:lang w:val="sr-Cyrl-RS" w:eastAsia="sr-Latn-RS"/>
+        </w:rPr>
+        <w:t>Програмски код</w:t>
+      </w:r>
+      <w:r>
+        <w:rPr>
+          <w:rFonts w:eastAsia="Times New Roman" w:cstheme="minorHAnsi"/>
+          <w:lang w:val="en-US" w:eastAsia="sr-Latn-RS"/>
+        </w:rPr>
+        <w:t xml:space="preserve"> </w:t>
+      </w:r>
+      <w:r>
+        <w:rPr>
+          <w:rFonts w:eastAsia="Times New Roman" w:cstheme="minorHAnsi"/>
+          <w:lang w:val="sr-Cyrl-RS" w:eastAsia="sr-Latn-RS"/>
+        </w:rPr>
+        <w:t xml:space="preserve">у </w:t>
+      </w:r>
+      <w:r>
+        <w:rPr>
+          <w:rFonts w:eastAsia="Times New Roman" w:cstheme="minorHAnsi"/>
+          <w:lang w:val="sr-Cyrl-RS" w:eastAsia="sr-Latn-RS"/>
+        </w:rPr>
+        <w:t xml:space="preserve">Јави </w:t>
+      </w:r>
+      <w:r>
+        <w:rPr>
+          <w:rFonts w:eastAsia="Times New Roman" w:cstheme="minorHAnsi"/>
+          <w:lang w:val="sr-Cyrl-RS" w:eastAsia="sr-Latn-RS"/>
+        </w:rPr>
+        <w:t xml:space="preserve">се може преузети са следећег линка: </w:t>
+      </w:r>
+      <w:hyperlink r:id="rId36" w:history="1">
+        <w:r>
+          <w:rPr>
+            <w:rStyle w:val="Hyperlink"/>
+            <w:rFonts w:eastAsia="Times New Roman" w:cstheme="minorHAnsi"/>
+            <w:lang w:val="sr-Cyrl-RS" w:eastAsia="sr-Latn-RS"/>
+          </w:rPr>
+          <w:t>Ред са д</w:t>
         </w:r>
         <w:r>
           <w:rPr>
@@ -27410,7 +34061,7 @@
             <w:rFonts w:eastAsia="Times New Roman" w:cstheme="minorHAnsi"/>
             <w:lang w:val="sr-Cyrl-RS" w:eastAsia="sr-Latn-RS"/>
           </w:rPr>
-          <w:t>ликована листа</w:t>
+          <w:t>в</w:t>
         </w:r>
         <w:r>
           <w:rPr>
@@ -27418,7 +34069,7 @@
             <w:rFonts w:eastAsia="Times New Roman" w:cstheme="minorHAnsi"/>
             <w:lang w:val="sr-Cyrl-RS" w:eastAsia="sr-Latn-RS"/>
           </w:rPr>
-          <w:t>)</w:t>
+          <w:t>а краја</w:t>
         </w:r>
       </w:hyperlink>
       <w:r>
@@ -27426,7 +34077,7 @@
           <w:rFonts w:eastAsia="Times New Roman" w:cstheme="minorHAnsi"/>
           <w:lang w:val="sr-Cyrl-RS" w:eastAsia="sr-Latn-RS"/>
         </w:rPr>
-        <w:t>.</w:t>
+        <w:t xml:space="preserve"> (напомена: код није оптимизован).</w:t>
       </w:r>
     </w:p>
     <w:p>
@@ -27434,27 +34085,385 @@
         <w:spacing w:after="0" w:line="240" w:lineRule="auto"/>
         <w:rPr>
           <w:rFonts w:eastAsia="Times New Roman" w:cstheme="minorHAnsi"/>
-          <w:lang w:val="sr-Cyrl-RS" w:eastAsia="sr-Latn-RS"/>
+          <w:lang w:val="en-US" w:eastAsia="sr-Latn-RS"/>
         </w:rPr>
       </w:pPr>
-      <w:r>
-        <w:rPr>
-          <w:rFonts w:eastAsia="Times New Roman" w:cstheme="minorHAnsi"/>
-          <w:lang w:val="sr-Cyrl-RS" w:eastAsia="sr-Latn-RS"/>
-        </w:rPr>
-        <w:t>На сличан начин могу се написати програмски кодови у осталим програмским језицима.</w:t>
-      </w:r>
     </w:p>
     <w:p>
       <w:pPr>
+        <w:spacing w:after="0" w:line="240" w:lineRule="auto"/>
         <w:rPr>
           <w:rFonts w:eastAsia="Times New Roman" w:cstheme="minorHAnsi"/>
           <w:lang w:val="sr-Cyrl-RS" w:eastAsia="sr-Latn-RS"/>
         </w:rPr>
       </w:pPr>
+      <w:r>
+        <w:rPr>
+          <w:rFonts w:eastAsia="Times New Roman" w:cstheme="minorHAnsi"/>
+          <w:lang w:val="sr-Cyrl-RS" w:eastAsia="sr-Latn-RS"/>
+        </w:rPr>
+        <w:t>На сличан начин могу се написати програмски кодови у осталим програмским језицима.</w:t>
+      </w:r>
+    </w:p>
+    <w:p>
+      <w:pPr>
+        <w:rPr>
+          <w:rFonts w:eastAsia="Times New Roman" w:cstheme="minorHAnsi"/>
+          <w:lang w:val="sr-Cyrl-RS" w:eastAsia="sr-Latn-RS"/>
+        </w:rPr>
+      </w:pPr>
+      <w:r>
+        <w:rPr>
+          <w:rFonts w:eastAsia="Times New Roman" w:cstheme="minorHAnsi"/>
+          <w:lang w:val="sr-Cyrl-RS" w:eastAsia="sr-Latn-RS"/>
+        </w:rPr>
+        <w:br w:type="page"/>
+      </w:r>
+    </w:p>
+    <w:p>
+      <w:pPr>
+        <w:pStyle w:val="Heading2"/>
+        <w:rPr>
+          <w:lang w:val="sr-Cyrl-RS"/>
+        </w:rPr>
+      </w:pPr>
+      <w:r>
+        <w:rPr>
+          <w:lang w:val="sr-Cyrl-RS"/>
+        </w:rPr>
+        <w:lastRenderedPageBreak/>
+        <w:t>Литература (додатни материјали):</w:t>
+      </w:r>
+    </w:p>
+    <w:p>
+      <w:pPr>
+        <w:pStyle w:val="ListParagraph"/>
+        <w:numPr>
+          <w:ilvl w:val="0"/>
+          <w:numId w:val="8"/>
+        </w:numPr>
+        <w:rPr>
+          <w:rFonts w:eastAsia="Times New Roman" w:cstheme="minorHAnsi"/>
+          <w:lang w:val="sr-Cyrl-RS" w:eastAsia="sr-Latn-RS"/>
+        </w:rPr>
+      </w:pPr>
+      <w:hyperlink r:id="rId37" w:history="1">
+        <w:r>
+          <w:rPr>
+            <w:rStyle w:val="Hyperlink"/>
+            <w:rFonts w:eastAsia="Times New Roman" w:cstheme="minorHAnsi"/>
+            <w:lang w:val="sr-Cyrl-RS" w:eastAsia="sr-Latn-RS"/>
+          </w:rPr>
+          <w:t>https://petlja.org/sr-Latn-RS/biblioteka/r/Zbirka2/01%20stekovi_i_redovi/02%20red</w:t>
+        </w:r>
+      </w:hyperlink>
+    </w:p>
+    <w:p>
+      <w:pPr>
+        <w:pStyle w:val="ListParagraph"/>
+        <w:numPr>
+          <w:ilvl w:val="0"/>
+          <w:numId w:val="8"/>
+        </w:numPr>
+        <w:rPr>
+          <w:rFonts w:eastAsia="Times New Roman" w:cstheme="minorHAnsi"/>
+          <w:lang w:val="sr-Cyrl-RS" w:eastAsia="sr-Latn-RS"/>
+        </w:rPr>
+      </w:pPr>
+      <w:hyperlink r:id="rId38" w:history="1">
+        <w:r>
+          <w:rPr>
+            <w:rStyle w:val="Hyperlink"/>
+            <w:rFonts w:eastAsia="Times New Roman" w:cstheme="minorHAnsi"/>
+            <w:lang w:val="sr-Cyrl-RS" w:eastAsia="sr-Latn-RS"/>
+          </w:rPr>
+          <w:t>https://sr.wikipedia.org/wiki/Povezana_lista</w:t>
+        </w:r>
+      </w:hyperlink>
+    </w:p>
+    <w:p>
+      <w:pPr>
+        <w:pStyle w:val="ListParagraph"/>
+        <w:numPr>
+          <w:ilvl w:val="0"/>
+          <w:numId w:val="8"/>
+        </w:numPr>
+        <w:rPr>
+          <w:rFonts w:eastAsia="Times New Roman" w:cstheme="minorHAnsi"/>
+          <w:lang w:val="sr-Cyrl-RS" w:eastAsia="sr-Latn-RS"/>
+        </w:rPr>
+      </w:pPr>
+      <w:hyperlink r:id="rId39" w:history="1">
+        <w:r>
+          <w:rPr>
+            <w:rStyle w:val="Hyperlink"/>
+            <w:rFonts w:eastAsia="Times New Roman" w:cstheme="minorHAnsi"/>
+            <w:lang w:val="sr-Cyrl-RS" w:eastAsia="sr-Latn-RS"/>
+          </w:rPr>
+          <w:t>https://skolakoda.github.io/povezana-lista</w:t>
+        </w:r>
+      </w:hyperlink>
+    </w:p>
+    <w:p>
+      <w:pPr>
+        <w:pStyle w:val="ListParagraph"/>
+        <w:numPr>
+          <w:ilvl w:val="0"/>
+          <w:numId w:val="8"/>
+        </w:numPr>
+        <w:rPr>
+          <w:rFonts w:eastAsia="Times New Roman" w:cstheme="minorHAnsi"/>
+          <w:lang w:val="sr-Cyrl-RS" w:eastAsia="sr-Latn-RS"/>
+        </w:rPr>
+      </w:pPr>
+      <w:hyperlink r:id="rId40" w:history="1">
+        <w:r>
+          <w:rPr>
+            <w:rStyle w:val="Hyperlink"/>
+            <w:rFonts w:eastAsia="Times New Roman" w:cstheme="minorHAnsi"/>
+            <w:lang w:val="sr-Cyrl-RS" w:eastAsia="sr-Latn-RS"/>
+          </w:rPr>
+          <w:t>https://www.geeksforgeeks.org/c-sharp/linked-list-implementation-in-c-sharp/</w:t>
+        </w:r>
+      </w:hyperlink>
+    </w:p>
+    <w:p>
+      <w:pPr>
+        <w:pStyle w:val="ListParagraph"/>
+        <w:numPr>
+          <w:ilvl w:val="0"/>
+          <w:numId w:val="8"/>
+        </w:numPr>
+        <w:rPr>
+          <w:rFonts w:eastAsia="Times New Roman" w:cstheme="minorHAnsi"/>
+          <w:lang w:val="sr-Cyrl-RS" w:eastAsia="sr-Latn-RS"/>
+        </w:rPr>
+      </w:pPr>
+      <w:hyperlink r:id="rId41" w:history="1">
+        <w:r>
+          <w:rPr>
+            <w:rStyle w:val="Hyperlink"/>
+            <w:rFonts w:eastAsia="Times New Roman" w:cstheme="minorHAnsi"/>
+            <w:lang w:val="sr-Cyrl-RS" w:eastAsia="sr-Latn-RS"/>
+          </w:rPr>
+          <w:t>https://www.tutorialspoint.com/article/LinkedList-in-Chash</w:t>
+        </w:r>
+      </w:hyperlink>
+    </w:p>
+    <w:p>
+      <w:pPr>
+        <w:pStyle w:val="ListParagraph"/>
+        <w:numPr>
+          <w:ilvl w:val="0"/>
+          <w:numId w:val="8"/>
+        </w:numPr>
+        <w:rPr>
+          <w:rFonts w:eastAsia="Times New Roman" w:cstheme="minorHAnsi"/>
+          <w:lang w:val="sr-Cyrl-RS" w:eastAsia="sr-Latn-RS"/>
+        </w:rPr>
+      </w:pPr>
+      <w:hyperlink r:id="rId42" w:history="1">
+        <w:r>
+          <w:rPr>
+            <w:rStyle w:val="Hyperlink"/>
+            <w:rFonts w:eastAsia="Times New Roman" w:cstheme="minorHAnsi"/>
+            <w:lang w:val="sr-Cyrl-RS" w:eastAsia="sr-Latn-RS"/>
+          </w:rPr>
+          <w:t>https://visualgo.net/en/list</w:t>
+        </w:r>
+      </w:hyperlink>
+    </w:p>
+    <w:p>
+      <w:pPr>
+        <w:pStyle w:val="ListParagraph"/>
+        <w:numPr>
+          <w:ilvl w:val="0"/>
+          <w:numId w:val="8"/>
+        </w:numPr>
+        <w:rPr>
+          <w:rFonts w:eastAsia="Times New Roman" w:cstheme="minorHAnsi"/>
+          <w:lang w:val="sr-Cyrl-RS" w:eastAsia="sr-Latn-RS"/>
+        </w:rPr>
+      </w:pPr>
+      <w:hyperlink r:id="rId43" w:history="1">
+        <w:r>
+          <w:rPr>
+            <w:rStyle w:val="Hyperlink"/>
+            <w:rFonts w:eastAsia="Times New Roman" w:cstheme="minorHAnsi"/>
+            <w:lang w:val="sr-Cyrl-RS" w:eastAsia="sr-Latn-RS"/>
+          </w:rPr>
+          <w:t>https://www.programiz.com/csharp-programming/queue</w:t>
+        </w:r>
+      </w:hyperlink>
+    </w:p>
+    <w:p>
+      <w:pPr>
+        <w:pStyle w:val="ListParagraph"/>
+        <w:numPr>
+          <w:ilvl w:val="0"/>
+          <w:numId w:val="8"/>
+        </w:numPr>
+        <w:rPr>
+          <w:rFonts w:eastAsia="Times New Roman" w:cstheme="minorHAnsi"/>
+          <w:lang w:val="sr-Cyrl-RS" w:eastAsia="sr-Latn-RS"/>
+        </w:rPr>
+      </w:pPr>
+      <w:hyperlink r:id="rId44" w:history="1">
+        <w:r>
+          <w:rPr>
+            <w:rStyle w:val="Hyperlink"/>
+            <w:rFonts w:eastAsia="Times New Roman" w:cstheme="minorHAnsi"/>
+            <w:lang w:val="sr-Cyrl-RS" w:eastAsia="sr-Latn-RS"/>
+          </w:rPr>
+          <w:t>https://www.cs.usfca.edu/~galles/visualization/QueueLL.html</w:t>
+        </w:r>
+      </w:hyperlink>
+    </w:p>
+    <w:p>
+      <w:pPr>
+        <w:pStyle w:val="ListParagraph"/>
+        <w:numPr>
+          <w:ilvl w:val="0"/>
+          <w:numId w:val="8"/>
+        </w:numPr>
+        <w:rPr>
+          <w:rFonts w:eastAsia="Times New Roman" w:cstheme="minorHAnsi"/>
+          <w:lang w:val="sr-Cyrl-RS" w:eastAsia="sr-Latn-RS"/>
+        </w:rPr>
+      </w:pPr>
+      <w:hyperlink r:id="rId45" w:history="1">
+        <w:r>
+          <w:rPr>
+            <w:rStyle w:val="Hyperlink"/>
+            <w:rFonts w:eastAsia="Times New Roman" w:cstheme="minorHAnsi"/>
+            <w:lang w:val="sr-Cyrl-RS" w:eastAsia="sr-Latn-RS"/>
+          </w:rPr>
+          <w:t>https://www.tutorialsteacher.com/csharp/csharp-queue</w:t>
+        </w:r>
+      </w:hyperlink>
+    </w:p>
+    <w:p>
+      <w:pPr>
+        <w:pStyle w:val="ListParagraph"/>
+        <w:numPr>
+          <w:ilvl w:val="0"/>
+          <w:numId w:val="8"/>
+        </w:numPr>
+        <w:rPr>
+          <w:rFonts w:eastAsia="Times New Roman" w:cstheme="minorHAnsi"/>
+          <w:lang w:val="sr-Cyrl-RS" w:eastAsia="sr-Latn-RS"/>
+        </w:rPr>
+      </w:pPr>
+      <w:hyperlink r:id="rId46" w:history="1">
+        <w:r>
+          <w:rPr>
+            <w:rStyle w:val="Hyperlink"/>
+            <w:rFonts w:eastAsia="Times New Roman" w:cstheme="minorHAnsi"/>
+            <w:lang w:val="sr-Cyrl-RS" w:eastAsia="sr-Latn-RS"/>
+          </w:rPr>
+          <w:t>https://codeblog.rs/clanci/strukture_podataka#red_za_%C4%8Dekanje_queue</w:t>
+        </w:r>
+      </w:hyperlink>
+    </w:p>
+    <w:p>
+      <w:pPr>
+        <w:pStyle w:val="ListParagraph"/>
+        <w:numPr>
+          <w:ilvl w:val="0"/>
+          <w:numId w:val="8"/>
+        </w:numPr>
+        <w:rPr>
+          <w:rFonts w:eastAsia="Times New Roman" w:cstheme="minorHAnsi"/>
+          <w:lang w:val="sr-Cyrl-RS" w:eastAsia="sr-Latn-RS"/>
+        </w:rPr>
+      </w:pPr>
+      <w:hyperlink r:id="rId47" w:history="1">
+        <w:r>
+          <w:rPr>
+            <w:rStyle w:val="Hyperlink"/>
+            <w:rFonts w:eastAsia="Times New Roman" w:cstheme="minorHAnsi"/>
+            <w:lang w:val="sr-Cyrl-RS" w:eastAsia="sr-Latn-RS"/>
+          </w:rPr>
+          <w:t>https://youtu.be/R9PTBwOzceo?si=TYxCyt5p1j3-rh3c</w:t>
+        </w:r>
+      </w:hyperlink>
+    </w:p>
+    <w:p>
+      <w:pPr>
+        <w:pStyle w:val="ListParagraph"/>
+        <w:numPr>
+          <w:ilvl w:val="0"/>
+          <w:numId w:val="8"/>
+        </w:numPr>
+        <w:rPr>
+          <w:rFonts w:eastAsia="Times New Roman" w:cstheme="minorHAnsi"/>
+          <w:lang w:val="sr-Cyrl-RS" w:eastAsia="sr-Latn-RS"/>
+        </w:rPr>
+      </w:pPr>
+      <w:hyperlink r:id="rId48" w:history="1">
+        <w:r>
+          <w:rPr>
+            <w:rStyle w:val="Hyperlink"/>
+            <w:rFonts w:eastAsia="Times New Roman" w:cstheme="minorHAnsi"/>
+            <w:lang w:val="sr-Cyrl-RS" w:eastAsia="sr-Latn-RS"/>
+          </w:rPr>
+          <w:t>https://youtu.be/pxMxAXQFH</w:t>
+        </w:r>
+        <w:r>
+          <w:rPr>
+            <w:rStyle w:val="Hyperlink"/>
+            <w:rFonts w:eastAsia="Times New Roman" w:cstheme="minorHAnsi"/>
+            <w:lang w:val="sr-Cyrl-RS" w:eastAsia="sr-Latn-RS"/>
+          </w:rPr>
+          <w:t>5</w:t>
+        </w:r>
+        <w:r>
+          <w:rPr>
+            <w:rStyle w:val="Hyperlink"/>
+            <w:rFonts w:eastAsia="Times New Roman" w:cstheme="minorHAnsi"/>
+            <w:lang w:val="sr-Cyrl-RS" w:eastAsia="sr-Latn-RS"/>
+          </w:rPr>
+          <w:t>k?si=KEDdfC6AlmMsEUPR</w:t>
+        </w:r>
+      </w:hyperlink>
+      <w:r>
+        <w:rPr>
+          <w:rFonts w:eastAsia="Times New Roman" w:cstheme="minorHAnsi"/>
+          <w:lang w:val="sr-Cyrl-RS" w:eastAsia="sr-Latn-RS"/>
+        </w:rPr>
+        <w:t xml:space="preserve"> </w:t>
+      </w:r>
+      <w:r>
+        <w:rPr>
+          <w:rFonts w:eastAsia="Times New Roman" w:cstheme="minorHAnsi"/>
+          <w:lang w:val="sr-Cyrl-RS" w:eastAsia="sr-Latn-RS"/>
+        </w:rPr>
+        <w:t>(напомена:</w:t>
+      </w:r>
+      <w:r>
+        <w:rPr>
+          <w:rFonts w:eastAsia="Times New Roman" w:cstheme="minorHAnsi"/>
+          <w:lang w:val="sr-Cyrl-RS" w:eastAsia="sr-Latn-RS"/>
+        </w:rPr>
+        <w:t xml:space="preserve"> видео је без звука</w:t>
+      </w:r>
+      <w:r>
+        <w:rPr>
+          <w:rFonts w:eastAsia="Times New Roman" w:cstheme="minorHAnsi"/>
+          <w:lang w:val="sr-Cyrl-RS" w:eastAsia="sr-Latn-RS"/>
+        </w:rPr>
+        <w:t>)</w:t>
+      </w:r>
+      <w:r>
+        <w:rPr>
+          <w:rFonts w:eastAsia="Times New Roman" w:cstheme="minorHAnsi"/>
+          <w:lang w:val="sr-Cyrl-RS" w:eastAsia="sr-Latn-RS"/>
+        </w:rPr>
+        <w:t>.</w:t>
+      </w:r>
     </w:p>
     <w:sectPr>
-      <w:headerReference w:type="default" r:id="rId32"/>
+      <w:headerReference w:type="default" r:id="rId49"/>
       <w:pgSz w:w="11906" w:h="16838" w:code="9"/>
       <w:pgMar w:top="851" w:right="567" w:bottom="851" w:left="567" w:header="709" w:footer="709" w:gutter="0"/>
       <w:cols w:space="708"/>
@@ -28260,6 +35269,232 @@
     </w:lvl>
   </w:abstractNum>
   <w:abstractNum w:abstractNumId="5" w15:restartNumberingAfterBreak="0">
+    <w:nsid w:val="4F9126AF"/>
+    <w:multiLevelType w:val="hybridMultilevel"/>
+    <w:tmpl w:val="8468FC06"/>
+    <w:lvl w:ilvl="0" w:tplc="241A0001">
+      <w:start w:val="1"/>
+      <w:numFmt w:val="bullet"/>
+      <w:lvlText w:val=""/>
+      <w:lvlJc w:val="left"/>
+      <w:pPr>
+        <w:ind w:left="720" w:hanging="360"/>
+      </w:pPr>
+      <w:rPr>
+        <w:rFonts w:ascii="Symbol" w:hAnsi="Symbol" w:hint="default"/>
+      </w:rPr>
+    </w:lvl>
+    <w:lvl w:ilvl="1" w:tplc="241A0003" w:tentative="1">
+      <w:start w:val="1"/>
+      <w:numFmt w:val="bullet"/>
+      <w:lvlText w:val="o"/>
+      <w:lvlJc w:val="left"/>
+      <w:pPr>
+        <w:ind w:left="1440" w:hanging="360"/>
+      </w:pPr>
+      <w:rPr>
+        <w:rFonts w:ascii="Courier New" w:hAnsi="Courier New" w:cs="Courier New" w:hint="default"/>
+      </w:rPr>
+    </w:lvl>
+    <w:lvl w:ilvl="2" w:tplc="241A0005" w:tentative="1">
+      <w:start w:val="1"/>
+      <w:numFmt w:val="bullet"/>
+      <w:lvlText w:val=""/>
+      <w:lvlJc w:val="left"/>
+      <w:pPr>
+        <w:ind w:left="2160" w:hanging="360"/>
+      </w:pPr>
+      <w:rPr>
+        <w:rFonts w:ascii="Wingdings" w:hAnsi="Wingdings" w:hint="default"/>
+      </w:rPr>
+    </w:lvl>
+    <w:lvl w:ilvl="3" w:tplc="241A0001" w:tentative="1">
+      <w:start w:val="1"/>
+      <w:numFmt w:val="bullet"/>
+      <w:lvlText w:val=""/>
+      <w:lvlJc w:val="left"/>
+      <w:pPr>
+        <w:ind w:left="2880" w:hanging="360"/>
+      </w:pPr>
+      <w:rPr>
+        <w:rFonts w:ascii="Symbol" w:hAnsi="Symbol" w:hint="default"/>
+      </w:rPr>
+    </w:lvl>
+    <w:lvl w:ilvl="4" w:tplc="241A0003" w:tentative="1">
+      <w:start w:val="1"/>
+      <w:numFmt w:val="bullet"/>
+      <w:lvlText w:val="o"/>
+      <w:lvlJc w:val="left"/>
+      <w:pPr>
+        <w:ind w:left="3600" w:hanging="360"/>
+      </w:pPr>
+      <w:rPr>
+        <w:rFonts w:ascii="Courier New" w:hAnsi="Courier New" w:cs="Courier New" w:hint="default"/>
+      </w:rPr>
+    </w:lvl>
+    <w:lvl w:ilvl="5" w:tplc="241A0005" w:tentative="1">
+      <w:start w:val="1"/>
+      <w:numFmt w:val="bullet"/>
+      <w:lvlText w:val=""/>
+      <w:lvlJc w:val="left"/>
+      <w:pPr>
+        <w:ind w:left="4320" w:hanging="360"/>
+      </w:pPr>
+      <w:rPr>
+        <w:rFonts w:ascii="Wingdings" w:hAnsi="Wingdings" w:hint="default"/>
+      </w:rPr>
+    </w:lvl>
+    <w:lvl w:ilvl="6" w:tplc="241A0001" w:tentative="1">
+      <w:start w:val="1"/>
+      <w:numFmt w:val="bullet"/>
+      <w:lvlText w:val=""/>
+      <w:lvlJc w:val="left"/>
+      <w:pPr>
+        <w:ind w:left="5040" w:hanging="360"/>
+      </w:pPr>
+      <w:rPr>
+        <w:rFonts w:ascii="Symbol" w:hAnsi="Symbol" w:hint="default"/>
+      </w:rPr>
+    </w:lvl>
+    <w:lvl w:ilvl="7" w:tplc="241A0003" w:tentative="1">
+      <w:start w:val="1"/>
+      <w:numFmt w:val="bullet"/>
+      <w:lvlText w:val="o"/>
+      <w:lvlJc w:val="left"/>
+      <w:pPr>
+        <w:ind w:left="5760" w:hanging="360"/>
+      </w:pPr>
+      <w:rPr>
+        <w:rFonts w:ascii="Courier New" w:hAnsi="Courier New" w:cs="Courier New" w:hint="default"/>
+      </w:rPr>
+    </w:lvl>
+    <w:lvl w:ilvl="8" w:tplc="241A0005" w:tentative="1">
+      <w:start w:val="1"/>
+      <w:numFmt w:val="bullet"/>
+      <w:lvlText w:val=""/>
+      <w:lvlJc w:val="left"/>
+      <w:pPr>
+        <w:ind w:left="6480" w:hanging="360"/>
+      </w:pPr>
+      <w:rPr>
+        <w:rFonts w:ascii="Wingdings" w:hAnsi="Wingdings" w:hint="default"/>
+      </w:rPr>
+    </w:lvl>
+  </w:abstractNum>
+  <w:abstractNum w:abstractNumId="6" w15:restartNumberingAfterBreak="0">
+    <w:nsid w:val="52095A4F"/>
+    <w:multiLevelType w:val="hybridMultilevel"/>
+    <w:tmpl w:val="9E72268A"/>
+    <w:lvl w:ilvl="0" w:tplc="241A0001">
+      <w:start w:val="1"/>
+      <w:numFmt w:val="bullet"/>
+      <w:lvlText w:val=""/>
+      <w:lvlJc w:val="left"/>
+      <w:pPr>
+        <w:ind w:left="720" w:hanging="360"/>
+      </w:pPr>
+      <w:rPr>
+        <w:rFonts w:ascii="Symbol" w:hAnsi="Symbol" w:hint="default"/>
+      </w:rPr>
+    </w:lvl>
+    <w:lvl w:ilvl="1" w:tplc="241A0003" w:tentative="1">
+      <w:start w:val="1"/>
+      <w:numFmt w:val="bullet"/>
+      <w:lvlText w:val="o"/>
+      <w:lvlJc w:val="left"/>
+      <w:pPr>
+        <w:ind w:left="1440" w:hanging="360"/>
+      </w:pPr>
+      <w:rPr>
+        <w:rFonts w:ascii="Courier New" w:hAnsi="Courier New" w:cs="Courier New" w:hint="default"/>
+      </w:rPr>
+    </w:lvl>
+    <w:lvl w:ilvl="2" w:tplc="241A0005" w:tentative="1">
+      <w:start w:val="1"/>
+      <w:numFmt w:val="bullet"/>
+      <w:lvlText w:val=""/>
+      <w:lvlJc w:val="left"/>
+      <w:pPr>
+        <w:ind w:left="2160" w:hanging="360"/>
+      </w:pPr>
+      <w:rPr>
+        <w:rFonts w:ascii="Wingdings" w:hAnsi="Wingdings" w:hint="default"/>
+      </w:rPr>
+    </w:lvl>
+    <w:lvl w:ilvl="3" w:tplc="241A0001" w:tentative="1">
+      <w:start w:val="1"/>
+      <w:numFmt w:val="bullet"/>
+      <w:lvlText w:val=""/>
+      <w:lvlJc w:val="left"/>
+      <w:pPr>
+        <w:ind w:left="2880" w:hanging="360"/>
+      </w:pPr>
+      <w:rPr>
+        <w:rFonts w:ascii="Symbol" w:hAnsi="Symbol" w:hint="default"/>
+      </w:rPr>
+    </w:lvl>
+    <w:lvl w:ilvl="4" w:tplc="241A0003" w:tentative="1">
+      <w:start w:val="1"/>
+      <w:numFmt w:val="bullet"/>
+      <w:lvlText w:val="o"/>
+      <w:lvlJc w:val="left"/>
+      <w:pPr>
+        <w:ind w:left="3600" w:hanging="360"/>
+      </w:pPr>
+      <w:rPr>
+        <w:rFonts w:ascii="Courier New" w:hAnsi="Courier New" w:cs="Courier New" w:hint="default"/>
+      </w:rPr>
+    </w:lvl>
+    <w:lvl w:ilvl="5" w:tplc="241A0005" w:tentative="1">
+      <w:start w:val="1"/>
+      <w:numFmt w:val="bullet"/>
+      <w:lvlText w:val=""/>
+      <w:lvlJc w:val="left"/>
+      <w:pPr>
+        <w:ind w:left="4320" w:hanging="360"/>
+      </w:pPr>
+      <w:rPr>
+        <w:rFonts w:ascii="Wingdings" w:hAnsi="Wingdings" w:hint="default"/>
+      </w:rPr>
+    </w:lvl>
+    <w:lvl w:ilvl="6" w:tplc="241A0001" w:tentative="1">
+      <w:start w:val="1"/>
+      <w:numFmt w:val="bullet"/>
+      <w:lvlText w:val=""/>
+      <w:lvlJc w:val="left"/>
+      <w:pPr>
+        <w:ind w:left="5040" w:hanging="360"/>
+      </w:pPr>
+      <w:rPr>
+        <w:rFonts w:ascii="Symbol" w:hAnsi="Symbol" w:hint="default"/>
+      </w:rPr>
+    </w:lvl>
+    <w:lvl w:ilvl="7" w:tplc="241A0003" w:tentative="1">
+      <w:start w:val="1"/>
+      <w:numFmt w:val="bullet"/>
+      <w:lvlText w:val="o"/>
+      <w:lvlJc w:val="left"/>
+      <w:pPr>
+        <w:ind w:left="5760" w:hanging="360"/>
+      </w:pPr>
+      <w:rPr>
+        <w:rFonts w:ascii="Courier New" w:hAnsi="Courier New" w:cs="Courier New" w:hint="default"/>
+      </w:rPr>
+    </w:lvl>
+    <w:lvl w:ilvl="8" w:tplc="241A0005" w:tentative="1">
+      <w:start w:val="1"/>
+      <w:numFmt w:val="bullet"/>
+      <w:lvlText w:val=""/>
+      <w:lvlJc w:val="left"/>
+      <w:pPr>
+        <w:ind w:left="6480" w:hanging="360"/>
+      </w:pPr>
+      <w:rPr>
+        <w:rFonts w:ascii="Wingdings" w:hAnsi="Wingdings" w:hint="default"/>
+      </w:rPr>
+    </w:lvl>
+  </w:abstractNum>
+  <w:abstractNum w:abstractNumId="7" w15:restartNumberingAfterBreak="0">
     <w:nsid w:val="64670BFD"/>
     <w:multiLevelType w:val="multilevel"/>
     <w:tmpl w:val="241A001F"/>
@@ -28345,7 +35580,7 @@
       </w:pPr>
     </w:lvl>
   </w:abstractNum>
-  <w:abstractNum w:abstractNumId="6" w15:restartNumberingAfterBreak="0">
+  <w:abstractNum w:abstractNumId="8" w15:restartNumberingAfterBreak="0">
     <w:nsid w:val="708326D9"/>
     <w:multiLevelType w:val="hybridMultilevel"/>
     <w:tmpl w:val="062E770E"/>
@@ -28471,13 +35706,19 @@
     <w:abstractNumId w:val="1"/>
   </w:num>
   <w:num w:numId="5">
-    <w:abstractNumId w:val="6"/>
+    <w:abstractNumId w:val="8"/>
   </w:num>
   <w:num w:numId="6">
-    <w:abstractNumId w:val="5"/>
+    <w:abstractNumId w:val="7"/>
   </w:num>
   <w:num w:numId="7">
     <w:abstractNumId w:val="0"/>
+  </w:num>
+  <w:num w:numId="8">
+    <w:abstractNumId w:val="6"/>
+  </w:num>
+  <w:num w:numId="9">
+    <w:abstractNumId w:val="5"/>
   </w:num>
   <w:numIdMacAtCleanup w:val="7"/>
 </w:numbering>
